--- a/manuscript/submission/论文草稿.docx
+++ b/manuscript/submission/论文草稿.docx
@@ -86,7 +86,7 @@
           <w:b w:val="0"/>
           <w:i w:val="0"/>
         </w:rPr>
-        <w:t xml:space="preserve"> v3.10.0</w:t>
+        <w:t xml:space="preserve"> v3.11.0</w:t>
       </w:r>
     </w:p>
     <w:p>
@@ -114,7 +114,7 @@
           <w:i w:val="0"/>
           <w:sz w:val="21"/>
         </w:rPr>
-        <w:t>v3.10.0-alignment.2</w:t>
+        <w:t>v3.11.0-alignment.1</w:t>
       </w:r>
     </w:p>
     <w:p>
@@ -168,7 +168,7 @@
           <w:b w:val="0"/>
           <w:i w:val="0"/>
         </w:rPr>
-        <w:t>：理论导向的结构化内容分析是唯一正式方法；正文已承接V1层级、V2三级人工结构与活动汇总边界、V3双向强度、独立V4、评价原子切分、V16及Excel内部模板2.4</w:t>
+        <w:t>：理论导向的结构化内容分析是唯一正式方法；正文已承接V3层级、V4三级人工结构与活动汇总边界、V5双向强度、独立V6、评价原子切分、V11及Excel内部模板2.5</w:t>
       </w:r>
     </w:p>
     <w:p>
@@ -456,13 +456,22 @@
       </w:r>
     </w:p>
     <w:p>
-      <w:pPr/>
-      <w:r>
-        <w:rPr>
-          <w:b w:val="0"/>
-          <w:i w:val="0"/>
-        </w:rPr>
-        <w:t>&gt;</w:t>
+      <w:pPr>
+        <w:pStyle w:val="af5"/>
+      </w:pPr>
+      <w:r>
+        <w:rPr>
+          <w:b/>
+          <w:i w:val="0"/>
+        </w:rPr>
+        <w:t>RQ2：</w:t>
+      </w:r>
+      <w:r>
+        <w:rPr>
+          <w:b w:val="0"/>
+          <w:i w:val="0"/>
+        </w:rPr>
+        <w:t xml:space="preserve"> 不同创作者层级（KOL vs KOC）在资源调用轮廓、内容策略轮廓和互动信号轮廓上是否存在差异？</w:t>
       </w:r>
     </w:p>
     <w:p>
@@ -474,14 +483,14 @@
           <w:b/>
           <w:i w:val="0"/>
         </w:rPr>
-        <w:t>RQ2：</w:t>
-      </w:r>
-      <w:r>
-        <w:rPr>
-          <w:b w:val="0"/>
-          <w:i w:val="0"/>
-        </w:rPr>
-        <w:t xml:space="preserve"> 不同创作者层级（KOL vs KOC）在资源调用轮廓、内容策略轮廓和互动信号轮廓上是否存在差异？</w:t>
+        <w:t>RQ3（DEFERRED）：</w:t>
+      </w:r>
+      <w:r>
+        <w:rPr>
+          <w:b w:val="0"/>
+          <w:i w:val="0"/>
+        </w:rPr>
+        <w:t xml:space="preserve"> 在视觉轨通过独立质量门后，文本与视觉如何协同呈现目的地形象？</w:t>
       </w:r>
     </w:p>
     <w:p>
@@ -491,7 +500,7 @@
           <w:b w:val="0"/>
           <w:i w:val="0"/>
         </w:rPr>
-        <w:t>&gt;</w:t>
+        <w:t>基于上述研究问题和文献综述，本研究提出以下假设：</w:t>
       </w:r>
     </w:p>
     <w:p>
@@ -503,24 +512,14 @@
           <w:b/>
           <w:i w:val="0"/>
         </w:rPr>
-        <w:t>RQ3（DEFERRED）：</w:t>
-      </w:r>
-      <w:r>
-        <w:rPr>
-          <w:b w:val="0"/>
-          <w:i w:val="0"/>
-        </w:rPr>
-        <w:t xml:space="preserve"> 在视觉轨通过独立质量门后，文本与视觉如何协同呈现目的地形象？</w:t>
-      </w:r>
-    </w:p>
-    <w:p>
-      <w:pPr/>
-      <w:r>
-        <w:rPr>
-          <w:b w:val="0"/>
-          <w:i w:val="0"/>
-        </w:rPr>
-        <w:t>基于上述研究问题和文献综述，本研究提出以下假设：</w:t>
+        <w:t>H1：</w:t>
+      </w:r>
+      <w:r>
+        <w:rPr>
+          <w:b w:val="0"/>
+          <w:i w:val="0"/>
+        </w:rPr>
+        <w:t xml:space="preserve"> 不同创作者层级在资源调用轮廓（IMP）上存在显著差异。</w:t>
       </w:r>
     </w:p>
     <w:p>
@@ -532,24 +531,14 @@
           <w:b/>
           <w:i w:val="0"/>
         </w:rPr>
-        <w:t>H1：</w:t>
-      </w:r>
-      <w:r>
-        <w:rPr>
-          <w:b w:val="0"/>
-          <w:i w:val="0"/>
-        </w:rPr>
-        <w:t xml:space="preserve"> 不同创作者层级在资源调用轮廓（IMP）上存在显著差异。</w:t>
-      </w:r>
-    </w:p>
-    <w:p>
-      <w:pPr/>
-      <w:r>
-        <w:rPr>
-          <w:b w:val="0"/>
-          <w:i w:val="0"/>
-        </w:rPr>
-        <w:t>&gt;</w:t>
+        <w:t>H2：</w:t>
+      </w:r>
+      <w:r>
+        <w:rPr>
+          <w:b w:val="0"/>
+          <w:i w:val="0"/>
+        </w:rPr>
+        <w:t xml:space="preserve"> 不同创作者层级在内容策略轮廓上存在显著差异。</w:t>
       </w:r>
     </w:p>
     <w:p>
@@ -561,24 +550,14 @@
           <w:b/>
           <w:i w:val="0"/>
         </w:rPr>
-        <w:t>H2：</w:t>
-      </w:r>
-      <w:r>
-        <w:rPr>
-          <w:b w:val="0"/>
-          <w:i w:val="0"/>
-        </w:rPr>
-        <w:t xml:space="preserve"> 不同创作者层级在内容策略轮廓上存在显著差异。</w:t>
-      </w:r>
-    </w:p>
-    <w:p>
-      <w:pPr/>
-      <w:r>
-        <w:rPr>
-          <w:b w:val="0"/>
-          <w:i w:val="0"/>
-        </w:rPr>
-        <w:t>&gt;</w:t>
+        <w:t>H3（DEFERRED）：</w:t>
+      </w:r>
+      <w:r>
+        <w:rPr>
+          <w:b w:val="0"/>
+          <w:i w:val="0"/>
+        </w:rPr>
+        <w:t xml:space="preserve"> 不同创作者层级在策略→资源关联矩阵（SRM）上存在结构性差异。</w:t>
       </w:r>
     </w:p>
     <w:p>
@@ -590,24 +569,14 @@
           <w:b/>
           <w:i w:val="0"/>
         </w:rPr>
-        <w:t>H3（DEFERRED）：</w:t>
-      </w:r>
-      <w:r>
-        <w:rPr>
-          <w:b w:val="0"/>
-          <w:i w:val="0"/>
-        </w:rPr>
-        <w:t xml:space="preserve"> 不同创作者层级在策略→资源关联矩阵（SRM）上存在结构性差异。</w:t>
-      </w:r>
-    </w:p>
-    <w:p>
-      <w:pPr/>
-      <w:r>
-        <w:rPr>
-          <w:b w:val="0"/>
-          <w:i w:val="0"/>
-        </w:rPr>
-        <w:t>&gt;</w:t>
+        <w:t>H4（DEFERRED）：</w:t>
+      </w:r>
+      <w:r>
+        <w:rPr>
+          <w:b w:val="0"/>
+          <w:i w:val="0"/>
+        </w:rPr>
+        <w:t xml:space="preserve"> 不同创作者层级在资源→语言功能共现矩阵（SAM）上存在结构性差异。</w:t>
       </w:r>
     </w:p>
     <w:p>
@@ -619,24 +588,14 @@
           <w:b/>
           <w:i w:val="0"/>
         </w:rPr>
-        <w:t>H4（DEFERRED）：</w:t>
-      </w:r>
-      <w:r>
-        <w:rPr>
-          <w:b w:val="0"/>
-          <w:i w:val="0"/>
-        </w:rPr>
-        <w:t xml:space="preserve"> 不同创作者层级在资源→语言功能共现矩阵（SAM）上存在结构性差异。</w:t>
-      </w:r>
-    </w:p>
-    <w:p>
-      <w:pPr/>
-      <w:r>
-        <w:rPr>
-          <w:b w:val="0"/>
-          <w:i w:val="0"/>
-        </w:rPr>
-        <w:t>&gt;</w:t>
+        <w:t>H5：</w:t>
+      </w:r>
+      <w:r>
+        <w:rPr>
+          <w:b w:val="0"/>
+          <w:i w:val="0"/>
+        </w:rPr>
+        <w:t xml:space="preserve"> 不同创作者层级在互动信号轮廓（ISP）上存在显著差异。</w:t>
       </w:r>
     </w:p>
     <w:p>
@@ -648,24 +607,14 @@
           <w:b/>
           <w:i w:val="0"/>
         </w:rPr>
-        <w:t>H5：</w:t>
-      </w:r>
-      <w:r>
-        <w:rPr>
-          <w:b w:val="0"/>
-          <w:i w:val="0"/>
-        </w:rPr>
-        <w:t xml:space="preserve"> 不同创作者层级在互动信号轮廓（ISP）上存在显著差异。</w:t>
-      </w:r>
-    </w:p>
-    <w:p>
-      <w:pPr/>
-      <w:r>
-        <w:rPr>
-          <w:b w:val="0"/>
-          <w:i w:val="0"/>
-        </w:rPr>
-        <w:t>&gt;</w:t>
+        <w:t>H6（DEFERRED）：</w:t>
+      </w:r>
+      <w:r>
+        <w:rPr>
+          <w:b w:val="0"/>
+          <w:i w:val="0"/>
+        </w:rPr>
+        <w:t xml:space="preserve"> 文字资源与视觉资源的匹配程度在不同层级间存在差异。</w:t>
       </w:r>
     </w:p>
     <w:p>
@@ -677,24 +626,14 @@
           <w:b/>
           <w:i w:val="0"/>
         </w:rPr>
-        <w:t>H6（DEFERRED）：</w:t>
-      </w:r>
-      <w:r>
-        <w:rPr>
-          <w:b w:val="0"/>
-          <w:i w:val="0"/>
-        </w:rPr>
-        <w:t xml:space="preserve"> 文字资源与视觉资源的匹配程度在不同层级间存在差异。</w:t>
-      </w:r>
-    </w:p>
-    <w:p>
-      <w:pPr/>
-      <w:r>
-        <w:rPr>
-          <w:b w:val="0"/>
-          <w:i w:val="0"/>
-        </w:rPr>
-        <w:t>&gt;</w:t>
+        <w:t>H7（DEFERRED）：</w:t>
+      </w:r>
+      <w:r>
+        <w:rPr>
+          <w:b w:val="0"/>
+          <w:i w:val="0"/>
+        </w:rPr>
+        <w:t xml:space="preserve"> 明确商业披露状态（V1）调节策略→资源关联关系。</w:t>
       </w:r>
     </w:p>
     <w:p>
@@ -706,35 +645,6 @@
           <w:b/>
           <w:i w:val="0"/>
         </w:rPr>
-        <w:t>H7（DEFERRED）：</w:t>
-      </w:r>
-      <w:r>
-        <w:rPr>
-          <w:b w:val="0"/>
-          <w:i w:val="0"/>
-        </w:rPr>
-        <w:t xml:space="preserve"> 明确商业披露状态（V6）调节策略→资源关联关系。</w:t>
-      </w:r>
-    </w:p>
-    <w:p>
-      <w:pPr/>
-      <w:r>
-        <w:rPr>
-          <w:b w:val="0"/>
-          <w:i w:val="0"/>
-        </w:rPr>
-        <w:t>&gt;</w:t>
-      </w:r>
-    </w:p>
-    <w:p>
-      <w:pPr>
-        <w:pStyle w:val="af5"/>
-      </w:pPr>
-      <w:r>
-        <w:rPr>
-          <w:b/>
-          <w:i w:val="0"/>
-        </w:rPr>
         <w:t>H8（DEFERRED）：</w:t>
       </w:r>
       <w:r>
@@ -808,7 +718,7 @@
           <w:b w:val="0"/>
           <w:i w:val="0"/>
         </w:rPr>
-        <w:t xml:space="preserve"> 文本轨（V1、V2、V3、V4）承担核心问题检验，视觉轨（V11、V12、V14、V15、V16）在独立质量门通过后作为辅助研究。V1采用5个父类与22个子项的层级多标签结构，V2的父类与亚类均由编码员判断，V3记录语言功能与情感，V4记录方向中立的目的地属性。所有字段均人工编码，父子逻辑仅作审计；评价对象或方向切换时强制切分。V16只记录可见对象状态，不判断整图好坏。</w:t>
+        <w:t xml:space="preserve"> 文本轨（V3、V4、V5、V6）承担核心问题检验，视觉轨（V7、V8、V9、V10、V11）在独立质量门通过后作为辅助研究。V3采用5个父类与22个子项的层级多标签结构，V4的父类与亚类均由编码员判断，V5记录语言功能与情感，V6记录方向中立的目的地属性。所有字段均人工编码，父子逻辑仅作审计；评价对象或方向切换时强制切分。V11只记录可见对象状态，不判断整图好坏。</w:t>
       </w:r>
     </w:p>
     <w:p>
@@ -1071,14 +981,14 @@
             </w:pPr>
             <w:r>
               <w:rPr>
-                <w:rFonts w:ascii="Songti SC" w:hAnsi="Songti SC" w:eastAsia="Songti SC"/>
+                <w:rFonts w:ascii="Arial Unicode MS" w:hAnsi="Arial Unicode MS" w:eastAsia="Arial Unicode MS"/>
                 <w:b/>
                 <w:sz w:val="17"/>
               </w:rPr>
             </w:r>
             <w:r>
               <w:rPr>
-                <w:rFonts w:ascii="Songti SC" w:hAnsi="Songti SC" w:eastAsia="Songti SC"/>
+                <w:rFonts w:ascii="Arial Unicode MS" w:hAnsi="Arial Unicode MS" w:eastAsia="Arial Unicode MS"/>
                 <w:b/>
                 <w:i w:val="0"/>
                 <w:sz w:val="17"/>
@@ -1100,14 +1010,14 @@
             </w:pPr>
             <w:r>
               <w:rPr>
-                <w:rFonts w:ascii="Songti SC" w:hAnsi="Songti SC" w:eastAsia="Songti SC"/>
+                <w:rFonts w:ascii="Arial Unicode MS" w:hAnsi="Arial Unicode MS" w:eastAsia="Arial Unicode MS"/>
                 <w:b/>
                 <w:sz w:val="17"/>
               </w:rPr>
             </w:r>
             <w:r>
               <w:rPr>
-                <w:rFonts w:ascii="Songti SC" w:hAnsi="Songti SC" w:eastAsia="Songti SC"/>
+                <w:rFonts w:ascii="Arial Unicode MS" w:hAnsi="Arial Unicode MS" w:eastAsia="Arial Unicode MS"/>
                 <w:b/>
                 <w:i w:val="0"/>
                 <w:sz w:val="17"/>
@@ -1129,14 +1039,14 @@
             </w:pPr>
             <w:r>
               <w:rPr>
-                <w:rFonts w:ascii="Songti SC" w:hAnsi="Songti SC" w:eastAsia="Songti SC"/>
+                <w:rFonts w:ascii="Arial Unicode MS" w:hAnsi="Arial Unicode MS" w:eastAsia="Arial Unicode MS"/>
                 <w:b/>
                 <w:sz w:val="17"/>
               </w:rPr>
             </w:r>
             <w:r>
               <w:rPr>
-                <w:rFonts w:ascii="Songti SC" w:hAnsi="Songti SC" w:eastAsia="Songti SC"/>
+                <w:rFonts w:ascii="Arial Unicode MS" w:hAnsi="Arial Unicode MS" w:eastAsia="Arial Unicode MS"/>
                 <w:b/>
                 <w:i w:val="0"/>
                 <w:sz w:val="17"/>
@@ -1162,13 +1072,13 @@
             </w:pPr>
             <w:r>
               <w:rPr>
-                <w:rFonts w:ascii="Songti SC" w:hAnsi="Songti SC" w:eastAsia="Songti SC"/>
-                <w:sz w:val="17"/>
-              </w:rPr>
-            </w:r>
-            <w:r>
-              <w:rPr>
-                <w:rFonts w:ascii="Songti SC" w:hAnsi="Songti SC" w:eastAsia="Songti SC"/>
+                <w:rFonts w:ascii="Arial Unicode MS" w:hAnsi="Arial Unicode MS" w:eastAsia="Arial Unicode MS"/>
+                <w:sz w:val="17"/>
+              </w:rPr>
+            </w:r>
+            <w:r>
+              <w:rPr>
+                <w:rFonts w:ascii="Arial Unicode MS" w:hAnsi="Arial Unicode MS" w:eastAsia="Arial Unicode MS"/>
                 <w:b w:val="0"/>
                 <w:i w:val="0"/>
                 <w:sz w:val="17"/>
@@ -1189,13 +1099,13 @@
             </w:pPr>
             <w:r>
               <w:rPr>
-                <w:rFonts w:ascii="Songti SC" w:hAnsi="Songti SC" w:eastAsia="Songti SC"/>
-                <w:sz w:val="17"/>
-              </w:rPr>
-            </w:r>
-            <w:r>
-              <w:rPr>
-                <w:rFonts w:ascii="Songti SC" w:hAnsi="Songti SC" w:eastAsia="Songti SC"/>
+                <w:rFonts w:ascii="Arial Unicode MS" w:hAnsi="Arial Unicode MS" w:eastAsia="Arial Unicode MS"/>
+                <w:sz w:val="17"/>
+              </w:rPr>
+            </w:r>
+            <w:r>
+              <w:rPr>
+                <w:rFonts w:ascii="Arial Unicode MS" w:hAnsi="Arial Unicode MS" w:eastAsia="Arial Unicode MS"/>
                 <w:b w:val="0"/>
                 <w:i w:val="0"/>
                 <w:sz w:val="17"/>
@@ -1216,13 +1126,13 @@
             </w:pPr>
             <w:r>
               <w:rPr>
-                <w:rFonts w:ascii="Songti SC" w:hAnsi="Songti SC" w:eastAsia="Songti SC"/>
-                <w:sz w:val="17"/>
-              </w:rPr>
-            </w:r>
-            <w:r>
-              <w:rPr>
-                <w:rFonts w:ascii="Songti SC" w:hAnsi="Songti SC" w:eastAsia="Songti SC"/>
+                <w:rFonts w:ascii="Arial Unicode MS" w:hAnsi="Arial Unicode MS" w:eastAsia="Arial Unicode MS"/>
+                <w:sz w:val="17"/>
+              </w:rPr>
+            </w:r>
+            <w:r>
+              <w:rPr>
+                <w:rFonts w:ascii="Arial Unicode MS" w:hAnsi="Arial Unicode MS" w:eastAsia="Arial Unicode MS"/>
                 <w:b w:val="0"/>
                 <w:i w:val="0"/>
                 <w:sz w:val="17"/>
@@ -1248,13 +1158,13 @@
             </w:pPr>
             <w:r>
               <w:rPr>
-                <w:rFonts w:ascii="Songti SC" w:hAnsi="Songti SC" w:eastAsia="Songti SC"/>
-                <w:sz w:val="17"/>
-              </w:rPr>
-            </w:r>
-            <w:r>
-              <w:rPr>
-                <w:rFonts w:ascii="Songti SC" w:hAnsi="Songti SC" w:eastAsia="Songti SC"/>
+                <w:rFonts w:ascii="Arial Unicode MS" w:hAnsi="Arial Unicode MS" w:eastAsia="Arial Unicode MS"/>
+                <w:sz w:val="17"/>
+              </w:rPr>
+            </w:r>
+            <w:r>
+              <w:rPr>
+                <w:rFonts w:ascii="Arial Unicode MS" w:hAnsi="Arial Unicode MS" w:eastAsia="Arial Unicode MS"/>
                 <w:b w:val="0"/>
                 <w:i w:val="0"/>
                 <w:sz w:val="17"/>
@@ -1275,13 +1185,13 @@
             </w:pPr>
             <w:r>
               <w:rPr>
-                <w:rFonts w:ascii="Songti SC" w:hAnsi="Songti SC" w:eastAsia="Songti SC"/>
-                <w:sz w:val="17"/>
-              </w:rPr>
-            </w:r>
-            <w:r>
-              <w:rPr>
-                <w:rFonts w:ascii="Songti SC" w:hAnsi="Songti SC" w:eastAsia="Songti SC"/>
+                <w:rFonts w:ascii="Arial Unicode MS" w:hAnsi="Arial Unicode MS" w:eastAsia="Arial Unicode MS"/>
+                <w:sz w:val="17"/>
+              </w:rPr>
+            </w:r>
+            <w:r>
+              <w:rPr>
+                <w:rFonts w:ascii="Arial Unicode MS" w:hAnsi="Arial Unicode MS" w:eastAsia="Arial Unicode MS"/>
                 <w:b w:val="0"/>
                 <w:i w:val="0"/>
                 <w:sz w:val="17"/>
@@ -1302,13 +1212,13 @@
             </w:pPr>
             <w:r>
               <w:rPr>
-                <w:rFonts w:ascii="Songti SC" w:hAnsi="Songti SC" w:eastAsia="Songti SC"/>
-                <w:sz w:val="17"/>
-              </w:rPr>
-            </w:r>
-            <w:r>
-              <w:rPr>
-                <w:rFonts w:ascii="Songti SC" w:hAnsi="Songti SC" w:eastAsia="Songti SC"/>
+                <w:rFonts w:ascii="Arial Unicode MS" w:hAnsi="Arial Unicode MS" w:eastAsia="Arial Unicode MS"/>
+                <w:sz w:val="17"/>
+              </w:rPr>
+            </w:r>
+            <w:r>
+              <w:rPr>
+                <w:rFonts w:ascii="Arial Unicode MS" w:hAnsi="Arial Unicode MS" w:eastAsia="Arial Unicode MS"/>
                 <w:b w:val="0"/>
                 <w:i w:val="0"/>
                 <w:sz w:val="17"/>
@@ -1334,13 +1244,13 @@
             </w:pPr>
             <w:r>
               <w:rPr>
-                <w:rFonts w:ascii="Songti SC" w:hAnsi="Songti SC" w:eastAsia="Songti SC"/>
-                <w:sz w:val="17"/>
-              </w:rPr>
-            </w:r>
-            <w:r>
-              <w:rPr>
-                <w:rFonts w:ascii="Songti SC" w:hAnsi="Songti SC" w:eastAsia="Songti SC"/>
+                <w:rFonts w:ascii="Arial Unicode MS" w:hAnsi="Arial Unicode MS" w:eastAsia="Arial Unicode MS"/>
+                <w:sz w:val="17"/>
+              </w:rPr>
+            </w:r>
+            <w:r>
+              <w:rPr>
+                <w:rFonts w:ascii="Arial Unicode MS" w:hAnsi="Arial Unicode MS" w:eastAsia="Arial Unicode MS"/>
                 <w:b w:val="0"/>
                 <w:i w:val="0"/>
                 <w:sz w:val="17"/>
@@ -1361,13 +1271,13 @@
             </w:pPr>
             <w:r>
               <w:rPr>
-                <w:rFonts w:ascii="Songti SC" w:hAnsi="Songti SC" w:eastAsia="Songti SC"/>
-                <w:sz w:val="17"/>
-              </w:rPr>
-            </w:r>
-            <w:r>
-              <w:rPr>
-                <w:rFonts w:ascii="Songti SC" w:hAnsi="Songti SC" w:eastAsia="Songti SC"/>
+                <w:rFonts w:ascii="Arial Unicode MS" w:hAnsi="Arial Unicode MS" w:eastAsia="Arial Unicode MS"/>
+                <w:sz w:val="17"/>
+              </w:rPr>
+            </w:r>
+            <w:r>
+              <w:rPr>
+                <w:rFonts w:ascii="Arial Unicode MS" w:hAnsi="Arial Unicode MS" w:eastAsia="Arial Unicode MS"/>
                 <w:b w:val="0"/>
                 <w:i w:val="0"/>
                 <w:sz w:val="17"/>
@@ -1388,13 +1298,13 @@
             </w:pPr>
             <w:r>
               <w:rPr>
-                <w:rFonts w:ascii="Songti SC" w:hAnsi="Songti SC" w:eastAsia="Songti SC"/>
-                <w:sz w:val="17"/>
-              </w:rPr>
-            </w:r>
-            <w:r>
-              <w:rPr>
-                <w:rFonts w:ascii="Songti SC" w:hAnsi="Songti SC" w:eastAsia="Songti SC"/>
+                <w:rFonts w:ascii="Arial Unicode MS" w:hAnsi="Arial Unicode MS" w:eastAsia="Arial Unicode MS"/>
+                <w:sz w:val="17"/>
+              </w:rPr>
+            </w:r>
+            <w:r>
+              <w:rPr>
+                <w:rFonts w:ascii="Arial Unicode MS" w:hAnsi="Arial Unicode MS" w:eastAsia="Arial Unicode MS"/>
                 <w:b w:val="0"/>
                 <w:i w:val="0"/>
                 <w:sz w:val="17"/>
@@ -1420,13 +1330,13 @@
             </w:pPr>
             <w:r>
               <w:rPr>
-                <w:rFonts w:ascii="Songti SC" w:hAnsi="Songti SC" w:eastAsia="Songti SC"/>
-                <w:sz w:val="17"/>
-              </w:rPr>
-            </w:r>
-            <w:r>
-              <w:rPr>
-                <w:rFonts w:ascii="Songti SC" w:hAnsi="Songti SC" w:eastAsia="Songti SC"/>
+                <w:rFonts w:ascii="Arial Unicode MS" w:hAnsi="Arial Unicode MS" w:eastAsia="Arial Unicode MS"/>
+                <w:sz w:val="17"/>
+              </w:rPr>
+            </w:r>
+            <w:r>
+              <w:rPr>
+                <w:rFonts w:ascii="Arial Unicode MS" w:hAnsi="Arial Unicode MS" w:eastAsia="Arial Unicode MS"/>
                 <w:b w:val="0"/>
                 <w:i w:val="0"/>
                 <w:sz w:val="17"/>
@@ -1447,13 +1357,13 @@
             </w:pPr>
             <w:r>
               <w:rPr>
-                <w:rFonts w:ascii="Songti SC" w:hAnsi="Songti SC" w:eastAsia="Songti SC"/>
-                <w:sz w:val="17"/>
-              </w:rPr>
-            </w:r>
-            <w:r>
-              <w:rPr>
-                <w:rFonts w:ascii="Songti SC" w:hAnsi="Songti SC" w:eastAsia="Songti SC"/>
+                <w:rFonts w:ascii="Arial Unicode MS" w:hAnsi="Arial Unicode MS" w:eastAsia="Arial Unicode MS"/>
+                <w:sz w:val="17"/>
+              </w:rPr>
+            </w:r>
+            <w:r>
+              <w:rPr>
+                <w:rFonts w:ascii="Arial Unicode MS" w:hAnsi="Arial Unicode MS" w:eastAsia="Arial Unicode MS"/>
                 <w:b w:val="0"/>
                 <w:i w:val="0"/>
                 <w:sz w:val="17"/>
@@ -1474,13 +1384,13 @@
             </w:pPr>
             <w:r>
               <w:rPr>
-                <w:rFonts w:ascii="Songti SC" w:hAnsi="Songti SC" w:eastAsia="Songti SC"/>
-                <w:sz w:val="17"/>
-              </w:rPr>
-            </w:r>
-            <w:r>
-              <w:rPr>
-                <w:rFonts w:ascii="Songti SC" w:hAnsi="Songti SC" w:eastAsia="Songti SC"/>
+                <w:rFonts w:ascii="Arial Unicode MS" w:hAnsi="Arial Unicode MS" w:eastAsia="Arial Unicode MS"/>
+                <w:sz w:val="17"/>
+              </w:rPr>
+            </w:r>
+            <w:r>
+              <w:rPr>
+                <w:rFonts w:ascii="Arial Unicode MS" w:hAnsi="Arial Unicode MS" w:eastAsia="Arial Unicode MS"/>
                 <w:b w:val="0"/>
                 <w:i w:val="0"/>
                 <w:sz w:val="17"/>
@@ -1661,7 +1571,7 @@
           <w:b w:val="0"/>
           <w:i w:val="0"/>
         </w:rPr>
-        <w:t>编码表v3.10.0规定的设计范围为五个平台：</w:t>
+        <w:t>编码表v3.11.0规定的设计范围为五个平台：</w:t>
       </w:r>
     </w:p>
     <w:tbl>
@@ -1695,14 +1605,14 @@
             </w:pPr>
             <w:r>
               <w:rPr>
-                <w:rFonts w:ascii="Songti SC" w:hAnsi="Songti SC" w:eastAsia="Songti SC"/>
+                <w:rFonts w:ascii="Arial Unicode MS" w:hAnsi="Arial Unicode MS" w:eastAsia="Arial Unicode MS"/>
                 <w:b/>
                 <w:sz w:val="17"/>
               </w:rPr>
             </w:r>
             <w:r>
               <w:rPr>
-                <w:rFonts w:ascii="Songti SC" w:hAnsi="Songti SC" w:eastAsia="Songti SC"/>
+                <w:rFonts w:ascii="Arial Unicode MS" w:hAnsi="Arial Unicode MS" w:eastAsia="Arial Unicode MS"/>
                 <w:b/>
                 <w:i w:val="0"/>
                 <w:sz w:val="17"/>
@@ -1724,14 +1634,14 @@
             </w:pPr>
             <w:r>
               <w:rPr>
-                <w:rFonts w:ascii="Songti SC" w:hAnsi="Songti SC" w:eastAsia="Songti SC"/>
+                <w:rFonts w:ascii="Arial Unicode MS" w:hAnsi="Arial Unicode MS" w:eastAsia="Arial Unicode MS"/>
                 <w:b/>
                 <w:sz w:val="17"/>
               </w:rPr>
             </w:r>
             <w:r>
               <w:rPr>
-                <w:rFonts w:ascii="Songti SC" w:hAnsi="Songti SC" w:eastAsia="Songti SC"/>
+                <w:rFonts w:ascii="Arial Unicode MS" w:hAnsi="Arial Unicode MS" w:eastAsia="Arial Unicode MS"/>
                 <w:b/>
                 <w:i w:val="0"/>
                 <w:sz w:val="17"/>
@@ -1753,14 +1663,14 @@
             </w:pPr>
             <w:r>
               <w:rPr>
-                <w:rFonts w:ascii="Songti SC" w:hAnsi="Songti SC" w:eastAsia="Songti SC"/>
+                <w:rFonts w:ascii="Arial Unicode MS" w:hAnsi="Arial Unicode MS" w:eastAsia="Arial Unicode MS"/>
                 <w:b/>
                 <w:sz w:val="17"/>
               </w:rPr>
             </w:r>
             <w:r>
               <w:rPr>
-                <w:rFonts w:ascii="Songti SC" w:hAnsi="Songti SC" w:eastAsia="Songti SC"/>
+                <w:rFonts w:ascii="Arial Unicode MS" w:hAnsi="Arial Unicode MS" w:eastAsia="Arial Unicode MS"/>
                 <w:b/>
                 <w:i w:val="0"/>
                 <w:sz w:val="17"/>
@@ -1786,13 +1696,13 @@
             </w:pPr>
             <w:r>
               <w:rPr>
-                <w:rFonts w:ascii="Songti SC" w:hAnsi="Songti SC" w:eastAsia="Songti SC"/>
-                <w:sz w:val="17"/>
-              </w:rPr>
-            </w:r>
-            <w:r>
-              <w:rPr>
-                <w:rFonts w:ascii="Songti SC" w:hAnsi="Songti SC" w:eastAsia="Songti SC"/>
+                <w:rFonts w:ascii="Arial Unicode MS" w:hAnsi="Arial Unicode MS" w:eastAsia="Arial Unicode MS"/>
+                <w:sz w:val="17"/>
+              </w:rPr>
+            </w:r>
+            <w:r>
+              <w:rPr>
+                <w:rFonts w:ascii="Arial Unicode MS" w:hAnsi="Arial Unicode MS" w:eastAsia="Arial Unicode MS"/>
                 <w:b w:val="0"/>
                 <w:i w:val="0"/>
                 <w:sz w:val="17"/>
@@ -1813,13 +1723,13 @@
             </w:pPr>
             <w:r>
               <w:rPr>
-                <w:rFonts w:ascii="Songti SC" w:hAnsi="Songti SC" w:eastAsia="Songti SC"/>
-                <w:sz w:val="17"/>
-              </w:rPr>
-            </w:r>
-            <w:r>
-              <w:rPr>
-                <w:rFonts w:ascii="Songti SC" w:hAnsi="Songti SC" w:eastAsia="Songti SC"/>
+                <w:rFonts w:ascii="Arial Unicode MS" w:hAnsi="Arial Unicode MS" w:eastAsia="Arial Unicode MS"/>
+                <w:sz w:val="17"/>
+              </w:rPr>
+            </w:r>
+            <w:r>
+              <w:rPr>
+                <w:rFonts w:ascii="Arial Unicode MS" w:hAnsi="Arial Unicode MS" w:eastAsia="Arial Unicode MS"/>
                 <w:b w:val="0"/>
                 <w:i w:val="0"/>
                 <w:sz w:val="17"/>
@@ -1840,13 +1750,13 @@
             </w:pPr>
             <w:r>
               <w:rPr>
-                <w:rFonts w:ascii="Songti SC" w:hAnsi="Songti SC" w:eastAsia="Songti SC"/>
-                <w:sz w:val="17"/>
-              </w:rPr>
-            </w:r>
-            <w:r>
-              <w:rPr>
-                <w:rFonts w:ascii="Songti SC" w:hAnsi="Songti SC" w:eastAsia="Songti SC"/>
+                <w:rFonts w:ascii="Arial Unicode MS" w:hAnsi="Arial Unicode MS" w:eastAsia="Arial Unicode MS"/>
+                <w:sz w:val="17"/>
+              </w:rPr>
+            </w:r>
+            <w:r>
+              <w:rPr>
+                <w:rFonts w:ascii="Arial Unicode MS" w:hAnsi="Arial Unicode MS" w:eastAsia="Arial Unicode MS"/>
                 <w:b w:val="0"/>
                 <w:i w:val="0"/>
                 <w:sz w:val="17"/>
@@ -1872,13 +1782,13 @@
             </w:pPr>
             <w:r>
               <w:rPr>
-                <w:rFonts w:ascii="Songti SC" w:hAnsi="Songti SC" w:eastAsia="Songti SC"/>
-                <w:sz w:val="17"/>
-              </w:rPr>
-            </w:r>
-            <w:r>
-              <w:rPr>
-                <w:rFonts w:ascii="Songti SC" w:hAnsi="Songti SC" w:eastAsia="Songti SC"/>
+                <w:rFonts w:ascii="Arial Unicode MS" w:hAnsi="Arial Unicode MS" w:eastAsia="Arial Unicode MS"/>
+                <w:sz w:val="17"/>
+              </w:rPr>
+            </w:r>
+            <w:r>
+              <w:rPr>
+                <w:rFonts w:ascii="Arial Unicode MS" w:hAnsi="Arial Unicode MS" w:eastAsia="Arial Unicode MS"/>
                 <w:b w:val="0"/>
                 <w:i w:val="0"/>
                 <w:sz w:val="17"/>
@@ -1899,13 +1809,13 @@
             </w:pPr>
             <w:r>
               <w:rPr>
-                <w:rFonts w:ascii="Songti SC" w:hAnsi="Songti SC" w:eastAsia="Songti SC"/>
-                <w:sz w:val="17"/>
-              </w:rPr>
-            </w:r>
-            <w:r>
-              <w:rPr>
-                <w:rFonts w:ascii="Songti SC" w:hAnsi="Songti SC" w:eastAsia="Songti SC"/>
+                <w:rFonts w:ascii="Arial Unicode MS" w:hAnsi="Arial Unicode MS" w:eastAsia="Arial Unicode MS"/>
+                <w:sz w:val="17"/>
+              </w:rPr>
+            </w:r>
+            <w:r>
+              <w:rPr>
+                <w:rFonts w:ascii="Arial Unicode MS" w:hAnsi="Arial Unicode MS" w:eastAsia="Arial Unicode MS"/>
                 <w:b w:val="0"/>
                 <w:i w:val="0"/>
                 <w:sz w:val="17"/>
@@ -1926,13 +1836,13 @@
             </w:pPr>
             <w:r>
               <w:rPr>
-                <w:rFonts w:ascii="Songti SC" w:hAnsi="Songti SC" w:eastAsia="Songti SC"/>
-                <w:sz w:val="17"/>
-              </w:rPr>
-            </w:r>
-            <w:r>
-              <w:rPr>
-                <w:rFonts w:ascii="Songti SC" w:hAnsi="Songti SC" w:eastAsia="Songti SC"/>
+                <w:rFonts w:ascii="Arial Unicode MS" w:hAnsi="Arial Unicode MS" w:eastAsia="Arial Unicode MS"/>
+                <w:sz w:val="17"/>
+              </w:rPr>
+            </w:r>
+            <w:r>
+              <w:rPr>
+                <w:rFonts w:ascii="Arial Unicode MS" w:hAnsi="Arial Unicode MS" w:eastAsia="Arial Unicode MS"/>
                 <w:b w:val="0"/>
                 <w:i w:val="0"/>
                 <w:sz w:val="17"/>
@@ -1958,13 +1868,13 @@
             </w:pPr>
             <w:r>
               <w:rPr>
-                <w:rFonts w:ascii="Songti SC" w:hAnsi="Songti SC" w:eastAsia="Songti SC"/>
-                <w:sz w:val="17"/>
-              </w:rPr>
-            </w:r>
-            <w:r>
-              <w:rPr>
-                <w:rFonts w:ascii="Songti SC" w:hAnsi="Songti SC" w:eastAsia="Songti SC"/>
+                <w:rFonts w:ascii="Arial Unicode MS" w:hAnsi="Arial Unicode MS" w:eastAsia="Arial Unicode MS"/>
+                <w:sz w:val="17"/>
+              </w:rPr>
+            </w:r>
+            <w:r>
+              <w:rPr>
+                <w:rFonts w:ascii="Arial Unicode MS" w:hAnsi="Arial Unicode MS" w:eastAsia="Arial Unicode MS"/>
                 <w:b w:val="0"/>
                 <w:i w:val="0"/>
                 <w:sz w:val="17"/>
@@ -1985,13 +1895,13 @@
             </w:pPr>
             <w:r>
               <w:rPr>
-                <w:rFonts w:ascii="Songti SC" w:hAnsi="Songti SC" w:eastAsia="Songti SC"/>
-                <w:sz w:val="17"/>
-              </w:rPr>
-            </w:r>
-            <w:r>
-              <w:rPr>
-                <w:rFonts w:ascii="Songti SC" w:hAnsi="Songti SC" w:eastAsia="Songti SC"/>
+                <w:rFonts w:ascii="Arial Unicode MS" w:hAnsi="Arial Unicode MS" w:eastAsia="Arial Unicode MS"/>
+                <w:sz w:val="17"/>
+              </w:rPr>
+            </w:r>
+            <w:r>
+              <w:rPr>
+                <w:rFonts w:ascii="Arial Unicode MS" w:hAnsi="Arial Unicode MS" w:eastAsia="Arial Unicode MS"/>
                 <w:b w:val="0"/>
                 <w:i w:val="0"/>
                 <w:sz w:val="17"/>
@@ -2012,13 +1922,13 @@
             </w:pPr>
             <w:r>
               <w:rPr>
-                <w:rFonts w:ascii="Songti SC" w:hAnsi="Songti SC" w:eastAsia="Songti SC"/>
-                <w:sz w:val="17"/>
-              </w:rPr>
-            </w:r>
-            <w:r>
-              <w:rPr>
-                <w:rFonts w:ascii="Songti SC" w:hAnsi="Songti SC" w:eastAsia="Songti SC"/>
+                <w:rFonts w:ascii="Arial Unicode MS" w:hAnsi="Arial Unicode MS" w:eastAsia="Arial Unicode MS"/>
+                <w:sz w:val="17"/>
+              </w:rPr>
+            </w:r>
+            <w:r>
+              <w:rPr>
+                <w:rFonts w:ascii="Arial Unicode MS" w:hAnsi="Arial Unicode MS" w:eastAsia="Arial Unicode MS"/>
                 <w:b w:val="0"/>
                 <w:i w:val="0"/>
                 <w:sz w:val="17"/>
@@ -2044,13 +1954,13 @@
             </w:pPr>
             <w:r>
               <w:rPr>
-                <w:rFonts w:ascii="Songti SC" w:hAnsi="Songti SC" w:eastAsia="Songti SC"/>
-                <w:sz w:val="17"/>
-              </w:rPr>
-            </w:r>
-            <w:r>
-              <w:rPr>
-                <w:rFonts w:ascii="Songti SC" w:hAnsi="Songti SC" w:eastAsia="Songti SC"/>
+                <w:rFonts w:ascii="Arial Unicode MS" w:hAnsi="Arial Unicode MS" w:eastAsia="Arial Unicode MS"/>
+                <w:sz w:val="17"/>
+              </w:rPr>
+            </w:r>
+            <w:r>
+              <w:rPr>
+                <w:rFonts w:ascii="Arial Unicode MS" w:hAnsi="Arial Unicode MS" w:eastAsia="Arial Unicode MS"/>
                 <w:b w:val="0"/>
                 <w:i w:val="0"/>
                 <w:sz w:val="17"/>
@@ -2071,13 +1981,13 @@
             </w:pPr>
             <w:r>
               <w:rPr>
-                <w:rFonts w:ascii="Songti SC" w:hAnsi="Songti SC" w:eastAsia="Songti SC"/>
-                <w:sz w:val="17"/>
-              </w:rPr>
-            </w:r>
-            <w:r>
-              <w:rPr>
-                <w:rFonts w:ascii="Songti SC" w:hAnsi="Songti SC" w:eastAsia="Songti SC"/>
+                <w:rFonts w:ascii="Arial Unicode MS" w:hAnsi="Arial Unicode MS" w:eastAsia="Arial Unicode MS"/>
+                <w:sz w:val="17"/>
+              </w:rPr>
+            </w:r>
+            <w:r>
+              <w:rPr>
+                <w:rFonts w:ascii="Arial Unicode MS" w:hAnsi="Arial Unicode MS" w:eastAsia="Arial Unicode MS"/>
                 <w:b w:val="0"/>
                 <w:i w:val="0"/>
                 <w:sz w:val="17"/>
@@ -2098,13 +2008,13 @@
             </w:pPr>
             <w:r>
               <w:rPr>
-                <w:rFonts w:ascii="Songti SC" w:hAnsi="Songti SC" w:eastAsia="Songti SC"/>
-                <w:sz w:val="17"/>
-              </w:rPr>
-            </w:r>
-            <w:r>
-              <w:rPr>
-                <w:rFonts w:ascii="Songti SC" w:hAnsi="Songti SC" w:eastAsia="Songti SC"/>
+                <w:rFonts w:ascii="Arial Unicode MS" w:hAnsi="Arial Unicode MS" w:eastAsia="Arial Unicode MS"/>
+                <w:sz w:val="17"/>
+              </w:rPr>
+            </w:r>
+            <w:r>
+              <w:rPr>
+                <w:rFonts w:ascii="Arial Unicode MS" w:hAnsi="Arial Unicode MS" w:eastAsia="Arial Unicode MS"/>
                 <w:b w:val="0"/>
                 <w:i w:val="0"/>
                 <w:sz w:val="17"/>
@@ -2130,13 +2040,13 @@
             </w:pPr>
             <w:r>
               <w:rPr>
-                <w:rFonts w:ascii="Songti SC" w:hAnsi="Songti SC" w:eastAsia="Songti SC"/>
-                <w:sz w:val="17"/>
-              </w:rPr>
-            </w:r>
-            <w:r>
-              <w:rPr>
-                <w:rFonts w:ascii="Songti SC" w:hAnsi="Songti SC" w:eastAsia="Songti SC"/>
+                <w:rFonts w:ascii="Arial Unicode MS" w:hAnsi="Arial Unicode MS" w:eastAsia="Arial Unicode MS"/>
+                <w:sz w:val="17"/>
+              </w:rPr>
+            </w:r>
+            <w:r>
+              <w:rPr>
+                <w:rFonts w:ascii="Arial Unicode MS" w:hAnsi="Arial Unicode MS" w:eastAsia="Arial Unicode MS"/>
                 <w:b w:val="0"/>
                 <w:i w:val="0"/>
                 <w:sz w:val="17"/>
@@ -2157,13 +2067,13 @@
             </w:pPr>
             <w:r>
               <w:rPr>
-                <w:rFonts w:ascii="Songti SC" w:hAnsi="Songti SC" w:eastAsia="Songti SC"/>
-                <w:sz w:val="17"/>
-              </w:rPr>
-            </w:r>
-            <w:r>
-              <w:rPr>
-                <w:rFonts w:ascii="Songti SC" w:hAnsi="Songti SC" w:eastAsia="Songti SC"/>
+                <w:rFonts w:ascii="Arial Unicode MS" w:hAnsi="Arial Unicode MS" w:eastAsia="Arial Unicode MS"/>
+                <w:sz w:val="17"/>
+              </w:rPr>
+            </w:r>
+            <w:r>
+              <w:rPr>
+                <w:rFonts w:ascii="Arial Unicode MS" w:hAnsi="Arial Unicode MS" w:eastAsia="Arial Unicode MS"/>
                 <w:b w:val="0"/>
                 <w:i w:val="0"/>
                 <w:sz w:val="17"/>
@@ -2184,13 +2094,13 @@
             </w:pPr>
             <w:r>
               <w:rPr>
-                <w:rFonts w:ascii="Songti SC" w:hAnsi="Songti SC" w:eastAsia="Songti SC"/>
-                <w:sz w:val="17"/>
-              </w:rPr>
-            </w:r>
-            <w:r>
-              <w:rPr>
-                <w:rFonts w:ascii="Songti SC" w:hAnsi="Songti SC" w:eastAsia="Songti SC"/>
+                <w:rFonts w:ascii="Arial Unicode MS" w:hAnsi="Arial Unicode MS" w:eastAsia="Arial Unicode MS"/>
+                <w:sz w:val="17"/>
+              </w:rPr>
+            </w:r>
+            <w:r>
+              <w:rPr>
+                <w:rFonts w:ascii="Arial Unicode MS" w:hAnsi="Arial Unicode MS" w:eastAsia="Arial Unicode MS"/>
                 <w:b w:val="0"/>
                 <w:i w:val="0"/>
                 <w:sz w:val="17"/>
@@ -2266,14 +2176,14 @@
             </w:pPr>
             <w:r>
               <w:rPr>
-                <w:rFonts w:ascii="Songti SC" w:hAnsi="Songti SC" w:eastAsia="Songti SC"/>
+                <w:rFonts w:ascii="Arial Unicode MS" w:hAnsi="Arial Unicode MS" w:eastAsia="Arial Unicode MS"/>
                 <w:b/>
                 <w:sz w:val="17"/>
               </w:rPr>
             </w:r>
             <w:r>
               <w:rPr>
-                <w:rFonts w:ascii="Songti SC" w:hAnsi="Songti SC" w:eastAsia="Songti SC"/>
+                <w:rFonts w:ascii="Arial Unicode MS" w:hAnsi="Arial Unicode MS" w:eastAsia="Arial Unicode MS"/>
                 <w:b/>
                 <w:i w:val="0"/>
                 <w:sz w:val="17"/>
@@ -2295,14 +2205,14 @@
             </w:pPr>
             <w:r>
               <w:rPr>
-                <w:rFonts w:ascii="Songti SC" w:hAnsi="Songti SC" w:eastAsia="Songti SC"/>
+                <w:rFonts w:ascii="Arial Unicode MS" w:hAnsi="Arial Unicode MS" w:eastAsia="Arial Unicode MS"/>
                 <w:b/>
                 <w:sz w:val="17"/>
               </w:rPr>
             </w:r>
             <w:r>
               <w:rPr>
-                <w:rFonts w:ascii="Songti SC" w:hAnsi="Songti SC" w:eastAsia="Songti SC"/>
+                <w:rFonts w:ascii="Arial Unicode MS" w:hAnsi="Arial Unicode MS" w:eastAsia="Arial Unicode MS"/>
                 <w:b/>
                 <w:i w:val="0"/>
                 <w:sz w:val="17"/>
@@ -2324,14 +2234,14 @@
             </w:pPr>
             <w:r>
               <w:rPr>
-                <w:rFonts w:ascii="Songti SC" w:hAnsi="Songti SC" w:eastAsia="Songti SC"/>
+                <w:rFonts w:ascii="Arial Unicode MS" w:hAnsi="Arial Unicode MS" w:eastAsia="Arial Unicode MS"/>
                 <w:b/>
                 <w:sz w:val="17"/>
               </w:rPr>
             </w:r>
             <w:r>
               <w:rPr>
-                <w:rFonts w:ascii="Songti SC" w:hAnsi="Songti SC" w:eastAsia="Songti SC"/>
+                <w:rFonts w:ascii="Arial Unicode MS" w:hAnsi="Arial Unicode MS" w:eastAsia="Arial Unicode MS"/>
                 <w:b/>
                 <w:i w:val="0"/>
                 <w:sz w:val="17"/>
@@ -2353,14 +2263,14 @@
             </w:pPr>
             <w:r>
               <w:rPr>
-                <w:rFonts w:ascii="Songti SC" w:hAnsi="Songti SC" w:eastAsia="Songti SC"/>
+                <w:rFonts w:ascii="Arial Unicode MS" w:hAnsi="Arial Unicode MS" w:eastAsia="Arial Unicode MS"/>
                 <w:b/>
                 <w:sz w:val="17"/>
               </w:rPr>
             </w:r>
             <w:r>
               <w:rPr>
-                <w:rFonts w:ascii="Songti SC" w:hAnsi="Songti SC" w:eastAsia="Songti SC"/>
+                <w:rFonts w:ascii="Arial Unicode MS" w:hAnsi="Arial Unicode MS" w:eastAsia="Arial Unicode MS"/>
                 <w:b/>
                 <w:i w:val="0"/>
                 <w:sz w:val="17"/>
@@ -2386,13 +2296,13 @@
             </w:pPr>
             <w:r>
               <w:rPr>
-                <w:rFonts w:ascii="Songti SC" w:hAnsi="Songti SC" w:eastAsia="Songti SC"/>
-                <w:sz w:val="17"/>
-              </w:rPr>
-            </w:r>
-            <w:r>
-              <w:rPr>
-                <w:rFonts w:ascii="Songti SC" w:hAnsi="Songti SC" w:eastAsia="Songti SC"/>
+                <w:rFonts w:ascii="Arial Unicode MS" w:hAnsi="Arial Unicode MS" w:eastAsia="Arial Unicode MS"/>
+                <w:sz w:val="17"/>
+              </w:rPr>
+            </w:r>
+            <w:r>
+              <w:rPr>
+                <w:rFonts w:ascii="Arial Unicode MS" w:hAnsi="Arial Unicode MS" w:eastAsia="Arial Unicode MS"/>
                 <w:b w:val="0"/>
                 <w:i w:val="0"/>
                 <w:sz w:val="17"/>
@@ -2413,13 +2323,13 @@
             </w:pPr>
             <w:r>
               <w:rPr>
-                <w:rFonts w:ascii="Songti SC" w:hAnsi="Songti SC" w:eastAsia="Songti SC"/>
-                <w:sz w:val="17"/>
-              </w:rPr>
-            </w:r>
-            <w:r>
-              <w:rPr>
-                <w:rFonts w:ascii="Songti SC" w:hAnsi="Songti SC" w:eastAsia="Songti SC"/>
+                <w:rFonts w:ascii="Arial Unicode MS" w:hAnsi="Arial Unicode MS" w:eastAsia="Arial Unicode MS"/>
+                <w:sz w:val="17"/>
+              </w:rPr>
+            </w:r>
+            <w:r>
+              <w:rPr>
+                <w:rFonts w:ascii="Arial Unicode MS" w:hAnsi="Arial Unicode MS" w:eastAsia="Arial Unicode MS"/>
                 <w:b w:val="0"/>
                 <w:i w:val="0"/>
                 <w:sz w:val="17"/>
@@ -2440,13 +2350,13 @@
             </w:pPr>
             <w:r>
               <w:rPr>
-                <w:rFonts w:ascii="Songti SC" w:hAnsi="Songti SC" w:eastAsia="Songti SC"/>
-                <w:sz w:val="17"/>
-              </w:rPr>
-            </w:r>
-            <w:r>
-              <w:rPr>
-                <w:rFonts w:ascii="Songti SC" w:hAnsi="Songti SC" w:eastAsia="Songti SC"/>
+                <w:rFonts w:ascii="Arial Unicode MS" w:hAnsi="Arial Unicode MS" w:eastAsia="Arial Unicode MS"/>
+                <w:sz w:val="17"/>
+              </w:rPr>
+            </w:r>
+            <w:r>
+              <w:rPr>
+                <w:rFonts w:ascii="Arial Unicode MS" w:hAnsi="Arial Unicode MS" w:eastAsia="Arial Unicode MS"/>
                 <w:b w:val="0"/>
                 <w:i w:val="0"/>
                 <w:sz w:val="17"/>
@@ -2467,13 +2377,13 @@
             </w:pPr>
             <w:r>
               <w:rPr>
-                <w:rFonts w:ascii="Songti SC" w:hAnsi="Songti SC" w:eastAsia="Songti SC"/>
-                <w:sz w:val="17"/>
-              </w:rPr>
-            </w:r>
-            <w:r>
-              <w:rPr>
-                <w:rFonts w:ascii="Songti SC" w:hAnsi="Songti SC" w:eastAsia="Songti SC"/>
+                <w:rFonts w:ascii="Arial Unicode MS" w:hAnsi="Arial Unicode MS" w:eastAsia="Arial Unicode MS"/>
+                <w:sz w:val="17"/>
+              </w:rPr>
+            </w:r>
+            <w:r>
+              <w:rPr>
+                <w:rFonts w:ascii="Arial Unicode MS" w:hAnsi="Arial Unicode MS" w:eastAsia="Arial Unicode MS"/>
                 <w:b w:val="0"/>
                 <w:i w:val="0"/>
                 <w:sz w:val="17"/>
@@ -2499,13 +2409,13 @@
             </w:pPr>
             <w:r>
               <w:rPr>
-                <w:rFonts w:ascii="Songti SC" w:hAnsi="Songti SC" w:eastAsia="Songti SC"/>
-                <w:sz w:val="17"/>
-              </w:rPr>
-            </w:r>
-            <w:r>
-              <w:rPr>
-                <w:rFonts w:ascii="Songti SC" w:hAnsi="Songti SC" w:eastAsia="Songti SC"/>
+                <w:rFonts w:ascii="Arial Unicode MS" w:hAnsi="Arial Unicode MS" w:eastAsia="Arial Unicode MS"/>
+                <w:sz w:val="17"/>
+              </w:rPr>
+            </w:r>
+            <w:r>
+              <w:rPr>
+                <w:rFonts w:ascii="Arial Unicode MS" w:hAnsi="Arial Unicode MS" w:eastAsia="Arial Unicode MS"/>
                 <w:b w:val="0"/>
                 <w:i w:val="0"/>
                 <w:sz w:val="17"/>
@@ -2526,13 +2436,13 @@
             </w:pPr>
             <w:r>
               <w:rPr>
-                <w:rFonts w:ascii="Songti SC" w:hAnsi="Songti SC" w:eastAsia="Songti SC"/>
-                <w:sz w:val="17"/>
-              </w:rPr>
-            </w:r>
-            <w:r>
-              <w:rPr>
-                <w:rFonts w:ascii="Songti SC" w:hAnsi="Songti SC" w:eastAsia="Songti SC"/>
+                <w:rFonts w:ascii="Arial Unicode MS" w:hAnsi="Arial Unicode MS" w:eastAsia="Arial Unicode MS"/>
+                <w:sz w:val="17"/>
+              </w:rPr>
+            </w:r>
+            <w:r>
+              <w:rPr>
+                <w:rFonts w:ascii="Arial Unicode MS" w:hAnsi="Arial Unicode MS" w:eastAsia="Arial Unicode MS"/>
                 <w:b w:val="0"/>
                 <w:i w:val="0"/>
                 <w:sz w:val="17"/>
@@ -2553,13 +2463,13 @@
             </w:pPr>
             <w:r>
               <w:rPr>
-                <w:rFonts w:ascii="Songti SC" w:hAnsi="Songti SC" w:eastAsia="Songti SC"/>
-                <w:sz w:val="17"/>
-              </w:rPr>
-            </w:r>
-            <w:r>
-              <w:rPr>
-                <w:rFonts w:ascii="Songti SC" w:hAnsi="Songti SC" w:eastAsia="Songti SC"/>
+                <w:rFonts w:ascii="Arial Unicode MS" w:hAnsi="Arial Unicode MS" w:eastAsia="Arial Unicode MS"/>
+                <w:sz w:val="17"/>
+              </w:rPr>
+            </w:r>
+            <w:r>
+              <w:rPr>
+                <w:rFonts w:ascii="Arial Unicode MS" w:hAnsi="Arial Unicode MS" w:eastAsia="Arial Unicode MS"/>
                 <w:b w:val="0"/>
                 <w:i w:val="0"/>
                 <w:sz w:val="17"/>
@@ -2580,13 +2490,13 @@
             </w:pPr>
             <w:r>
               <w:rPr>
-                <w:rFonts w:ascii="Songti SC" w:hAnsi="Songti SC" w:eastAsia="Songti SC"/>
-                <w:sz w:val="17"/>
-              </w:rPr>
-            </w:r>
-            <w:r>
-              <w:rPr>
-                <w:rFonts w:ascii="Songti SC" w:hAnsi="Songti SC" w:eastAsia="Songti SC"/>
+                <w:rFonts w:ascii="Arial Unicode MS" w:hAnsi="Arial Unicode MS" w:eastAsia="Arial Unicode MS"/>
+                <w:sz w:val="17"/>
+              </w:rPr>
+            </w:r>
+            <w:r>
+              <w:rPr>
+                <w:rFonts w:ascii="Arial Unicode MS" w:hAnsi="Arial Unicode MS" w:eastAsia="Arial Unicode MS"/>
                 <w:b w:val="0"/>
                 <w:i w:val="0"/>
                 <w:sz w:val="17"/>
@@ -2612,13 +2522,13 @@
             </w:pPr>
             <w:r>
               <w:rPr>
-                <w:rFonts w:ascii="Songti SC" w:hAnsi="Songti SC" w:eastAsia="Songti SC"/>
-                <w:sz w:val="17"/>
-              </w:rPr>
-            </w:r>
-            <w:r>
-              <w:rPr>
-                <w:rFonts w:ascii="Songti SC" w:hAnsi="Songti SC" w:eastAsia="Songti SC"/>
+                <w:rFonts w:ascii="Arial Unicode MS" w:hAnsi="Arial Unicode MS" w:eastAsia="Arial Unicode MS"/>
+                <w:sz w:val="17"/>
+              </w:rPr>
+            </w:r>
+            <w:r>
+              <w:rPr>
+                <w:rFonts w:ascii="Arial Unicode MS" w:hAnsi="Arial Unicode MS" w:eastAsia="Arial Unicode MS"/>
                 <w:b w:val="0"/>
                 <w:i w:val="0"/>
                 <w:sz w:val="17"/>
@@ -2639,13 +2549,13 @@
             </w:pPr>
             <w:r>
               <w:rPr>
-                <w:rFonts w:ascii="Songti SC" w:hAnsi="Songti SC" w:eastAsia="Songti SC"/>
-                <w:sz w:val="17"/>
-              </w:rPr>
-            </w:r>
-            <w:r>
-              <w:rPr>
-                <w:rFonts w:ascii="Songti SC" w:hAnsi="Songti SC" w:eastAsia="Songti SC"/>
+                <w:rFonts w:ascii="Arial Unicode MS" w:hAnsi="Arial Unicode MS" w:eastAsia="Arial Unicode MS"/>
+                <w:sz w:val="17"/>
+              </w:rPr>
+            </w:r>
+            <w:r>
+              <w:rPr>
+                <w:rFonts w:ascii="Arial Unicode MS" w:hAnsi="Arial Unicode MS" w:eastAsia="Arial Unicode MS"/>
                 <w:b w:val="0"/>
                 <w:i w:val="0"/>
                 <w:sz w:val="17"/>
@@ -2666,13 +2576,13 @@
             </w:pPr>
             <w:r>
               <w:rPr>
-                <w:rFonts w:ascii="Songti SC" w:hAnsi="Songti SC" w:eastAsia="Songti SC"/>
-                <w:sz w:val="17"/>
-              </w:rPr>
-            </w:r>
-            <w:r>
-              <w:rPr>
-                <w:rFonts w:ascii="Songti SC" w:hAnsi="Songti SC" w:eastAsia="Songti SC"/>
+                <w:rFonts w:ascii="Arial Unicode MS" w:hAnsi="Arial Unicode MS" w:eastAsia="Arial Unicode MS"/>
+                <w:sz w:val="17"/>
+              </w:rPr>
+            </w:r>
+            <w:r>
+              <w:rPr>
+                <w:rFonts w:ascii="Arial Unicode MS" w:hAnsi="Arial Unicode MS" w:eastAsia="Arial Unicode MS"/>
                 <w:b w:val="0"/>
                 <w:i w:val="0"/>
                 <w:sz w:val="17"/>
@@ -2693,13 +2603,13 @@
             </w:pPr>
             <w:r>
               <w:rPr>
-                <w:rFonts w:ascii="Songti SC" w:hAnsi="Songti SC" w:eastAsia="Songti SC"/>
-                <w:sz w:val="17"/>
-              </w:rPr>
-            </w:r>
-            <w:r>
-              <w:rPr>
-                <w:rFonts w:ascii="Songti SC" w:hAnsi="Songti SC" w:eastAsia="Songti SC"/>
+                <w:rFonts w:ascii="Arial Unicode MS" w:hAnsi="Arial Unicode MS" w:eastAsia="Arial Unicode MS"/>
+                <w:sz w:val="17"/>
+              </w:rPr>
+            </w:r>
+            <w:r>
+              <w:rPr>
+                <w:rFonts w:ascii="Arial Unicode MS" w:hAnsi="Arial Unicode MS" w:eastAsia="Arial Unicode MS"/>
                 <w:b w:val="0"/>
                 <w:i w:val="0"/>
                 <w:sz w:val="17"/>
@@ -2725,13 +2635,13 @@
             </w:pPr>
             <w:r>
               <w:rPr>
-                <w:rFonts w:ascii="Songti SC" w:hAnsi="Songti SC" w:eastAsia="Songti SC"/>
-                <w:sz w:val="17"/>
-              </w:rPr>
-            </w:r>
-            <w:r>
-              <w:rPr>
-                <w:rFonts w:ascii="Songti SC" w:hAnsi="Songti SC" w:eastAsia="Songti SC"/>
+                <w:rFonts w:ascii="Arial Unicode MS" w:hAnsi="Arial Unicode MS" w:eastAsia="Arial Unicode MS"/>
+                <w:sz w:val="17"/>
+              </w:rPr>
+            </w:r>
+            <w:r>
+              <w:rPr>
+                <w:rFonts w:ascii="Arial Unicode MS" w:hAnsi="Arial Unicode MS" w:eastAsia="Arial Unicode MS"/>
                 <w:b w:val="0"/>
                 <w:i w:val="0"/>
                 <w:sz w:val="17"/>
@@ -2752,13 +2662,13 @@
             </w:pPr>
             <w:r>
               <w:rPr>
-                <w:rFonts w:ascii="Songti SC" w:hAnsi="Songti SC" w:eastAsia="Songti SC"/>
-                <w:sz w:val="17"/>
-              </w:rPr>
-            </w:r>
-            <w:r>
-              <w:rPr>
-                <w:rFonts w:ascii="Songti SC" w:hAnsi="Songti SC" w:eastAsia="Songti SC"/>
+                <w:rFonts w:ascii="Arial Unicode MS" w:hAnsi="Arial Unicode MS" w:eastAsia="Arial Unicode MS"/>
+                <w:sz w:val="17"/>
+              </w:rPr>
+            </w:r>
+            <w:r>
+              <w:rPr>
+                <w:rFonts w:ascii="Arial Unicode MS" w:hAnsi="Arial Unicode MS" w:eastAsia="Arial Unicode MS"/>
                 <w:b w:val="0"/>
                 <w:i w:val="0"/>
                 <w:sz w:val="17"/>
@@ -2779,13 +2689,13 @@
             </w:pPr>
             <w:r>
               <w:rPr>
-                <w:rFonts w:ascii="Songti SC" w:hAnsi="Songti SC" w:eastAsia="Songti SC"/>
-                <w:sz w:val="17"/>
-              </w:rPr>
-            </w:r>
-            <w:r>
-              <w:rPr>
-                <w:rFonts w:ascii="Songti SC" w:hAnsi="Songti SC" w:eastAsia="Songti SC"/>
+                <w:rFonts w:ascii="Arial Unicode MS" w:hAnsi="Arial Unicode MS" w:eastAsia="Arial Unicode MS"/>
+                <w:sz w:val="17"/>
+              </w:rPr>
+            </w:r>
+            <w:r>
+              <w:rPr>
+                <w:rFonts w:ascii="Arial Unicode MS" w:hAnsi="Arial Unicode MS" w:eastAsia="Arial Unicode MS"/>
                 <w:b w:val="0"/>
                 <w:i w:val="0"/>
                 <w:sz w:val="17"/>
@@ -2806,13 +2716,13 @@
             </w:pPr>
             <w:r>
               <w:rPr>
-                <w:rFonts w:ascii="Songti SC" w:hAnsi="Songti SC" w:eastAsia="Songti SC"/>
-                <w:sz w:val="17"/>
-              </w:rPr>
-            </w:r>
-            <w:r>
-              <w:rPr>
-                <w:rFonts w:ascii="Songti SC" w:hAnsi="Songti SC" w:eastAsia="Songti SC"/>
+                <w:rFonts w:ascii="Arial Unicode MS" w:hAnsi="Arial Unicode MS" w:eastAsia="Arial Unicode MS"/>
+                <w:sz w:val="17"/>
+              </w:rPr>
+            </w:r>
+            <w:r>
+              <w:rPr>
+                <w:rFonts w:ascii="Arial Unicode MS" w:hAnsi="Arial Unicode MS" w:eastAsia="Arial Unicode MS"/>
                 <w:b w:val="0"/>
                 <w:i w:val="0"/>
                 <w:sz w:val="17"/>
@@ -2915,7 +2825,7 @@
           <w:b w:val="0"/>
           <w:i w:val="0"/>
         </w:rPr>
-        <w:t>：主分析按编码表v3.10.0的绝对粉丝阈值分层，并以KOL（H-KOL+W-KOL+T-KOL）与KOC二分作为主要比较。平台内粉丝量分位数只用于敏感性分析；认证、互动率和活跃度只能描述，不得加权改写主层级。</w:t>
+        <w:t>：主分析按编码表v3.11.0的绝对粉丝阈值分层，并以KOL（H-KOL+W-KOL+T-KOL）与KOC二分作为主要比较。该操作化目前仍受创作者角色双轴提案的构念审查约束；若V0角色试点正式获准，须再同步修订本段。平台内粉丝量分位数只用于敏感性分析；认证、互动率和活跃度只能描述，不得加权改写主层级。</w:t>
       </w:r>
     </w:p>
     <w:p>
@@ -2927,7 +2837,7 @@
           <w:b w:val="0"/>
           <w:i w:val="0"/>
         </w:rPr>
-        <w:t>3.2 编码框架：编码表v3.10.0的文本主线与视觉辅助体系</w:t>
+        <w:t>3.2 编码框架：编码表v3.11.0的文本主线与视觉辅助体系</w:t>
       </w:r>
     </w:p>
     <w:p>
@@ -2937,7 +2847,7 @@
           <w:b w:val="0"/>
           <w:i w:val="0"/>
         </w:rPr>
-        <w:t>本研究以文本轨为主、视觉轨为辅助。文本轨人工判断单位为程序预先固定的评价原子片段；视觉轨单位为单张图片。基本切分遵循标点、列表和连接词规则，评价对象或情感方向切换时强制切分，使V3情感与V4属性在同一</w:t>
+        <w:t>本研究以文本轨为主、视觉轨为辅助。文本轨人工判断单位为程序预先固定的评价原子片段；视觉轨单位为单张图片。基本切分遵循标点、列表和连接词规则，评价对象或情感方向切换时强制切分，使V5情感与V6属性在同一</w:t>
       </w:r>
       <w:r>
         <w:rPr>
@@ -2953,7 +2863,7 @@
           <w:b w:val="0"/>
           <w:i w:val="0"/>
         </w:rPr>
-        <w:t>内正确配对。编码员不得自行改变边界。视觉人口、V11/V12边界和V16专门规则通过独立质量门前，视觉轨不进入正式统计或训练。</w:t>
+        <w:t>内正确配对。编码员不得自行改变边界。视觉人口、V7/V8边界和V11专门规则通过独立质量门前，视觉轨不进入正式统计或训练。</w:t>
       </w:r>
     </w:p>
     <w:p>
@@ -2979,7 +2889,7 @@
           <w:rFonts w:ascii="Menlo" w:hAnsi="Menlo" w:eastAsia="Menlo"/>
           <w:sz w:val="17"/>
         </w:rPr>
-        <w:t>帖子级元数据层（创作者画像 V0 · 明确商业披露 V6 · 平台/媒体类型 V7）</w:t>
+        <w:t>帖子级元数据层（创作者画像 V0 · 明确商业披露 V1 · 平台/媒体类型 V2）</w:t>
         <w:br/>
       </w:r>
       <w:r>
@@ -3034,7 +2944,7 @@
           <w:rFonts w:ascii="Menlo" w:hAnsi="Menlo" w:eastAsia="Menlo"/>
           <w:sz w:val="17"/>
         </w:rPr>
-        <w:t>V1 内容策略      V11 视觉主体</w:t>
+        <w:t>V3 内容策略      V7 视觉主体</w:t>
         <w:br/>
       </w:r>
       <w:r>
@@ -3042,7 +2952,7 @@
           <w:rFonts w:ascii="Menlo" w:hAnsi="Menlo" w:eastAsia="Menlo"/>
           <w:sz w:val="17"/>
         </w:rPr>
-        <w:t>V2 目的地资源    V12 视觉呈现方式</w:t>
+        <w:t>V4 目的地资源    V8 视觉呈现方式</w:t>
         <w:br/>
       </w:r>
       <w:r>
@@ -3050,7 +2960,7 @@
           <w:rFonts w:ascii="Menlo" w:hAnsi="Menlo" w:eastAsia="Menlo"/>
           <w:sz w:val="17"/>
         </w:rPr>
-        <w:t>V3 语言功能与情感 V14 人物呈现</w:t>
+        <w:t>V5 语言功能与情感 V9 人物呈现</w:t>
         <w:br/>
       </w:r>
       <w:r>
@@ -3058,7 +2968,7 @@
           <w:rFonts w:ascii="Menlo" w:hAnsi="Menlo" w:eastAsia="Menlo"/>
           <w:sz w:val="17"/>
         </w:rPr>
-        <w:t>V4 目的地属性    V15 消费符号</w:t>
+        <w:t>V6 目的地属性    V10 消费符号</w:t>
         <w:br/>
       </w:r>
       <w:r>
@@ -3066,7 +2976,7 @@
           <w:rFonts w:ascii="Menlo" w:hAnsi="Menlo" w:eastAsia="Menlo"/>
           <w:sz w:val="17"/>
         </w:rPr>
-        <w:t xml:space="preserve">                  V16 可见对象状态</w:t>
+        <w:t xml:space="preserve">                  V11 可见对象状态</w:t>
         <w:br/>
       </w:r>
       <w:r>
@@ -3139,7 +3049,7 @@
           <w:b/>
           <w:i w:val="0"/>
         </w:rPr>
-        <w:t>V1 内容策略（片段级，5个父类 + 22个子项）</w:t>
+        <w:t>V3 内容策略（片段级，5个父类 + 22个子项）</w:t>
       </w:r>
     </w:p>
     <w:p>
@@ -3185,14 +3095,14 @@
             </w:pPr>
             <w:r>
               <w:rPr>
-                <w:rFonts w:ascii="Songti SC" w:hAnsi="Songti SC" w:eastAsia="Songti SC"/>
+                <w:rFonts w:ascii="Arial Unicode MS" w:hAnsi="Arial Unicode MS" w:eastAsia="Arial Unicode MS"/>
                 <w:b/>
                 <w:sz w:val="17"/>
               </w:rPr>
             </w:r>
             <w:r>
               <w:rPr>
-                <w:rFonts w:ascii="Songti SC" w:hAnsi="Songti SC" w:eastAsia="Songti SC"/>
+                <w:rFonts w:ascii="Arial Unicode MS" w:hAnsi="Arial Unicode MS" w:eastAsia="Arial Unicode MS"/>
                 <w:b/>
                 <w:i w:val="0"/>
                 <w:sz w:val="17"/>
@@ -3214,14 +3124,14 @@
             </w:pPr>
             <w:r>
               <w:rPr>
-                <w:rFonts w:ascii="Songti SC" w:hAnsi="Songti SC" w:eastAsia="Songti SC"/>
+                <w:rFonts w:ascii="Arial Unicode MS" w:hAnsi="Arial Unicode MS" w:eastAsia="Arial Unicode MS"/>
                 <w:b/>
                 <w:sz w:val="17"/>
               </w:rPr>
             </w:r>
             <w:r>
               <w:rPr>
-                <w:rFonts w:ascii="Songti SC" w:hAnsi="Songti SC" w:eastAsia="Songti SC"/>
+                <w:rFonts w:ascii="Arial Unicode MS" w:hAnsi="Arial Unicode MS" w:eastAsia="Arial Unicode MS"/>
                 <w:b/>
                 <w:i w:val="0"/>
                 <w:sz w:val="17"/>
@@ -3243,14 +3153,14 @@
             </w:pPr>
             <w:r>
               <w:rPr>
-                <w:rFonts w:ascii="Songti SC" w:hAnsi="Songti SC" w:eastAsia="Songti SC"/>
+                <w:rFonts w:ascii="Arial Unicode MS" w:hAnsi="Arial Unicode MS" w:eastAsia="Arial Unicode MS"/>
                 <w:b/>
                 <w:sz w:val="17"/>
               </w:rPr>
             </w:r>
             <w:r>
               <w:rPr>
-                <w:rFonts w:ascii="Songti SC" w:hAnsi="Songti SC" w:eastAsia="Songti SC"/>
+                <w:rFonts w:ascii="Arial Unicode MS" w:hAnsi="Arial Unicode MS" w:eastAsia="Arial Unicode MS"/>
                 <w:b/>
                 <w:i w:val="0"/>
                 <w:sz w:val="17"/>
@@ -3272,14 +3182,14 @@
             </w:pPr>
             <w:r>
               <w:rPr>
-                <w:rFonts w:ascii="Songti SC" w:hAnsi="Songti SC" w:eastAsia="Songti SC"/>
+                <w:rFonts w:ascii="Arial Unicode MS" w:hAnsi="Arial Unicode MS" w:eastAsia="Arial Unicode MS"/>
                 <w:b/>
                 <w:sz w:val="17"/>
               </w:rPr>
             </w:r>
             <w:r>
               <w:rPr>
-                <w:rFonts w:ascii="Songti SC" w:hAnsi="Songti SC" w:eastAsia="Songti SC"/>
+                <w:rFonts w:ascii="Arial Unicode MS" w:hAnsi="Arial Unicode MS" w:eastAsia="Arial Unicode MS"/>
                 <w:b/>
                 <w:i w:val="0"/>
                 <w:sz w:val="17"/>
@@ -3301,14 +3211,14 @@
             </w:pPr>
             <w:r>
               <w:rPr>
-                <w:rFonts w:ascii="Songti SC" w:hAnsi="Songti SC" w:eastAsia="Songti SC"/>
+                <w:rFonts w:ascii="Arial Unicode MS" w:hAnsi="Arial Unicode MS" w:eastAsia="Arial Unicode MS"/>
                 <w:b/>
                 <w:sz w:val="17"/>
               </w:rPr>
             </w:r>
             <w:r>
               <w:rPr>
-                <w:rFonts w:ascii="Songti SC" w:hAnsi="Songti SC" w:eastAsia="Songti SC"/>
+                <w:rFonts w:ascii="Arial Unicode MS" w:hAnsi="Arial Unicode MS" w:eastAsia="Arial Unicode MS"/>
                 <w:b/>
                 <w:i w:val="0"/>
                 <w:sz w:val="17"/>
@@ -3334,13 +3244,13 @@
             </w:pPr>
             <w:r>
               <w:rPr>
-                <w:rFonts w:ascii="Songti SC" w:hAnsi="Songti SC" w:eastAsia="Songti SC"/>
-                <w:sz w:val="17"/>
-              </w:rPr>
-            </w:r>
-            <w:r>
-              <w:rPr>
-                <w:rFonts w:ascii="Songti SC" w:hAnsi="Songti SC" w:eastAsia="Songti SC"/>
+                <w:rFonts w:ascii="Arial Unicode MS" w:hAnsi="Arial Unicode MS" w:eastAsia="Arial Unicode MS"/>
+                <w:sz w:val="17"/>
+              </w:rPr>
+            </w:r>
+            <w:r>
+              <w:rPr>
+                <w:rFonts w:ascii="Arial Unicode MS" w:hAnsi="Arial Unicode MS" w:eastAsia="Arial Unicode MS"/>
                 <w:b w:val="0"/>
                 <w:i w:val="0"/>
                 <w:sz w:val="17"/>
@@ -3361,13 +3271,13 @@
             </w:pPr>
             <w:r>
               <w:rPr>
-                <w:rFonts w:ascii="Songti SC" w:hAnsi="Songti SC" w:eastAsia="Songti SC"/>
-                <w:sz w:val="17"/>
-              </w:rPr>
-            </w:r>
-            <w:r>
-              <w:rPr>
-                <w:rFonts w:ascii="Songti SC" w:hAnsi="Songti SC" w:eastAsia="Songti SC"/>
+                <w:rFonts w:ascii="Arial Unicode MS" w:hAnsi="Arial Unicode MS" w:eastAsia="Arial Unicode MS"/>
+                <w:sz w:val="17"/>
+              </w:rPr>
+            </w:r>
+            <w:r>
+              <w:rPr>
+                <w:rFonts w:ascii="Arial Unicode MS" w:hAnsi="Arial Unicode MS" w:eastAsia="Arial Unicode MS"/>
                 <w:b w:val="0"/>
                 <w:i w:val="0"/>
                 <w:sz w:val="17"/>
@@ -3388,13 +3298,13 @@
             </w:pPr>
             <w:r>
               <w:rPr>
-                <w:rFonts w:ascii="Songti SC" w:hAnsi="Songti SC" w:eastAsia="Songti SC"/>
-                <w:sz w:val="17"/>
-              </w:rPr>
-            </w:r>
-            <w:r>
-              <w:rPr>
-                <w:rFonts w:ascii="Songti SC" w:hAnsi="Songti SC" w:eastAsia="Songti SC"/>
+                <w:rFonts w:ascii="Arial Unicode MS" w:hAnsi="Arial Unicode MS" w:eastAsia="Arial Unicode MS"/>
+                <w:sz w:val="17"/>
+              </w:rPr>
+            </w:r>
+            <w:r>
+              <w:rPr>
+                <w:rFonts w:ascii="Arial Unicode MS" w:hAnsi="Arial Unicode MS" w:eastAsia="Arial Unicode MS"/>
                 <w:b w:val="0"/>
                 <w:i w:val="0"/>
                 <w:sz w:val="17"/>
@@ -3415,13 +3325,13 @@
             </w:pPr>
             <w:r>
               <w:rPr>
-                <w:rFonts w:ascii="Songti SC" w:hAnsi="Songti SC" w:eastAsia="Songti SC"/>
-                <w:sz w:val="17"/>
-              </w:rPr>
-            </w:r>
-            <w:r>
-              <w:rPr>
-                <w:rFonts w:ascii="Songti SC" w:hAnsi="Songti SC" w:eastAsia="Songti SC"/>
+                <w:rFonts w:ascii="Arial Unicode MS" w:hAnsi="Arial Unicode MS" w:eastAsia="Arial Unicode MS"/>
+                <w:sz w:val="17"/>
+              </w:rPr>
+            </w:r>
+            <w:r>
+              <w:rPr>
+                <w:rFonts w:ascii="Arial Unicode MS" w:hAnsi="Arial Unicode MS" w:eastAsia="Arial Unicode MS"/>
                 <w:b w:val="0"/>
                 <w:i w:val="0"/>
                 <w:sz w:val="17"/>
@@ -3430,7 +3340,7 @@
             </w:r>
             <w:r>
               <w:rPr>
-                <w:rFonts w:ascii="Songti SC" w:hAnsi="Songti SC" w:eastAsia="Songti SC"/>
+                <w:rFonts w:ascii="Arial Unicode MS" w:hAnsi="Arial Unicode MS" w:eastAsia="Arial Unicode MS"/>
                 <w:b w:val="0"/>
                 <w:i w:val="0"/>
                 <w:sz w:val="17"/>
@@ -3439,7 +3349,7 @@
             </w:r>
             <w:r>
               <w:rPr>
-                <w:rFonts w:ascii="Songti SC" w:hAnsi="Songti SC" w:eastAsia="Songti SC"/>
+                <w:rFonts w:ascii="Arial Unicode MS" w:hAnsi="Arial Unicode MS" w:eastAsia="Arial Unicode MS"/>
                 <w:b w:val="0"/>
                 <w:i w:val="0"/>
                 <w:sz w:val="17"/>
@@ -3460,13 +3370,13 @@
             </w:pPr>
             <w:r>
               <w:rPr>
-                <w:rFonts w:ascii="Songti SC" w:hAnsi="Songti SC" w:eastAsia="Songti SC"/>
-                <w:sz w:val="17"/>
-              </w:rPr>
-            </w:r>
-            <w:r>
-              <w:rPr>
-                <w:rFonts w:ascii="Songti SC" w:hAnsi="Songti SC" w:eastAsia="Songti SC"/>
+                <w:rFonts w:ascii="Arial Unicode MS" w:hAnsi="Arial Unicode MS" w:eastAsia="Arial Unicode MS"/>
+                <w:sz w:val="17"/>
+              </w:rPr>
+            </w:r>
+            <w:r>
+              <w:rPr>
+                <w:rFonts w:ascii="Arial Unicode MS" w:hAnsi="Arial Unicode MS" w:eastAsia="Arial Unicode MS"/>
                 <w:b w:val="0"/>
                 <w:i w:val="0"/>
                 <w:sz w:val="17"/>
@@ -3492,13 +3402,13 @@
             </w:pPr>
             <w:r>
               <w:rPr>
-                <w:rFonts w:ascii="Songti SC" w:hAnsi="Songti SC" w:eastAsia="Songti SC"/>
-                <w:sz w:val="17"/>
-              </w:rPr>
-            </w:r>
-            <w:r>
-              <w:rPr>
-                <w:rFonts w:ascii="Songti SC" w:hAnsi="Songti SC" w:eastAsia="Songti SC"/>
+                <w:rFonts w:ascii="Arial Unicode MS" w:hAnsi="Arial Unicode MS" w:eastAsia="Arial Unicode MS"/>
+                <w:sz w:val="17"/>
+              </w:rPr>
+            </w:r>
+            <w:r>
+              <w:rPr>
+                <w:rFonts w:ascii="Arial Unicode MS" w:hAnsi="Arial Unicode MS" w:eastAsia="Arial Unicode MS"/>
                 <w:b w:val="0"/>
                 <w:i w:val="0"/>
                 <w:sz w:val="17"/>
@@ -3519,13 +3429,13 @@
             </w:pPr>
             <w:r>
               <w:rPr>
-                <w:rFonts w:ascii="Songti SC" w:hAnsi="Songti SC" w:eastAsia="Songti SC"/>
-                <w:sz w:val="17"/>
-              </w:rPr>
-            </w:r>
-            <w:r>
-              <w:rPr>
-                <w:rFonts w:ascii="Songti SC" w:hAnsi="Songti SC" w:eastAsia="Songti SC"/>
+                <w:rFonts w:ascii="Arial Unicode MS" w:hAnsi="Arial Unicode MS" w:eastAsia="Arial Unicode MS"/>
+                <w:sz w:val="17"/>
+              </w:rPr>
+            </w:r>
+            <w:r>
+              <w:rPr>
+                <w:rFonts w:ascii="Arial Unicode MS" w:hAnsi="Arial Unicode MS" w:eastAsia="Arial Unicode MS"/>
                 <w:b w:val="0"/>
                 <w:i w:val="0"/>
                 <w:sz w:val="17"/>
@@ -3546,13 +3456,13 @@
             </w:pPr>
             <w:r>
               <w:rPr>
-                <w:rFonts w:ascii="Songti SC" w:hAnsi="Songti SC" w:eastAsia="Songti SC"/>
-                <w:sz w:val="17"/>
-              </w:rPr>
-            </w:r>
-            <w:r>
-              <w:rPr>
-                <w:rFonts w:ascii="Songti SC" w:hAnsi="Songti SC" w:eastAsia="Songti SC"/>
+                <w:rFonts w:ascii="Arial Unicode MS" w:hAnsi="Arial Unicode MS" w:eastAsia="Arial Unicode MS"/>
+                <w:sz w:val="17"/>
+              </w:rPr>
+            </w:r>
+            <w:r>
+              <w:rPr>
+                <w:rFonts w:ascii="Arial Unicode MS" w:hAnsi="Arial Unicode MS" w:eastAsia="Arial Unicode MS"/>
                 <w:b w:val="0"/>
                 <w:i w:val="0"/>
                 <w:sz w:val="17"/>
@@ -3573,13 +3483,13 @@
             </w:pPr>
             <w:r>
               <w:rPr>
-                <w:rFonts w:ascii="Songti SC" w:hAnsi="Songti SC" w:eastAsia="Songti SC"/>
-                <w:sz w:val="17"/>
-              </w:rPr>
-            </w:r>
-            <w:r>
-              <w:rPr>
-                <w:rFonts w:ascii="Songti SC" w:hAnsi="Songti SC" w:eastAsia="Songti SC"/>
+                <w:rFonts w:ascii="Arial Unicode MS" w:hAnsi="Arial Unicode MS" w:eastAsia="Arial Unicode MS"/>
+                <w:sz w:val="17"/>
+              </w:rPr>
+            </w:r>
+            <w:r>
+              <w:rPr>
+                <w:rFonts w:ascii="Arial Unicode MS" w:hAnsi="Arial Unicode MS" w:eastAsia="Arial Unicode MS"/>
                 <w:b w:val="0"/>
                 <w:i w:val="0"/>
                 <w:sz w:val="17"/>
@@ -3588,7 +3498,7 @@
             </w:r>
             <w:r>
               <w:rPr>
-                <w:rFonts w:ascii="Songti SC" w:hAnsi="Songti SC" w:eastAsia="Songti SC"/>
+                <w:rFonts w:ascii="Arial Unicode MS" w:hAnsi="Arial Unicode MS" w:eastAsia="Arial Unicode MS"/>
                 <w:b w:val="0"/>
                 <w:i w:val="0"/>
                 <w:sz w:val="17"/>
@@ -3597,7 +3507,7 @@
             </w:r>
             <w:r>
               <w:rPr>
-                <w:rFonts w:ascii="Songti SC" w:hAnsi="Songti SC" w:eastAsia="Songti SC"/>
+                <w:rFonts w:ascii="Arial Unicode MS" w:hAnsi="Arial Unicode MS" w:eastAsia="Arial Unicode MS"/>
                 <w:b w:val="0"/>
                 <w:i w:val="0"/>
                 <w:sz w:val="17"/>
@@ -3618,13 +3528,13 @@
             </w:pPr>
             <w:r>
               <w:rPr>
-                <w:rFonts w:ascii="Songti SC" w:hAnsi="Songti SC" w:eastAsia="Songti SC"/>
-                <w:sz w:val="17"/>
-              </w:rPr>
-            </w:r>
-            <w:r>
-              <w:rPr>
-                <w:rFonts w:ascii="Songti SC" w:hAnsi="Songti SC" w:eastAsia="Songti SC"/>
+                <w:rFonts w:ascii="Arial Unicode MS" w:hAnsi="Arial Unicode MS" w:eastAsia="Arial Unicode MS"/>
+                <w:sz w:val="17"/>
+              </w:rPr>
+            </w:r>
+            <w:r>
+              <w:rPr>
+                <w:rFonts w:ascii="Arial Unicode MS" w:hAnsi="Arial Unicode MS" w:eastAsia="Arial Unicode MS"/>
                 <w:b w:val="0"/>
                 <w:i w:val="0"/>
                 <w:sz w:val="17"/>
@@ -3650,13 +3560,13 @@
             </w:pPr>
             <w:r>
               <w:rPr>
-                <w:rFonts w:ascii="Songti SC" w:hAnsi="Songti SC" w:eastAsia="Songti SC"/>
-                <w:sz w:val="17"/>
-              </w:rPr>
-            </w:r>
-            <w:r>
-              <w:rPr>
-                <w:rFonts w:ascii="Songti SC" w:hAnsi="Songti SC" w:eastAsia="Songti SC"/>
+                <w:rFonts w:ascii="Arial Unicode MS" w:hAnsi="Arial Unicode MS" w:eastAsia="Arial Unicode MS"/>
+                <w:sz w:val="17"/>
+              </w:rPr>
+            </w:r>
+            <w:r>
+              <w:rPr>
+                <w:rFonts w:ascii="Arial Unicode MS" w:hAnsi="Arial Unicode MS" w:eastAsia="Arial Unicode MS"/>
                 <w:b w:val="0"/>
                 <w:i w:val="0"/>
                 <w:sz w:val="17"/>
@@ -3677,13 +3587,13 @@
             </w:pPr>
             <w:r>
               <w:rPr>
-                <w:rFonts w:ascii="Songti SC" w:hAnsi="Songti SC" w:eastAsia="Songti SC"/>
-                <w:sz w:val="17"/>
-              </w:rPr>
-            </w:r>
-            <w:r>
-              <w:rPr>
-                <w:rFonts w:ascii="Songti SC" w:hAnsi="Songti SC" w:eastAsia="Songti SC"/>
+                <w:rFonts w:ascii="Arial Unicode MS" w:hAnsi="Arial Unicode MS" w:eastAsia="Arial Unicode MS"/>
+                <w:sz w:val="17"/>
+              </w:rPr>
+            </w:r>
+            <w:r>
+              <w:rPr>
+                <w:rFonts w:ascii="Arial Unicode MS" w:hAnsi="Arial Unicode MS" w:eastAsia="Arial Unicode MS"/>
                 <w:b w:val="0"/>
                 <w:i w:val="0"/>
                 <w:sz w:val="17"/>
@@ -3704,13 +3614,13 @@
             </w:pPr>
             <w:r>
               <w:rPr>
-                <w:rFonts w:ascii="Songti SC" w:hAnsi="Songti SC" w:eastAsia="Songti SC"/>
-                <w:sz w:val="17"/>
-              </w:rPr>
-            </w:r>
-            <w:r>
-              <w:rPr>
-                <w:rFonts w:ascii="Songti SC" w:hAnsi="Songti SC" w:eastAsia="Songti SC"/>
+                <w:rFonts w:ascii="Arial Unicode MS" w:hAnsi="Arial Unicode MS" w:eastAsia="Arial Unicode MS"/>
+                <w:sz w:val="17"/>
+              </w:rPr>
+            </w:r>
+            <w:r>
+              <w:rPr>
+                <w:rFonts w:ascii="Arial Unicode MS" w:hAnsi="Arial Unicode MS" w:eastAsia="Arial Unicode MS"/>
                 <w:b w:val="0"/>
                 <w:i w:val="0"/>
                 <w:sz w:val="17"/>
@@ -3731,13 +3641,13 @@
             </w:pPr>
             <w:r>
               <w:rPr>
-                <w:rFonts w:ascii="Songti SC" w:hAnsi="Songti SC" w:eastAsia="Songti SC"/>
-                <w:sz w:val="17"/>
-              </w:rPr>
-            </w:r>
-            <w:r>
-              <w:rPr>
-                <w:rFonts w:ascii="Songti SC" w:hAnsi="Songti SC" w:eastAsia="Songti SC"/>
+                <w:rFonts w:ascii="Arial Unicode MS" w:hAnsi="Arial Unicode MS" w:eastAsia="Arial Unicode MS"/>
+                <w:sz w:val="17"/>
+              </w:rPr>
+            </w:r>
+            <w:r>
+              <w:rPr>
+                <w:rFonts w:ascii="Arial Unicode MS" w:hAnsi="Arial Unicode MS" w:eastAsia="Arial Unicode MS"/>
                 <w:b w:val="0"/>
                 <w:i w:val="0"/>
                 <w:sz w:val="17"/>
@@ -3746,7 +3656,7 @@
             </w:r>
             <w:r>
               <w:rPr>
-                <w:rFonts w:ascii="Songti SC" w:hAnsi="Songti SC" w:eastAsia="Songti SC"/>
+                <w:rFonts w:ascii="Arial Unicode MS" w:hAnsi="Arial Unicode MS" w:eastAsia="Arial Unicode MS"/>
                 <w:b w:val="0"/>
                 <w:i w:val="0"/>
                 <w:sz w:val="17"/>
@@ -3755,7 +3665,7 @@
             </w:r>
             <w:r>
               <w:rPr>
-                <w:rFonts w:ascii="Songti SC" w:hAnsi="Songti SC" w:eastAsia="Songti SC"/>
+                <w:rFonts w:ascii="Arial Unicode MS" w:hAnsi="Arial Unicode MS" w:eastAsia="Arial Unicode MS"/>
                 <w:b w:val="0"/>
                 <w:i w:val="0"/>
                 <w:sz w:val="17"/>
@@ -3776,13 +3686,13 @@
             </w:pPr>
             <w:r>
               <w:rPr>
-                <w:rFonts w:ascii="Songti SC" w:hAnsi="Songti SC" w:eastAsia="Songti SC"/>
-                <w:sz w:val="17"/>
-              </w:rPr>
-            </w:r>
-            <w:r>
-              <w:rPr>
-                <w:rFonts w:ascii="Songti SC" w:hAnsi="Songti SC" w:eastAsia="Songti SC"/>
+                <w:rFonts w:ascii="Arial Unicode MS" w:hAnsi="Arial Unicode MS" w:eastAsia="Arial Unicode MS"/>
+                <w:sz w:val="17"/>
+              </w:rPr>
+            </w:r>
+            <w:r>
+              <w:rPr>
+                <w:rFonts w:ascii="Arial Unicode MS" w:hAnsi="Arial Unicode MS" w:eastAsia="Arial Unicode MS"/>
                 <w:b w:val="0"/>
                 <w:i w:val="0"/>
                 <w:sz w:val="17"/>
@@ -3808,13 +3718,13 @@
             </w:pPr>
             <w:r>
               <w:rPr>
-                <w:rFonts w:ascii="Songti SC" w:hAnsi="Songti SC" w:eastAsia="Songti SC"/>
-                <w:sz w:val="17"/>
-              </w:rPr>
-            </w:r>
-            <w:r>
-              <w:rPr>
-                <w:rFonts w:ascii="Songti SC" w:hAnsi="Songti SC" w:eastAsia="Songti SC"/>
+                <w:rFonts w:ascii="Arial Unicode MS" w:hAnsi="Arial Unicode MS" w:eastAsia="Arial Unicode MS"/>
+                <w:sz w:val="17"/>
+              </w:rPr>
+            </w:r>
+            <w:r>
+              <w:rPr>
+                <w:rFonts w:ascii="Arial Unicode MS" w:hAnsi="Arial Unicode MS" w:eastAsia="Arial Unicode MS"/>
                 <w:b w:val="0"/>
                 <w:i w:val="0"/>
                 <w:sz w:val="17"/>
@@ -3835,13 +3745,13 @@
             </w:pPr>
             <w:r>
               <w:rPr>
-                <w:rFonts w:ascii="Songti SC" w:hAnsi="Songti SC" w:eastAsia="Songti SC"/>
-                <w:sz w:val="17"/>
-              </w:rPr>
-            </w:r>
-            <w:r>
-              <w:rPr>
-                <w:rFonts w:ascii="Songti SC" w:hAnsi="Songti SC" w:eastAsia="Songti SC"/>
+                <w:rFonts w:ascii="Arial Unicode MS" w:hAnsi="Arial Unicode MS" w:eastAsia="Arial Unicode MS"/>
+                <w:sz w:val="17"/>
+              </w:rPr>
+            </w:r>
+            <w:r>
+              <w:rPr>
+                <w:rFonts w:ascii="Arial Unicode MS" w:hAnsi="Arial Unicode MS" w:eastAsia="Arial Unicode MS"/>
                 <w:b w:val="0"/>
                 <w:i w:val="0"/>
                 <w:sz w:val="17"/>
@@ -3862,13 +3772,13 @@
             </w:pPr>
             <w:r>
               <w:rPr>
-                <w:rFonts w:ascii="Songti SC" w:hAnsi="Songti SC" w:eastAsia="Songti SC"/>
-                <w:sz w:val="17"/>
-              </w:rPr>
-            </w:r>
-            <w:r>
-              <w:rPr>
-                <w:rFonts w:ascii="Songti SC" w:hAnsi="Songti SC" w:eastAsia="Songti SC"/>
+                <w:rFonts w:ascii="Arial Unicode MS" w:hAnsi="Arial Unicode MS" w:eastAsia="Arial Unicode MS"/>
+                <w:sz w:val="17"/>
+              </w:rPr>
+            </w:r>
+            <w:r>
+              <w:rPr>
+                <w:rFonts w:ascii="Arial Unicode MS" w:hAnsi="Arial Unicode MS" w:eastAsia="Arial Unicode MS"/>
                 <w:b w:val="0"/>
                 <w:i w:val="0"/>
                 <w:sz w:val="17"/>
@@ -3889,13 +3799,13 @@
             </w:pPr>
             <w:r>
               <w:rPr>
-                <w:rFonts w:ascii="Songti SC" w:hAnsi="Songti SC" w:eastAsia="Songti SC"/>
-                <w:sz w:val="17"/>
-              </w:rPr>
-            </w:r>
-            <w:r>
-              <w:rPr>
-                <w:rFonts w:ascii="Songti SC" w:hAnsi="Songti SC" w:eastAsia="Songti SC"/>
+                <w:rFonts w:ascii="Arial Unicode MS" w:hAnsi="Arial Unicode MS" w:eastAsia="Arial Unicode MS"/>
+                <w:sz w:val="17"/>
+              </w:rPr>
+            </w:r>
+            <w:r>
+              <w:rPr>
+                <w:rFonts w:ascii="Arial Unicode MS" w:hAnsi="Arial Unicode MS" w:eastAsia="Arial Unicode MS"/>
                 <w:b w:val="0"/>
                 <w:i w:val="0"/>
                 <w:sz w:val="17"/>
@@ -3904,7 +3814,7 @@
             </w:r>
             <w:r>
               <w:rPr>
-                <w:rFonts w:ascii="Songti SC" w:hAnsi="Songti SC" w:eastAsia="Songti SC"/>
+                <w:rFonts w:ascii="Arial Unicode MS" w:hAnsi="Arial Unicode MS" w:eastAsia="Arial Unicode MS"/>
                 <w:b w:val="0"/>
                 <w:i w:val="0"/>
                 <w:sz w:val="17"/>
@@ -3925,13 +3835,13 @@
             </w:pPr>
             <w:r>
               <w:rPr>
-                <w:rFonts w:ascii="Songti SC" w:hAnsi="Songti SC" w:eastAsia="Songti SC"/>
-                <w:sz w:val="17"/>
-              </w:rPr>
-            </w:r>
-            <w:r>
-              <w:rPr>
-                <w:rFonts w:ascii="Songti SC" w:hAnsi="Songti SC" w:eastAsia="Songti SC"/>
+                <w:rFonts w:ascii="Arial Unicode MS" w:hAnsi="Arial Unicode MS" w:eastAsia="Arial Unicode MS"/>
+                <w:sz w:val="17"/>
+              </w:rPr>
+            </w:r>
+            <w:r>
+              <w:rPr>
+                <w:rFonts w:ascii="Arial Unicode MS" w:hAnsi="Arial Unicode MS" w:eastAsia="Arial Unicode MS"/>
                 <w:b w:val="0"/>
                 <w:i w:val="0"/>
                 <w:sz w:val="17"/>
@@ -3957,13 +3867,13 @@
             </w:pPr>
             <w:r>
               <w:rPr>
-                <w:rFonts w:ascii="Songti SC" w:hAnsi="Songti SC" w:eastAsia="Songti SC"/>
-                <w:sz w:val="17"/>
-              </w:rPr>
-            </w:r>
-            <w:r>
-              <w:rPr>
-                <w:rFonts w:ascii="Songti SC" w:hAnsi="Songti SC" w:eastAsia="Songti SC"/>
+                <w:rFonts w:ascii="Arial Unicode MS" w:hAnsi="Arial Unicode MS" w:eastAsia="Arial Unicode MS"/>
+                <w:sz w:val="17"/>
+              </w:rPr>
+            </w:r>
+            <w:r>
+              <w:rPr>
+                <w:rFonts w:ascii="Arial Unicode MS" w:hAnsi="Arial Unicode MS" w:eastAsia="Arial Unicode MS"/>
                 <w:b w:val="0"/>
                 <w:i w:val="0"/>
                 <w:sz w:val="17"/>
@@ -3984,13 +3894,13 @@
             </w:pPr>
             <w:r>
               <w:rPr>
-                <w:rFonts w:ascii="Songti SC" w:hAnsi="Songti SC" w:eastAsia="Songti SC"/>
-                <w:sz w:val="17"/>
-              </w:rPr>
-            </w:r>
-            <w:r>
-              <w:rPr>
-                <w:rFonts w:ascii="Songti SC" w:hAnsi="Songti SC" w:eastAsia="Songti SC"/>
+                <w:rFonts w:ascii="Arial Unicode MS" w:hAnsi="Arial Unicode MS" w:eastAsia="Arial Unicode MS"/>
+                <w:sz w:val="17"/>
+              </w:rPr>
+            </w:r>
+            <w:r>
+              <w:rPr>
+                <w:rFonts w:ascii="Arial Unicode MS" w:hAnsi="Arial Unicode MS" w:eastAsia="Arial Unicode MS"/>
                 <w:b w:val="0"/>
                 <w:i w:val="0"/>
                 <w:sz w:val="17"/>
@@ -4011,13 +3921,13 @@
             </w:pPr>
             <w:r>
               <w:rPr>
-                <w:rFonts w:ascii="Songti SC" w:hAnsi="Songti SC" w:eastAsia="Songti SC"/>
-                <w:sz w:val="17"/>
-              </w:rPr>
-            </w:r>
-            <w:r>
-              <w:rPr>
-                <w:rFonts w:ascii="Songti SC" w:hAnsi="Songti SC" w:eastAsia="Songti SC"/>
+                <w:rFonts w:ascii="Arial Unicode MS" w:hAnsi="Arial Unicode MS" w:eastAsia="Arial Unicode MS"/>
+                <w:sz w:val="17"/>
+              </w:rPr>
+            </w:r>
+            <w:r>
+              <w:rPr>
+                <w:rFonts w:ascii="Arial Unicode MS" w:hAnsi="Arial Unicode MS" w:eastAsia="Arial Unicode MS"/>
                 <w:b w:val="0"/>
                 <w:i w:val="0"/>
                 <w:sz w:val="17"/>
@@ -4038,13 +3948,13 @@
             </w:pPr>
             <w:r>
               <w:rPr>
-                <w:rFonts w:ascii="Songti SC" w:hAnsi="Songti SC" w:eastAsia="Songti SC"/>
-                <w:sz w:val="17"/>
-              </w:rPr>
-            </w:r>
-            <w:r>
-              <w:rPr>
-                <w:rFonts w:ascii="Songti SC" w:hAnsi="Songti SC" w:eastAsia="Songti SC"/>
+                <w:rFonts w:ascii="Arial Unicode MS" w:hAnsi="Arial Unicode MS" w:eastAsia="Arial Unicode MS"/>
+                <w:sz w:val="17"/>
+              </w:rPr>
+            </w:r>
+            <w:r>
+              <w:rPr>
+                <w:rFonts w:ascii="Arial Unicode MS" w:hAnsi="Arial Unicode MS" w:eastAsia="Arial Unicode MS"/>
                 <w:b w:val="0"/>
                 <w:i w:val="0"/>
                 <w:sz w:val="17"/>
@@ -4053,7 +3963,7 @@
             </w:r>
             <w:r>
               <w:rPr>
-                <w:rFonts w:ascii="Songti SC" w:hAnsi="Songti SC" w:eastAsia="Songti SC"/>
+                <w:rFonts w:ascii="Arial Unicode MS" w:hAnsi="Arial Unicode MS" w:eastAsia="Arial Unicode MS"/>
                 <w:b w:val="0"/>
                 <w:i w:val="0"/>
                 <w:sz w:val="17"/>
@@ -4062,7 +3972,7 @@
             </w:r>
             <w:r>
               <w:rPr>
-                <w:rFonts w:ascii="Songti SC" w:hAnsi="Songti SC" w:eastAsia="Songti SC"/>
+                <w:rFonts w:ascii="Arial Unicode MS" w:hAnsi="Arial Unicode MS" w:eastAsia="Arial Unicode MS"/>
                 <w:b w:val="0"/>
                 <w:i w:val="0"/>
                 <w:sz w:val="17"/>
@@ -4083,13 +3993,13 @@
             </w:pPr>
             <w:r>
               <w:rPr>
-                <w:rFonts w:ascii="Songti SC" w:hAnsi="Songti SC" w:eastAsia="Songti SC"/>
-                <w:sz w:val="17"/>
-              </w:rPr>
-            </w:r>
-            <w:r>
-              <w:rPr>
-                <w:rFonts w:ascii="Songti SC" w:hAnsi="Songti SC" w:eastAsia="Songti SC"/>
+                <w:rFonts w:ascii="Arial Unicode MS" w:hAnsi="Arial Unicode MS" w:eastAsia="Arial Unicode MS"/>
+                <w:sz w:val="17"/>
+              </w:rPr>
+            </w:r>
+            <w:r>
+              <w:rPr>
+                <w:rFonts w:ascii="Arial Unicode MS" w:hAnsi="Arial Unicode MS" w:eastAsia="Arial Unicode MS"/>
                 <w:b w:val="0"/>
                 <w:i w:val="0"/>
                 <w:sz w:val="17"/>
@@ -4140,7 +4050,7 @@
           <w:b w:val="0"/>
           <w:i w:val="0"/>
         </w:rPr>
-        <w:t>的残余关系仅供复核。原V5已并入</w:t>
+        <w:t>的残余关系仅供复核。旧编号V5已并入</w:t>
       </w:r>
       <w:r>
         <w:rPr>
@@ -4188,7 +4098,7 @@
           <w:b w:val="0"/>
           <w:i w:val="0"/>
         </w:rPr>
-        <w:t>。CS-COM不再作为片段标签，明确商业披露由V6记录。</w:t>
+        <w:t>。CS-COM不再作为片段标签，明确商业披露由V1记录。</w:t>
       </w:r>
     </w:p>
     <w:p>
@@ -4198,7 +4108,7 @@
           <w:b/>
           <w:i w:val="0"/>
         </w:rPr>
-        <w:t>V2 目的地资源（片段级，三级编码，可多选，每维度0/1）</w:t>
+        <w:t>V4 目的地资源（片段级，三级编码，可多选，每维度0/1）</w:t>
       </w:r>
     </w:p>
     <w:p>
@@ -4227,7 +4137,7 @@
           <w:b w:val="0"/>
           <w:i w:val="0"/>
         </w:rPr>
-        <w:t>：v3.1按《旅游资源分类、调查与评价》（GB/T 18972-2017）重构V2，v3.10进一步把宽泛“旅游活动”拆为休闲游憩与节事文体事件。编码员同时判断Layer 1两个基本大类、Layer 2十个资源亚类和Layer 3四个事件子类；层级关系只用于冲突复核，不自动补写。</w:t>
+        <w:t>：v3.1按《旅游资源分类、调查与评价》（GB/T 18972-2017）重构旧编号V2（现V4），v3.10进一步把宽泛“旅游活动”拆为休闲游憩与节事文体事件。编码员同时判断Layer 1两个基本大类、Layer 2十个资源亚类和Layer 3四个事件子类；层级关系只用于冲突复核，不自动补写。</w:t>
       </w:r>
     </w:p>
     <w:p>
@@ -4271,14 +4181,14 @@
             </w:pPr>
             <w:r>
               <w:rPr>
-                <w:rFonts w:ascii="Songti SC" w:hAnsi="Songti SC" w:eastAsia="Songti SC"/>
+                <w:rFonts w:ascii="Arial Unicode MS" w:hAnsi="Arial Unicode MS" w:eastAsia="Arial Unicode MS"/>
                 <w:b/>
                 <w:sz w:val="17"/>
               </w:rPr>
             </w:r>
             <w:r>
               <w:rPr>
-                <w:rFonts w:ascii="Songti SC" w:hAnsi="Songti SC" w:eastAsia="Songti SC"/>
+                <w:rFonts w:ascii="Arial Unicode MS" w:hAnsi="Arial Unicode MS" w:eastAsia="Arial Unicode MS"/>
                 <w:b/>
                 <w:i w:val="0"/>
                 <w:sz w:val="17"/>
@@ -4300,14 +4210,14 @@
             </w:pPr>
             <w:r>
               <w:rPr>
-                <w:rFonts w:ascii="Songti SC" w:hAnsi="Songti SC" w:eastAsia="Songti SC"/>
+                <w:rFonts w:ascii="Arial Unicode MS" w:hAnsi="Arial Unicode MS" w:eastAsia="Arial Unicode MS"/>
                 <w:b/>
                 <w:sz w:val="17"/>
               </w:rPr>
             </w:r>
             <w:r>
               <w:rPr>
-                <w:rFonts w:ascii="Songti SC" w:hAnsi="Songti SC" w:eastAsia="Songti SC"/>
+                <w:rFonts w:ascii="Arial Unicode MS" w:hAnsi="Arial Unicode MS" w:eastAsia="Arial Unicode MS"/>
                 <w:b/>
                 <w:i w:val="0"/>
                 <w:sz w:val="17"/>
@@ -4329,14 +4239,14 @@
             </w:pPr>
             <w:r>
               <w:rPr>
-                <w:rFonts w:ascii="Songti SC" w:hAnsi="Songti SC" w:eastAsia="Songti SC"/>
+                <w:rFonts w:ascii="Arial Unicode MS" w:hAnsi="Arial Unicode MS" w:eastAsia="Arial Unicode MS"/>
                 <w:b/>
                 <w:sz w:val="17"/>
               </w:rPr>
             </w:r>
             <w:r>
               <w:rPr>
-                <w:rFonts w:ascii="Songti SC" w:hAnsi="Songti SC" w:eastAsia="Songti SC"/>
+                <w:rFonts w:ascii="Arial Unicode MS" w:hAnsi="Arial Unicode MS" w:eastAsia="Arial Unicode MS"/>
                 <w:b/>
                 <w:i w:val="0"/>
                 <w:sz w:val="17"/>
@@ -4362,13 +4272,13 @@
             </w:pPr>
             <w:r>
               <w:rPr>
-                <w:rFonts w:ascii="Songti SC" w:hAnsi="Songti SC" w:eastAsia="Songti SC"/>
-                <w:sz w:val="17"/>
-              </w:rPr>
-            </w:r>
-            <w:r>
-              <w:rPr>
-                <w:rFonts w:ascii="Songti SC" w:hAnsi="Songti SC" w:eastAsia="Songti SC"/>
+                <w:rFonts w:ascii="Arial Unicode MS" w:hAnsi="Arial Unicode MS" w:eastAsia="Arial Unicode MS"/>
+                <w:sz w:val="17"/>
+              </w:rPr>
+            </w:r>
+            <w:r>
+              <w:rPr>
+                <w:rFonts w:ascii="Arial Unicode MS" w:hAnsi="Arial Unicode MS" w:eastAsia="Arial Unicode MS"/>
                 <w:b w:val="0"/>
                 <w:i w:val="0"/>
                 <w:sz w:val="17"/>
@@ -4389,13 +4299,13 @@
             </w:pPr>
             <w:r>
               <w:rPr>
-                <w:rFonts w:ascii="Songti SC" w:hAnsi="Songti SC" w:eastAsia="Songti SC"/>
-                <w:sz w:val="17"/>
-              </w:rPr>
-            </w:r>
-            <w:r>
-              <w:rPr>
-                <w:rFonts w:ascii="Songti SC" w:hAnsi="Songti SC" w:eastAsia="Songti SC"/>
+                <w:rFonts w:ascii="Arial Unicode MS" w:hAnsi="Arial Unicode MS" w:eastAsia="Arial Unicode MS"/>
+                <w:sz w:val="17"/>
+              </w:rPr>
+            </w:r>
+            <w:r>
+              <w:rPr>
+                <w:rFonts w:ascii="Arial Unicode MS" w:hAnsi="Arial Unicode MS" w:eastAsia="Arial Unicode MS"/>
                 <w:b w:val="0"/>
                 <w:i w:val="0"/>
                 <w:sz w:val="17"/>
@@ -4416,13 +4326,13 @@
             </w:pPr>
             <w:r>
               <w:rPr>
-                <w:rFonts w:ascii="Songti SC" w:hAnsi="Songti SC" w:eastAsia="Songti SC"/>
-                <w:sz w:val="17"/>
-              </w:rPr>
-            </w:r>
-            <w:r>
-              <w:rPr>
-                <w:rFonts w:ascii="Songti SC" w:hAnsi="Songti SC" w:eastAsia="Songti SC"/>
+                <w:rFonts w:ascii="Arial Unicode MS" w:hAnsi="Arial Unicode MS" w:eastAsia="Arial Unicode MS"/>
+                <w:sz w:val="17"/>
+              </w:rPr>
+            </w:r>
+            <w:r>
+              <w:rPr>
+                <w:rFonts w:ascii="Arial Unicode MS" w:hAnsi="Arial Unicode MS" w:eastAsia="Arial Unicode MS"/>
                 <w:b w:val="0"/>
                 <w:i w:val="0"/>
                 <w:sz w:val="17"/>
@@ -4448,13 +4358,13 @@
             </w:pPr>
             <w:r>
               <w:rPr>
-                <w:rFonts w:ascii="Songti SC" w:hAnsi="Songti SC" w:eastAsia="Songti SC"/>
-                <w:sz w:val="17"/>
-              </w:rPr>
-            </w:r>
-            <w:r>
-              <w:rPr>
-                <w:rFonts w:ascii="Songti SC" w:hAnsi="Songti SC" w:eastAsia="Songti SC"/>
+                <w:rFonts w:ascii="Arial Unicode MS" w:hAnsi="Arial Unicode MS" w:eastAsia="Arial Unicode MS"/>
+                <w:sz w:val="17"/>
+              </w:rPr>
+            </w:r>
+            <w:r>
+              <w:rPr>
+                <w:rFonts w:ascii="Arial Unicode MS" w:hAnsi="Arial Unicode MS" w:eastAsia="Arial Unicode MS"/>
                 <w:b w:val="0"/>
                 <w:i w:val="0"/>
                 <w:sz w:val="17"/>
@@ -4475,13 +4385,13 @@
             </w:pPr>
             <w:r>
               <w:rPr>
-                <w:rFonts w:ascii="Songti SC" w:hAnsi="Songti SC" w:eastAsia="Songti SC"/>
-                <w:sz w:val="17"/>
-              </w:rPr>
-            </w:r>
-            <w:r>
-              <w:rPr>
-                <w:rFonts w:ascii="Songti SC" w:hAnsi="Songti SC" w:eastAsia="Songti SC"/>
+                <w:rFonts w:ascii="Arial Unicode MS" w:hAnsi="Arial Unicode MS" w:eastAsia="Arial Unicode MS"/>
+                <w:sz w:val="17"/>
+              </w:rPr>
+            </w:r>
+            <w:r>
+              <w:rPr>
+                <w:rFonts w:ascii="Arial Unicode MS" w:hAnsi="Arial Unicode MS" w:eastAsia="Arial Unicode MS"/>
                 <w:b w:val="0"/>
                 <w:i w:val="0"/>
                 <w:sz w:val="17"/>
@@ -4502,13 +4412,13 @@
             </w:pPr>
             <w:r>
               <w:rPr>
-                <w:rFonts w:ascii="Songti SC" w:hAnsi="Songti SC" w:eastAsia="Songti SC"/>
-                <w:sz w:val="17"/>
-              </w:rPr>
-            </w:r>
-            <w:r>
-              <w:rPr>
-                <w:rFonts w:ascii="Songti SC" w:hAnsi="Songti SC" w:eastAsia="Songti SC"/>
+                <w:rFonts w:ascii="Arial Unicode MS" w:hAnsi="Arial Unicode MS" w:eastAsia="Arial Unicode MS"/>
+                <w:sz w:val="17"/>
+              </w:rPr>
+            </w:r>
+            <w:r>
+              <w:rPr>
+                <w:rFonts w:ascii="Arial Unicode MS" w:hAnsi="Arial Unicode MS" w:eastAsia="Arial Unicode MS"/>
                 <w:b w:val="0"/>
                 <w:i w:val="0"/>
                 <w:sz w:val="17"/>
@@ -4572,14 +4482,14 @@
             </w:pPr>
             <w:r>
               <w:rPr>
-                <w:rFonts w:ascii="Songti SC" w:hAnsi="Songti SC" w:eastAsia="Songti SC"/>
+                <w:rFonts w:ascii="Arial Unicode MS" w:hAnsi="Arial Unicode MS" w:eastAsia="Arial Unicode MS"/>
                 <w:b/>
                 <w:sz w:val="17"/>
               </w:rPr>
             </w:r>
             <w:r>
               <w:rPr>
-                <w:rFonts w:ascii="Songti SC" w:hAnsi="Songti SC" w:eastAsia="Songti SC"/>
+                <w:rFonts w:ascii="Arial Unicode MS" w:hAnsi="Arial Unicode MS" w:eastAsia="Arial Unicode MS"/>
                 <w:b/>
                 <w:i w:val="0"/>
                 <w:sz w:val="17"/>
@@ -4601,14 +4511,14 @@
             </w:pPr>
             <w:r>
               <w:rPr>
-                <w:rFonts w:ascii="Songti SC" w:hAnsi="Songti SC" w:eastAsia="Songti SC"/>
+                <w:rFonts w:ascii="Arial Unicode MS" w:hAnsi="Arial Unicode MS" w:eastAsia="Arial Unicode MS"/>
                 <w:b/>
                 <w:sz w:val="17"/>
               </w:rPr>
             </w:r>
             <w:r>
               <w:rPr>
-                <w:rFonts w:ascii="Songti SC" w:hAnsi="Songti SC" w:eastAsia="Songti SC"/>
+                <w:rFonts w:ascii="Arial Unicode MS" w:hAnsi="Arial Unicode MS" w:eastAsia="Arial Unicode MS"/>
                 <w:b/>
                 <w:i w:val="0"/>
                 <w:sz w:val="17"/>
@@ -4630,14 +4540,14 @@
             </w:pPr>
             <w:r>
               <w:rPr>
-                <w:rFonts w:ascii="Songti SC" w:hAnsi="Songti SC" w:eastAsia="Songti SC"/>
+                <w:rFonts w:ascii="Arial Unicode MS" w:hAnsi="Arial Unicode MS" w:eastAsia="Arial Unicode MS"/>
                 <w:b/>
                 <w:sz w:val="17"/>
               </w:rPr>
             </w:r>
             <w:r>
               <w:rPr>
-                <w:rFonts w:ascii="Songti SC" w:hAnsi="Songti SC" w:eastAsia="Songti SC"/>
+                <w:rFonts w:ascii="Arial Unicode MS" w:hAnsi="Arial Unicode MS" w:eastAsia="Arial Unicode MS"/>
                 <w:b/>
                 <w:i w:val="0"/>
                 <w:sz w:val="17"/>
@@ -4659,14 +4569,14 @@
             </w:pPr>
             <w:r>
               <w:rPr>
-                <w:rFonts w:ascii="Songti SC" w:hAnsi="Songti SC" w:eastAsia="Songti SC"/>
+                <w:rFonts w:ascii="Arial Unicode MS" w:hAnsi="Arial Unicode MS" w:eastAsia="Arial Unicode MS"/>
                 <w:b/>
                 <w:sz w:val="17"/>
               </w:rPr>
             </w:r>
             <w:r>
               <w:rPr>
-                <w:rFonts w:ascii="Songti SC" w:hAnsi="Songti SC" w:eastAsia="Songti SC"/>
+                <w:rFonts w:ascii="Arial Unicode MS" w:hAnsi="Arial Unicode MS" w:eastAsia="Arial Unicode MS"/>
                 <w:b/>
                 <w:i w:val="0"/>
                 <w:sz w:val="17"/>
@@ -4692,13 +4602,13 @@
             </w:pPr>
             <w:r>
               <w:rPr>
-                <w:rFonts w:ascii="Songti SC" w:hAnsi="Songti SC" w:eastAsia="Songti SC"/>
-                <w:sz w:val="17"/>
-              </w:rPr>
-            </w:r>
-            <w:r>
-              <w:rPr>
-                <w:rFonts w:ascii="Songti SC" w:hAnsi="Songti SC" w:eastAsia="Songti SC"/>
+                <w:rFonts w:ascii="Arial Unicode MS" w:hAnsi="Arial Unicode MS" w:eastAsia="Arial Unicode MS"/>
+                <w:sz w:val="17"/>
+              </w:rPr>
+            </w:r>
+            <w:r>
+              <w:rPr>
+                <w:rFonts w:ascii="Arial Unicode MS" w:hAnsi="Arial Unicode MS" w:eastAsia="Arial Unicode MS"/>
                 <w:b w:val="0"/>
                 <w:i w:val="0"/>
                 <w:sz w:val="17"/>
@@ -4719,13 +4629,13 @@
             </w:pPr>
             <w:r>
               <w:rPr>
-                <w:rFonts w:ascii="Songti SC" w:hAnsi="Songti SC" w:eastAsia="Songti SC"/>
-                <w:sz w:val="17"/>
-              </w:rPr>
-            </w:r>
-            <w:r>
-              <w:rPr>
-                <w:rFonts w:ascii="Songti SC" w:hAnsi="Songti SC" w:eastAsia="Songti SC"/>
+                <w:rFonts w:ascii="Arial Unicode MS" w:hAnsi="Arial Unicode MS" w:eastAsia="Arial Unicode MS"/>
+                <w:sz w:val="17"/>
+              </w:rPr>
+            </w:r>
+            <w:r>
+              <w:rPr>
+                <w:rFonts w:ascii="Arial Unicode MS" w:hAnsi="Arial Unicode MS" w:eastAsia="Arial Unicode MS"/>
                 <w:b w:val="0"/>
                 <w:i w:val="0"/>
                 <w:sz w:val="17"/>
@@ -4746,13 +4656,13 @@
             </w:pPr>
             <w:r>
               <w:rPr>
-                <w:rFonts w:ascii="Songti SC" w:hAnsi="Songti SC" w:eastAsia="Songti SC"/>
-                <w:sz w:val="17"/>
-              </w:rPr>
-            </w:r>
-            <w:r>
-              <w:rPr>
-                <w:rFonts w:ascii="Songti SC" w:hAnsi="Songti SC" w:eastAsia="Songti SC"/>
+                <w:rFonts w:ascii="Arial Unicode MS" w:hAnsi="Arial Unicode MS" w:eastAsia="Arial Unicode MS"/>
+                <w:sz w:val="17"/>
+              </w:rPr>
+            </w:r>
+            <w:r>
+              <w:rPr>
+                <w:rFonts w:ascii="Arial Unicode MS" w:hAnsi="Arial Unicode MS" w:eastAsia="Arial Unicode MS"/>
                 <w:b w:val="0"/>
                 <w:i w:val="0"/>
                 <w:sz w:val="17"/>
@@ -4773,13 +4683,13 @@
             </w:pPr>
             <w:r>
               <w:rPr>
-                <w:rFonts w:ascii="Songti SC" w:hAnsi="Songti SC" w:eastAsia="Songti SC"/>
-                <w:sz w:val="17"/>
-              </w:rPr>
-            </w:r>
-            <w:r>
-              <w:rPr>
-                <w:rFonts w:ascii="Songti SC" w:hAnsi="Songti SC" w:eastAsia="Songti SC"/>
+                <w:rFonts w:ascii="Arial Unicode MS" w:hAnsi="Arial Unicode MS" w:eastAsia="Arial Unicode MS"/>
+                <w:sz w:val="17"/>
+              </w:rPr>
+            </w:r>
+            <w:r>
+              <w:rPr>
+                <w:rFonts w:ascii="Arial Unicode MS" w:hAnsi="Arial Unicode MS" w:eastAsia="Arial Unicode MS"/>
                 <w:b w:val="0"/>
                 <w:i w:val="0"/>
                 <w:sz w:val="17"/>
@@ -4805,13 +4715,13 @@
             </w:pPr>
             <w:r>
               <w:rPr>
-                <w:rFonts w:ascii="Songti SC" w:hAnsi="Songti SC" w:eastAsia="Songti SC"/>
-                <w:sz w:val="17"/>
-              </w:rPr>
-            </w:r>
-            <w:r>
-              <w:rPr>
-                <w:rFonts w:ascii="Songti SC" w:hAnsi="Songti SC" w:eastAsia="Songti SC"/>
+                <w:rFonts w:ascii="Arial Unicode MS" w:hAnsi="Arial Unicode MS" w:eastAsia="Arial Unicode MS"/>
+                <w:sz w:val="17"/>
+              </w:rPr>
+            </w:r>
+            <w:r>
+              <w:rPr>
+                <w:rFonts w:ascii="Arial Unicode MS" w:hAnsi="Arial Unicode MS" w:eastAsia="Arial Unicode MS"/>
                 <w:b w:val="0"/>
                 <w:i w:val="0"/>
                 <w:sz w:val="17"/>
@@ -4832,13 +4742,13 @@
             </w:pPr>
             <w:r>
               <w:rPr>
-                <w:rFonts w:ascii="Songti SC" w:hAnsi="Songti SC" w:eastAsia="Songti SC"/>
-                <w:sz w:val="17"/>
-              </w:rPr>
-            </w:r>
-            <w:r>
-              <w:rPr>
-                <w:rFonts w:ascii="Songti SC" w:hAnsi="Songti SC" w:eastAsia="Songti SC"/>
+                <w:rFonts w:ascii="Arial Unicode MS" w:hAnsi="Arial Unicode MS" w:eastAsia="Arial Unicode MS"/>
+                <w:sz w:val="17"/>
+              </w:rPr>
+            </w:r>
+            <w:r>
+              <w:rPr>
+                <w:rFonts w:ascii="Arial Unicode MS" w:hAnsi="Arial Unicode MS" w:eastAsia="Arial Unicode MS"/>
                 <w:b w:val="0"/>
                 <w:i w:val="0"/>
                 <w:sz w:val="17"/>
@@ -4859,13 +4769,13 @@
             </w:pPr>
             <w:r>
               <w:rPr>
-                <w:rFonts w:ascii="Songti SC" w:hAnsi="Songti SC" w:eastAsia="Songti SC"/>
-                <w:sz w:val="17"/>
-              </w:rPr>
-            </w:r>
-            <w:r>
-              <w:rPr>
-                <w:rFonts w:ascii="Songti SC" w:hAnsi="Songti SC" w:eastAsia="Songti SC"/>
+                <w:rFonts w:ascii="Arial Unicode MS" w:hAnsi="Arial Unicode MS" w:eastAsia="Arial Unicode MS"/>
+                <w:sz w:val="17"/>
+              </w:rPr>
+            </w:r>
+            <w:r>
+              <w:rPr>
+                <w:rFonts w:ascii="Arial Unicode MS" w:hAnsi="Arial Unicode MS" w:eastAsia="Arial Unicode MS"/>
                 <w:b w:val="0"/>
                 <w:i w:val="0"/>
                 <w:sz w:val="17"/>
@@ -4886,13 +4796,13 @@
             </w:pPr>
             <w:r>
               <w:rPr>
-                <w:rFonts w:ascii="Songti SC" w:hAnsi="Songti SC" w:eastAsia="Songti SC"/>
-                <w:sz w:val="17"/>
-              </w:rPr>
-            </w:r>
-            <w:r>
-              <w:rPr>
-                <w:rFonts w:ascii="Songti SC" w:hAnsi="Songti SC" w:eastAsia="Songti SC"/>
+                <w:rFonts w:ascii="Arial Unicode MS" w:hAnsi="Arial Unicode MS" w:eastAsia="Arial Unicode MS"/>
+                <w:sz w:val="17"/>
+              </w:rPr>
+            </w:r>
+            <w:r>
+              <w:rPr>
+                <w:rFonts w:ascii="Arial Unicode MS" w:hAnsi="Arial Unicode MS" w:eastAsia="Arial Unicode MS"/>
                 <w:b w:val="0"/>
                 <w:i w:val="0"/>
                 <w:sz w:val="17"/>
@@ -4918,13 +4828,13 @@
             </w:pPr>
             <w:r>
               <w:rPr>
-                <w:rFonts w:ascii="Songti SC" w:hAnsi="Songti SC" w:eastAsia="Songti SC"/>
-                <w:sz w:val="17"/>
-              </w:rPr>
-            </w:r>
-            <w:r>
-              <w:rPr>
-                <w:rFonts w:ascii="Songti SC" w:hAnsi="Songti SC" w:eastAsia="Songti SC"/>
+                <w:rFonts w:ascii="Arial Unicode MS" w:hAnsi="Arial Unicode MS" w:eastAsia="Arial Unicode MS"/>
+                <w:sz w:val="17"/>
+              </w:rPr>
+            </w:r>
+            <w:r>
+              <w:rPr>
+                <w:rFonts w:ascii="Arial Unicode MS" w:hAnsi="Arial Unicode MS" w:eastAsia="Arial Unicode MS"/>
                 <w:b w:val="0"/>
                 <w:i w:val="0"/>
                 <w:sz w:val="17"/>
@@ -4945,13 +4855,13 @@
             </w:pPr>
             <w:r>
               <w:rPr>
-                <w:rFonts w:ascii="Songti SC" w:hAnsi="Songti SC" w:eastAsia="Songti SC"/>
-                <w:sz w:val="17"/>
-              </w:rPr>
-            </w:r>
-            <w:r>
-              <w:rPr>
-                <w:rFonts w:ascii="Songti SC" w:hAnsi="Songti SC" w:eastAsia="Songti SC"/>
+                <w:rFonts w:ascii="Arial Unicode MS" w:hAnsi="Arial Unicode MS" w:eastAsia="Arial Unicode MS"/>
+                <w:sz w:val="17"/>
+              </w:rPr>
+            </w:r>
+            <w:r>
+              <w:rPr>
+                <w:rFonts w:ascii="Arial Unicode MS" w:hAnsi="Arial Unicode MS" w:eastAsia="Arial Unicode MS"/>
                 <w:b w:val="0"/>
                 <w:i w:val="0"/>
                 <w:sz w:val="17"/>
@@ -4972,13 +4882,13 @@
             </w:pPr>
             <w:r>
               <w:rPr>
-                <w:rFonts w:ascii="Songti SC" w:hAnsi="Songti SC" w:eastAsia="Songti SC"/>
-                <w:sz w:val="17"/>
-              </w:rPr>
-            </w:r>
-            <w:r>
-              <w:rPr>
-                <w:rFonts w:ascii="Songti SC" w:hAnsi="Songti SC" w:eastAsia="Songti SC"/>
+                <w:rFonts w:ascii="Arial Unicode MS" w:hAnsi="Arial Unicode MS" w:eastAsia="Arial Unicode MS"/>
+                <w:sz w:val="17"/>
+              </w:rPr>
+            </w:r>
+            <w:r>
+              <w:rPr>
+                <w:rFonts w:ascii="Arial Unicode MS" w:hAnsi="Arial Unicode MS" w:eastAsia="Arial Unicode MS"/>
                 <w:b w:val="0"/>
                 <w:i w:val="0"/>
                 <w:sz w:val="17"/>
@@ -4999,13 +4909,13 @@
             </w:pPr>
             <w:r>
               <w:rPr>
-                <w:rFonts w:ascii="Songti SC" w:hAnsi="Songti SC" w:eastAsia="Songti SC"/>
-                <w:sz w:val="17"/>
-              </w:rPr>
-            </w:r>
-            <w:r>
-              <w:rPr>
-                <w:rFonts w:ascii="Songti SC" w:hAnsi="Songti SC" w:eastAsia="Songti SC"/>
+                <w:rFonts w:ascii="Arial Unicode MS" w:hAnsi="Arial Unicode MS" w:eastAsia="Arial Unicode MS"/>
+                <w:sz w:val="17"/>
+              </w:rPr>
+            </w:r>
+            <w:r>
+              <w:rPr>
+                <w:rFonts w:ascii="Arial Unicode MS" w:hAnsi="Arial Unicode MS" w:eastAsia="Arial Unicode MS"/>
                 <w:b w:val="0"/>
                 <w:i w:val="0"/>
                 <w:sz w:val="17"/>
@@ -5031,13 +4941,13 @@
             </w:pPr>
             <w:r>
               <w:rPr>
-                <w:rFonts w:ascii="Songti SC" w:hAnsi="Songti SC" w:eastAsia="Songti SC"/>
-                <w:sz w:val="17"/>
-              </w:rPr>
-            </w:r>
-            <w:r>
-              <w:rPr>
-                <w:rFonts w:ascii="Songti SC" w:hAnsi="Songti SC" w:eastAsia="Songti SC"/>
+                <w:rFonts w:ascii="Arial Unicode MS" w:hAnsi="Arial Unicode MS" w:eastAsia="Arial Unicode MS"/>
+                <w:sz w:val="17"/>
+              </w:rPr>
+            </w:r>
+            <w:r>
+              <w:rPr>
+                <w:rFonts w:ascii="Arial Unicode MS" w:hAnsi="Arial Unicode MS" w:eastAsia="Arial Unicode MS"/>
                 <w:b w:val="0"/>
                 <w:i w:val="0"/>
                 <w:sz w:val="17"/>
@@ -5058,13 +4968,13 @@
             </w:pPr>
             <w:r>
               <w:rPr>
-                <w:rFonts w:ascii="Songti SC" w:hAnsi="Songti SC" w:eastAsia="Songti SC"/>
-                <w:sz w:val="17"/>
-              </w:rPr>
-            </w:r>
-            <w:r>
-              <w:rPr>
-                <w:rFonts w:ascii="Songti SC" w:hAnsi="Songti SC" w:eastAsia="Songti SC"/>
+                <w:rFonts w:ascii="Arial Unicode MS" w:hAnsi="Arial Unicode MS" w:eastAsia="Arial Unicode MS"/>
+                <w:sz w:val="17"/>
+              </w:rPr>
+            </w:r>
+            <w:r>
+              <w:rPr>
+                <w:rFonts w:ascii="Arial Unicode MS" w:hAnsi="Arial Unicode MS" w:eastAsia="Arial Unicode MS"/>
                 <w:b w:val="0"/>
                 <w:i w:val="0"/>
                 <w:sz w:val="17"/>
@@ -5085,13 +4995,13 @@
             </w:pPr>
             <w:r>
               <w:rPr>
-                <w:rFonts w:ascii="Songti SC" w:hAnsi="Songti SC" w:eastAsia="Songti SC"/>
-                <w:sz w:val="17"/>
-              </w:rPr>
-            </w:r>
-            <w:r>
-              <w:rPr>
-                <w:rFonts w:ascii="Songti SC" w:hAnsi="Songti SC" w:eastAsia="Songti SC"/>
+                <w:rFonts w:ascii="Arial Unicode MS" w:hAnsi="Arial Unicode MS" w:eastAsia="Arial Unicode MS"/>
+                <w:sz w:val="17"/>
+              </w:rPr>
+            </w:r>
+            <w:r>
+              <w:rPr>
+                <w:rFonts w:ascii="Arial Unicode MS" w:hAnsi="Arial Unicode MS" w:eastAsia="Arial Unicode MS"/>
                 <w:b w:val="0"/>
                 <w:i w:val="0"/>
                 <w:sz w:val="17"/>
@@ -5112,13 +5022,13 @@
             </w:pPr>
             <w:r>
               <w:rPr>
-                <w:rFonts w:ascii="Songti SC" w:hAnsi="Songti SC" w:eastAsia="Songti SC"/>
-                <w:sz w:val="17"/>
-              </w:rPr>
-            </w:r>
-            <w:r>
-              <w:rPr>
-                <w:rFonts w:ascii="Songti SC" w:hAnsi="Songti SC" w:eastAsia="Songti SC"/>
+                <w:rFonts w:ascii="Arial Unicode MS" w:hAnsi="Arial Unicode MS" w:eastAsia="Arial Unicode MS"/>
+                <w:sz w:val="17"/>
+              </w:rPr>
+            </w:r>
+            <w:r>
+              <w:rPr>
+                <w:rFonts w:ascii="Arial Unicode MS" w:hAnsi="Arial Unicode MS" w:eastAsia="Arial Unicode MS"/>
                 <w:b w:val="0"/>
                 <w:i w:val="0"/>
                 <w:sz w:val="17"/>
@@ -5172,14 +5082,14 @@
             </w:pPr>
             <w:r>
               <w:rPr>
-                <w:rFonts w:ascii="Songti SC" w:hAnsi="Songti SC" w:eastAsia="Songti SC"/>
+                <w:rFonts w:ascii="Arial Unicode MS" w:hAnsi="Arial Unicode MS" w:eastAsia="Arial Unicode MS"/>
                 <w:b/>
                 <w:sz w:val="17"/>
               </w:rPr>
             </w:r>
             <w:r>
               <w:rPr>
-                <w:rFonts w:ascii="Songti SC" w:hAnsi="Songti SC" w:eastAsia="Songti SC"/>
+                <w:rFonts w:ascii="Arial Unicode MS" w:hAnsi="Arial Unicode MS" w:eastAsia="Arial Unicode MS"/>
                 <w:b/>
                 <w:i w:val="0"/>
                 <w:sz w:val="17"/>
@@ -5201,14 +5111,14 @@
             </w:pPr>
             <w:r>
               <w:rPr>
-                <w:rFonts w:ascii="Songti SC" w:hAnsi="Songti SC" w:eastAsia="Songti SC"/>
+                <w:rFonts w:ascii="Arial Unicode MS" w:hAnsi="Arial Unicode MS" w:eastAsia="Arial Unicode MS"/>
                 <w:b/>
                 <w:sz w:val="17"/>
               </w:rPr>
             </w:r>
             <w:r>
               <w:rPr>
-                <w:rFonts w:ascii="Songti SC" w:hAnsi="Songti SC" w:eastAsia="Songti SC"/>
+                <w:rFonts w:ascii="Arial Unicode MS" w:hAnsi="Arial Unicode MS" w:eastAsia="Arial Unicode MS"/>
                 <w:b/>
                 <w:i w:val="0"/>
                 <w:sz w:val="17"/>
@@ -5230,14 +5140,14 @@
             </w:pPr>
             <w:r>
               <w:rPr>
-                <w:rFonts w:ascii="Songti SC" w:hAnsi="Songti SC" w:eastAsia="Songti SC"/>
+                <w:rFonts w:ascii="Arial Unicode MS" w:hAnsi="Arial Unicode MS" w:eastAsia="Arial Unicode MS"/>
                 <w:b/>
                 <w:sz w:val="17"/>
               </w:rPr>
             </w:r>
             <w:r>
               <w:rPr>
-                <w:rFonts w:ascii="Songti SC" w:hAnsi="Songti SC" w:eastAsia="Songti SC"/>
+                <w:rFonts w:ascii="Arial Unicode MS" w:hAnsi="Arial Unicode MS" w:eastAsia="Arial Unicode MS"/>
                 <w:b/>
                 <w:i w:val="0"/>
                 <w:sz w:val="17"/>
@@ -5259,14 +5169,14 @@
             </w:pPr>
             <w:r>
               <w:rPr>
-                <w:rFonts w:ascii="Songti SC" w:hAnsi="Songti SC" w:eastAsia="Songti SC"/>
+                <w:rFonts w:ascii="Arial Unicode MS" w:hAnsi="Arial Unicode MS" w:eastAsia="Arial Unicode MS"/>
                 <w:b/>
                 <w:sz w:val="17"/>
               </w:rPr>
             </w:r>
             <w:r>
               <w:rPr>
-                <w:rFonts w:ascii="Songti SC" w:hAnsi="Songti SC" w:eastAsia="Songti SC"/>
+                <w:rFonts w:ascii="Arial Unicode MS" w:hAnsi="Arial Unicode MS" w:eastAsia="Arial Unicode MS"/>
                 <w:b/>
                 <w:i w:val="0"/>
                 <w:sz w:val="17"/>
@@ -5292,13 +5202,13 @@
             </w:pPr>
             <w:r>
               <w:rPr>
-                <w:rFonts w:ascii="Songti SC" w:hAnsi="Songti SC" w:eastAsia="Songti SC"/>
-                <w:sz w:val="17"/>
-              </w:rPr>
-            </w:r>
-            <w:r>
-              <w:rPr>
-                <w:rFonts w:ascii="Songti SC" w:hAnsi="Songti SC" w:eastAsia="Songti SC"/>
+                <w:rFonts w:ascii="Arial Unicode MS" w:hAnsi="Arial Unicode MS" w:eastAsia="Arial Unicode MS"/>
+                <w:sz w:val="17"/>
+              </w:rPr>
+            </w:r>
+            <w:r>
+              <w:rPr>
+                <w:rFonts w:ascii="Arial Unicode MS" w:hAnsi="Arial Unicode MS" w:eastAsia="Arial Unicode MS"/>
                 <w:b w:val="0"/>
                 <w:i w:val="0"/>
                 <w:sz w:val="17"/>
@@ -5319,13 +5229,13 @@
             </w:pPr>
             <w:r>
               <w:rPr>
-                <w:rFonts w:ascii="Songti SC" w:hAnsi="Songti SC" w:eastAsia="Songti SC"/>
-                <w:sz w:val="17"/>
-              </w:rPr>
-            </w:r>
-            <w:r>
-              <w:rPr>
-                <w:rFonts w:ascii="Songti SC" w:hAnsi="Songti SC" w:eastAsia="Songti SC"/>
+                <w:rFonts w:ascii="Arial Unicode MS" w:hAnsi="Arial Unicode MS" w:eastAsia="Arial Unicode MS"/>
+                <w:sz w:val="17"/>
+              </w:rPr>
+            </w:r>
+            <w:r>
+              <w:rPr>
+                <w:rFonts w:ascii="Arial Unicode MS" w:hAnsi="Arial Unicode MS" w:eastAsia="Arial Unicode MS"/>
                 <w:b w:val="0"/>
                 <w:i w:val="0"/>
                 <w:sz w:val="17"/>
@@ -5346,13 +5256,13 @@
             </w:pPr>
             <w:r>
               <w:rPr>
-                <w:rFonts w:ascii="Songti SC" w:hAnsi="Songti SC" w:eastAsia="Songti SC"/>
-                <w:sz w:val="17"/>
-              </w:rPr>
-            </w:r>
-            <w:r>
-              <w:rPr>
-                <w:rFonts w:ascii="Songti SC" w:hAnsi="Songti SC" w:eastAsia="Songti SC"/>
+                <w:rFonts w:ascii="Arial Unicode MS" w:hAnsi="Arial Unicode MS" w:eastAsia="Arial Unicode MS"/>
+                <w:sz w:val="17"/>
+              </w:rPr>
+            </w:r>
+            <w:r>
+              <w:rPr>
+                <w:rFonts w:ascii="Arial Unicode MS" w:hAnsi="Arial Unicode MS" w:eastAsia="Arial Unicode MS"/>
                 <w:b w:val="0"/>
                 <w:i w:val="0"/>
                 <w:sz w:val="17"/>
@@ -5373,13 +5283,13 @@
             </w:pPr>
             <w:r>
               <w:rPr>
-                <w:rFonts w:ascii="Songti SC" w:hAnsi="Songti SC" w:eastAsia="Songti SC"/>
-                <w:sz w:val="17"/>
-              </w:rPr>
-            </w:r>
-            <w:r>
-              <w:rPr>
-                <w:rFonts w:ascii="Songti SC" w:hAnsi="Songti SC" w:eastAsia="Songti SC"/>
+                <w:rFonts w:ascii="Arial Unicode MS" w:hAnsi="Arial Unicode MS" w:eastAsia="Arial Unicode MS"/>
+                <w:sz w:val="17"/>
+              </w:rPr>
+            </w:r>
+            <w:r>
+              <w:rPr>
+                <w:rFonts w:ascii="Arial Unicode MS" w:hAnsi="Arial Unicode MS" w:eastAsia="Arial Unicode MS"/>
                 <w:b w:val="0"/>
                 <w:i w:val="0"/>
                 <w:sz w:val="17"/>
@@ -5405,13 +5315,13 @@
             </w:pPr>
             <w:r>
               <w:rPr>
-                <w:rFonts w:ascii="Songti SC" w:hAnsi="Songti SC" w:eastAsia="Songti SC"/>
-                <w:sz w:val="17"/>
-              </w:rPr>
-            </w:r>
-            <w:r>
-              <w:rPr>
-                <w:rFonts w:ascii="Songti SC" w:hAnsi="Songti SC" w:eastAsia="Songti SC"/>
+                <w:rFonts w:ascii="Arial Unicode MS" w:hAnsi="Arial Unicode MS" w:eastAsia="Arial Unicode MS"/>
+                <w:sz w:val="17"/>
+              </w:rPr>
+            </w:r>
+            <w:r>
+              <w:rPr>
+                <w:rFonts w:ascii="Arial Unicode MS" w:hAnsi="Arial Unicode MS" w:eastAsia="Arial Unicode MS"/>
                 <w:b w:val="0"/>
                 <w:i w:val="0"/>
                 <w:sz w:val="17"/>
@@ -5432,13 +5342,13 @@
             </w:pPr>
             <w:r>
               <w:rPr>
-                <w:rFonts w:ascii="Songti SC" w:hAnsi="Songti SC" w:eastAsia="Songti SC"/>
-                <w:sz w:val="17"/>
-              </w:rPr>
-            </w:r>
-            <w:r>
-              <w:rPr>
-                <w:rFonts w:ascii="Songti SC" w:hAnsi="Songti SC" w:eastAsia="Songti SC"/>
+                <w:rFonts w:ascii="Arial Unicode MS" w:hAnsi="Arial Unicode MS" w:eastAsia="Arial Unicode MS"/>
+                <w:sz w:val="17"/>
+              </w:rPr>
+            </w:r>
+            <w:r>
+              <w:rPr>
+                <w:rFonts w:ascii="Arial Unicode MS" w:hAnsi="Arial Unicode MS" w:eastAsia="Arial Unicode MS"/>
                 <w:b w:val="0"/>
                 <w:i w:val="0"/>
                 <w:sz w:val="17"/>
@@ -5459,13 +5369,13 @@
             </w:pPr>
             <w:r>
               <w:rPr>
-                <w:rFonts w:ascii="Songti SC" w:hAnsi="Songti SC" w:eastAsia="Songti SC"/>
-                <w:sz w:val="17"/>
-              </w:rPr>
-            </w:r>
-            <w:r>
-              <w:rPr>
-                <w:rFonts w:ascii="Songti SC" w:hAnsi="Songti SC" w:eastAsia="Songti SC"/>
+                <w:rFonts w:ascii="Arial Unicode MS" w:hAnsi="Arial Unicode MS" w:eastAsia="Arial Unicode MS"/>
+                <w:sz w:val="17"/>
+              </w:rPr>
+            </w:r>
+            <w:r>
+              <w:rPr>
+                <w:rFonts w:ascii="Arial Unicode MS" w:hAnsi="Arial Unicode MS" w:eastAsia="Arial Unicode MS"/>
                 <w:b w:val="0"/>
                 <w:i w:val="0"/>
                 <w:sz w:val="17"/>
@@ -5486,13 +5396,13 @@
             </w:pPr>
             <w:r>
               <w:rPr>
-                <w:rFonts w:ascii="Songti SC" w:hAnsi="Songti SC" w:eastAsia="Songti SC"/>
-                <w:sz w:val="17"/>
-              </w:rPr>
-            </w:r>
-            <w:r>
-              <w:rPr>
-                <w:rFonts w:ascii="Songti SC" w:hAnsi="Songti SC" w:eastAsia="Songti SC"/>
+                <w:rFonts w:ascii="Arial Unicode MS" w:hAnsi="Arial Unicode MS" w:eastAsia="Arial Unicode MS"/>
+                <w:sz w:val="17"/>
+              </w:rPr>
+            </w:r>
+            <w:r>
+              <w:rPr>
+                <w:rFonts w:ascii="Arial Unicode MS" w:hAnsi="Arial Unicode MS" w:eastAsia="Arial Unicode MS"/>
                 <w:b w:val="0"/>
                 <w:i w:val="0"/>
                 <w:sz w:val="17"/>
@@ -5518,13 +5428,13 @@
             </w:pPr>
             <w:r>
               <w:rPr>
-                <w:rFonts w:ascii="Songti SC" w:hAnsi="Songti SC" w:eastAsia="Songti SC"/>
-                <w:sz w:val="17"/>
-              </w:rPr>
-            </w:r>
-            <w:r>
-              <w:rPr>
-                <w:rFonts w:ascii="Songti SC" w:hAnsi="Songti SC" w:eastAsia="Songti SC"/>
+                <w:rFonts w:ascii="Arial Unicode MS" w:hAnsi="Arial Unicode MS" w:eastAsia="Arial Unicode MS"/>
+                <w:sz w:val="17"/>
+              </w:rPr>
+            </w:r>
+            <w:r>
+              <w:rPr>
+                <w:rFonts w:ascii="Arial Unicode MS" w:hAnsi="Arial Unicode MS" w:eastAsia="Arial Unicode MS"/>
                 <w:b w:val="0"/>
                 <w:i w:val="0"/>
                 <w:sz w:val="17"/>
@@ -5545,13 +5455,13 @@
             </w:pPr>
             <w:r>
               <w:rPr>
-                <w:rFonts w:ascii="Songti SC" w:hAnsi="Songti SC" w:eastAsia="Songti SC"/>
-                <w:sz w:val="17"/>
-              </w:rPr>
-            </w:r>
-            <w:r>
-              <w:rPr>
-                <w:rFonts w:ascii="Songti SC" w:hAnsi="Songti SC" w:eastAsia="Songti SC"/>
+                <w:rFonts w:ascii="Arial Unicode MS" w:hAnsi="Arial Unicode MS" w:eastAsia="Arial Unicode MS"/>
+                <w:sz w:val="17"/>
+              </w:rPr>
+            </w:r>
+            <w:r>
+              <w:rPr>
+                <w:rFonts w:ascii="Arial Unicode MS" w:hAnsi="Arial Unicode MS" w:eastAsia="Arial Unicode MS"/>
                 <w:b w:val="0"/>
                 <w:i w:val="0"/>
                 <w:sz w:val="17"/>
@@ -5572,13 +5482,13 @@
             </w:pPr>
             <w:r>
               <w:rPr>
-                <w:rFonts w:ascii="Songti SC" w:hAnsi="Songti SC" w:eastAsia="Songti SC"/>
-                <w:sz w:val="17"/>
-              </w:rPr>
-            </w:r>
-            <w:r>
-              <w:rPr>
-                <w:rFonts w:ascii="Songti SC" w:hAnsi="Songti SC" w:eastAsia="Songti SC"/>
+                <w:rFonts w:ascii="Arial Unicode MS" w:hAnsi="Arial Unicode MS" w:eastAsia="Arial Unicode MS"/>
+                <w:sz w:val="17"/>
+              </w:rPr>
+            </w:r>
+            <w:r>
+              <w:rPr>
+                <w:rFonts w:ascii="Arial Unicode MS" w:hAnsi="Arial Unicode MS" w:eastAsia="Arial Unicode MS"/>
                 <w:b w:val="0"/>
                 <w:i w:val="0"/>
                 <w:sz w:val="17"/>
@@ -5599,13 +5509,13 @@
             </w:pPr>
             <w:r>
               <w:rPr>
-                <w:rFonts w:ascii="Songti SC" w:hAnsi="Songti SC" w:eastAsia="Songti SC"/>
-                <w:sz w:val="17"/>
-              </w:rPr>
-            </w:r>
-            <w:r>
-              <w:rPr>
-                <w:rFonts w:ascii="Songti SC" w:hAnsi="Songti SC" w:eastAsia="Songti SC"/>
+                <w:rFonts w:ascii="Arial Unicode MS" w:hAnsi="Arial Unicode MS" w:eastAsia="Arial Unicode MS"/>
+                <w:sz w:val="17"/>
+              </w:rPr>
+            </w:r>
+            <w:r>
+              <w:rPr>
+                <w:rFonts w:ascii="Arial Unicode MS" w:hAnsi="Arial Unicode MS" w:eastAsia="Arial Unicode MS"/>
                 <w:b w:val="0"/>
                 <w:i w:val="0"/>
                 <w:sz w:val="17"/>
@@ -5631,13 +5541,13 @@
             </w:pPr>
             <w:r>
               <w:rPr>
-                <w:rFonts w:ascii="Songti SC" w:hAnsi="Songti SC" w:eastAsia="Songti SC"/>
-                <w:sz w:val="17"/>
-              </w:rPr>
-            </w:r>
-            <w:r>
-              <w:rPr>
-                <w:rFonts w:ascii="Songti SC" w:hAnsi="Songti SC" w:eastAsia="Songti SC"/>
+                <w:rFonts w:ascii="Arial Unicode MS" w:hAnsi="Arial Unicode MS" w:eastAsia="Arial Unicode MS"/>
+                <w:sz w:val="17"/>
+              </w:rPr>
+            </w:r>
+            <w:r>
+              <w:rPr>
+                <w:rFonts w:ascii="Arial Unicode MS" w:hAnsi="Arial Unicode MS" w:eastAsia="Arial Unicode MS"/>
                 <w:b w:val="0"/>
                 <w:i w:val="0"/>
                 <w:sz w:val="17"/>
@@ -5658,13 +5568,13 @@
             </w:pPr>
             <w:r>
               <w:rPr>
-                <w:rFonts w:ascii="Songti SC" w:hAnsi="Songti SC" w:eastAsia="Songti SC"/>
-                <w:sz w:val="17"/>
-              </w:rPr>
-            </w:r>
-            <w:r>
-              <w:rPr>
-                <w:rFonts w:ascii="Songti SC" w:hAnsi="Songti SC" w:eastAsia="Songti SC"/>
+                <w:rFonts w:ascii="Arial Unicode MS" w:hAnsi="Arial Unicode MS" w:eastAsia="Arial Unicode MS"/>
+                <w:sz w:val="17"/>
+              </w:rPr>
+            </w:r>
+            <w:r>
+              <w:rPr>
+                <w:rFonts w:ascii="Arial Unicode MS" w:hAnsi="Arial Unicode MS" w:eastAsia="Arial Unicode MS"/>
                 <w:b w:val="0"/>
                 <w:i w:val="0"/>
                 <w:sz w:val="17"/>
@@ -5685,13 +5595,13 @@
             </w:pPr>
             <w:r>
               <w:rPr>
-                <w:rFonts w:ascii="Songti SC" w:hAnsi="Songti SC" w:eastAsia="Songti SC"/>
-                <w:sz w:val="17"/>
-              </w:rPr>
-            </w:r>
-            <w:r>
-              <w:rPr>
-                <w:rFonts w:ascii="Songti SC" w:hAnsi="Songti SC" w:eastAsia="Songti SC"/>
+                <w:rFonts w:ascii="Arial Unicode MS" w:hAnsi="Arial Unicode MS" w:eastAsia="Arial Unicode MS"/>
+                <w:sz w:val="17"/>
+              </w:rPr>
+            </w:r>
+            <w:r>
+              <w:rPr>
+                <w:rFonts w:ascii="Arial Unicode MS" w:hAnsi="Arial Unicode MS" w:eastAsia="Arial Unicode MS"/>
                 <w:b w:val="0"/>
                 <w:i w:val="0"/>
                 <w:sz w:val="17"/>
@@ -5712,13 +5622,13 @@
             </w:pPr>
             <w:r>
               <w:rPr>
-                <w:rFonts w:ascii="Songti SC" w:hAnsi="Songti SC" w:eastAsia="Songti SC"/>
-                <w:sz w:val="17"/>
-              </w:rPr>
-            </w:r>
-            <w:r>
-              <w:rPr>
-                <w:rFonts w:ascii="Songti SC" w:hAnsi="Songti SC" w:eastAsia="Songti SC"/>
+                <w:rFonts w:ascii="Arial Unicode MS" w:hAnsi="Arial Unicode MS" w:eastAsia="Arial Unicode MS"/>
+                <w:sz w:val="17"/>
+              </w:rPr>
+            </w:r>
+            <w:r>
+              <w:rPr>
+                <w:rFonts w:ascii="Arial Unicode MS" w:hAnsi="Arial Unicode MS" w:eastAsia="Arial Unicode MS"/>
                 <w:b w:val="0"/>
                 <w:i w:val="0"/>
                 <w:sz w:val="17"/>
@@ -5744,13 +5654,13 @@
             </w:pPr>
             <w:r>
               <w:rPr>
-                <w:rFonts w:ascii="Songti SC" w:hAnsi="Songti SC" w:eastAsia="Songti SC"/>
-                <w:sz w:val="17"/>
-              </w:rPr>
-            </w:r>
-            <w:r>
-              <w:rPr>
-                <w:rFonts w:ascii="Songti SC" w:hAnsi="Songti SC" w:eastAsia="Songti SC"/>
+                <w:rFonts w:ascii="Arial Unicode MS" w:hAnsi="Arial Unicode MS" w:eastAsia="Arial Unicode MS"/>
+                <w:sz w:val="17"/>
+              </w:rPr>
+            </w:r>
+            <w:r>
+              <w:rPr>
+                <w:rFonts w:ascii="Arial Unicode MS" w:hAnsi="Arial Unicode MS" w:eastAsia="Arial Unicode MS"/>
                 <w:b w:val="0"/>
                 <w:i w:val="0"/>
                 <w:sz w:val="17"/>
@@ -5771,13 +5681,13 @@
             </w:pPr>
             <w:r>
               <w:rPr>
-                <w:rFonts w:ascii="Songti SC" w:hAnsi="Songti SC" w:eastAsia="Songti SC"/>
-                <w:sz w:val="17"/>
-              </w:rPr>
-            </w:r>
-            <w:r>
-              <w:rPr>
-                <w:rFonts w:ascii="Songti SC" w:hAnsi="Songti SC" w:eastAsia="Songti SC"/>
+                <w:rFonts w:ascii="Arial Unicode MS" w:hAnsi="Arial Unicode MS" w:eastAsia="Arial Unicode MS"/>
+                <w:sz w:val="17"/>
+              </w:rPr>
+            </w:r>
+            <w:r>
+              <w:rPr>
+                <w:rFonts w:ascii="Arial Unicode MS" w:hAnsi="Arial Unicode MS" w:eastAsia="Arial Unicode MS"/>
                 <w:b w:val="0"/>
                 <w:i w:val="0"/>
                 <w:sz w:val="17"/>
@@ -5798,13 +5708,13 @@
             </w:pPr>
             <w:r>
               <w:rPr>
-                <w:rFonts w:ascii="Songti SC" w:hAnsi="Songti SC" w:eastAsia="Songti SC"/>
-                <w:sz w:val="17"/>
-              </w:rPr>
-            </w:r>
-            <w:r>
-              <w:rPr>
-                <w:rFonts w:ascii="Songti SC" w:hAnsi="Songti SC" w:eastAsia="Songti SC"/>
+                <w:rFonts w:ascii="Arial Unicode MS" w:hAnsi="Arial Unicode MS" w:eastAsia="Arial Unicode MS"/>
+                <w:sz w:val="17"/>
+              </w:rPr>
+            </w:r>
+            <w:r>
+              <w:rPr>
+                <w:rFonts w:ascii="Arial Unicode MS" w:hAnsi="Arial Unicode MS" w:eastAsia="Arial Unicode MS"/>
                 <w:b w:val="0"/>
                 <w:i w:val="0"/>
                 <w:sz w:val="17"/>
@@ -5825,13 +5735,13 @@
             </w:pPr>
             <w:r>
               <w:rPr>
-                <w:rFonts w:ascii="Songti SC" w:hAnsi="Songti SC" w:eastAsia="Songti SC"/>
-                <w:sz w:val="17"/>
-              </w:rPr>
-            </w:r>
-            <w:r>
-              <w:rPr>
-                <w:rFonts w:ascii="Songti SC" w:hAnsi="Songti SC" w:eastAsia="Songti SC"/>
+                <w:rFonts w:ascii="Arial Unicode MS" w:hAnsi="Arial Unicode MS" w:eastAsia="Arial Unicode MS"/>
+                <w:sz w:val="17"/>
+              </w:rPr>
+            </w:r>
+            <w:r>
+              <w:rPr>
+                <w:rFonts w:ascii="Arial Unicode MS" w:hAnsi="Arial Unicode MS" w:eastAsia="Arial Unicode MS"/>
                 <w:b w:val="0"/>
                 <w:i w:val="0"/>
                 <w:sz w:val="17"/>
@@ -5857,13 +5767,13 @@
             </w:pPr>
             <w:r>
               <w:rPr>
-                <w:rFonts w:ascii="Songti SC" w:hAnsi="Songti SC" w:eastAsia="Songti SC"/>
-                <w:sz w:val="17"/>
-              </w:rPr>
-            </w:r>
-            <w:r>
-              <w:rPr>
-                <w:rFonts w:ascii="Songti SC" w:hAnsi="Songti SC" w:eastAsia="Songti SC"/>
+                <w:rFonts w:ascii="Arial Unicode MS" w:hAnsi="Arial Unicode MS" w:eastAsia="Arial Unicode MS"/>
+                <w:sz w:val="17"/>
+              </w:rPr>
+            </w:r>
+            <w:r>
+              <w:rPr>
+                <w:rFonts w:ascii="Arial Unicode MS" w:hAnsi="Arial Unicode MS" w:eastAsia="Arial Unicode MS"/>
                 <w:b w:val="0"/>
                 <w:i w:val="0"/>
                 <w:sz w:val="17"/>
@@ -5884,13 +5794,13 @@
             </w:pPr>
             <w:r>
               <w:rPr>
-                <w:rFonts w:ascii="Songti SC" w:hAnsi="Songti SC" w:eastAsia="Songti SC"/>
-                <w:sz w:val="17"/>
-              </w:rPr>
-            </w:r>
-            <w:r>
-              <w:rPr>
-                <w:rFonts w:ascii="Songti SC" w:hAnsi="Songti SC" w:eastAsia="Songti SC"/>
+                <w:rFonts w:ascii="Arial Unicode MS" w:hAnsi="Arial Unicode MS" w:eastAsia="Arial Unicode MS"/>
+                <w:sz w:val="17"/>
+              </w:rPr>
+            </w:r>
+            <w:r>
+              <w:rPr>
+                <w:rFonts w:ascii="Arial Unicode MS" w:hAnsi="Arial Unicode MS" w:eastAsia="Arial Unicode MS"/>
                 <w:b w:val="0"/>
                 <w:i w:val="0"/>
                 <w:sz w:val="17"/>
@@ -5911,13 +5821,13 @@
             </w:pPr>
             <w:r>
               <w:rPr>
-                <w:rFonts w:ascii="Songti SC" w:hAnsi="Songti SC" w:eastAsia="Songti SC"/>
-                <w:sz w:val="17"/>
-              </w:rPr>
-            </w:r>
-            <w:r>
-              <w:rPr>
-                <w:rFonts w:ascii="Songti SC" w:hAnsi="Songti SC" w:eastAsia="Songti SC"/>
+                <w:rFonts w:ascii="Arial Unicode MS" w:hAnsi="Arial Unicode MS" w:eastAsia="Arial Unicode MS"/>
+                <w:sz w:val="17"/>
+              </w:rPr>
+            </w:r>
+            <w:r>
+              <w:rPr>
+                <w:rFonts w:ascii="Arial Unicode MS" w:hAnsi="Arial Unicode MS" w:eastAsia="Arial Unicode MS"/>
                 <w:b w:val="0"/>
                 <w:i w:val="0"/>
                 <w:sz w:val="17"/>
@@ -5938,13 +5848,13 @@
             </w:pPr>
             <w:r>
               <w:rPr>
-                <w:rFonts w:ascii="Songti SC" w:hAnsi="Songti SC" w:eastAsia="Songti SC"/>
-                <w:sz w:val="17"/>
-              </w:rPr>
-            </w:r>
-            <w:r>
-              <w:rPr>
-                <w:rFonts w:ascii="Songti SC" w:hAnsi="Songti SC" w:eastAsia="Songti SC"/>
+                <w:rFonts w:ascii="Arial Unicode MS" w:hAnsi="Arial Unicode MS" w:eastAsia="Arial Unicode MS"/>
+                <w:sz w:val="17"/>
+              </w:rPr>
+            </w:r>
+            <w:r>
+              <w:rPr>
+                <w:rFonts w:ascii="Arial Unicode MS" w:hAnsi="Arial Unicode MS" w:eastAsia="Arial Unicode MS"/>
                 <w:b w:val="0"/>
                 <w:i w:val="0"/>
                 <w:sz w:val="17"/>
@@ -5998,14 +5908,14 @@
             </w:pPr>
             <w:r>
               <w:rPr>
-                <w:rFonts w:ascii="Songti SC" w:hAnsi="Songti SC" w:eastAsia="Songti SC"/>
+                <w:rFonts w:ascii="Arial Unicode MS" w:hAnsi="Arial Unicode MS" w:eastAsia="Arial Unicode MS"/>
                 <w:b/>
                 <w:sz w:val="17"/>
               </w:rPr>
             </w:r>
             <w:r>
               <w:rPr>
-                <w:rFonts w:ascii="Songti SC" w:hAnsi="Songti SC" w:eastAsia="Songti SC"/>
+                <w:rFonts w:ascii="Arial Unicode MS" w:hAnsi="Arial Unicode MS" w:eastAsia="Arial Unicode MS"/>
                 <w:b/>
                 <w:i w:val="0"/>
                 <w:sz w:val="17"/>
@@ -6027,14 +5937,14 @@
             </w:pPr>
             <w:r>
               <w:rPr>
-                <w:rFonts w:ascii="Songti SC" w:hAnsi="Songti SC" w:eastAsia="Songti SC"/>
+                <w:rFonts w:ascii="Arial Unicode MS" w:hAnsi="Arial Unicode MS" w:eastAsia="Arial Unicode MS"/>
                 <w:b/>
                 <w:sz w:val="17"/>
               </w:rPr>
             </w:r>
             <w:r>
               <w:rPr>
-                <w:rFonts w:ascii="Songti SC" w:hAnsi="Songti SC" w:eastAsia="Songti SC"/>
+                <w:rFonts w:ascii="Arial Unicode MS" w:hAnsi="Arial Unicode MS" w:eastAsia="Arial Unicode MS"/>
                 <w:b/>
                 <w:i w:val="0"/>
                 <w:sz w:val="17"/>
@@ -6056,14 +5966,14 @@
             </w:pPr>
             <w:r>
               <w:rPr>
-                <w:rFonts w:ascii="Songti SC" w:hAnsi="Songti SC" w:eastAsia="Songti SC"/>
+                <w:rFonts w:ascii="Arial Unicode MS" w:hAnsi="Arial Unicode MS" w:eastAsia="Arial Unicode MS"/>
                 <w:b/>
                 <w:sz w:val="17"/>
               </w:rPr>
             </w:r>
             <w:r>
               <w:rPr>
-                <w:rFonts w:ascii="Songti SC" w:hAnsi="Songti SC" w:eastAsia="Songti SC"/>
+                <w:rFonts w:ascii="Arial Unicode MS" w:hAnsi="Arial Unicode MS" w:eastAsia="Arial Unicode MS"/>
                 <w:b/>
                 <w:i w:val="0"/>
                 <w:sz w:val="17"/>
@@ -6085,14 +5995,14 @@
             </w:pPr>
             <w:r>
               <w:rPr>
-                <w:rFonts w:ascii="Songti SC" w:hAnsi="Songti SC" w:eastAsia="Songti SC"/>
+                <w:rFonts w:ascii="Arial Unicode MS" w:hAnsi="Arial Unicode MS" w:eastAsia="Arial Unicode MS"/>
                 <w:b/>
                 <w:sz w:val="17"/>
               </w:rPr>
             </w:r>
             <w:r>
               <w:rPr>
-                <w:rFonts w:ascii="Songti SC" w:hAnsi="Songti SC" w:eastAsia="Songti SC"/>
+                <w:rFonts w:ascii="Arial Unicode MS" w:hAnsi="Arial Unicode MS" w:eastAsia="Arial Unicode MS"/>
                 <w:b/>
                 <w:i w:val="0"/>
                 <w:sz w:val="17"/>
@@ -6118,13 +6028,13 @@
             </w:pPr>
             <w:r>
               <w:rPr>
-                <w:rFonts w:ascii="Songti SC" w:hAnsi="Songti SC" w:eastAsia="Songti SC"/>
-                <w:sz w:val="17"/>
-              </w:rPr>
-            </w:r>
-            <w:r>
-              <w:rPr>
-                <w:rFonts w:ascii="Songti SC" w:hAnsi="Songti SC" w:eastAsia="Songti SC"/>
+                <w:rFonts w:ascii="Arial Unicode MS" w:hAnsi="Arial Unicode MS" w:eastAsia="Arial Unicode MS"/>
+                <w:sz w:val="17"/>
+              </w:rPr>
+            </w:r>
+            <w:r>
+              <w:rPr>
+                <w:rFonts w:ascii="Arial Unicode MS" w:hAnsi="Arial Unicode MS" w:eastAsia="Arial Unicode MS"/>
                 <w:b w:val="0"/>
                 <w:i w:val="0"/>
                 <w:sz w:val="17"/>
@@ -6145,13 +6055,13 @@
             </w:pPr>
             <w:r>
               <w:rPr>
-                <w:rFonts w:ascii="Songti SC" w:hAnsi="Songti SC" w:eastAsia="Songti SC"/>
-                <w:sz w:val="17"/>
-              </w:rPr>
-            </w:r>
-            <w:r>
-              <w:rPr>
-                <w:rFonts w:ascii="Songti SC" w:hAnsi="Songti SC" w:eastAsia="Songti SC"/>
+                <w:rFonts w:ascii="Arial Unicode MS" w:hAnsi="Arial Unicode MS" w:eastAsia="Arial Unicode MS"/>
+                <w:sz w:val="17"/>
+              </w:rPr>
+            </w:r>
+            <w:r>
+              <w:rPr>
+                <w:rFonts w:ascii="Arial Unicode MS" w:hAnsi="Arial Unicode MS" w:eastAsia="Arial Unicode MS"/>
                 <w:b w:val="0"/>
                 <w:i w:val="0"/>
                 <w:sz w:val="17"/>
@@ -6172,13 +6082,13 @@
             </w:pPr>
             <w:r>
               <w:rPr>
-                <w:rFonts w:ascii="Songti SC" w:hAnsi="Songti SC" w:eastAsia="Songti SC"/>
-                <w:sz w:val="17"/>
-              </w:rPr>
-            </w:r>
-            <w:r>
-              <w:rPr>
-                <w:rFonts w:ascii="Songti SC" w:hAnsi="Songti SC" w:eastAsia="Songti SC"/>
+                <w:rFonts w:ascii="Arial Unicode MS" w:hAnsi="Arial Unicode MS" w:eastAsia="Arial Unicode MS"/>
+                <w:sz w:val="17"/>
+              </w:rPr>
+            </w:r>
+            <w:r>
+              <w:rPr>
+                <w:rFonts w:ascii="Arial Unicode MS" w:hAnsi="Arial Unicode MS" w:eastAsia="Arial Unicode MS"/>
                 <w:b w:val="0"/>
                 <w:i w:val="0"/>
                 <w:sz w:val="17"/>
@@ -6199,13 +6109,13 @@
             </w:pPr>
             <w:r>
               <w:rPr>
-                <w:rFonts w:ascii="Songti SC" w:hAnsi="Songti SC" w:eastAsia="Songti SC"/>
-                <w:sz w:val="17"/>
-              </w:rPr>
-            </w:r>
-            <w:r>
-              <w:rPr>
-                <w:rFonts w:ascii="Songti SC" w:hAnsi="Songti SC" w:eastAsia="Songti SC"/>
+                <w:rFonts w:ascii="Arial Unicode MS" w:hAnsi="Arial Unicode MS" w:eastAsia="Arial Unicode MS"/>
+                <w:sz w:val="17"/>
+              </w:rPr>
+            </w:r>
+            <w:r>
+              <w:rPr>
+                <w:rFonts w:ascii="Arial Unicode MS" w:hAnsi="Arial Unicode MS" w:eastAsia="Arial Unicode MS"/>
                 <w:b w:val="0"/>
                 <w:i w:val="0"/>
                 <w:sz w:val="17"/>
@@ -6231,13 +6141,13 @@
             </w:pPr>
             <w:r>
               <w:rPr>
-                <w:rFonts w:ascii="Songti SC" w:hAnsi="Songti SC" w:eastAsia="Songti SC"/>
-                <w:sz w:val="17"/>
-              </w:rPr>
-            </w:r>
-            <w:r>
-              <w:rPr>
-                <w:rFonts w:ascii="Songti SC" w:hAnsi="Songti SC" w:eastAsia="Songti SC"/>
+                <w:rFonts w:ascii="Arial Unicode MS" w:hAnsi="Arial Unicode MS" w:eastAsia="Arial Unicode MS"/>
+                <w:sz w:val="17"/>
+              </w:rPr>
+            </w:r>
+            <w:r>
+              <w:rPr>
+                <w:rFonts w:ascii="Arial Unicode MS" w:hAnsi="Arial Unicode MS" w:eastAsia="Arial Unicode MS"/>
                 <w:b w:val="0"/>
                 <w:i w:val="0"/>
                 <w:sz w:val="17"/>
@@ -6258,13 +6168,13 @@
             </w:pPr>
             <w:r>
               <w:rPr>
-                <w:rFonts w:ascii="Songti SC" w:hAnsi="Songti SC" w:eastAsia="Songti SC"/>
-                <w:sz w:val="17"/>
-              </w:rPr>
-            </w:r>
-            <w:r>
-              <w:rPr>
-                <w:rFonts w:ascii="Songti SC" w:hAnsi="Songti SC" w:eastAsia="Songti SC"/>
+                <w:rFonts w:ascii="Arial Unicode MS" w:hAnsi="Arial Unicode MS" w:eastAsia="Arial Unicode MS"/>
+                <w:sz w:val="17"/>
+              </w:rPr>
+            </w:r>
+            <w:r>
+              <w:rPr>
+                <w:rFonts w:ascii="Arial Unicode MS" w:hAnsi="Arial Unicode MS" w:eastAsia="Arial Unicode MS"/>
                 <w:b w:val="0"/>
                 <w:i w:val="0"/>
                 <w:sz w:val="17"/>
@@ -6285,13 +6195,13 @@
             </w:pPr>
             <w:r>
               <w:rPr>
-                <w:rFonts w:ascii="Songti SC" w:hAnsi="Songti SC" w:eastAsia="Songti SC"/>
-                <w:sz w:val="17"/>
-              </w:rPr>
-            </w:r>
-            <w:r>
-              <w:rPr>
-                <w:rFonts w:ascii="Songti SC" w:hAnsi="Songti SC" w:eastAsia="Songti SC"/>
+                <w:rFonts w:ascii="Arial Unicode MS" w:hAnsi="Arial Unicode MS" w:eastAsia="Arial Unicode MS"/>
+                <w:sz w:val="17"/>
+              </w:rPr>
+            </w:r>
+            <w:r>
+              <w:rPr>
+                <w:rFonts w:ascii="Arial Unicode MS" w:hAnsi="Arial Unicode MS" w:eastAsia="Arial Unicode MS"/>
                 <w:b w:val="0"/>
                 <w:i w:val="0"/>
                 <w:sz w:val="17"/>
@@ -6312,13 +6222,13 @@
             </w:pPr>
             <w:r>
               <w:rPr>
-                <w:rFonts w:ascii="Songti SC" w:hAnsi="Songti SC" w:eastAsia="Songti SC"/>
-                <w:sz w:val="17"/>
-              </w:rPr>
-            </w:r>
-            <w:r>
-              <w:rPr>
-                <w:rFonts w:ascii="Songti SC" w:hAnsi="Songti SC" w:eastAsia="Songti SC"/>
+                <w:rFonts w:ascii="Arial Unicode MS" w:hAnsi="Arial Unicode MS" w:eastAsia="Arial Unicode MS"/>
+                <w:sz w:val="17"/>
+              </w:rPr>
+            </w:r>
+            <w:r>
+              <w:rPr>
+                <w:rFonts w:ascii="Arial Unicode MS" w:hAnsi="Arial Unicode MS" w:eastAsia="Arial Unicode MS"/>
                 <w:b w:val="0"/>
                 <w:i w:val="0"/>
                 <w:sz w:val="17"/>
@@ -6344,13 +6254,13 @@
             </w:pPr>
             <w:r>
               <w:rPr>
-                <w:rFonts w:ascii="Songti SC" w:hAnsi="Songti SC" w:eastAsia="Songti SC"/>
-                <w:sz w:val="17"/>
-              </w:rPr>
-            </w:r>
-            <w:r>
-              <w:rPr>
-                <w:rFonts w:ascii="Songti SC" w:hAnsi="Songti SC" w:eastAsia="Songti SC"/>
+                <w:rFonts w:ascii="Arial Unicode MS" w:hAnsi="Arial Unicode MS" w:eastAsia="Arial Unicode MS"/>
+                <w:sz w:val="17"/>
+              </w:rPr>
+            </w:r>
+            <w:r>
+              <w:rPr>
+                <w:rFonts w:ascii="Arial Unicode MS" w:hAnsi="Arial Unicode MS" w:eastAsia="Arial Unicode MS"/>
                 <w:b w:val="0"/>
                 <w:i w:val="0"/>
                 <w:sz w:val="17"/>
@@ -6371,13 +6281,13 @@
             </w:pPr>
             <w:r>
               <w:rPr>
-                <w:rFonts w:ascii="Songti SC" w:hAnsi="Songti SC" w:eastAsia="Songti SC"/>
-                <w:sz w:val="17"/>
-              </w:rPr>
-            </w:r>
-            <w:r>
-              <w:rPr>
-                <w:rFonts w:ascii="Songti SC" w:hAnsi="Songti SC" w:eastAsia="Songti SC"/>
+                <w:rFonts w:ascii="Arial Unicode MS" w:hAnsi="Arial Unicode MS" w:eastAsia="Arial Unicode MS"/>
+                <w:sz w:val="17"/>
+              </w:rPr>
+            </w:r>
+            <w:r>
+              <w:rPr>
+                <w:rFonts w:ascii="Arial Unicode MS" w:hAnsi="Arial Unicode MS" w:eastAsia="Arial Unicode MS"/>
                 <w:b w:val="0"/>
                 <w:i w:val="0"/>
                 <w:sz w:val="17"/>
@@ -6398,13 +6308,13 @@
             </w:pPr>
             <w:r>
               <w:rPr>
-                <w:rFonts w:ascii="Songti SC" w:hAnsi="Songti SC" w:eastAsia="Songti SC"/>
-                <w:sz w:val="17"/>
-              </w:rPr>
-            </w:r>
-            <w:r>
-              <w:rPr>
-                <w:rFonts w:ascii="Songti SC" w:hAnsi="Songti SC" w:eastAsia="Songti SC"/>
+                <w:rFonts w:ascii="Arial Unicode MS" w:hAnsi="Arial Unicode MS" w:eastAsia="Arial Unicode MS"/>
+                <w:sz w:val="17"/>
+              </w:rPr>
+            </w:r>
+            <w:r>
+              <w:rPr>
+                <w:rFonts w:ascii="Arial Unicode MS" w:hAnsi="Arial Unicode MS" w:eastAsia="Arial Unicode MS"/>
                 <w:b w:val="0"/>
                 <w:i w:val="0"/>
                 <w:sz w:val="17"/>
@@ -6425,13 +6335,13 @@
             </w:pPr>
             <w:r>
               <w:rPr>
-                <w:rFonts w:ascii="Songti SC" w:hAnsi="Songti SC" w:eastAsia="Songti SC"/>
-                <w:sz w:val="17"/>
-              </w:rPr>
-            </w:r>
-            <w:r>
-              <w:rPr>
-                <w:rFonts w:ascii="Songti SC" w:hAnsi="Songti SC" w:eastAsia="Songti SC"/>
+                <w:rFonts w:ascii="Arial Unicode MS" w:hAnsi="Arial Unicode MS" w:eastAsia="Arial Unicode MS"/>
+                <w:sz w:val="17"/>
+              </w:rPr>
+            </w:r>
+            <w:r>
+              <w:rPr>
+                <w:rFonts w:ascii="Arial Unicode MS" w:hAnsi="Arial Unicode MS" w:eastAsia="Arial Unicode MS"/>
                 <w:b w:val="0"/>
                 <w:i w:val="0"/>
                 <w:sz w:val="17"/>
@@ -6457,13 +6367,13 @@
             </w:pPr>
             <w:r>
               <w:rPr>
-                <w:rFonts w:ascii="Songti SC" w:hAnsi="Songti SC" w:eastAsia="Songti SC"/>
-                <w:sz w:val="17"/>
-              </w:rPr>
-            </w:r>
-            <w:r>
-              <w:rPr>
-                <w:rFonts w:ascii="Songti SC" w:hAnsi="Songti SC" w:eastAsia="Songti SC"/>
+                <w:rFonts w:ascii="Arial Unicode MS" w:hAnsi="Arial Unicode MS" w:eastAsia="Arial Unicode MS"/>
+                <w:sz w:val="17"/>
+              </w:rPr>
+            </w:r>
+            <w:r>
+              <w:rPr>
+                <w:rFonts w:ascii="Arial Unicode MS" w:hAnsi="Arial Unicode MS" w:eastAsia="Arial Unicode MS"/>
                 <w:b w:val="0"/>
                 <w:i w:val="0"/>
                 <w:sz w:val="17"/>
@@ -6484,13 +6394,13 @@
             </w:pPr>
             <w:r>
               <w:rPr>
-                <w:rFonts w:ascii="Songti SC" w:hAnsi="Songti SC" w:eastAsia="Songti SC"/>
-                <w:sz w:val="17"/>
-              </w:rPr>
-            </w:r>
-            <w:r>
-              <w:rPr>
-                <w:rFonts w:ascii="Songti SC" w:hAnsi="Songti SC" w:eastAsia="Songti SC"/>
+                <w:rFonts w:ascii="Arial Unicode MS" w:hAnsi="Arial Unicode MS" w:eastAsia="Arial Unicode MS"/>
+                <w:sz w:val="17"/>
+              </w:rPr>
+            </w:r>
+            <w:r>
+              <w:rPr>
+                <w:rFonts w:ascii="Arial Unicode MS" w:hAnsi="Arial Unicode MS" w:eastAsia="Arial Unicode MS"/>
                 <w:b w:val="0"/>
                 <w:i w:val="0"/>
                 <w:sz w:val="17"/>
@@ -6511,13 +6421,13 @@
             </w:pPr>
             <w:r>
               <w:rPr>
-                <w:rFonts w:ascii="Songti SC" w:hAnsi="Songti SC" w:eastAsia="Songti SC"/>
-                <w:sz w:val="17"/>
-              </w:rPr>
-            </w:r>
-            <w:r>
-              <w:rPr>
-                <w:rFonts w:ascii="Songti SC" w:hAnsi="Songti SC" w:eastAsia="Songti SC"/>
+                <w:rFonts w:ascii="Arial Unicode MS" w:hAnsi="Arial Unicode MS" w:eastAsia="Arial Unicode MS"/>
+                <w:sz w:val="17"/>
+              </w:rPr>
+            </w:r>
+            <w:r>
+              <w:rPr>
+                <w:rFonts w:ascii="Arial Unicode MS" w:hAnsi="Arial Unicode MS" w:eastAsia="Arial Unicode MS"/>
                 <w:b w:val="0"/>
                 <w:i w:val="0"/>
                 <w:sz w:val="17"/>
@@ -6538,13 +6448,13 @@
             </w:pPr>
             <w:r>
               <w:rPr>
-                <w:rFonts w:ascii="Songti SC" w:hAnsi="Songti SC" w:eastAsia="Songti SC"/>
-                <w:sz w:val="17"/>
-              </w:rPr>
-            </w:r>
-            <w:r>
-              <w:rPr>
-                <w:rFonts w:ascii="Songti SC" w:hAnsi="Songti SC" w:eastAsia="Songti SC"/>
+                <w:rFonts w:ascii="Arial Unicode MS" w:hAnsi="Arial Unicode MS" w:eastAsia="Arial Unicode MS"/>
+                <w:sz w:val="17"/>
+              </w:rPr>
+            </w:r>
+            <w:r>
+              <w:rPr>
+                <w:rFonts w:ascii="Arial Unicode MS" w:hAnsi="Arial Unicode MS" w:eastAsia="Arial Unicode MS"/>
                 <w:b w:val="0"/>
                 <w:i w:val="0"/>
                 <w:sz w:val="17"/>
@@ -6575,44 +6485,55 @@
     </w:p>
     <w:p>
       <w:pPr>
-        <w:pStyle w:val="a"/>
+        <w:spacing w:after="80"/>
+        <w:ind w:left="403" w:hanging="403"/>
       </w:pPr>
       <w:r>
         <w:rPr>
           <w:b w:val="0"/>
           <w:i w:val="0"/>
         </w:rPr>
-        <w:t>编码员标注Layer 1两个父类、Layer 2十个亚类、Layer 3四个事件子类及其证据位置</w:t>
+        <w:t>1. 编码员标注Layer 1两个父类、Layer 2十个亚类、Layer 3四个事件子类及其证据位置</w:t>
       </w:r>
     </w:p>
     <w:p>
       <w:pPr>
-        <w:pStyle w:val="a"/>
+        <w:spacing w:after="80"/>
+        <w:ind w:left="403" w:hanging="403"/>
       </w:pPr>
       <w:r>
         <w:rPr>
           <w:b w:val="0"/>
           <w:i w:val="0"/>
         </w:rPr>
-        <w:t>每维度 0/1，可同时激活多个亚类</w:t>
+        <w:t>2. 每维度 0/1，可同时激活多个亚类</w:t>
       </w:r>
     </w:p>
     <w:p>
       <w:pPr>
-        <w:pStyle w:val="a"/>
+        <w:spacing w:after="80"/>
+        <w:ind w:left="403" w:hanging="403"/>
       </w:pPr>
       <w:r>
         <w:rPr>
           <w:b w:val="0"/>
           <w:i w:val="0"/>
         </w:rPr>
-        <w:t>片段直接提及或描述相应旅游资源时标记该亚类；多个资源亚类可以共现</w:t>
+        <w:t>3. 片段直接提及或描述相应旅游资源时标记该亚类；多个资源亚类可以共现</w:t>
       </w:r>
     </w:p>
     <w:p>
       <w:pPr>
-        <w:pStyle w:val="a"/>
+        <w:spacing w:after="80"/>
+        <w:ind w:left="403" w:hanging="403"/>
       </w:pPr>
+      <w:r>
+        <w:rPr>
+          <w:b w:val="0"/>
+          <w:i w:val="0"/>
+        </w:rPr>
+        <w:t xml:space="preserve">4. </w:t>
+      </w:r>
       <w:r>
         <w:rPr>
           <w:rFonts w:ascii="Menlo" w:hAnsi="Menlo" w:eastAsia="Menlo"/>
@@ -6673,14 +6594,15 @@
     </w:p>
     <w:p>
       <w:pPr>
-        <w:pStyle w:val="a"/>
+        <w:spacing w:after="80"/>
+        <w:ind w:left="403" w:hanging="403"/>
       </w:pPr>
       <w:r>
         <w:rPr>
           <w:b w:val="0"/>
           <w:i w:val="0"/>
         </w:rPr>
-        <w:t>音乐节可同时标</w:t>
+        <w:t>5. 音乐节可同时标</w:t>
       </w:r>
       <w:r>
         <w:rPr>
@@ -6726,14 +6648,15 @@
     </w:p>
     <w:p>
       <w:pPr>
-        <w:pStyle w:val="a"/>
+        <w:spacing w:after="80"/>
+        <w:ind w:left="403" w:hanging="403"/>
       </w:pPr>
       <w:r>
         <w:rPr>
           <w:b w:val="0"/>
           <w:i w:val="0"/>
         </w:rPr>
-        <w:t>若片段不涉及任何具体目的地资源（如纯寒暄、纯过渡句），十个Layer 2亚类及四个事件子类全部标记为0</w:t>
+        <w:t>6. 若片段不涉及任何具体目的地资源（如纯寒暄、纯过渡句），十个Layer 2亚类及四个事件子类全部标记为0</w:t>
       </w:r>
     </w:p>
     <w:p>
@@ -6822,7 +6745,7 @@
           <w:b w:val="0"/>
           <w:i w:val="0"/>
         </w:rPr>
-        <w:t>：氛围（“治愈”“烟火气”“浪漫”）不是一种旅游资源，而是创作者的呈现方式；感官与氛围渲染由V1的</w:t>
+        <w:t>：氛围（“治愈”“烟火气”“浪漫”）不是一种旅游资源，而是创作者的呈现方式；感官与氛围渲染由V3的</w:t>
       </w:r>
       <w:r>
         <w:rPr>
@@ -6838,7 +6761,7 @@
           <w:b w:val="0"/>
           <w:i w:val="0"/>
         </w:rPr>
-        <w:t>记录，明确价值判断由V3的</w:t>
+        <w:t>记录，明确价值判断由V5的</w:t>
       </w:r>
       <w:r>
         <w:rPr>
@@ -6854,7 +6777,7 @@
           <w:b w:val="0"/>
           <w:i w:val="0"/>
         </w:rPr>
-        <w:t>记录。V2据此只测量被调用的资源类型。</w:t>
+        <w:t>记录。V4据此只测量被调用的资源类型。</w:t>
       </w:r>
     </w:p>
     <w:p>
@@ -6864,7 +6787,7 @@
           <w:b/>
           <w:i w:val="0"/>
         </w:rPr>
-        <w:t>V3 语言功能、情感方向与双向强度（片段级，可共现）</w:t>
+        <w:t>V5 语言功能、情感方向与双向强度（片段级，可共现）</w:t>
       </w:r>
     </w:p>
     <w:p>
@@ -6874,7 +6797,7 @@
           <w:b w:val="0"/>
           <w:i w:val="0"/>
         </w:rPr>
-        <w:t>V3回答“片段是否承担信息、评价或建议功能，以及评价或建议表达什么情感方向和强度”。三种实质功能可以共现；</w:t>
+        <w:t>V5回答“片段是否承担信息、评价或建议功能，以及评价或建议表达什么情感方向和强度”。三种实质功能可以共现；</w:t>
       </w:r>
       <w:r>
         <w:rPr>
@@ -6925,14 +6848,14 @@
             </w:pPr>
             <w:r>
               <w:rPr>
-                <w:rFonts w:ascii="Songti SC" w:hAnsi="Songti SC" w:eastAsia="Songti SC"/>
+                <w:rFonts w:ascii="Arial Unicode MS" w:hAnsi="Arial Unicode MS" w:eastAsia="Arial Unicode MS"/>
                 <w:b/>
                 <w:sz w:val="17"/>
               </w:rPr>
             </w:r>
             <w:r>
               <w:rPr>
-                <w:rFonts w:ascii="Songti SC" w:hAnsi="Songti SC" w:eastAsia="Songti SC"/>
+                <w:rFonts w:ascii="Arial Unicode MS" w:hAnsi="Arial Unicode MS" w:eastAsia="Arial Unicode MS"/>
                 <w:b/>
                 <w:i w:val="0"/>
                 <w:sz w:val="17"/>
@@ -6954,14 +6877,14 @@
             </w:pPr>
             <w:r>
               <w:rPr>
-                <w:rFonts w:ascii="Songti SC" w:hAnsi="Songti SC" w:eastAsia="Songti SC"/>
+                <w:rFonts w:ascii="Arial Unicode MS" w:hAnsi="Arial Unicode MS" w:eastAsia="Arial Unicode MS"/>
                 <w:b/>
                 <w:sz w:val="17"/>
               </w:rPr>
             </w:r>
             <w:r>
               <w:rPr>
-                <w:rFonts w:ascii="Songti SC" w:hAnsi="Songti SC" w:eastAsia="Songti SC"/>
+                <w:rFonts w:ascii="Arial Unicode MS" w:hAnsi="Arial Unicode MS" w:eastAsia="Arial Unicode MS"/>
                 <w:b/>
                 <w:i w:val="0"/>
                 <w:sz w:val="17"/>
@@ -6983,14 +6906,14 @@
             </w:pPr>
             <w:r>
               <w:rPr>
-                <w:rFonts w:ascii="Songti SC" w:hAnsi="Songti SC" w:eastAsia="Songti SC"/>
+                <w:rFonts w:ascii="Arial Unicode MS" w:hAnsi="Arial Unicode MS" w:eastAsia="Arial Unicode MS"/>
                 <w:b/>
                 <w:sz w:val="17"/>
               </w:rPr>
             </w:r>
             <w:r>
               <w:rPr>
-                <w:rFonts w:ascii="Songti SC" w:hAnsi="Songti SC" w:eastAsia="Songti SC"/>
+                <w:rFonts w:ascii="Arial Unicode MS" w:hAnsi="Arial Unicode MS" w:eastAsia="Arial Unicode MS"/>
                 <w:b/>
                 <w:i w:val="0"/>
                 <w:sz w:val="17"/>
@@ -7012,14 +6935,14 @@
             </w:pPr>
             <w:r>
               <w:rPr>
-                <w:rFonts w:ascii="Songti SC" w:hAnsi="Songti SC" w:eastAsia="Songti SC"/>
+                <w:rFonts w:ascii="Arial Unicode MS" w:hAnsi="Arial Unicode MS" w:eastAsia="Arial Unicode MS"/>
                 <w:b/>
                 <w:sz w:val="17"/>
               </w:rPr>
             </w:r>
             <w:r>
               <w:rPr>
-                <w:rFonts w:ascii="Songti SC" w:hAnsi="Songti SC" w:eastAsia="Songti SC"/>
+                <w:rFonts w:ascii="Arial Unicode MS" w:hAnsi="Arial Unicode MS" w:eastAsia="Arial Unicode MS"/>
                 <w:b/>
                 <w:i w:val="0"/>
                 <w:sz w:val="17"/>
@@ -7045,13 +6968,13 @@
             </w:pPr>
             <w:r>
               <w:rPr>
-                <w:rFonts w:ascii="Songti SC" w:hAnsi="Songti SC" w:eastAsia="Songti SC"/>
-                <w:sz w:val="17"/>
-              </w:rPr>
-            </w:r>
-            <w:r>
-              <w:rPr>
-                <w:rFonts w:ascii="Songti SC" w:hAnsi="Songti SC" w:eastAsia="Songti SC"/>
+                <w:rFonts w:ascii="Arial Unicode MS" w:hAnsi="Arial Unicode MS" w:eastAsia="Arial Unicode MS"/>
+                <w:sz w:val="17"/>
+              </w:rPr>
+            </w:r>
+            <w:r>
+              <w:rPr>
+                <w:rFonts w:ascii="Arial Unicode MS" w:hAnsi="Arial Unicode MS" w:eastAsia="Arial Unicode MS"/>
                 <w:b w:val="0"/>
                 <w:i w:val="0"/>
                 <w:sz w:val="17"/>
@@ -7072,13 +6995,13 @@
             </w:pPr>
             <w:r>
               <w:rPr>
-                <w:rFonts w:ascii="Songti SC" w:hAnsi="Songti SC" w:eastAsia="Songti SC"/>
-                <w:sz w:val="17"/>
-              </w:rPr>
-            </w:r>
-            <w:r>
-              <w:rPr>
-                <w:rFonts w:ascii="Songti SC" w:hAnsi="Songti SC" w:eastAsia="Songti SC"/>
+                <w:rFonts w:ascii="Arial Unicode MS" w:hAnsi="Arial Unicode MS" w:eastAsia="Arial Unicode MS"/>
+                <w:sz w:val="17"/>
+              </w:rPr>
+            </w:r>
+            <w:r>
+              <w:rPr>
+                <w:rFonts w:ascii="Arial Unicode MS" w:hAnsi="Arial Unicode MS" w:eastAsia="Arial Unicode MS"/>
                 <w:b w:val="0"/>
                 <w:i w:val="0"/>
                 <w:sz w:val="17"/>
@@ -7099,13 +7022,13 @@
             </w:pPr>
             <w:r>
               <w:rPr>
-                <w:rFonts w:ascii="Songti SC" w:hAnsi="Songti SC" w:eastAsia="Songti SC"/>
-                <w:sz w:val="17"/>
-              </w:rPr>
-            </w:r>
-            <w:r>
-              <w:rPr>
-                <w:rFonts w:ascii="Songti SC" w:hAnsi="Songti SC" w:eastAsia="Songti SC"/>
+                <w:rFonts w:ascii="Arial Unicode MS" w:hAnsi="Arial Unicode MS" w:eastAsia="Arial Unicode MS"/>
+                <w:sz w:val="17"/>
+              </w:rPr>
+            </w:r>
+            <w:r>
+              <w:rPr>
+                <w:rFonts w:ascii="Arial Unicode MS" w:hAnsi="Arial Unicode MS" w:eastAsia="Arial Unicode MS"/>
                 <w:b w:val="0"/>
                 <w:i w:val="0"/>
                 <w:sz w:val="17"/>
@@ -7126,13 +7049,13 @@
             </w:pPr>
             <w:r>
               <w:rPr>
-                <w:rFonts w:ascii="Songti SC" w:hAnsi="Songti SC" w:eastAsia="Songti SC"/>
-                <w:sz w:val="17"/>
-              </w:rPr>
-            </w:r>
-            <w:r>
-              <w:rPr>
-                <w:rFonts w:ascii="Songti SC" w:hAnsi="Songti SC" w:eastAsia="Songti SC"/>
+                <w:rFonts w:ascii="Arial Unicode MS" w:hAnsi="Arial Unicode MS" w:eastAsia="Arial Unicode MS"/>
+                <w:sz w:val="17"/>
+              </w:rPr>
+            </w:r>
+            <w:r>
+              <w:rPr>
+                <w:rFonts w:ascii="Arial Unicode MS" w:hAnsi="Arial Unicode MS" w:eastAsia="Arial Unicode MS"/>
                 <w:b w:val="0"/>
                 <w:i w:val="0"/>
                 <w:sz w:val="17"/>
@@ -7158,13 +7081,13 @@
             </w:pPr>
             <w:r>
               <w:rPr>
-                <w:rFonts w:ascii="Songti SC" w:hAnsi="Songti SC" w:eastAsia="Songti SC"/>
-                <w:sz w:val="17"/>
-              </w:rPr>
-            </w:r>
-            <w:r>
-              <w:rPr>
-                <w:rFonts w:ascii="Songti SC" w:hAnsi="Songti SC" w:eastAsia="Songti SC"/>
+                <w:rFonts w:ascii="Arial Unicode MS" w:hAnsi="Arial Unicode MS" w:eastAsia="Arial Unicode MS"/>
+                <w:sz w:val="17"/>
+              </w:rPr>
+            </w:r>
+            <w:r>
+              <w:rPr>
+                <w:rFonts w:ascii="Arial Unicode MS" w:hAnsi="Arial Unicode MS" w:eastAsia="Arial Unicode MS"/>
                 <w:b w:val="0"/>
                 <w:i w:val="0"/>
                 <w:sz w:val="17"/>
@@ -7185,13 +7108,13 @@
             </w:pPr>
             <w:r>
               <w:rPr>
-                <w:rFonts w:ascii="Songti SC" w:hAnsi="Songti SC" w:eastAsia="Songti SC"/>
-                <w:sz w:val="17"/>
-              </w:rPr>
-            </w:r>
-            <w:r>
-              <w:rPr>
-                <w:rFonts w:ascii="Songti SC" w:hAnsi="Songti SC" w:eastAsia="Songti SC"/>
+                <w:rFonts w:ascii="Arial Unicode MS" w:hAnsi="Arial Unicode MS" w:eastAsia="Arial Unicode MS"/>
+                <w:sz w:val="17"/>
+              </w:rPr>
+            </w:r>
+            <w:r>
+              <w:rPr>
+                <w:rFonts w:ascii="Arial Unicode MS" w:hAnsi="Arial Unicode MS" w:eastAsia="Arial Unicode MS"/>
                 <w:b w:val="0"/>
                 <w:i w:val="0"/>
                 <w:sz w:val="17"/>
@@ -7212,13 +7135,13 @@
             </w:pPr>
             <w:r>
               <w:rPr>
-                <w:rFonts w:ascii="Songti SC" w:hAnsi="Songti SC" w:eastAsia="Songti SC"/>
-                <w:sz w:val="17"/>
-              </w:rPr>
-            </w:r>
-            <w:r>
-              <w:rPr>
-                <w:rFonts w:ascii="Songti SC" w:hAnsi="Songti SC" w:eastAsia="Songti SC"/>
+                <w:rFonts w:ascii="Arial Unicode MS" w:hAnsi="Arial Unicode MS" w:eastAsia="Arial Unicode MS"/>
+                <w:sz w:val="17"/>
+              </w:rPr>
+            </w:r>
+            <w:r>
+              <w:rPr>
+                <w:rFonts w:ascii="Arial Unicode MS" w:hAnsi="Arial Unicode MS" w:eastAsia="Arial Unicode MS"/>
                 <w:b w:val="0"/>
                 <w:i w:val="0"/>
                 <w:sz w:val="17"/>
@@ -7239,13 +7162,13 @@
             </w:pPr>
             <w:r>
               <w:rPr>
-                <w:rFonts w:ascii="Songti SC" w:hAnsi="Songti SC" w:eastAsia="Songti SC"/>
-                <w:sz w:val="17"/>
-              </w:rPr>
-            </w:r>
-            <w:r>
-              <w:rPr>
-                <w:rFonts w:ascii="Songti SC" w:hAnsi="Songti SC" w:eastAsia="Songti SC"/>
+                <w:rFonts w:ascii="Arial Unicode MS" w:hAnsi="Arial Unicode MS" w:eastAsia="Arial Unicode MS"/>
+                <w:sz w:val="17"/>
+              </w:rPr>
+            </w:r>
+            <w:r>
+              <w:rPr>
+                <w:rFonts w:ascii="Arial Unicode MS" w:hAnsi="Arial Unicode MS" w:eastAsia="Arial Unicode MS"/>
                 <w:b w:val="0"/>
                 <w:i w:val="0"/>
                 <w:sz w:val="17"/>
@@ -7271,13 +7194,13 @@
             </w:pPr>
             <w:r>
               <w:rPr>
-                <w:rFonts w:ascii="Songti SC" w:hAnsi="Songti SC" w:eastAsia="Songti SC"/>
-                <w:sz w:val="17"/>
-              </w:rPr>
-            </w:r>
-            <w:r>
-              <w:rPr>
-                <w:rFonts w:ascii="Songti SC" w:hAnsi="Songti SC" w:eastAsia="Songti SC"/>
+                <w:rFonts w:ascii="Arial Unicode MS" w:hAnsi="Arial Unicode MS" w:eastAsia="Arial Unicode MS"/>
+                <w:sz w:val="17"/>
+              </w:rPr>
+            </w:r>
+            <w:r>
+              <w:rPr>
+                <w:rFonts w:ascii="Arial Unicode MS" w:hAnsi="Arial Unicode MS" w:eastAsia="Arial Unicode MS"/>
                 <w:b w:val="0"/>
                 <w:i w:val="0"/>
                 <w:sz w:val="17"/>
@@ -7298,13 +7221,13 @@
             </w:pPr>
             <w:r>
               <w:rPr>
-                <w:rFonts w:ascii="Songti SC" w:hAnsi="Songti SC" w:eastAsia="Songti SC"/>
-                <w:sz w:val="17"/>
-              </w:rPr>
-            </w:r>
-            <w:r>
-              <w:rPr>
-                <w:rFonts w:ascii="Songti SC" w:hAnsi="Songti SC" w:eastAsia="Songti SC"/>
+                <w:rFonts w:ascii="Arial Unicode MS" w:hAnsi="Arial Unicode MS" w:eastAsia="Arial Unicode MS"/>
+                <w:sz w:val="17"/>
+              </w:rPr>
+            </w:r>
+            <w:r>
+              <w:rPr>
+                <w:rFonts w:ascii="Arial Unicode MS" w:hAnsi="Arial Unicode MS" w:eastAsia="Arial Unicode MS"/>
                 <w:b w:val="0"/>
                 <w:i w:val="0"/>
                 <w:sz w:val="17"/>
@@ -7325,13 +7248,13 @@
             </w:pPr>
             <w:r>
               <w:rPr>
-                <w:rFonts w:ascii="Songti SC" w:hAnsi="Songti SC" w:eastAsia="Songti SC"/>
-                <w:sz w:val="17"/>
-              </w:rPr>
-            </w:r>
-            <w:r>
-              <w:rPr>
-                <w:rFonts w:ascii="Songti SC" w:hAnsi="Songti SC" w:eastAsia="Songti SC"/>
+                <w:rFonts w:ascii="Arial Unicode MS" w:hAnsi="Arial Unicode MS" w:eastAsia="Arial Unicode MS"/>
+                <w:sz w:val="17"/>
+              </w:rPr>
+            </w:r>
+            <w:r>
+              <w:rPr>
+                <w:rFonts w:ascii="Arial Unicode MS" w:hAnsi="Arial Unicode MS" w:eastAsia="Arial Unicode MS"/>
                 <w:b w:val="0"/>
                 <w:i w:val="0"/>
                 <w:sz w:val="17"/>
@@ -7352,13 +7275,13 @@
             </w:pPr>
             <w:r>
               <w:rPr>
-                <w:rFonts w:ascii="Songti SC" w:hAnsi="Songti SC" w:eastAsia="Songti SC"/>
-                <w:sz w:val="17"/>
-              </w:rPr>
-            </w:r>
-            <w:r>
-              <w:rPr>
-                <w:rFonts w:ascii="Songti SC" w:hAnsi="Songti SC" w:eastAsia="Songti SC"/>
+                <w:rFonts w:ascii="Arial Unicode MS" w:hAnsi="Arial Unicode MS" w:eastAsia="Arial Unicode MS"/>
+                <w:sz w:val="17"/>
+              </w:rPr>
+            </w:r>
+            <w:r>
+              <w:rPr>
+                <w:rFonts w:ascii="Arial Unicode MS" w:hAnsi="Arial Unicode MS" w:eastAsia="Arial Unicode MS"/>
                 <w:b w:val="0"/>
                 <w:i w:val="0"/>
                 <w:sz w:val="17"/>
@@ -7384,13 +7307,13 @@
             </w:pPr>
             <w:r>
               <w:rPr>
-                <w:rFonts w:ascii="Songti SC" w:hAnsi="Songti SC" w:eastAsia="Songti SC"/>
-                <w:sz w:val="17"/>
-              </w:rPr>
-            </w:r>
-            <w:r>
-              <w:rPr>
-                <w:rFonts w:ascii="Songti SC" w:hAnsi="Songti SC" w:eastAsia="Songti SC"/>
+                <w:rFonts w:ascii="Arial Unicode MS" w:hAnsi="Arial Unicode MS" w:eastAsia="Arial Unicode MS"/>
+                <w:sz w:val="17"/>
+              </w:rPr>
+            </w:r>
+            <w:r>
+              <w:rPr>
+                <w:rFonts w:ascii="Arial Unicode MS" w:hAnsi="Arial Unicode MS" w:eastAsia="Arial Unicode MS"/>
                 <w:b w:val="0"/>
                 <w:i w:val="0"/>
                 <w:sz w:val="17"/>
@@ -7411,13 +7334,13 @@
             </w:pPr>
             <w:r>
               <w:rPr>
-                <w:rFonts w:ascii="Songti SC" w:hAnsi="Songti SC" w:eastAsia="Songti SC"/>
-                <w:sz w:val="17"/>
-              </w:rPr>
-            </w:r>
-            <w:r>
-              <w:rPr>
-                <w:rFonts w:ascii="Songti SC" w:hAnsi="Songti SC" w:eastAsia="Songti SC"/>
+                <w:rFonts w:ascii="Arial Unicode MS" w:hAnsi="Arial Unicode MS" w:eastAsia="Arial Unicode MS"/>
+                <w:sz w:val="17"/>
+              </w:rPr>
+            </w:r>
+            <w:r>
+              <w:rPr>
+                <w:rFonts w:ascii="Arial Unicode MS" w:hAnsi="Arial Unicode MS" w:eastAsia="Arial Unicode MS"/>
                 <w:b w:val="0"/>
                 <w:i w:val="0"/>
                 <w:sz w:val="17"/>
@@ -7438,18 +7361,18 @@
             </w:pPr>
             <w:r>
               <w:rPr>
-                <w:rFonts w:ascii="Songti SC" w:hAnsi="Songti SC" w:eastAsia="Songti SC"/>
-                <w:sz w:val="17"/>
-              </w:rPr>
-            </w:r>
-            <w:r>
-              <w:rPr>
-                <w:rFonts w:ascii="Songti SC" w:hAnsi="Songti SC" w:eastAsia="Songti SC"/>
-                <w:b w:val="0"/>
-                <w:i w:val="0"/>
-                <w:sz w:val="17"/>
-              </w:rPr>
-              <w:t>未命中上述三种功能；可能仍含V1-CS-INT子项记录的互动</w:t>
+                <w:rFonts w:ascii="Arial Unicode MS" w:hAnsi="Arial Unicode MS" w:eastAsia="Arial Unicode MS"/>
+                <w:sz w:val="17"/>
+              </w:rPr>
+            </w:r>
+            <w:r>
+              <w:rPr>
+                <w:rFonts w:ascii="Arial Unicode MS" w:hAnsi="Arial Unicode MS" w:eastAsia="Arial Unicode MS"/>
+                <w:b w:val="0"/>
+                <w:i w:val="0"/>
+                <w:sz w:val="17"/>
+              </w:rPr>
+              <w:t>未命中上述三种功能；可能仍含V3-CS-INT子项记录的互动</w:t>
             </w:r>
           </w:p>
         </w:tc>
@@ -7465,13 +7388,13 @@
             </w:pPr>
             <w:r>
               <w:rPr>
-                <w:rFonts w:ascii="Songti SC" w:hAnsi="Songti SC" w:eastAsia="Songti SC"/>
-                <w:sz w:val="17"/>
-              </w:rPr>
-            </w:r>
-            <w:r>
-              <w:rPr>
-                <w:rFonts w:ascii="Songti SC" w:hAnsi="Songti SC" w:eastAsia="Songti SC"/>
+                <w:rFonts w:ascii="Arial Unicode MS" w:hAnsi="Arial Unicode MS" w:eastAsia="Arial Unicode MS"/>
+                <w:sz w:val="17"/>
+              </w:rPr>
+            </w:r>
+            <w:r>
+              <w:rPr>
+                <w:rFonts w:ascii="Arial Unicode MS" w:hAnsi="Arial Unicode MS" w:eastAsia="Arial Unicode MS"/>
                 <w:b w:val="0"/>
                 <w:i w:val="0"/>
                 <w:sz w:val="17"/>
@@ -7686,7 +7609,7 @@
           <w:b/>
           <w:i w:val="0"/>
         </w:rPr>
-        <w:t>V4 目的地属性指向（片段级，18个字段）</w:t>
+        <w:t>V6 目的地属性指向（片段级，18个字段）</w:t>
       </w:r>
     </w:p>
     <w:p>
@@ -7696,7 +7619,7 @@
           <w:b w:val="0"/>
           <w:i w:val="0"/>
         </w:rPr>
-        <w:t>V4从原V3-L3独立出来，只记录评价或建议指向的方向中立属性，不携带正负方向。</w:t>
+        <w:t>V6从旧编号V3-L3独立出来，只记录评价或建议指向的方向中立属性，不携带正负方向。</w:t>
       </w:r>
       <w:r>
         <w:rPr>
@@ -7777,14 +7700,14 @@
             </w:pPr>
             <w:r>
               <w:rPr>
-                <w:rFonts w:ascii="Songti SC" w:hAnsi="Songti SC" w:eastAsia="Songti SC"/>
+                <w:rFonts w:ascii="Arial Unicode MS" w:hAnsi="Arial Unicode MS" w:eastAsia="Arial Unicode MS"/>
                 <w:b/>
                 <w:sz w:val="17"/>
               </w:rPr>
             </w:r>
             <w:r>
               <w:rPr>
-                <w:rFonts w:ascii="Songti SC" w:hAnsi="Songti SC" w:eastAsia="Songti SC"/>
+                <w:rFonts w:ascii="Arial Unicode MS" w:hAnsi="Arial Unicode MS" w:eastAsia="Arial Unicode MS"/>
                 <w:b/>
                 <w:i w:val="0"/>
                 <w:sz w:val="17"/>
@@ -7806,14 +7729,14 @@
             </w:pPr>
             <w:r>
               <w:rPr>
-                <w:rFonts w:ascii="Songti SC" w:hAnsi="Songti SC" w:eastAsia="Songti SC"/>
+                <w:rFonts w:ascii="Arial Unicode MS" w:hAnsi="Arial Unicode MS" w:eastAsia="Arial Unicode MS"/>
                 <w:b/>
                 <w:sz w:val="17"/>
               </w:rPr>
             </w:r>
             <w:r>
               <w:rPr>
-                <w:rFonts w:ascii="Songti SC" w:hAnsi="Songti SC" w:eastAsia="Songti SC"/>
+                <w:rFonts w:ascii="Arial Unicode MS" w:hAnsi="Arial Unicode MS" w:eastAsia="Arial Unicode MS"/>
                 <w:b/>
                 <w:i w:val="0"/>
                 <w:sz w:val="17"/>
@@ -7839,13 +7762,13 @@
             </w:pPr>
             <w:r>
               <w:rPr>
-                <w:rFonts w:ascii="Songti SC" w:hAnsi="Songti SC" w:eastAsia="Songti SC"/>
-                <w:sz w:val="17"/>
-              </w:rPr>
-            </w:r>
-            <w:r>
-              <w:rPr>
-                <w:rFonts w:ascii="Songti SC" w:hAnsi="Songti SC" w:eastAsia="Songti SC"/>
+                <w:rFonts w:ascii="Arial Unicode MS" w:hAnsi="Arial Unicode MS" w:eastAsia="Arial Unicode MS"/>
+                <w:sz w:val="17"/>
+              </w:rPr>
+            </w:r>
+            <w:r>
+              <w:rPr>
+                <w:rFonts w:ascii="Arial Unicode MS" w:hAnsi="Arial Unicode MS" w:eastAsia="Arial Unicode MS"/>
                 <w:b w:val="0"/>
                 <w:i w:val="0"/>
                 <w:sz w:val="17"/>
@@ -7866,13 +7789,13 @@
             </w:pPr>
             <w:r>
               <w:rPr>
-                <w:rFonts w:ascii="Songti SC" w:hAnsi="Songti SC" w:eastAsia="Songti SC"/>
-                <w:sz w:val="17"/>
-              </w:rPr>
-            </w:r>
-            <w:r>
-              <w:rPr>
-                <w:rFonts w:ascii="Songti SC" w:hAnsi="Songti SC" w:eastAsia="Songti SC"/>
+                <w:rFonts w:ascii="Arial Unicode MS" w:hAnsi="Arial Unicode MS" w:eastAsia="Arial Unicode MS"/>
+                <w:sz w:val="17"/>
+              </w:rPr>
+            </w:r>
+            <w:r>
+              <w:rPr>
+                <w:rFonts w:ascii="Arial Unicode MS" w:hAnsi="Arial Unicode MS" w:eastAsia="Arial Unicode MS"/>
                 <w:b w:val="0"/>
                 <w:i w:val="0"/>
                 <w:sz w:val="17"/>
@@ -7881,7 +7804,7 @@
             </w:r>
             <w:r>
               <w:rPr>
-                <w:rFonts w:ascii="Songti SC" w:hAnsi="Songti SC" w:eastAsia="Songti SC"/>
+                <w:rFonts w:ascii="Arial Unicode MS" w:hAnsi="Arial Unicode MS" w:eastAsia="Arial Unicode MS"/>
                 <w:b w:val="0"/>
                 <w:i w:val="0"/>
                 <w:sz w:val="17"/>
@@ -7890,7 +7813,7 @@
             </w:r>
             <w:r>
               <w:rPr>
-                <w:rFonts w:ascii="Songti SC" w:hAnsi="Songti SC" w:eastAsia="Songti SC"/>
+                <w:rFonts w:ascii="Arial Unicode MS" w:hAnsi="Arial Unicode MS" w:eastAsia="Arial Unicode MS"/>
                 <w:b w:val="0"/>
                 <w:i w:val="0"/>
                 <w:sz w:val="17"/>
@@ -7899,7 +7822,7 @@
             </w:r>
             <w:r>
               <w:rPr>
-                <w:rFonts w:ascii="Songti SC" w:hAnsi="Songti SC" w:eastAsia="Songti SC"/>
+                <w:rFonts w:ascii="Arial Unicode MS" w:hAnsi="Arial Unicode MS" w:eastAsia="Arial Unicode MS"/>
                 <w:b w:val="0"/>
                 <w:i w:val="0"/>
                 <w:sz w:val="17"/>
@@ -7908,7 +7831,7 @@
             </w:r>
             <w:r>
               <w:rPr>
-                <w:rFonts w:ascii="Songti SC" w:hAnsi="Songti SC" w:eastAsia="Songti SC"/>
+                <w:rFonts w:ascii="Arial Unicode MS" w:hAnsi="Arial Unicode MS" w:eastAsia="Arial Unicode MS"/>
                 <w:b w:val="0"/>
                 <w:i w:val="0"/>
                 <w:sz w:val="17"/>
@@ -7917,7 +7840,7 @@
             </w:r>
             <w:r>
               <w:rPr>
-                <w:rFonts w:ascii="Songti SC" w:hAnsi="Songti SC" w:eastAsia="Songti SC"/>
+                <w:rFonts w:ascii="Arial Unicode MS" w:hAnsi="Arial Unicode MS" w:eastAsia="Arial Unicode MS"/>
                 <w:b w:val="0"/>
                 <w:i w:val="0"/>
                 <w:sz w:val="17"/>
@@ -7943,13 +7866,13 @@
             </w:pPr>
             <w:r>
               <w:rPr>
-                <w:rFonts w:ascii="Songti SC" w:hAnsi="Songti SC" w:eastAsia="Songti SC"/>
-                <w:sz w:val="17"/>
-              </w:rPr>
-            </w:r>
-            <w:r>
-              <w:rPr>
-                <w:rFonts w:ascii="Songti SC" w:hAnsi="Songti SC" w:eastAsia="Songti SC"/>
+                <w:rFonts w:ascii="Arial Unicode MS" w:hAnsi="Arial Unicode MS" w:eastAsia="Arial Unicode MS"/>
+                <w:sz w:val="17"/>
+              </w:rPr>
+            </w:r>
+            <w:r>
+              <w:rPr>
+                <w:rFonts w:ascii="Arial Unicode MS" w:hAnsi="Arial Unicode MS" w:eastAsia="Arial Unicode MS"/>
                 <w:b w:val="0"/>
                 <w:i w:val="0"/>
                 <w:sz w:val="17"/>
@@ -7970,13 +7893,13 @@
             </w:pPr>
             <w:r>
               <w:rPr>
-                <w:rFonts w:ascii="Songti SC" w:hAnsi="Songti SC" w:eastAsia="Songti SC"/>
-                <w:sz w:val="17"/>
-              </w:rPr>
-            </w:r>
-            <w:r>
-              <w:rPr>
-                <w:rFonts w:ascii="Songti SC" w:hAnsi="Songti SC" w:eastAsia="Songti SC"/>
+                <w:rFonts w:ascii="Arial Unicode MS" w:hAnsi="Arial Unicode MS" w:eastAsia="Arial Unicode MS"/>
+                <w:sz w:val="17"/>
+              </w:rPr>
+            </w:r>
+            <w:r>
+              <w:rPr>
+                <w:rFonts w:ascii="Arial Unicode MS" w:hAnsi="Arial Unicode MS" w:eastAsia="Arial Unicode MS"/>
                 <w:b w:val="0"/>
                 <w:i w:val="0"/>
                 <w:sz w:val="17"/>
@@ -7985,7 +7908,7 @@
             </w:r>
             <w:r>
               <w:rPr>
-                <w:rFonts w:ascii="Songti SC" w:hAnsi="Songti SC" w:eastAsia="Songti SC"/>
+                <w:rFonts w:ascii="Arial Unicode MS" w:hAnsi="Arial Unicode MS" w:eastAsia="Arial Unicode MS"/>
                 <w:b w:val="0"/>
                 <w:i w:val="0"/>
                 <w:sz w:val="17"/>
@@ -7994,7 +7917,7 @@
             </w:r>
             <w:r>
               <w:rPr>
-                <w:rFonts w:ascii="Songti SC" w:hAnsi="Songti SC" w:eastAsia="Songti SC"/>
+                <w:rFonts w:ascii="Arial Unicode MS" w:hAnsi="Arial Unicode MS" w:eastAsia="Arial Unicode MS"/>
                 <w:b w:val="0"/>
                 <w:i w:val="0"/>
                 <w:sz w:val="17"/>
@@ -8003,7 +7926,7 @@
             </w:r>
             <w:r>
               <w:rPr>
-                <w:rFonts w:ascii="Songti SC" w:hAnsi="Songti SC" w:eastAsia="Songti SC"/>
+                <w:rFonts w:ascii="Arial Unicode MS" w:hAnsi="Arial Unicode MS" w:eastAsia="Arial Unicode MS"/>
                 <w:b w:val="0"/>
                 <w:i w:val="0"/>
                 <w:sz w:val="17"/>
@@ -8012,7 +7935,7 @@
             </w:r>
             <w:r>
               <w:rPr>
-                <w:rFonts w:ascii="Songti SC" w:hAnsi="Songti SC" w:eastAsia="Songti SC"/>
+                <w:rFonts w:ascii="Arial Unicode MS" w:hAnsi="Arial Unicode MS" w:eastAsia="Arial Unicode MS"/>
                 <w:b w:val="0"/>
                 <w:i w:val="0"/>
                 <w:sz w:val="17"/>
@@ -8021,7 +7944,7 @@
             </w:r>
             <w:r>
               <w:rPr>
-                <w:rFonts w:ascii="Songti SC" w:hAnsi="Songti SC" w:eastAsia="Songti SC"/>
+                <w:rFonts w:ascii="Arial Unicode MS" w:hAnsi="Arial Unicode MS" w:eastAsia="Arial Unicode MS"/>
                 <w:b w:val="0"/>
                 <w:i w:val="0"/>
                 <w:sz w:val="17"/>
@@ -8047,13 +7970,13 @@
             </w:pPr>
             <w:r>
               <w:rPr>
-                <w:rFonts w:ascii="Songti SC" w:hAnsi="Songti SC" w:eastAsia="Songti SC"/>
-                <w:sz w:val="17"/>
-              </w:rPr>
-            </w:r>
-            <w:r>
-              <w:rPr>
-                <w:rFonts w:ascii="Songti SC" w:hAnsi="Songti SC" w:eastAsia="Songti SC"/>
+                <w:rFonts w:ascii="Arial Unicode MS" w:hAnsi="Arial Unicode MS" w:eastAsia="Arial Unicode MS"/>
+                <w:sz w:val="17"/>
+              </w:rPr>
+            </w:r>
+            <w:r>
+              <w:rPr>
+                <w:rFonts w:ascii="Arial Unicode MS" w:hAnsi="Arial Unicode MS" w:eastAsia="Arial Unicode MS"/>
                 <w:b w:val="0"/>
                 <w:i w:val="0"/>
                 <w:sz w:val="17"/>
@@ -8074,13 +7997,13 @@
             </w:pPr>
             <w:r>
               <w:rPr>
-                <w:rFonts w:ascii="Songti SC" w:hAnsi="Songti SC" w:eastAsia="Songti SC"/>
-                <w:sz w:val="17"/>
-              </w:rPr>
-            </w:r>
-            <w:r>
-              <w:rPr>
-                <w:rFonts w:ascii="Songti SC" w:hAnsi="Songti SC" w:eastAsia="Songti SC"/>
+                <w:rFonts w:ascii="Arial Unicode MS" w:hAnsi="Arial Unicode MS" w:eastAsia="Arial Unicode MS"/>
+                <w:sz w:val="17"/>
+              </w:rPr>
+            </w:r>
+            <w:r>
+              <w:rPr>
+                <w:rFonts w:ascii="Arial Unicode MS" w:hAnsi="Arial Unicode MS" w:eastAsia="Arial Unicode MS"/>
                 <w:b w:val="0"/>
                 <w:i w:val="0"/>
                 <w:sz w:val="17"/>
@@ -8089,7 +8012,7 @@
             </w:r>
             <w:r>
               <w:rPr>
-                <w:rFonts w:ascii="Songti SC" w:hAnsi="Songti SC" w:eastAsia="Songti SC"/>
+                <w:rFonts w:ascii="Arial Unicode MS" w:hAnsi="Arial Unicode MS" w:eastAsia="Arial Unicode MS"/>
                 <w:b w:val="0"/>
                 <w:i w:val="0"/>
                 <w:sz w:val="17"/>
@@ -8098,7 +8021,7 @@
             </w:r>
             <w:r>
               <w:rPr>
-                <w:rFonts w:ascii="Songti SC" w:hAnsi="Songti SC" w:eastAsia="Songti SC"/>
+                <w:rFonts w:ascii="Arial Unicode MS" w:hAnsi="Arial Unicode MS" w:eastAsia="Arial Unicode MS"/>
                 <w:b w:val="0"/>
                 <w:i w:val="0"/>
                 <w:sz w:val="17"/>
@@ -8107,7 +8030,7 @@
             </w:r>
             <w:r>
               <w:rPr>
-                <w:rFonts w:ascii="Songti SC" w:hAnsi="Songti SC" w:eastAsia="Songti SC"/>
+                <w:rFonts w:ascii="Arial Unicode MS" w:hAnsi="Arial Unicode MS" w:eastAsia="Arial Unicode MS"/>
                 <w:b w:val="0"/>
                 <w:i w:val="0"/>
                 <w:sz w:val="17"/>
@@ -8116,7 +8039,7 @@
             </w:r>
             <w:r>
               <w:rPr>
-                <w:rFonts w:ascii="Songti SC" w:hAnsi="Songti SC" w:eastAsia="Songti SC"/>
+                <w:rFonts w:ascii="Arial Unicode MS" w:hAnsi="Arial Unicode MS" w:eastAsia="Arial Unicode MS"/>
                 <w:b w:val="0"/>
                 <w:i w:val="0"/>
                 <w:sz w:val="17"/>
@@ -8125,7 +8048,7 @@
             </w:r>
             <w:r>
               <w:rPr>
-                <w:rFonts w:ascii="Songti SC" w:hAnsi="Songti SC" w:eastAsia="Songti SC"/>
+                <w:rFonts w:ascii="Arial Unicode MS" w:hAnsi="Arial Unicode MS" w:eastAsia="Arial Unicode MS"/>
                 <w:b w:val="0"/>
                 <w:i w:val="0"/>
                 <w:sz w:val="17"/>
@@ -8151,13 +8074,13 @@
             </w:pPr>
             <w:r>
               <w:rPr>
-                <w:rFonts w:ascii="Songti SC" w:hAnsi="Songti SC" w:eastAsia="Songti SC"/>
-                <w:sz w:val="17"/>
-              </w:rPr>
-            </w:r>
-            <w:r>
-              <w:rPr>
-                <w:rFonts w:ascii="Songti SC" w:hAnsi="Songti SC" w:eastAsia="Songti SC"/>
+                <w:rFonts w:ascii="Arial Unicode MS" w:hAnsi="Arial Unicode MS" w:eastAsia="Arial Unicode MS"/>
+                <w:sz w:val="17"/>
+              </w:rPr>
+            </w:r>
+            <w:r>
+              <w:rPr>
+                <w:rFonts w:ascii="Arial Unicode MS" w:hAnsi="Arial Unicode MS" w:eastAsia="Arial Unicode MS"/>
                 <w:b w:val="0"/>
                 <w:i w:val="0"/>
                 <w:sz w:val="17"/>
@@ -8178,13 +8101,13 @@
             </w:pPr>
             <w:r>
               <w:rPr>
-                <w:rFonts w:ascii="Songti SC" w:hAnsi="Songti SC" w:eastAsia="Songti SC"/>
-                <w:sz w:val="17"/>
-              </w:rPr>
-            </w:r>
-            <w:r>
-              <w:rPr>
-                <w:rFonts w:ascii="Songti SC" w:hAnsi="Songti SC" w:eastAsia="Songti SC"/>
+                <w:rFonts w:ascii="Arial Unicode MS" w:hAnsi="Arial Unicode MS" w:eastAsia="Arial Unicode MS"/>
+                <w:sz w:val="17"/>
+              </w:rPr>
+            </w:r>
+            <w:r>
+              <w:rPr>
+                <w:rFonts w:ascii="Arial Unicode MS" w:hAnsi="Arial Unicode MS" w:eastAsia="Arial Unicode MS"/>
                 <w:b w:val="0"/>
                 <w:i w:val="0"/>
                 <w:sz w:val="17"/>
@@ -8193,7 +8116,7 @@
             </w:r>
             <w:r>
               <w:rPr>
-                <w:rFonts w:ascii="Songti SC" w:hAnsi="Songti SC" w:eastAsia="Songti SC"/>
+                <w:rFonts w:ascii="Arial Unicode MS" w:hAnsi="Arial Unicode MS" w:eastAsia="Arial Unicode MS"/>
                 <w:b w:val="0"/>
                 <w:i w:val="0"/>
                 <w:sz w:val="17"/>
@@ -8202,7 +8125,7 @@
             </w:r>
             <w:r>
               <w:rPr>
-                <w:rFonts w:ascii="Songti SC" w:hAnsi="Songti SC" w:eastAsia="Songti SC"/>
+                <w:rFonts w:ascii="Arial Unicode MS" w:hAnsi="Arial Unicode MS" w:eastAsia="Arial Unicode MS"/>
                 <w:b w:val="0"/>
                 <w:i w:val="0"/>
                 <w:sz w:val="17"/>
@@ -8211,7 +8134,7 @@
             </w:r>
             <w:r>
               <w:rPr>
-                <w:rFonts w:ascii="Songti SC" w:hAnsi="Songti SC" w:eastAsia="Songti SC"/>
+                <w:rFonts w:ascii="Arial Unicode MS" w:hAnsi="Arial Unicode MS" w:eastAsia="Arial Unicode MS"/>
                 <w:b w:val="0"/>
                 <w:i w:val="0"/>
                 <w:sz w:val="17"/>
@@ -8220,7 +8143,7 @@
             </w:r>
             <w:r>
               <w:rPr>
-                <w:rFonts w:ascii="Songti SC" w:hAnsi="Songti SC" w:eastAsia="Songti SC"/>
+                <w:rFonts w:ascii="Arial Unicode MS" w:hAnsi="Arial Unicode MS" w:eastAsia="Arial Unicode MS"/>
                 <w:b w:val="0"/>
                 <w:i w:val="0"/>
                 <w:sz w:val="17"/>
@@ -8229,7 +8152,7 @@
             </w:r>
             <w:r>
               <w:rPr>
-                <w:rFonts w:ascii="Songti SC" w:hAnsi="Songti SC" w:eastAsia="Songti SC"/>
+                <w:rFonts w:ascii="Arial Unicode MS" w:hAnsi="Arial Unicode MS" w:eastAsia="Arial Unicode MS"/>
                 <w:b w:val="0"/>
                 <w:i w:val="0"/>
                 <w:sz w:val="17"/>
@@ -8248,7 +8171,7 @@
           <w:b w:val="0"/>
           <w:i w:val="0"/>
         </w:rPr>
-        <w:t>评价对象或情感方向切换时必须切分，只有同一属性内部仍不可合理拆分的正负并存才保留MIX。V2回答调用了什么资源，V4回答评价或建议指向什么属性，二者不可互相替代。</w:t>
+        <w:t>评价对象或情感方向切换时必须切分，只有同一属性内部仍不可合理拆分的正负并存才保留MIX。V4回答调用了什么资源，V6回答评价或建议指向什么属性，二者不可互相替代。</w:t>
       </w:r>
     </w:p>
     <w:p>
@@ -8289,7 +8212,7 @@
           <w:b w:val="0"/>
           <w:i w:val="0"/>
         </w:rPr>
-        <w:t>：视觉轨的编码维度设计综合参考了以下文献：郑羽蘅和赵磊（2023）在千岛湖生态旅游地研究中建立的12项图片内容分析类目（人物、自然景观、人造景观、动物、食物、休闲活动、户外活动等），为V11视觉主体和V14人物呈现提供了分类基础；潘莉等人（2026）对旅游图片大数据研究的系统综述揭示了色彩特征与游客情感感知的关系，为视觉轨的整体设计提供了方法论参考；邓宁等人（2019）利用CNN对北京旅游图片的认知形象和情感形象分析，为视觉轨提供了方法论先例。</w:t>
+        <w:t>：视觉轨的编码维度设计综合参考了以下文献：郑羽蘅和赵磊（2023）在千岛湖生态旅游地研究中建立的12项图片内容分析类目（人物、自然景观、人造景观、动物、食物、休闲活动、户外活动等），为V7视觉主体和V9人物呈现提供了分类基础；潘莉等人（2026）对旅游图片大数据研究的系统综述揭示了色彩特征与游客情感感知的关系，为视觉轨的整体设计提供了方法论参考；邓宁等人（2019）利用CNN对北京旅游图片的认知形象和情感形象分析，为视觉轨提供了方法论先例。</w:t>
       </w:r>
     </w:p>
     <w:p>
@@ -8299,7 +8222,7 @@
           <w:b/>
           <w:i w:val="0"/>
         </w:rPr>
-        <w:t>V11 视觉主体（图片级，5类，单标签）</w:t>
+        <w:t>V7 视觉主体（图片级，5类，单标签）</w:t>
       </w:r>
     </w:p>
     <w:tbl>
@@ -8334,14 +8257,14 @@
             </w:pPr>
             <w:r>
               <w:rPr>
-                <w:rFonts w:ascii="Songti SC" w:hAnsi="Songti SC" w:eastAsia="Songti SC"/>
+                <w:rFonts w:ascii="Arial Unicode MS" w:hAnsi="Arial Unicode MS" w:eastAsia="Arial Unicode MS"/>
                 <w:b/>
                 <w:sz w:val="17"/>
               </w:rPr>
             </w:r>
             <w:r>
               <w:rPr>
-                <w:rFonts w:ascii="Songti SC" w:hAnsi="Songti SC" w:eastAsia="Songti SC"/>
+                <w:rFonts w:ascii="Arial Unicode MS" w:hAnsi="Arial Unicode MS" w:eastAsia="Arial Unicode MS"/>
                 <w:b/>
                 <w:i w:val="0"/>
                 <w:sz w:val="17"/>
@@ -8363,14 +8286,14 @@
             </w:pPr>
             <w:r>
               <w:rPr>
-                <w:rFonts w:ascii="Songti SC" w:hAnsi="Songti SC" w:eastAsia="Songti SC"/>
+                <w:rFonts w:ascii="Arial Unicode MS" w:hAnsi="Arial Unicode MS" w:eastAsia="Arial Unicode MS"/>
                 <w:b/>
                 <w:sz w:val="17"/>
               </w:rPr>
             </w:r>
             <w:r>
               <w:rPr>
-                <w:rFonts w:ascii="Songti SC" w:hAnsi="Songti SC" w:eastAsia="Songti SC"/>
+                <w:rFonts w:ascii="Arial Unicode MS" w:hAnsi="Arial Unicode MS" w:eastAsia="Arial Unicode MS"/>
                 <w:b/>
                 <w:i w:val="0"/>
                 <w:sz w:val="17"/>
@@ -8392,14 +8315,14 @@
             </w:pPr>
             <w:r>
               <w:rPr>
-                <w:rFonts w:ascii="Songti SC" w:hAnsi="Songti SC" w:eastAsia="Songti SC"/>
+                <w:rFonts w:ascii="Arial Unicode MS" w:hAnsi="Arial Unicode MS" w:eastAsia="Arial Unicode MS"/>
                 <w:b/>
                 <w:sz w:val="17"/>
               </w:rPr>
             </w:r>
             <w:r>
               <w:rPr>
-                <w:rFonts w:ascii="Songti SC" w:hAnsi="Songti SC" w:eastAsia="Songti SC"/>
+                <w:rFonts w:ascii="Arial Unicode MS" w:hAnsi="Arial Unicode MS" w:eastAsia="Arial Unicode MS"/>
                 <w:b/>
                 <w:i w:val="0"/>
                 <w:sz w:val="17"/>
@@ -8421,14 +8344,14 @@
             </w:pPr>
             <w:r>
               <w:rPr>
-                <w:rFonts w:ascii="Songti SC" w:hAnsi="Songti SC" w:eastAsia="Songti SC"/>
+                <w:rFonts w:ascii="Arial Unicode MS" w:hAnsi="Arial Unicode MS" w:eastAsia="Arial Unicode MS"/>
                 <w:b/>
                 <w:sz w:val="17"/>
               </w:rPr>
             </w:r>
             <w:r>
               <w:rPr>
-                <w:rFonts w:ascii="Songti SC" w:hAnsi="Songti SC" w:eastAsia="Songti SC"/>
+                <w:rFonts w:ascii="Arial Unicode MS" w:hAnsi="Arial Unicode MS" w:eastAsia="Arial Unicode MS"/>
                 <w:b/>
                 <w:i w:val="0"/>
                 <w:sz w:val="17"/>
@@ -8454,13 +8377,13 @@
             </w:pPr>
             <w:r>
               <w:rPr>
-                <w:rFonts w:ascii="Songti SC" w:hAnsi="Songti SC" w:eastAsia="Songti SC"/>
-                <w:sz w:val="17"/>
-              </w:rPr>
-            </w:r>
-            <w:r>
-              <w:rPr>
-                <w:rFonts w:ascii="Songti SC" w:hAnsi="Songti SC" w:eastAsia="Songti SC"/>
+                <w:rFonts w:ascii="Arial Unicode MS" w:hAnsi="Arial Unicode MS" w:eastAsia="Arial Unicode MS"/>
+                <w:sz w:val="17"/>
+              </w:rPr>
+            </w:r>
+            <w:r>
+              <w:rPr>
+                <w:rFonts w:ascii="Arial Unicode MS" w:hAnsi="Arial Unicode MS" w:eastAsia="Arial Unicode MS"/>
                 <w:b w:val="0"/>
                 <w:i w:val="0"/>
                 <w:sz w:val="17"/>
@@ -8481,13 +8404,13 @@
             </w:pPr>
             <w:r>
               <w:rPr>
-                <w:rFonts w:ascii="Songti SC" w:hAnsi="Songti SC" w:eastAsia="Songti SC"/>
-                <w:sz w:val="17"/>
-              </w:rPr>
-            </w:r>
-            <w:r>
-              <w:rPr>
-                <w:rFonts w:ascii="Songti SC" w:hAnsi="Songti SC" w:eastAsia="Songti SC"/>
+                <w:rFonts w:ascii="Arial Unicode MS" w:hAnsi="Arial Unicode MS" w:eastAsia="Arial Unicode MS"/>
+                <w:sz w:val="17"/>
+              </w:rPr>
+            </w:r>
+            <w:r>
+              <w:rPr>
+                <w:rFonts w:ascii="Arial Unicode MS" w:hAnsi="Arial Unicode MS" w:eastAsia="Arial Unicode MS"/>
                 <w:b w:val="0"/>
                 <w:i w:val="0"/>
                 <w:sz w:val="17"/>
@@ -8508,13 +8431,13 @@
             </w:pPr>
             <w:r>
               <w:rPr>
-                <w:rFonts w:ascii="Songti SC" w:hAnsi="Songti SC" w:eastAsia="Songti SC"/>
-                <w:sz w:val="17"/>
-              </w:rPr>
-            </w:r>
-            <w:r>
-              <w:rPr>
-                <w:rFonts w:ascii="Songti SC" w:hAnsi="Songti SC" w:eastAsia="Songti SC"/>
+                <w:rFonts w:ascii="Arial Unicode MS" w:hAnsi="Arial Unicode MS" w:eastAsia="Arial Unicode MS"/>
+                <w:sz w:val="17"/>
+              </w:rPr>
+            </w:r>
+            <w:r>
+              <w:rPr>
+                <w:rFonts w:ascii="Arial Unicode MS" w:hAnsi="Arial Unicode MS" w:eastAsia="Arial Unicode MS"/>
                 <w:b w:val="0"/>
                 <w:i w:val="0"/>
                 <w:sz w:val="17"/>
@@ -8535,13 +8458,13 @@
             </w:pPr>
             <w:r>
               <w:rPr>
-                <w:rFonts w:ascii="Songti SC" w:hAnsi="Songti SC" w:eastAsia="Songti SC"/>
-                <w:sz w:val="17"/>
-              </w:rPr>
-            </w:r>
-            <w:r>
-              <w:rPr>
-                <w:rFonts w:ascii="Songti SC" w:hAnsi="Songti SC" w:eastAsia="Songti SC"/>
+                <w:rFonts w:ascii="Arial Unicode MS" w:hAnsi="Arial Unicode MS" w:eastAsia="Arial Unicode MS"/>
+                <w:sz w:val="17"/>
+              </w:rPr>
+            </w:r>
+            <w:r>
+              <w:rPr>
+                <w:rFonts w:ascii="Arial Unicode MS" w:hAnsi="Arial Unicode MS" w:eastAsia="Arial Unicode MS"/>
                 <w:b w:val="0"/>
                 <w:i w:val="0"/>
                 <w:sz w:val="17"/>
@@ -8567,13 +8490,13 @@
             </w:pPr>
             <w:r>
               <w:rPr>
-                <w:rFonts w:ascii="Songti SC" w:hAnsi="Songti SC" w:eastAsia="Songti SC"/>
-                <w:sz w:val="17"/>
-              </w:rPr>
-            </w:r>
-            <w:r>
-              <w:rPr>
-                <w:rFonts w:ascii="Songti SC" w:hAnsi="Songti SC" w:eastAsia="Songti SC"/>
+                <w:rFonts w:ascii="Arial Unicode MS" w:hAnsi="Arial Unicode MS" w:eastAsia="Arial Unicode MS"/>
+                <w:sz w:val="17"/>
+              </w:rPr>
+            </w:r>
+            <w:r>
+              <w:rPr>
+                <w:rFonts w:ascii="Arial Unicode MS" w:hAnsi="Arial Unicode MS" w:eastAsia="Arial Unicode MS"/>
                 <w:b w:val="0"/>
                 <w:i w:val="0"/>
                 <w:sz w:val="17"/>
@@ -8594,13 +8517,13 @@
             </w:pPr>
             <w:r>
               <w:rPr>
-                <w:rFonts w:ascii="Songti SC" w:hAnsi="Songti SC" w:eastAsia="Songti SC"/>
-                <w:sz w:val="17"/>
-              </w:rPr>
-            </w:r>
-            <w:r>
-              <w:rPr>
-                <w:rFonts w:ascii="Songti SC" w:hAnsi="Songti SC" w:eastAsia="Songti SC"/>
+                <w:rFonts w:ascii="Arial Unicode MS" w:hAnsi="Arial Unicode MS" w:eastAsia="Arial Unicode MS"/>
+                <w:sz w:val="17"/>
+              </w:rPr>
+            </w:r>
+            <w:r>
+              <w:rPr>
+                <w:rFonts w:ascii="Arial Unicode MS" w:hAnsi="Arial Unicode MS" w:eastAsia="Arial Unicode MS"/>
                 <w:b w:val="0"/>
                 <w:i w:val="0"/>
                 <w:sz w:val="17"/>
@@ -8621,13 +8544,13 @@
             </w:pPr>
             <w:r>
               <w:rPr>
-                <w:rFonts w:ascii="Songti SC" w:hAnsi="Songti SC" w:eastAsia="Songti SC"/>
-                <w:sz w:val="17"/>
-              </w:rPr>
-            </w:r>
-            <w:r>
-              <w:rPr>
-                <w:rFonts w:ascii="Songti SC" w:hAnsi="Songti SC" w:eastAsia="Songti SC"/>
+                <w:rFonts w:ascii="Arial Unicode MS" w:hAnsi="Arial Unicode MS" w:eastAsia="Arial Unicode MS"/>
+                <w:sz w:val="17"/>
+              </w:rPr>
+            </w:r>
+            <w:r>
+              <w:rPr>
+                <w:rFonts w:ascii="Arial Unicode MS" w:hAnsi="Arial Unicode MS" w:eastAsia="Arial Unicode MS"/>
                 <w:b w:val="0"/>
                 <w:i w:val="0"/>
                 <w:sz w:val="17"/>
@@ -8648,13 +8571,13 @@
             </w:pPr>
             <w:r>
               <w:rPr>
-                <w:rFonts w:ascii="Songti SC" w:hAnsi="Songti SC" w:eastAsia="Songti SC"/>
-                <w:sz w:val="17"/>
-              </w:rPr>
-            </w:r>
-            <w:r>
-              <w:rPr>
-                <w:rFonts w:ascii="Songti SC" w:hAnsi="Songti SC" w:eastAsia="Songti SC"/>
+                <w:rFonts w:ascii="Arial Unicode MS" w:hAnsi="Arial Unicode MS" w:eastAsia="Arial Unicode MS"/>
+                <w:sz w:val="17"/>
+              </w:rPr>
+            </w:r>
+            <w:r>
+              <w:rPr>
+                <w:rFonts w:ascii="Arial Unicode MS" w:hAnsi="Arial Unicode MS" w:eastAsia="Arial Unicode MS"/>
                 <w:b w:val="0"/>
                 <w:i w:val="0"/>
                 <w:sz w:val="17"/>
@@ -8680,13 +8603,13 @@
             </w:pPr>
             <w:r>
               <w:rPr>
-                <w:rFonts w:ascii="Songti SC" w:hAnsi="Songti SC" w:eastAsia="Songti SC"/>
-                <w:sz w:val="17"/>
-              </w:rPr>
-            </w:r>
-            <w:r>
-              <w:rPr>
-                <w:rFonts w:ascii="Songti SC" w:hAnsi="Songti SC" w:eastAsia="Songti SC"/>
+                <w:rFonts w:ascii="Arial Unicode MS" w:hAnsi="Arial Unicode MS" w:eastAsia="Arial Unicode MS"/>
+                <w:sz w:val="17"/>
+              </w:rPr>
+            </w:r>
+            <w:r>
+              <w:rPr>
+                <w:rFonts w:ascii="Arial Unicode MS" w:hAnsi="Arial Unicode MS" w:eastAsia="Arial Unicode MS"/>
                 <w:b w:val="0"/>
                 <w:i w:val="0"/>
                 <w:sz w:val="17"/>
@@ -8707,13 +8630,13 @@
             </w:pPr>
             <w:r>
               <w:rPr>
-                <w:rFonts w:ascii="Songti SC" w:hAnsi="Songti SC" w:eastAsia="Songti SC"/>
-                <w:sz w:val="17"/>
-              </w:rPr>
-            </w:r>
-            <w:r>
-              <w:rPr>
-                <w:rFonts w:ascii="Songti SC" w:hAnsi="Songti SC" w:eastAsia="Songti SC"/>
+                <w:rFonts w:ascii="Arial Unicode MS" w:hAnsi="Arial Unicode MS" w:eastAsia="Arial Unicode MS"/>
+                <w:sz w:val="17"/>
+              </w:rPr>
+            </w:r>
+            <w:r>
+              <w:rPr>
+                <w:rFonts w:ascii="Arial Unicode MS" w:hAnsi="Arial Unicode MS" w:eastAsia="Arial Unicode MS"/>
                 <w:b w:val="0"/>
                 <w:i w:val="0"/>
                 <w:sz w:val="17"/>
@@ -8734,13 +8657,13 @@
             </w:pPr>
             <w:r>
               <w:rPr>
-                <w:rFonts w:ascii="Songti SC" w:hAnsi="Songti SC" w:eastAsia="Songti SC"/>
-                <w:sz w:val="17"/>
-              </w:rPr>
-            </w:r>
-            <w:r>
-              <w:rPr>
-                <w:rFonts w:ascii="Songti SC" w:hAnsi="Songti SC" w:eastAsia="Songti SC"/>
+                <w:rFonts w:ascii="Arial Unicode MS" w:hAnsi="Arial Unicode MS" w:eastAsia="Arial Unicode MS"/>
+                <w:sz w:val="17"/>
+              </w:rPr>
+            </w:r>
+            <w:r>
+              <w:rPr>
+                <w:rFonts w:ascii="Arial Unicode MS" w:hAnsi="Arial Unicode MS" w:eastAsia="Arial Unicode MS"/>
                 <w:b w:val="0"/>
                 <w:i w:val="0"/>
                 <w:sz w:val="17"/>
@@ -8761,13 +8684,13 @@
             </w:pPr>
             <w:r>
               <w:rPr>
-                <w:rFonts w:ascii="Songti SC" w:hAnsi="Songti SC" w:eastAsia="Songti SC"/>
-                <w:sz w:val="17"/>
-              </w:rPr>
-            </w:r>
-            <w:r>
-              <w:rPr>
-                <w:rFonts w:ascii="Songti SC" w:hAnsi="Songti SC" w:eastAsia="Songti SC"/>
+                <w:rFonts w:ascii="Arial Unicode MS" w:hAnsi="Arial Unicode MS" w:eastAsia="Arial Unicode MS"/>
+                <w:sz w:val="17"/>
+              </w:rPr>
+            </w:r>
+            <w:r>
+              <w:rPr>
+                <w:rFonts w:ascii="Arial Unicode MS" w:hAnsi="Arial Unicode MS" w:eastAsia="Arial Unicode MS"/>
                 <w:b w:val="0"/>
                 <w:i w:val="0"/>
                 <w:sz w:val="17"/>
@@ -8793,13 +8716,13 @@
             </w:pPr>
             <w:r>
               <w:rPr>
-                <w:rFonts w:ascii="Songti SC" w:hAnsi="Songti SC" w:eastAsia="Songti SC"/>
-                <w:sz w:val="17"/>
-              </w:rPr>
-            </w:r>
-            <w:r>
-              <w:rPr>
-                <w:rFonts w:ascii="Songti SC" w:hAnsi="Songti SC" w:eastAsia="Songti SC"/>
+                <w:rFonts w:ascii="Arial Unicode MS" w:hAnsi="Arial Unicode MS" w:eastAsia="Arial Unicode MS"/>
+                <w:sz w:val="17"/>
+              </w:rPr>
+            </w:r>
+            <w:r>
+              <w:rPr>
+                <w:rFonts w:ascii="Arial Unicode MS" w:hAnsi="Arial Unicode MS" w:eastAsia="Arial Unicode MS"/>
                 <w:b w:val="0"/>
                 <w:i w:val="0"/>
                 <w:sz w:val="17"/>
@@ -8820,13 +8743,13 @@
             </w:pPr>
             <w:r>
               <w:rPr>
-                <w:rFonts w:ascii="Songti SC" w:hAnsi="Songti SC" w:eastAsia="Songti SC"/>
-                <w:sz w:val="17"/>
-              </w:rPr>
-            </w:r>
-            <w:r>
-              <w:rPr>
-                <w:rFonts w:ascii="Songti SC" w:hAnsi="Songti SC" w:eastAsia="Songti SC"/>
+                <w:rFonts w:ascii="Arial Unicode MS" w:hAnsi="Arial Unicode MS" w:eastAsia="Arial Unicode MS"/>
+                <w:sz w:val="17"/>
+              </w:rPr>
+            </w:r>
+            <w:r>
+              <w:rPr>
+                <w:rFonts w:ascii="Arial Unicode MS" w:hAnsi="Arial Unicode MS" w:eastAsia="Arial Unicode MS"/>
                 <w:b w:val="0"/>
                 <w:i w:val="0"/>
                 <w:sz w:val="17"/>
@@ -8847,13 +8770,13 @@
             </w:pPr>
             <w:r>
               <w:rPr>
-                <w:rFonts w:ascii="Songti SC" w:hAnsi="Songti SC" w:eastAsia="Songti SC"/>
-                <w:sz w:val="17"/>
-              </w:rPr>
-            </w:r>
-            <w:r>
-              <w:rPr>
-                <w:rFonts w:ascii="Songti SC" w:hAnsi="Songti SC" w:eastAsia="Songti SC"/>
+                <w:rFonts w:ascii="Arial Unicode MS" w:hAnsi="Arial Unicode MS" w:eastAsia="Arial Unicode MS"/>
+                <w:sz w:val="17"/>
+              </w:rPr>
+            </w:r>
+            <w:r>
+              <w:rPr>
+                <w:rFonts w:ascii="Arial Unicode MS" w:hAnsi="Arial Unicode MS" w:eastAsia="Arial Unicode MS"/>
                 <w:b w:val="0"/>
                 <w:i w:val="0"/>
                 <w:sz w:val="17"/>
@@ -8874,13 +8797,13 @@
             </w:pPr>
             <w:r>
               <w:rPr>
-                <w:rFonts w:ascii="Songti SC" w:hAnsi="Songti SC" w:eastAsia="Songti SC"/>
-                <w:sz w:val="17"/>
-              </w:rPr>
-            </w:r>
-            <w:r>
-              <w:rPr>
-                <w:rFonts w:ascii="Songti SC" w:hAnsi="Songti SC" w:eastAsia="Songti SC"/>
+                <w:rFonts w:ascii="Arial Unicode MS" w:hAnsi="Arial Unicode MS" w:eastAsia="Arial Unicode MS"/>
+                <w:sz w:val="17"/>
+              </w:rPr>
+            </w:r>
+            <w:r>
+              <w:rPr>
+                <w:rFonts w:ascii="Arial Unicode MS" w:hAnsi="Arial Unicode MS" w:eastAsia="Arial Unicode MS"/>
                 <w:b w:val="0"/>
                 <w:i w:val="0"/>
                 <w:sz w:val="17"/>
@@ -8906,13 +8829,13 @@
             </w:pPr>
             <w:r>
               <w:rPr>
-                <w:rFonts w:ascii="Songti SC" w:hAnsi="Songti SC" w:eastAsia="Songti SC"/>
-                <w:sz w:val="17"/>
-              </w:rPr>
-            </w:r>
-            <w:r>
-              <w:rPr>
-                <w:rFonts w:ascii="Songti SC" w:hAnsi="Songti SC" w:eastAsia="Songti SC"/>
+                <w:rFonts w:ascii="Arial Unicode MS" w:hAnsi="Arial Unicode MS" w:eastAsia="Arial Unicode MS"/>
+                <w:sz w:val="17"/>
+              </w:rPr>
+            </w:r>
+            <w:r>
+              <w:rPr>
+                <w:rFonts w:ascii="Arial Unicode MS" w:hAnsi="Arial Unicode MS" w:eastAsia="Arial Unicode MS"/>
                 <w:b w:val="0"/>
                 <w:i w:val="0"/>
                 <w:sz w:val="17"/>
@@ -8933,13 +8856,13 @@
             </w:pPr>
             <w:r>
               <w:rPr>
-                <w:rFonts w:ascii="Songti SC" w:hAnsi="Songti SC" w:eastAsia="Songti SC"/>
-                <w:sz w:val="17"/>
-              </w:rPr>
-            </w:r>
-            <w:r>
-              <w:rPr>
-                <w:rFonts w:ascii="Songti SC" w:hAnsi="Songti SC" w:eastAsia="Songti SC"/>
+                <w:rFonts w:ascii="Arial Unicode MS" w:hAnsi="Arial Unicode MS" w:eastAsia="Arial Unicode MS"/>
+                <w:sz w:val="17"/>
+              </w:rPr>
+            </w:r>
+            <w:r>
+              <w:rPr>
+                <w:rFonts w:ascii="Arial Unicode MS" w:hAnsi="Arial Unicode MS" w:eastAsia="Arial Unicode MS"/>
                 <w:b w:val="0"/>
                 <w:i w:val="0"/>
                 <w:sz w:val="17"/>
@@ -8960,13 +8883,13 @@
             </w:pPr>
             <w:r>
               <w:rPr>
-                <w:rFonts w:ascii="Songti SC" w:hAnsi="Songti SC" w:eastAsia="Songti SC"/>
-                <w:sz w:val="17"/>
-              </w:rPr>
-            </w:r>
-            <w:r>
-              <w:rPr>
-                <w:rFonts w:ascii="Songti SC" w:hAnsi="Songti SC" w:eastAsia="Songti SC"/>
+                <w:rFonts w:ascii="Arial Unicode MS" w:hAnsi="Arial Unicode MS" w:eastAsia="Arial Unicode MS"/>
+                <w:sz w:val="17"/>
+              </w:rPr>
+            </w:r>
+            <w:r>
+              <w:rPr>
+                <w:rFonts w:ascii="Arial Unicode MS" w:hAnsi="Arial Unicode MS" w:eastAsia="Arial Unicode MS"/>
                 <w:b w:val="0"/>
                 <w:i w:val="0"/>
                 <w:sz w:val="17"/>
@@ -8987,13 +8910,13 @@
             </w:pPr>
             <w:r>
               <w:rPr>
-                <w:rFonts w:ascii="Songti SC" w:hAnsi="Songti SC" w:eastAsia="Songti SC"/>
-                <w:sz w:val="17"/>
-              </w:rPr>
-            </w:r>
-            <w:r>
-              <w:rPr>
-                <w:rFonts w:ascii="Songti SC" w:hAnsi="Songti SC" w:eastAsia="Songti SC"/>
+                <w:rFonts w:ascii="Arial Unicode MS" w:hAnsi="Arial Unicode MS" w:eastAsia="Arial Unicode MS"/>
+                <w:sz w:val="17"/>
+              </w:rPr>
+            </w:r>
+            <w:r>
+              <w:rPr>
+                <w:rFonts w:ascii="Arial Unicode MS" w:hAnsi="Arial Unicode MS" w:eastAsia="Arial Unicode MS"/>
                 <w:b w:val="0"/>
                 <w:i w:val="0"/>
                 <w:sz w:val="17"/>
@@ -9012,7 +8935,7 @@
           <w:b/>
           <w:i w:val="0"/>
         </w:rPr>
-        <w:t>V12 视觉呈现方式（图片级，三个独立单选子字段）</w:t>
+        <w:t>V8 视觉呈现方式（图片级，三个独立单选子字段）</w:t>
       </w:r>
     </w:p>
     <w:p>
@@ -9022,7 +8945,7 @@
           <w:b w:val="0"/>
           <w:i w:val="0"/>
         </w:rPr>
-        <w:t>原V12把场景性质、景别和拍摄视角混合为一个互斥变量，无法处理“标志性景点的航拍全景”。本版拆为：场景语境</w:t>
+        <w:t>旧编号V12把场景性质、景别和拍摄视角混合为一个互斥变量，无法处理“标志性景点的航拍全景”。本版拆为：场景语境</w:t>
       </w:r>
       <w:r>
         <w:rPr>
@@ -9089,7 +9012,7 @@
           <w:b w:val="0"/>
           <w:i w:val="0"/>
         </w:rPr>
-        <w:t>：原V13视觉氛围已删除。视觉轨现保留V11（视觉主体）、V12（视觉呈现方式）、V14（人物呈现）、V15（消费符号）和V16（可见对象状态）五个维度。</w:t>
+        <w:t>：旧编号V13视觉氛围已删除。视觉轨现保留V7（视觉主体）、V8（视觉呈现方式）、V9（人物呈现）、V10（消费符号）和V11（可见对象状态）五个维度。</w:t>
       </w:r>
     </w:p>
     <w:p>
@@ -9099,7 +9022,7 @@
           <w:b/>
           <w:i w:val="0"/>
         </w:rPr>
-        <w:t>V14 人物呈现（图片级，人数 + 互动）</w:t>
+        <w:t>V9 人物呈现（图片级，人数 + 互动）</w:t>
       </w:r>
     </w:p>
     <w:p>
@@ -9167,7 +9090,7 @@
           <w:b/>
           <w:i w:val="0"/>
         </w:rPr>
-        <w:t>V15 消费符号（图片级，4个0/1字段）</w:t>
+        <w:t>V10 消费符号（图片级，4个0/1字段）</w:t>
       </w:r>
     </w:p>
     <w:tbl>
@@ -9201,14 +9124,14 @@
             </w:pPr>
             <w:r>
               <w:rPr>
-                <w:rFonts w:ascii="Songti SC" w:hAnsi="Songti SC" w:eastAsia="Songti SC"/>
+                <w:rFonts w:ascii="Arial Unicode MS" w:hAnsi="Arial Unicode MS" w:eastAsia="Arial Unicode MS"/>
                 <w:b/>
                 <w:sz w:val="17"/>
               </w:rPr>
             </w:r>
             <w:r>
               <w:rPr>
-                <w:rFonts w:ascii="Songti SC" w:hAnsi="Songti SC" w:eastAsia="Songti SC"/>
+                <w:rFonts w:ascii="Arial Unicode MS" w:hAnsi="Arial Unicode MS" w:eastAsia="Arial Unicode MS"/>
                 <w:b/>
                 <w:i w:val="0"/>
                 <w:sz w:val="17"/>
@@ -9230,14 +9153,14 @@
             </w:pPr>
             <w:r>
               <w:rPr>
-                <w:rFonts w:ascii="Songti SC" w:hAnsi="Songti SC" w:eastAsia="Songti SC"/>
+                <w:rFonts w:ascii="Arial Unicode MS" w:hAnsi="Arial Unicode MS" w:eastAsia="Arial Unicode MS"/>
                 <w:b/>
                 <w:sz w:val="17"/>
               </w:rPr>
             </w:r>
             <w:r>
               <w:rPr>
-                <w:rFonts w:ascii="Songti SC" w:hAnsi="Songti SC" w:eastAsia="Songti SC"/>
+                <w:rFonts w:ascii="Arial Unicode MS" w:hAnsi="Arial Unicode MS" w:eastAsia="Arial Unicode MS"/>
                 <w:b/>
                 <w:i w:val="0"/>
                 <w:sz w:val="17"/>
@@ -9259,14 +9182,14 @@
             </w:pPr>
             <w:r>
               <w:rPr>
-                <w:rFonts w:ascii="Songti SC" w:hAnsi="Songti SC" w:eastAsia="Songti SC"/>
+                <w:rFonts w:ascii="Arial Unicode MS" w:hAnsi="Arial Unicode MS" w:eastAsia="Arial Unicode MS"/>
                 <w:b/>
                 <w:sz w:val="17"/>
               </w:rPr>
             </w:r>
             <w:r>
               <w:rPr>
-                <w:rFonts w:ascii="Songti SC" w:hAnsi="Songti SC" w:eastAsia="Songti SC"/>
+                <w:rFonts w:ascii="Arial Unicode MS" w:hAnsi="Arial Unicode MS" w:eastAsia="Arial Unicode MS"/>
                 <w:b/>
                 <w:i w:val="0"/>
                 <w:sz w:val="17"/>
@@ -9292,13 +9215,13 @@
             </w:pPr>
             <w:r>
               <w:rPr>
-                <w:rFonts w:ascii="Songti SC" w:hAnsi="Songti SC" w:eastAsia="Songti SC"/>
-                <w:sz w:val="17"/>
-              </w:rPr>
-            </w:r>
-            <w:r>
-              <w:rPr>
-                <w:rFonts w:ascii="Songti SC" w:hAnsi="Songti SC" w:eastAsia="Songti SC"/>
+                <w:rFonts w:ascii="Arial Unicode MS" w:hAnsi="Arial Unicode MS" w:eastAsia="Arial Unicode MS"/>
+                <w:sz w:val="17"/>
+              </w:rPr>
+            </w:r>
+            <w:r>
+              <w:rPr>
+                <w:rFonts w:ascii="Arial Unicode MS" w:hAnsi="Arial Unicode MS" w:eastAsia="Arial Unicode MS"/>
                 <w:b w:val="0"/>
                 <w:i w:val="0"/>
                 <w:sz w:val="17"/>
@@ -9319,13 +9242,13 @@
             </w:pPr>
             <w:r>
               <w:rPr>
-                <w:rFonts w:ascii="Songti SC" w:hAnsi="Songti SC" w:eastAsia="Songti SC"/>
-                <w:sz w:val="17"/>
-              </w:rPr>
-            </w:r>
-            <w:r>
-              <w:rPr>
-                <w:rFonts w:ascii="Songti SC" w:hAnsi="Songti SC" w:eastAsia="Songti SC"/>
+                <w:rFonts w:ascii="Arial Unicode MS" w:hAnsi="Arial Unicode MS" w:eastAsia="Arial Unicode MS"/>
+                <w:sz w:val="17"/>
+              </w:rPr>
+            </w:r>
+            <w:r>
+              <w:rPr>
+                <w:rFonts w:ascii="Arial Unicode MS" w:hAnsi="Arial Unicode MS" w:eastAsia="Arial Unicode MS"/>
                 <w:b w:val="0"/>
                 <w:i w:val="0"/>
                 <w:sz w:val="17"/>
@@ -9346,13 +9269,13 @@
             </w:pPr>
             <w:r>
               <w:rPr>
-                <w:rFonts w:ascii="Songti SC" w:hAnsi="Songti SC" w:eastAsia="Songti SC"/>
-                <w:sz w:val="17"/>
-              </w:rPr>
-            </w:r>
-            <w:r>
-              <w:rPr>
-                <w:rFonts w:ascii="Songti SC" w:hAnsi="Songti SC" w:eastAsia="Songti SC"/>
+                <w:rFonts w:ascii="Arial Unicode MS" w:hAnsi="Arial Unicode MS" w:eastAsia="Arial Unicode MS"/>
+                <w:sz w:val="17"/>
+              </w:rPr>
+            </w:r>
+            <w:r>
+              <w:rPr>
+                <w:rFonts w:ascii="Arial Unicode MS" w:hAnsi="Arial Unicode MS" w:eastAsia="Arial Unicode MS"/>
                 <w:b w:val="0"/>
                 <w:i w:val="0"/>
                 <w:sz w:val="17"/>
@@ -9378,13 +9301,13 @@
             </w:pPr>
             <w:r>
               <w:rPr>
-                <w:rFonts w:ascii="Songti SC" w:hAnsi="Songti SC" w:eastAsia="Songti SC"/>
-                <w:sz w:val="17"/>
-              </w:rPr>
-            </w:r>
-            <w:r>
-              <w:rPr>
-                <w:rFonts w:ascii="Songti SC" w:hAnsi="Songti SC" w:eastAsia="Songti SC"/>
+                <w:rFonts w:ascii="Arial Unicode MS" w:hAnsi="Arial Unicode MS" w:eastAsia="Arial Unicode MS"/>
+                <w:sz w:val="17"/>
+              </w:rPr>
+            </w:r>
+            <w:r>
+              <w:rPr>
+                <w:rFonts w:ascii="Arial Unicode MS" w:hAnsi="Arial Unicode MS" w:eastAsia="Arial Unicode MS"/>
                 <w:b w:val="0"/>
                 <w:i w:val="0"/>
                 <w:sz w:val="17"/>
@@ -9405,13 +9328,13 @@
             </w:pPr>
             <w:r>
               <w:rPr>
-                <w:rFonts w:ascii="Songti SC" w:hAnsi="Songti SC" w:eastAsia="Songti SC"/>
-                <w:sz w:val="17"/>
-              </w:rPr>
-            </w:r>
-            <w:r>
-              <w:rPr>
-                <w:rFonts w:ascii="Songti SC" w:hAnsi="Songti SC" w:eastAsia="Songti SC"/>
+                <w:rFonts w:ascii="Arial Unicode MS" w:hAnsi="Arial Unicode MS" w:eastAsia="Arial Unicode MS"/>
+                <w:sz w:val="17"/>
+              </w:rPr>
+            </w:r>
+            <w:r>
+              <w:rPr>
+                <w:rFonts w:ascii="Arial Unicode MS" w:hAnsi="Arial Unicode MS" w:eastAsia="Arial Unicode MS"/>
                 <w:b w:val="0"/>
                 <w:i w:val="0"/>
                 <w:sz w:val="17"/>
@@ -9432,13 +9355,13 @@
             </w:pPr>
             <w:r>
               <w:rPr>
-                <w:rFonts w:ascii="Songti SC" w:hAnsi="Songti SC" w:eastAsia="Songti SC"/>
-                <w:sz w:val="17"/>
-              </w:rPr>
-            </w:r>
-            <w:r>
-              <w:rPr>
-                <w:rFonts w:ascii="Songti SC" w:hAnsi="Songti SC" w:eastAsia="Songti SC"/>
+                <w:rFonts w:ascii="Arial Unicode MS" w:hAnsi="Arial Unicode MS" w:eastAsia="Arial Unicode MS"/>
+                <w:sz w:val="17"/>
+              </w:rPr>
+            </w:r>
+            <w:r>
+              <w:rPr>
+                <w:rFonts w:ascii="Arial Unicode MS" w:hAnsi="Arial Unicode MS" w:eastAsia="Arial Unicode MS"/>
                 <w:b w:val="0"/>
                 <w:i w:val="0"/>
                 <w:sz w:val="17"/>
@@ -9464,13 +9387,13 @@
             </w:pPr>
             <w:r>
               <w:rPr>
-                <w:rFonts w:ascii="Songti SC" w:hAnsi="Songti SC" w:eastAsia="Songti SC"/>
-                <w:sz w:val="17"/>
-              </w:rPr>
-            </w:r>
-            <w:r>
-              <w:rPr>
-                <w:rFonts w:ascii="Songti SC" w:hAnsi="Songti SC" w:eastAsia="Songti SC"/>
+                <w:rFonts w:ascii="Arial Unicode MS" w:hAnsi="Arial Unicode MS" w:eastAsia="Arial Unicode MS"/>
+                <w:sz w:val="17"/>
+              </w:rPr>
+            </w:r>
+            <w:r>
+              <w:rPr>
+                <w:rFonts w:ascii="Arial Unicode MS" w:hAnsi="Arial Unicode MS" w:eastAsia="Arial Unicode MS"/>
                 <w:b w:val="0"/>
                 <w:i w:val="0"/>
                 <w:sz w:val="17"/>
@@ -9491,13 +9414,13 @@
             </w:pPr>
             <w:r>
               <w:rPr>
-                <w:rFonts w:ascii="Songti SC" w:hAnsi="Songti SC" w:eastAsia="Songti SC"/>
-                <w:sz w:val="17"/>
-              </w:rPr>
-            </w:r>
-            <w:r>
-              <w:rPr>
-                <w:rFonts w:ascii="Songti SC" w:hAnsi="Songti SC" w:eastAsia="Songti SC"/>
+                <w:rFonts w:ascii="Arial Unicode MS" w:hAnsi="Arial Unicode MS" w:eastAsia="Arial Unicode MS"/>
+                <w:sz w:val="17"/>
+              </w:rPr>
+            </w:r>
+            <w:r>
+              <w:rPr>
+                <w:rFonts w:ascii="Arial Unicode MS" w:hAnsi="Arial Unicode MS" w:eastAsia="Arial Unicode MS"/>
                 <w:b w:val="0"/>
                 <w:i w:val="0"/>
                 <w:sz w:val="17"/>
@@ -9518,13 +9441,13 @@
             </w:pPr>
             <w:r>
               <w:rPr>
-                <w:rFonts w:ascii="Songti SC" w:hAnsi="Songti SC" w:eastAsia="Songti SC"/>
-                <w:sz w:val="17"/>
-              </w:rPr>
-            </w:r>
-            <w:r>
-              <w:rPr>
-                <w:rFonts w:ascii="Songti SC" w:hAnsi="Songti SC" w:eastAsia="Songti SC"/>
+                <w:rFonts w:ascii="Arial Unicode MS" w:hAnsi="Arial Unicode MS" w:eastAsia="Arial Unicode MS"/>
+                <w:sz w:val="17"/>
+              </w:rPr>
+            </w:r>
+            <w:r>
+              <w:rPr>
+                <w:rFonts w:ascii="Arial Unicode MS" w:hAnsi="Arial Unicode MS" w:eastAsia="Arial Unicode MS"/>
                 <w:b w:val="0"/>
                 <w:i w:val="0"/>
                 <w:sz w:val="17"/>
@@ -9550,13 +9473,13 @@
             </w:pPr>
             <w:r>
               <w:rPr>
-                <w:rFonts w:ascii="Songti SC" w:hAnsi="Songti SC" w:eastAsia="Songti SC"/>
-                <w:sz w:val="17"/>
-              </w:rPr>
-            </w:r>
-            <w:r>
-              <w:rPr>
-                <w:rFonts w:ascii="Songti SC" w:hAnsi="Songti SC" w:eastAsia="Songti SC"/>
+                <w:rFonts w:ascii="Arial Unicode MS" w:hAnsi="Arial Unicode MS" w:eastAsia="Arial Unicode MS"/>
+                <w:sz w:val="17"/>
+              </w:rPr>
+            </w:r>
+            <w:r>
+              <w:rPr>
+                <w:rFonts w:ascii="Arial Unicode MS" w:hAnsi="Arial Unicode MS" w:eastAsia="Arial Unicode MS"/>
                 <w:b w:val="0"/>
                 <w:i w:val="0"/>
                 <w:sz w:val="17"/>
@@ -9577,13 +9500,13 @@
             </w:pPr>
             <w:r>
               <w:rPr>
-                <w:rFonts w:ascii="Songti SC" w:hAnsi="Songti SC" w:eastAsia="Songti SC"/>
-                <w:sz w:val="17"/>
-              </w:rPr>
-            </w:r>
-            <w:r>
-              <w:rPr>
-                <w:rFonts w:ascii="Songti SC" w:hAnsi="Songti SC" w:eastAsia="Songti SC"/>
+                <w:rFonts w:ascii="Arial Unicode MS" w:hAnsi="Arial Unicode MS" w:eastAsia="Arial Unicode MS"/>
+                <w:sz w:val="17"/>
+              </w:rPr>
+            </w:r>
+            <w:r>
+              <w:rPr>
+                <w:rFonts w:ascii="Arial Unicode MS" w:hAnsi="Arial Unicode MS" w:eastAsia="Arial Unicode MS"/>
                 <w:b w:val="0"/>
                 <w:i w:val="0"/>
                 <w:sz w:val="17"/>
@@ -9604,13 +9527,13 @@
             </w:pPr>
             <w:r>
               <w:rPr>
-                <w:rFonts w:ascii="Songti SC" w:hAnsi="Songti SC" w:eastAsia="Songti SC"/>
-                <w:sz w:val="17"/>
-              </w:rPr>
-            </w:r>
-            <w:r>
-              <w:rPr>
-                <w:rFonts w:ascii="Songti SC" w:hAnsi="Songti SC" w:eastAsia="Songti SC"/>
+                <w:rFonts w:ascii="Arial Unicode MS" w:hAnsi="Arial Unicode MS" w:eastAsia="Arial Unicode MS"/>
+                <w:sz w:val="17"/>
+              </w:rPr>
+            </w:r>
+            <w:r>
+              <w:rPr>
+                <w:rFonts w:ascii="Arial Unicode MS" w:hAnsi="Arial Unicode MS" w:eastAsia="Arial Unicode MS"/>
                 <w:b w:val="0"/>
                 <w:i w:val="0"/>
                 <w:sz w:val="17"/>
@@ -9639,7 +9562,7 @@
           <w:b/>
           <w:i w:val="0"/>
         </w:rPr>
-        <w:t>V16 可见对象状态（图片级，10个条件原子字段）</w:t>
+        <w:t>V11 可见对象状态（图片级，10个条件原子字段）</w:t>
       </w:r>
     </w:p>
     <w:p>
@@ -9649,7 +9572,7 @@
           <w:b w:val="0"/>
           <w:i w:val="0"/>
         </w:rPr>
-        <w:t>V16分别记录设施维护、卫生整洁、现场秩序和环境维护的正向/负向可见状态，以及可见危险源和防护措施。没有相关对象或可见范围不足时记</w:t>
+        <w:t>V11分别记录设施维护、卫生整洁、现场秩序和环境维护的正向/负向可见状态，以及可见危险源和防护措施。没有相关对象或可见范围不足时记</w:t>
       </w:r>
       <w:r>
         <w:rPr>
@@ -9681,7 +9604,7 @@
           <w:b w:val="0"/>
           <w:i w:val="0"/>
         </w:rPr>
-        <w:t>；同轴正负可以同时为1。V16不判断整图好坏，不从滤镜、构图、价格、品牌或配文推断状态，也不计算单一视觉正负分数。其正式统计和模型训练在视觉人口、专门规则与独立信度冻结前均为</w:t>
+        <w:t>；同轴正负可以同时为1。V11不判断整图好坏，不从滤镜、构图、价格、品牌或配文推断状态，也不计算单一视觉正负分数。其正式统计和模型训练在视觉人口、专门规则与独立信度冻结前均为</w:t>
       </w:r>
       <w:r>
         <w:rPr>
@@ -9779,14 +9702,14 @@
             </w:pPr>
             <w:r>
               <w:rPr>
-                <w:rFonts w:ascii="Songti SC" w:hAnsi="Songti SC" w:eastAsia="Songti SC"/>
+                <w:rFonts w:ascii="Arial Unicode MS" w:hAnsi="Arial Unicode MS" w:eastAsia="Arial Unicode MS"/>
                 <w:b/>
                 <w:sz w:val="17"/>
               </w:rPr>
             </w:r>
             <w:r>
               <w:rPr>
-                <w:rFonts w:ascii="Songti SC" w:hAnsi="Songti SC" w:eastAsia="Songti SC"/>
+                <w:rFonts w:ascii="Arial Unicode MS" w:hAnsi="Arial Unicode MS" w:eastAsia="Arial Unicode MS"/>
                 <w:b/>
                 <w:i w:val="0"/>
                 <w:sz w:val="17"/>
@@ -9808,14 +9731,14 @@
             </w:pPr>
             <w:r>
               <w:rPr>
-                <w:rFonts w:ascii="Songti SC" w:hAnsi="Songti SC" w:eastAsia="Songti SC"/>
+                <w:rFonts w:ascii="Arial Unicode MS" w:hAnsi="Arial Unicode MS" w:eastAsia="Arial Unicode MS"/>
                 <w:b/>
                 <w:sz w:val="17"/>
               </w:rPr>
             </w:r>
             <w:r>
               <w:rPr>
-                <w:rFonts w:ascii="Songti SC" w:hAnsi="Songti SC" w:eastAsia="Songti SC"/>
+                <w:rFonts w:ascii="Arial Unicode MS" w:hAnsi="Arial Unicode MS" w:eastAsia="Arial Unicode MS"/>
                 <w:b/>
                 <w:i w:val="0"/>
                 <w:sz w:val="17"/>
@@ -9837,14 +9760,14 @@
             </w:pPr>
             <w:r>
               <w:rPr>
-                <w:rFonts w:ascii="Songti SC" w:hAnsi="Songti SC" w:eastAsia="Songti SC"/>
+                <w:rFonts w:ascii="Arial Unicode MS" w:hAnsi="Arial Unicode MS" w:eastAsia="Arial Unicode MS"/>
                 <w:b/>
                 <w:sz w:val="17"/>
               </w:rPr>
             </w:r>
             <w:r>
               <w:rPr>
-                <w:rFonts w:ascii="Songti SC" w:hAnsi="Songti SC" w:eastAsia="Songti SC"/>
+                <w:rFonts w:ascii="Arial Unicode MS" w:hAnsi="Arial Unicode MS" w:eastAsia="Arial Unicode MS"/>
                 <w:b/>
                 <w:i w:val="0"/>
                 <w:sz w:val="17"/>
@@ -9870,13 +9793,13 @@
             </w:pPr>
             <w:r>
               <w:rPr>
-                <w:rFonts w:ascii="Songti SC" w:hAnsi="Songti SC" w:eastAsia="Songti SC"/>
-                <w:sz w:val="17"/>
-              </w:rPr>
-            </w:r>
-            <w:r>
-              <w:rPr>
-                <w:rFonts w:ascii="Songti SC" w:hAnsi="Songti SC" w:eastAsia="Songti SC"/>
+                <w:rFonts w:ascii="Arial Unicode MS" w:hAnsi="Arial Unicode MS" w:eastAsia="Arial Unicode MS"/>
+                <w:sz w:val="17"/>
+              </w:rPr>
+            </w:r>
+            <w:r>
+              <w:rPr>
+                <w:rFonts w:ascii="Arial Unicode MS" w:hAnsi="Arial Unicode MS" w:eastAsia="Arial Unicode MS"/>
                 <w:b w:val="0"/>
                 <w:i w:val="0"/>
                 <w:sz w:val="17"/>
@@ -9897,13 +9820,13 @@
             </w:pPr>
             <w:r>
               <w:rPr>
-                <w:rFonts w:ascii="Songti SC" w:hAnsi="Songti SC" w:eastAsia="Songti SC"/>
-                <w:sz w:val="17"/>
-              </w:rPr>
-            </w:r>
-            <w:r>
-              <w:rPr>
-                <w:rFonts w:ascii="Songti SC" w:hAnsi="Songti SC" w:eastAsia="Songti SC"/>
+                <w:rFonts w:ascii="Arial Unicode MS" w:hAnsi="Arial Unicode MS" w:eastAsia="Arial Unicode MS"/>
+                <w:sz w:val="17"/>
+              </w:rPr>
+            </w:r>
+            <w:r>
+              <w:rPr>
+                <w:rFonts w:ascii="Arial Unicode MS" w:hAnsi="Arial Unicode MS" w:eastAsia="Arial Unicode MS"/>
                 <w:b w:val="0"/>
                 <w:i w:val="0"/>
                 <w:sz w:val="17"/>
@@ -9924,13 +9847,13 @@
             </w:pPr>
             <w:r>
               <w:rPr>
-                <w:rFonts w:ascii="Songti SC" w:hAnsi="Songti SC" w:eastAsia="Songti SC"/>
-                <w:sz w:val="17"/>
-              </w:rPr>
-            </w:r>
-            <w:r>
-              <w:rPr>
-                <w:rFonts w:ascii="Songti SC" w:hAnsi="Songti SC" w:eastAsia="Songti SC"/>
+                <w:rFonts w:ascii="Arial Unicode MS" w:hAnsi="Arial Unicode MS" w:eastAsia="Arial Unicode MS"/>
+                <w:sz w:val="17"/>
+              </w:rPr>
+            </w:r>
+            <w:r>
+              <w:rPr>
+                <w:rFonts w:ascii="Arial Unicode MS" w:hAnsi="Arial Unicode MS" w:eastAsia="Arial Unicode MS"/>
                 <w:b w:val="0"/>
                 <w:i w:val="0"/>
                 <w:sz w:val="17"/>
@@ -9956,13 +9879,13 @@
             </w:pPr>
             <w:r>
               <w:rPr>
-                <w:rFonts w:ascii="Songti SC" w:hAnsi="Songti SC" w:eastAsia="Songti SC"/>
-                <w:sz w:val="17"/>
-              </w:rPr>
-            </w:r>
-            <w:r>
-              <w:rPr>
-                <w:rFonts w:ascii="Songti SC" w:hAnsi="Songti SC" w:eastAsia="Songti SC"/>
+                <w:rFonts w:ascii="Arial Unicode MS" w:hAnsi="Arial Unicode MS" w:eastAsia="Arial Unicode MS"/>
+                <w:sz w:val="17"/>
+              </w:rPr>
+            </w:r>
+            <w:r>
+              <w:rPr>
+                <w:rFonts w:ascii="Arial Unicode MS" w:hAnsi="Arial Unicode MS" w:eastAsia="Arial Unicode MS"/>
                 <w:b w:val="0"/>
                 <w:i w:val="0"/>
                 <w:sz w:val="17"/>
@@ -9983,13 +9906,13 @@
             </w:pPr>
             <w:r>
               <w:rPr>
-                <w:rFonts w:ascii="Songti SC" w:hAnsi="Songti SC" w:eastAsia="Songti SC"/>
-                <w:sz w:val="17"/>
-              </w:rPr>
-            </w:r>
-            <w:r>
-              <w:rPr>
-                <w:rFonts w:ascii="Songti SC" w:hAnsi="Songti SC" w:eastAsia="Songti SC"/>
+                <w:rFonts w:ascii="Arial Unicode MS" w:hAnsi="Arial Unicode MS" w:eastAsia="Arial Unicode MS"/>
+                <w:sz w:val="17"/>
+              </w:rPr>
+            </w:r>
+            <w:r>
+              <w:rPr>
+                <w:rFonts w:ascii="Arial Unicode MS" w:hAnsi="Arial Unicode MS" w:eastAsia="Arial Unicode MS"/>
                 <w:b w:val="0"/>
                 <w:i w:val="0"/>
                 <w:sz w:val="17"/>
@@ -10010,13 +9933,13 @@
             </w:pPr>
             <w:r>
               <w:rPr>
-                <w:rFonts w:ascii="Songti SC" w:hAnsi="Songti SC" w:eastAsia="Songti SC"/>
-                <w:sz w:val="17"/>
-              </w:rPr>
-            </w:r>
-            <w:r>
-              <w:rPr>
-                <w:rFonts w:ascii="Songti SC" w:hAnsi="Songti SC" w:eastAsia="Songti SC"/>
+                <w:rFonts w:ascii="Arial Unicode MS" w:hAnsi="Arial Unicode MS" w:eastAsia="Arial Unicode MS"/>
+                <w:sz w:val="17"/>
+              </w:rPr>
+            </w:r>
+            <w:r>
+              <w:rPr>
+                <w:rFonts w:ascii="Arial Unicode MS" w:hAnsi="Arial Unicode MS" w:eastAsia="Arial Unicode MS"/>
                 <w:b w:val="0"/>
                 <w:i w:val="0"/>
                 <w:sz w:val="17"/>
@@ -10042,13 +9965,13 @@
             </w:pPr>
             <w:r>
               <w:rPr>
-                <w:rFonts w:ascii="Songti SC" w:hAnsi="Songti SC" w:eastAsia="Songti SC"/>
-                <w:sz w:val="17"/>
-              </w:rPr>
-            </w:r>
-            <w:r>
-              <w:rPr>
-                <w:rFonts w:ascii="Songti SC" w:hAnsi="Songti SC" w:eastAsia="Songti SC"/>
+                <w:rFonts w:ascii="Arial Unicode MS" w:hAnsi="Arial Unicode MS" w:eastAsia="Arial Unicode MS"/>
+                <w:sz w:val="17"/>
+              </w:rPr>
+            </w:r>
+            <w:r>
+              <w:rPr>
+                <w:rFonts w:ascii="Arial Unicode MS" w:hAnsi="Arial Unicode MS" w:eastAsia="Arial Unicode MS"/>
                 <w:b w:val="0"/>
                 <w:i w:val="0"/>
                 <w:sz w:val="17"/>
@@ -10069,13 +9992,13 @@
             </w:pPr>
             <w:r>
               <w:rPr>
-                <w:rFonts w:ascii="Songti SC" w:hAnsi="Songti SC" w:eastAsia="Songti SC"/>
-                <w:sz w:val="17"/>
-              </w:rPr>
-            </w:r>
-            <w:r>
-              <w:rPr>
-                <w:rFonts w:ascii="Songti SC" w:hAnsi="Songti SC" w:eastAsia="Songti SC"/>
+                <w:rFonts w:ascii="Arial Unicode MS" w:hAnsi="Arial Unicode MS" w:eastAsia="Arial Unicode MS"/>
+                <w:sz w:val="17"/>
+              </w:rPr>
+            </w:r>
+            <w:r>
+              <w:rPr>
+                <w:rFonts w:ascii="Arial Unicode MS" w:hAnsi="Arial Unicode MS" w:eastAsia="Arial Unicode MS"/>
                 <w:b w:val="0"/>
                 <w:i w:val="0"/>
                 <w:sz w:val="17"/>
@@ -10096,13 +10019,13 @@
             </w:pPr>
             <w:r>
               <w:rPr>
-                <w:rFonts w:ascii="Songti SC" w:hAnsi="Songti SC" w:eastAsia="Songti SC"/>
-                <w:sz w:val="17"/>
-              </w:rPr>
-            </w:r>
-            <w:r>
-              <w:rPr>
-                <w:rFonts w:ascii="Songti SC" w:hAnsi="Songti SC" w:eastAsia="Songti SC"/>
+                <w:rFonts w:ascii="Arial Unicode MS" w:hAnsi="Arial Unicode MS" w:eastAsia="Arial Unicode MS"/>
+                <w:sz w:val="17"/>
+              </w:rPr>
+            </w:r>
+            <w:r>
+              <w:rPr>
+                <w:rFonts w:ascii="Arial Unicode MS" w:hAnsi="Arial Unicode MS" w:eastAsia="Arial Unicode MS"/>
                 <w:b w:val="0"/>
                 <w:i w:val="0"/>
                 <w:sz w:val="17"/>
@@ -10128,13 +10051,13 @@
             </w:pPr>
             <w:r>
               <w:rPr>
-                <w:rFonts w:ascii="Songti SC" w:hAnsi="Songti SC" w:eastAsia="Songti SC"/>
-                <w:sz w:val="17"/>
-              </w:rPr>
-            </w:r>
-            <w:r>
-              <w:rPr>
-                <w:rFonts w:ascii="Songti SC" w:hAnsi="Songti SC" w:eastAsia="Songti SC"/>
+                <w:rFonts w:ascii="Arial Unicode MS" w:hAnsi="Arial Unicode MS" w:eastAsia="Arial Unicode MS"/>
+                <w:sz w:val="17"/>
+              </w:rPr>
+            </w:r>
+            <w:r>
+              <w:rPr>
+                <w:rFonts w:ascii="Arial Unicode MS" w:hAnsi="Arial Unicode MS" w:eastAsia="Arial Unicode MS"/>
                 <w:b w:val="0"/>
                 <w:i w:val="0"/>
                 <w:sz w:val="17"/>
@@ -10155,13 +10078,13 @@
             </w:pPr>
             <w:r>
               <w:rPr>
-                <w:rFonts w:ascii="Songti SC" w:hAnsi="Songti SC" w:eastAsia="Songti SC"/>
-                <w:sz w:val="17"/>
-              </w:rPr>
-            </w:r>
-            <w:r>
-              <w:rPr>
-                <w:rFonts w:ascii="Songti SC" w:hAnsi="Songti SC" w:eastAsia="Songti SC"/>
+                <w:rFonts w:ascii="Arial Unicode MS" w:hAnsi="Arial Unicode MS" w:eastAsia="Arial Unicode MS"/>
+                <w:sz w:val="17"/>
+              </w:rPr>
+            </w:r>
+            <w:r>
+              <w:rPr>
+                <w:rFonts w:ascii="Arial Unicode MS" w:hAnsi="Arial Unicode MS" w:eastAsia="Arial Unicode MS"/>
                 <w:b w:val="0"/>
                 <w:i w:val="0"/>
                 <w:sz w:val="17"/>
@@ -10182,13 +10105,13 @@
             </w:pPr>
             <w:r>
               <w:rPr>
-                <w:rFonts w:ascii="Songti SC" w:hAnsi="Songti SC" w:eastAsia="Songti SC"/>
-                <w:sz w:val="17"/>
-              </w:rPr>
-            </w:r>
-            <w:r>
-              <w:rPr>
-                <w:rFonts w:ascii="Songti SC" w:hAnsi="Songti SC" w:eastAsia="Songti SC"/>
+                <w:rFonts w:ascii="Arial Unicode MS" w:hAnsi="Arial Unicode MS" w:eastAsia="Arial Unicode MS"/>
+                <w:sz w:val="17"/>
+              </w:rPr>
+            </w:r>
+            <w:r>
+              <w:rPr>
+                <w:rFonts w:ascii="Arial Unicode MS" w:hAnsi="Arial Unicode MS" w:eastAsia="Arial Unicode MS"/>
                 <w:b w:val="0"/>
                 <w:i w:val="0"/>
                 <w:sz w:val="17"/>
@@ -10214,13 +10137,13 @@
             </w:pPr>
             <w:r>
               <w:rPr>
-                <w:rFonts w:ascii="Songti SC" w:hAnsi="Songti SC" w:eastAsia="Songti SC"/>
-                <w:sz w:val="17"/>
-              </w:rPr>
-            </w:r>
-            <w:r>
-              <w:rPr>
-                <w:rFonts w:ascii="Songti SC" w:hAnsi="Songti SC" w:eastAsia="Songti SC"/>
+                <w:rFonts w:ascii="Arial Unicode MS" w:hAnsi="Arial Unicode MS" w:eastAsia="Arial Unicode MS"/>
+                <w:sz w:val="17"/>
+              </w:rPr>
+            </w:r>
+            <w:r>
+              <w:rPr>
+                <w:rFonts w:ascii="Arial Unicode MS" w:hAnsi="Arial Unicode MS" w:eastAsia="Arial Unicode MS"/>
                 <w:b w:val="0"/>
                 <w:i w:val="0"/>
                 <w:sz w:val="17"/>
@@ -10241,13 +10164,13 @@
             </w:pPr>
             <w:r>
               <w:rPr>
-                <w:rFonts w:ascii="Songti SC" w:hAnsi="Songti SC" w:eastAsia="Songti SC"/>
-                <w:sz w:val="17"/>
-              </w:rPr>
-            </w:r>
-            <w:r>
-              <w:rPr>
-                <w:rFonts w:ascii="Songti SC" w:hAnsi="Songti SC" w:eastAsia="Songti SC"/>
+                <w:rFonts w:ascii="Arial Unicode MS" w:hAnsi="Arial Unicode MS" w:eastAsia="Arial Unicode MS"/>
+                <w:sz w:val="17"/>
+              </w:rPr>
+            </w:r>
+            <w:r>
+              <w:rPr>
+                <w:rFonts w:ascii="Arial Unicode MS" w:hAnsi="Arial Unicode MS" w:eastAsia="Arial Unicode MS"/>
                 <w:b w:val="0"/>
                 <w:i w:val="0"/>
                 <w:sz w:val="17"/>
@@ -10268,13 +10191,13 @@
             </w:pPr>
             <w:r>
               <w:rPr>
-                <w:rFonts w:ascii="Songti SC" w:hAnsi="Songti SC" w:eastAsia="Songti SC"/>
-                <w:sz w:val="17"/>
-              </w:rPr>
-            </w:r>
-            <w:r>
-              <w:rPr>
-                <w:rFonts w:ascii="Songti SC" w:hAnsi="Songti SC" w:eastAsia="Songti SC"/>
+                <w:rFonts w:ascii="Arial Unicode MS" w:hAnsi="Arial Unicode MS" w:eastAsia="Arial Unicode MS"/>
+                <w:sz w:val="17"/>
+              </w:rPr>
+            </w:r>
+            <w:r>
+              <w:rPr>
+                <w:rFonts w:ascii="Arial Unicode MS" w:hAnsi="Arial Unicode MS" w:eastAsia="Arial Unicode MS"/>
                 <w:b w:val="0"/>
                 <w:i w:val="0"/>
                 <w:sz w:val="17"/>
@@ -10300,13 +10223,13 @@
             </w:pPr>
             <w:r>
               <w:rPr>
-                <w:rFonts w:ascii="Songti SC" w:hAnsi="Songti SC" w:eastAsia="Songti SC"/>
-                <w:sz w:val="17"/>
-              </w:rPr>
-            </w:r>
-            <w:r>
-              <w:rPr>
-                <w:rFonts w:ascii="Songti SC" w:hAnsi="Songti SC" w:eastAsia="Songti SC"/>
+                <w:rFonts w:ascii="Arial Unicode MS" w:hAnsi="Arial Unicode MS" w:eastAsia="Arial Unicode MS"/>
+                <w:sz w:val="17"/>
+              </w:rPr>
+            </w:r>
+            <w:r>
+              <w:rPr>
+                <w:rFonts w:ascii="Arial Unicode MS" w:hAnsi="Arial Unicode MS" w:eastAsia="Arial Unicode MS"/>
                 <w:b w:val="0"/>
                 <w:i w:val="0"/>
                 <w:sz w:val="17"/>
@@ -10327,13 +10250,13 @@
             </w:pPr>
             <w:r>
               <w:rPr>
-                <w:rFonts w:ascii="Songti SC" w:hAnsi="Songti SC" w:eastAsia="Songti SC"/>
-                <w:sz w:val="17"/>
-              </w:rPr>
-            </w:r>
-            <w:r>
-              <w:rPr>
-                <w:rFonts w:ascii="Songti SC" w:hAnsi="Songti SC" w:eastAsia="Songti SC"/>
+                <w:rFonts w:ascii="Arial Unicode MS" w:hAnsi="Arial Unicode MS" w:eastAsia="Arial Unicode MS"/>
+                <w:sz w:val="17"/>
+              </w:rPr>
+            </w:r>
+            <w:r>
+              <w:rPr>
+                <w:rFonts w:ascii="Arial Unicode MS" w:hAnsi="Arial Unicode MS" w:eastAsia="Arial Unicode MS"/>
                 <w:b w:val="0"/>
                 <w:i w:val="0"/>
                 <w:sz w:val="17"/>
@@ -10354,13 +10277,13 @@
             </w:pPr>
             <w:r>
               <w:rPr>
-                <w:rFonts w:ascii="Songti SC" w:hAnsi="Songti SC" w:eastAsia="Songti SC"/>
-                <w:sz w:val="17"/>
-              </w:rPr>
-            </w:r>
-            <w:r>
-              <w:rPr>
-                <w:rFonts w:ascii="Songti SC" w:hAnsi="Songti SC" w:eastAsia="Songti SC"/>
+                <w:rFonts w:ascii="Arial Unicode MS" w:hAnsi="Arial Unicode MS" w:eastAsia="Arial Unicode MS"/>
+                <w:sz w:val="17"/>
+              </w:rPr>
+            </w:r>
+            <w:r>
+              <w:rPr>
+                <w:rFonts w:ascii="Arial Unicode MS" w:hAnsi="Arial Unicode MS" w:eastAsia="Arial Unicode MS"/>
                 <w:b w:val="0"/>
                 <w:i w:val="0"/>
                 <w:sz w:val="17"/>
@@ -10386,13 +10309,13 @@
             </w:pPr>
             <w:r>
               <w:rPr>
-                <w:rFonts w:ascii="Songti SC" w:hAnsi="Songti SC" w:eastAsia="Songti SC"/>
-                <w:sz w:val="17"/>
-              </w:rPr>
-            </w:r>
-            <w:r>
-              <w:rPr>
-                <w:rFonts w:ascii="Songti SC" w:hAnsi="Songti SC" w:eastAsia="Songti SC"/>
+                <w:rFonts w:ascii="Arial Unicode MS" w:hAnsi="Arial Unicode MS" w:eastAsia="Arial Unicode MS"/>
+                <w:sz w:val="17"/>
+              </w:rPr>
+            </w:r>
+            <w:r>
+              <w:rPr>
+                <w:rFonts w:ascii="Arial Unicode MS" w:hAnsi="Arial Unicode MS" w:eastAsia="Arial Unicode MS"/>
                 <w:b w:val="0"/>
                 <w:i w:val="0"/>
                 <w:sz w:val="17"/>
@@ -10413,13 +10336,13 @@
             </w:pPr>
             <w:r>
               <w:rPr>
-                <w:rFonts w:ascii="Songti SC" w:hAnsi="Songti SC" w:eastAsia="Songti SC"/>
-                <w:sz w:val="17"/>
-              </w:rPr>
-            </w:r>
-            <w:r>
-              <w:rPr>
-                <w:rFonts w:ascii="Songti SC" w:hAnsi="Songti SC" w:eastAsia="Songti SC"/>
+                <w:rFonts w:ascii="Arial Unicode MS" w:hAnsi="Arial Unicode MS" w:eastAsia="Arial Unicode MS"/>
+                <w:sz w:val="17"/>
+              </w:rPr>
+            </w:r>
+            <w:r>
+              <w:rPr>
+                <w:rFonts w:ascii="Arial Unicode MS" w:hAnsi="Arial Unicode MS" w:eastAsia="Arial Unicode MS"/>
                 <w:b w:val="0"/>
                 <w:i w:val="0"/>
                 <w:sz w:val="17"/>
@@ -10440,13 +10363,13 @@
             </w:pPr>
             <w:r>
               <w:rPr>
-                <w:rFonts w:ascii="Songti SC" w:hAnsi="Songti SC" w:eastAsia="Songti SC"/>
-                <w:sz w:val="17"/>
-              </w:rPr>
-            </w:r>
-            <w:r>
-              <w:rPr>
-                <w:rFonts w:ascii="Songti SC" w:hAnsi="Songti SC" w:eastAsia="Songti SC"/>
+                <w:rFonts w:ascii="Arial Unicode MS" w:hAnsi="Arial Unicode MS" w:eastAsia="Arial Unicode MS"/>
+                <w:sz w:val="17"/>
+              </w:rPr>
+            </w:r>
+            <w:r>
+              <w:rPr>
+                <w:rFonts w:ascii="Arial Unicode MS" w:hAnsi="Arial Unicode MS" w:eastAsia="Arial Unicode MS"/>
                 <w:b w:val="0"/>
                 <w:i w:val="0"/>
                 <w:sz w:val="17"/>
@@ -10472,13 +10395,13 @@
             </w:pPr>
             <w:r>
               <w:rPr>
-                <w:rFonts w:ascii="Songti SC" w:hAnsi="Songti SC" w:eastAsia="Songti SC"/>
-                <w:sz w:val="17"/>
-              </w:rPr>
-            </w:r>
-            <w:r>
-              <w:rPr>
-                <w:rFonts w:ascii="Songti SC" w:hAnsi="Songti SC" w:eastAsia="Songti SC"/>
+                <w:rFonts w:ascii="Arial Unicode MS" w:hAnsi="Arial Unicode MS" w:eastAsia="Arial Unicode MS"/>
+                <w:sz w:val="17"/>
+              </w:rPr>
+            </w:r>
+            <w:r>
+              <w:rPr>
+                <w:rFonts w:ascii="Arial Unicode MS" w:hAnsi="Arial Unicode MS" w:eastAsia="Arial Unicode MS"/>
                 <w:b w:val="0"/>
                 <w:i w:val="0"/>
                 <w:sz w:val="17"/>
@@ -10499,18 +10422,18 @@
             </w:pPr>
             <w:r>
               <w:rPr>
-                <w:rFonts w:ascii="Songti SC" w:hAnsi="Songti SC" w:eastAsia="Songti SC"/>
-                <w:sz w:val="17"/>
-              </w:rPr>
-            </w:r>
-            <w:r>
-              <w:rPr>
-                <w:rFonts w:ascii="Songti SC" w:hAnsi="Songti SC" w:eastAsia="Songti SC"/>
-                <w:b w:val="0"/>
-                <w:i w:val="0"/>
-                <w:sz w:val="17"/>
-              </w:rPr>
-              <w:t>V1的22个子项各自出现率</w:t>
+                <w:rFonts w:ascii="Arial Unicode MS" w:hAnsi="Arial Unicode MS" w:eastAsia="Arial Unicode MS"/>
+                <w:sz w:val="17"/>
+              </w:rPr>
+            </w:r>
+            <w:r>
+              <w:rPr>
+                <w:rFonts w:ascii="Arial Unicode MS" w:hAnsi="Arial Unicode MS" w:eastAsia="Arial Unicode MS"/>
+                <w:b w:val="0"/>
+                <w:i w:val="0"/>
+                <w:sz w:val="17"/>
+              </w:rPr>
+              <w:t>V3的22个子项各自出现率</w:t>
             </w:r>
           </w:p>
         </w:tc>
@@ -10526,13 +10449,13 @@
             </w:pPr>
             <w:r>
               <w:rPr>
-                <w:rFonts w:ascii="Songti SC" w:hAnsi="Songti SC" w:eastAsia="Songti SC"/>
-                <w:sz w:val="17"/>
-              </w:rPr>
-            </w:r>
-            <w:r>
-              <w:rPr>
-                <w:rFonts w:ascii="Songti SC" w:hAnsi="Songti SC" w:eastAsia="Songti SC"/>
+                <w:rFonts w:ascii="Arial Unicode MS" w:hAnsi="Arial Unicode MS" w:eastAsia="Arial Unicode MS"/>
+                <w:sz w:val="17"/>
+              </w:rPr>
+            </w:r>
+            <w:r>
+              <w:rPr>
+                <w:rFonts w:ascii="Arial Unicode MS" w:hAnsi="Arial Unicode MS" w:eastAsia="Arial Unicode MS"/>
                 <w:b w:val="0"/>
                 <w:i w:val="0"/>
                 <w:sz w:val="17"/>
@@ -10558,13 +10481,13 @@
             </w:pPr>
             <w:r>
               <w:rPr>
-                <w:rFonts w:ascii="Songti SC" w:hAnsi="Songti SC" w:eastAsia="Songti SC"/>
-                <w:sz w:val="17"/>
-              </w:rPr>
-            </w:r>
-            <w:r>
-              <w:rPr>
-                <w:rFonts w:ascii="Songti SC" w:hAnsi="Songti SC" w:eastAsia="Songti SC"/>
+                <w:rFonts w:ascii="Arial Unicode MS" w:hAnsi="Arial Unicode MS" w:eastAsia="Arial Unicode MS"/>
+                <w:sz w:val="17"/>
+              </w:rPr>
+            </w:r>
+            <w:r>
+              <w:rPr>
+                <w:rFonts w:ascii="Arial Unicode MS" w:hAnsi="Arial Unicode MS" w:eastAsia="Arial Unicode MS"/>
                 <w:b w:val="0"/>
                 <w:i w:val="0"/>
                 <w:sz w:val="17"/>
@@ -10585,13 +10508,13 @@
             </w:pPr>
             <w:r>
               <w:rPr>
-                <w:rFonts w:ascii="Songti SC" w:hAnsi="Songti SC" w:eastAsia="Songti SC"/>
-                <w:sz w:val="17"/>
-              </w:rPr>
-            </w:r>
-            <w:r>
-              <w:rPr>
-                <w:rFonts w:ascii="Songti SC" w:hAnsi="Songti SC" w:eastAsia="Songti SC"/>
+                <w:rFonts w:ascii="Arial Unicode MS" w:hAnsi="Arial Unicode MS" w:eastAsia="Arial Unicode MS"/>
+                <w:sz w:val="17"/>
+              </w:rPr>
+            </w:r>
+            <w:r>
+              <w:rPr>
+                <w:rFonts w:ascii="Arial Unicode MS" w:hAnsi="Arial Unicode MS" w:eastAsia="Arial Unicode MS"/>
                 <w:b w:val="0"/>
                 <w:i w:val="0"/>
                 <w:sz w:val="17"/>
@@ -10612,13 +10535,13 @@
             </w:pPr>
             <w:r>
               <w:rPr>
-                <w:rFonts w:ascii="Songti SC" w:hAnsi="Songti SC" w:eastAsia="Songti SC"/>
-                <w:sz w:val="17"/>
-              </w:rPr>
-            </w:r>
-            <w:r>
-              <w:rPr>
-                <w:rFonts w:ascii="Songti SC" w:hAnsi="Songti SC" w:eastAsia="Songti SC"/>
+                <w:rFonts w:ascii="Arial Unicode MS" w:hAnsi="Arial Unicode MS" w:eastAsia="Arial Unicode MS"/>
+                <w:sz w:val="17"/>
+              </w:rPr>
+            </w:r>
+            <w:r>
+              <w:rPr>
+                <w:rFonts w:ascii="Arial Unicode MS" w:hAnsi="Arial Unicode MS" w:eastAsia="Arial Unicode MS"/>
                 <w:b w:val="0"/>
                 <w:i w:val="0"/>
                 <w:sz w:val="17"/>
@@ -10644,13 +10567,13 @@
             </w:pPr>
             <w:r>
               <w:rPr>
-                <w:rFonts w:ascii="Songti SC" w:hAnsi="Songti SC" w:eastAsia="Songti SC"/>
-                <w:sz w:val="17"/>
-              </w:rPr>
-            </w:r>
-            <w:r>
-              <w:rPr>
-                <w:rFonts w:ascii="Songti SC" w:hAnsi="Songti SC" w:eastAsia="Songti SC"/>
+                <w:rFonts w:ascii="Arial Unicode MS" w:hAnsi="Arial Unicode MS" w:eastAsia="Arial Unicode MS"/>
+                <w:sz w:val="17"/>
+              </w:rPr>
+            </w:r>
+            <w:r>
+              <w:rPr>
+                <w:rFonts w:ascii="Arial Unicode MS" w:hAnsi="Arial Unicode MS" w:eastAsia="Arial Unicode MS"/>
                 <w:b w:val="0"/>
                 <w:i w:val="0"/>
                 <w:sz w:val="17"/>
@@ -10671,13 +10594,13 @@
             </w:pPr>
             <w:r>
               <w:rPr>
-                <w:rFonts w:ascii="Songti SC" w:hAnsi="Songti SC" w:eastAsia="Songti SC"/>
-                <w:sz w:val="17"/>
-              </w:rPr>
-            </w:r>
-            <w:r>
-              <w:rPr>
-                <w:rFonts w:ascii="Songti SC" w:hAnsi="Songti SC" w:eastAsia="Songti SC"/>
+                <w:rFonts w:ascii="Arial Unicode MS" w:hAnsi="Arial Unicode MS" w:eastAsia="Arial Unicode MS"/>
+                <w:sz w:val="17"/>
+              </w:rPr>
+            </w:r>
+            <w:r>
+              <w:rPr>
+                <w:rFonts w:ascii="Arial Unicode MS" w:hAnsi="Arial Unicode MS" w:eastAsia="Arial Unicode MS"/>
                 <w:b w:val="0"/>
                 <w:i w:val="0"/>
                 <w:sz w:val="17"/>
@@ -10698,13 +10621,13 @@
             </w:pPr>
             <w:r>
               <w:rPr>
-                <w:rFonts w:ascii="Songti SC" w:hAnsi="Songti SC" w:eastAsia="Songti SC"/>
-                <w:sz w:val="17"/>
-              </w:rPr>
-            </w:r>
-            <w:r>
-              <w:rPr>
-                <w:rFonts w:ascii="Songti SC" w:hAnsi="Songti SC" w:eastAsia="Songti SC"/>
+                <w:rFonts w:ascii="Arial Unicode MS" w:hAnsi="Arial Unicode MS" w:eastAsia="Arial Unicode MS"/>
+                <w:sz w:val="17"/>
+              </w:rPr>
+            </w:r>
+            <w:r>
+              <w:rPr>
+                <w:rFonts w:ascii="Arial Unicode MS" w:hAnsi="Arial Unicode MS" w:eastAsia="Arial Unicode MS"/>
                 <w:b w:val="0"/>
                 <w:i w:val="0"/>
                 <w:sz w:val="17"/>
@@ -10730,13 +10653,13 @@
             </w:pPr>
             <w:r>
               <w:rPr>
-                <w:rFonts w:ascii="Songti SC" w:hAnsi="Songti SC" w:eastAsia="Songti SC"/>
-                <w:sz w:val="17"/>
-              </w:rPr>
-            </w:r>
-            <w:r>
-              <w:rPr>
-                <w:rFonts w:ascii="Songti SC" w:hAnsi="Songti SC" w:eastAsia="Songti SC"/>
+                <w:rFonts w:ascii="Arial Unicode MS" w:hAnsi="Arial Unicode MS" w:eastAsia="Arial Unicode MS"/>
+                <w:sz w:val="17"/>
+              </w:rPr>
+            </w:r>
+            <w:r>
+              <w:rPr>
+                <w:rFonts w:ascii="Arial Unicode MS" w:hAnsi="Arial Unicode MS" w:eastAsia="Arial Unicode MS"/>
                 <w:b w:val="0"/>
                 <w:i w:val="0"/>
                 <w:sz w:val="17"/>
@@ -10757,18 +10680,18 @@
             </w:pPr>
             <w:r>
               <w:rPr>
-                <w:rFonts w:ascii="Songti SC" w:hAnsi="Songti SC" w:eastAsia="Songti SC"/>
-                <w:sz w:val="17"/>
-              </w:rPr>
-            </w:r>
-            <w:r>
-              <w:rPr>
-                <w:rFonts w:ascii="Songti SC" w:hAnsi="Songti SC" w:eastAsia="Songti SC"/>
-                <w:b w:val="0"/>
-                <w:i w:val="0"/>
-                <w:sz w:val="17"/>
-              </w:rPr>
-              <w:t>V4的4个父类与12个子类各自出现率</w:t>
+                <w:rFonts w:ascii="Arial Unicode MS" w:hAnsi="Arial Unicode MS" w:eastAsia="Arial Unicode MS"/>
+                <w:sz w:val="17"/>
+              </w:rPr>
+            </w:r>
+            <w:r>
+              <w:rPr>
+                <w:rFonts w:ascii="Arial Unicode MS" w:hAnsi="Arial Unicode MS" w:eastAsia="Arial Unicode MS"/>
+                <w:b w:val="0"/>
+                <w:i w:val="0"/>
+                <w:sz w:val="17"/>
+              </w:rPr>
+              <w:t>V6的4个父类与12个子类各自出现率</w:t>
             </w:r>
           </w:p>
         </w:tc>
@@ -10784,13 +10707,13 @@
             </w:pPr>
             <w:r>
               <w:rPr>
-                <w:rFonts w:ascii="Songti SC" w:hAnsi="Songti SC" w:eastAsia="Songti SC"/>
-                <w:sz w:val="17"/>
-              </w:rPr>
-            </w:r>
-            <w:r>
-              <w:rPr>
-                <w:rFonts w:ascii="Songti SC" w:hAnsi="Songti SC" w:eastAsia="Songti SC"/>
+                <w:rFonts w:ascii="Arial Unicode MS" w:hAnsi="Arial Unicode MS" w:eastAsia="Arial Unicode MS"/>
+                <w:sz w:val="17"/>
+              </w:rPr>
+            </w:r>
+            <w:r>
+              <w:rPr>
+                <w:rFonts w:ascii="Arial Unicode MS" w:hAnsi="Arial Unicode MS" w:eastAsia="Arial Unicode MS"/>
                 <w:b w:val="0"/>
                 <w:i w:val="0"/>
                 <w:sz w:val="17"/>
@@ -10799,7 +10722,7 @@
             </w:r>
             <w:r>
               <w:rPr>
-                <w:rFonts w:ascii="Songti SC" w:hAnsi="Songti SC" w:eastAsia="Songti SC"/>
+                <w:rFonts w:ascii="Arial Unicode MS" w:hAnsi="Arial Unicode MS" w:eastAsia="Arial Unicode MS"/>
                 <w:b w:val="0"/>
                 <w:i w:val="0"/>
                 <w:sz w:val="17"/>
@@ -10808,7 +10731,7 @@
             </w:r>
             <w:r>
               <w:rPr>
-                <w:rFonts w:ascii="Songti SC" w:hAnsi="Songti SC" w:eastAsia="Songti SC"/>
+                <w:rFonts w:ascii="Arial Unicode MS" w:hAnsi="Arial Unicode MS" w:eastAsia="Arial Unicode MS"/>
                 <w:b w:val="0"/>
                 <w:i w:val="0"/>
                 <w:sz w:val="17"/>
@@ -10834,13 +10757,13 @@
             </w:pPr>
             <w:r>
               <w:rPr>
-                <w:rFonts w:ascii="Songti SC" w:hAnsi="Songti SC" w:eastAsia="Songti SC"/>
-                <w:sz w:val="17"/>
-              </w:rPr>
-            </w:r>
-            <w:r>
-              <w:rPr>
-                <w:rFonts w:ascii="Songti SC" w:hAnsi="Songti SC" w:eastAsia="Songti SC"/>
+                <w:rFonts w:ascii="Arial Unicode MS" w:hAnsi="Arial Unicode MS" w:eastAsia="Arial Unicode MS"/>
+                <w:sz w:val="17"/>
+              </w:rPr>
+            </w:r>
+            <w:r>
+              <w:rPr>
+                <w:rFonts w:ascii="Arial Unicode MS" w:hAnsi="Arial Unicode MS" w:eastAsia="Arial Unicode MS"/>
                 <w:b w:val="0"/>
                 <w:i w:val="0"/>
                 <w:sz w:val="17"/>
@@ -10861,13 +10784,13 @@
             </w:pPr>
             <w:r>
               <w:rPr>
-                <w:rFonts w:ascii="Songti SC" w:hAnsi="Songti SC" w:eastAsia="Songti SC"/>
-                <w:sz w:val="17"/>
-              </w:rPr>
-            </w:r>
-            <w:r>
-              <w:rPr>
-                <w:rFonts w:ascii="Songti SC" w:hAnsi="Songti SC" w:eastAsia="Songti SC"/>
+                <w:rFonts w:ascii="Arial Unicode MS" w:hAnsi="Arial Unicode MS" w:eastAsia="Arial Unicode MS"/>
+                <w:sz w:val="17"/>
+              </w:rPr>
+            </w:r>
+            <w:r>
+              <w:rPr>
+                <w:rFonts w:ascii="Arial Unicode MS" w:hAnsi="Arial Unicode MS" w:eastAsia="Arial Unicode MS"/>
                 <w:b w:val="0"/>
                 <w:i w:val="0"/>
                 <w:sz w:val="17"/>
@@ -10888,18 +10811,18 @@
             </w:pPr>
             <w:r>
               <w:rPr>
-                <w:rFonts w:ascii="Songti SC" w:hAnsi="Songti SC" w:eastAsia="Songti SC"/>
-                <w:sz w:val="17"/>
-              </w:rPr>
-            </w:r>
-            <w:r>
-              <w:rPr>
-                <w:rFonts w:ascii="Songti SC" w:hAnsi="Songti SC" w:eastAsia="Songti SC"/>
-                <w:b w:val="0"/>
-                <w:i w:val="0"/>
-                <w:sz w:val="17"/>
-              </w:rPr>
-              <w:t>V1-CS-INT互动实现方式轮廓</w:t>
+                <w:rFonts w:ascii="Arial Unicode MS" w:hAnsi="Arial Unicode MS" w:eastAsia="Arial Unicode MS"/>
+                <w:sz w:val="17"/>
+              </w:rPr>
+            </w:r>
+            <w:r>
+              <w:rPr>
+                <w:rFonts w:ascii="Arial Unicode MS" w:hAnsi="Arial Unicode MS" w:eastAsia="Arial Unicode MS"/>
+                <w:b w:val="0"/>
+                <w:i w:val="0"/>
+                <w:sz w:val="17"/>
+              </w:rPr>
+              <w:t>V3-CS-INT互动实现方式轮廓</w:t>
             </w:r>
           </w:p>
         </w:tc>
@@ -10920,13 +10843,13 @@
             </w:pPr>
             <w:r>
               <w:rPr>
-                <w:rFonts w:ascii="Songti SC" w:hAnsi="Songti SC" w:eastAsia="Songti SC"/>
-                <w:sz w:val="17"/>
-              </w:rPr>
-            </w:r>
-            <w:r>
-              <w:rPr>
-                <w:rFonts w:ascii="Songti SC" w:hAnsi="Songti SC" w:eastAsia="Songti SC"/>
+                <w:rFonts w:ascii="Arial Unicode MS" w:hAnsi="Arial Unicode MS" w:eastAsia="Arial Unicode MS"/>
+                <w:sz w:val="17"/>
+              </w:rPr>
+            </w:r>
+            <w:r>
+              <w:rPr>
+                <w:rFonts w:ascii="Arial Unicode MS" w:hAnsi="Arial Unicode MS" w:eastAsia="Arial Unicode MS"/>
                 <w:b w:val="0"/>
                 <w:i w:val="0"/>
                 <w:sz w:val="17"/>
@@ -10947,13 +10870,13 @@
             </w:pPr>
             <w:r>
               <w:rPr>
-                <w:rFonts w:ascii="Songti SC" w:hAnsi="Songti SC" w:eastAsia="Songti SC"/>
-                <w:sz w:val="17"/>
-              </w:rPr>
-            </w:r>
-            <w:r>
-              <w:rPr>
-                <w:rFonts w:ascii="Songti SC" w:hAnsi="Songti SC" w:eastAsia="Songti SC"/>
+                <w:rFonts w:ascii="Arial Unicode MS" w:hAnsi="Arial Unicode MS" w:eastAsia="Arial Unicode MS"/>
+                <w:sz w:val="17"/>
+              </w:rPr>
+            </w:r>
+            <w:r>
+              <w:rPr>
+                <w:rFonts w:ascii="Arial Unicode MS" w:hAnsi="Arial Unicode MS" w:eastAsia="Arial Unicode MS"/>
                 <w:b w:val="0"/>
                 <w:i w:val="0"/>
                 <w:sz w:val="17"/>
@@ -10974,13 +10897,13 @@
             </w:pPr>
             <w:r>
               <w:rPr>
-                <w:rFonts w:ascii="Songti SC" w:hAnsi="Songti SC" w:eastAsia="Songti SC"/>
-                <w:sz w:val="17"/>
-              </w:rPr>
-            </w:r>
-            <w:r>
-              <w:rPr>
-                <w:rFonts w:ascii="Songti SC" w:hAnsi="Songti SC" w:eastAsia="Songti SC"/>
+                <w:rFonts w:ascii="Arial Unicode MS" w:hAnsi="Arial Unicode MS" w:eastAsia="Arial Unicode MS"/>
+                <w:sz w:val="17"/>
+              </w:rPr>
+            </w:r>
+            <w:r>
+              <w:rPr>
+                <w:rFonts w:ascii="Arial Unicode MS" w:hAnsi="Arial Unicode MS" w:eastAsia="Arial Unicode MS"/>
                 <w:b w:val="0"/>
                 <w:i w:val="0"/>
                 <w:sz w:val="17"/>
@@ -11006,13 +10929,13 @@
             </w:pPr>
             <w:r>
               <w:rPr>
-                <w:rFonts w:ascii="Songti SC" w:hAnsi="Songti SC" w:eastAsia="Songti SC"/>
-                <w:sz w:val="17"/>
-              </w:rPr>
-            </w:r>
-            <w:r>
-              <w:rPr>
-                <w:rFonts w:ascii="Songti SC" w:hAnsi="Songti SC" w:eastAsia="Songti SC"/>
+                <w:rFonts w:ascii="Arial Unicode MS" w:hAnsi="Arial Unicode MS" w:eastAsia="Arial Unicode MS"/>
+                <w:sz w:val="17"/>
+              </w:rPr>
+            </w:r>
+            <w:r>
+              <w:rPr>
+                <w:rFonts w:ascii="Arial Unicode MS" w:hAnsi="Arial Unicode MS" w:eastAsia="Arial Unicode MS"/>
                 <w:b w:val="0"/>
                 <w:i w:val="0"/>
                 <w:sz w:val="17"/>
@@ -11033,13 +10956,13 @@
             </w:pPr>
             <w:r>
               <w:rPr>
-                <w:rFonts w:ascii="Songti SC" w:hAnsi="Songti SC" w:eastAsia="Songti SC"/>
-                <w:sz w:val="17"/>
-              </w:rPr>
-            </w:r>
-            <w:r>
-              <w:rPr>
-                <w:rFonts w:ascii="Songti SC" w:hAnsi="Songti SC" w:eastAsia="Songti SC"/>
+                <w:rFonts w:ascii="Arial Unicode MS" w:hAnsi="Arial Unicode MS" w:eastAsia="Arial Unicode MS"/>
+                <w:sz w:val="17"/>
+              </w:rPr>
+            </w:r>
+            <w:r>
+              <w:rPr>
+                <w:rFonts w:ascii="Arial Unicode MS" w:hAnsi="Arial Unicode MS" w:eastAsia="Arial Unicode MS"/>
                 <w:b w:val="0"/>
                 <w:i w:val="0"/>
                 <w:sz w:val="17"/>
@@ -11060,13 +10983,13 @@
             </w:pPr>
             <w:r>
               <w:rPr>
-                <w:rFonts w:ascii="Songti SC" w:hAnsi="Songti SC" w:eastAsia="Songti SC"/>
-                <w:sz w:val="17"/>
-              </w:rPr>
-            </w:r>
-            <w:r>
-              <w:rPr>
-                <w:rFonts w:ascii="Songti SC" w:hAnsi="Songti SC" w:eastAsia="Songti SC"/>
+                <w:rFonts w:ascii="Arial Unicode MS" w:hAnsi="Arial Unicode MS" w:eastAsia="Arial Unicode MS"/>
+                <w:sz w:val="17"/>
+              </w:rPr>
+            </w:r>
+            <w:r>
+              <w:rPr>
+                <w:rFonts w:ascii="Arial Unicode MS" w:hAnsi="Arial Unicode MS" w:eastAsia="Arial Unicode MS"/>
                 <w:b w:val="0"/>
                 <w:i w:val="0"/>
                 <w:sz w:val="17"/>
@@ -11092,13 +11015,13 @@
             </w:pPr>
             <w:r>
               <w:rPr>
-                <w:rFonts w:ascii="Songti SC" w:hAnsi="Songti SC" w:eastAsia="Songti SC"/>
-                <w:sz w:val="17"/>
-              </w:rPr>
-            </w:r>
-            <w:r>
-              <w:rPr>
-                <w:rFonts w:ascii="Songti SC" w:hAnsi="Songti SC" w:eastAsia="Songti SC"/>
+                <w:rFonts w:ascii="Arial Unicode MS" w:hAnsi="Arial Unicode MS" w:eastAsia="Arial Unicode MS"/>
+                <w:sz w:val="17"/>
+              </w:rPr>
+            </w:r>
+            <w:r>
+              <w:rPr>
+                <w:rFonts w:ascii="Arial Unicode MS" w:hAnsi="Arial Unicode MS" w:eastAsia="Arial Unicode MS"/>
                 <w:b w:val="0"/>
                 <w:i w:val="0"/>
                 <w:sz w:val="17"/>
@@ -11119,13 +11042,13 @@
             </w:pPr>
             <w:r>
               <w:rPr>
-                <w:rFonts w:ascii="Songti SC" w:hAnsi="Songti SC" w:eastAsia="Songti SC"/>
-                <w:sz w:val="17"/>
-              </w:rPr>
-            </w:r>
-            <w:r>
-              <w:rPr>
-                <w:rFonts w:ascii="Songti SC" w:hAnsi="Songti SC" w:eastAsia="Songti SC"/>
+                <w:rFonts w:ascii="Arial Unicode MS" w:hAnsi="Arial Unicode MS" w:eastAsia="Arial Unicode MS"/>
+                <w:sz w:val="17"/>
+              </w:rPr>
+            </w:r>
+            <w:r>
+              <w:rPr>
+                <w:rFonts w:ascii="Arial Unicode MS" w:hAnsi="Arial Unicode MS" w:eastAsia="Arial Unicode MS"/>
                 <w:b w:val="0"/>
                 <w:i w:val="0"/>
                 <w:sz w:val="17"/>
@@ -11146,13 +11069,13 @@
             </w:pPr>
             <w:r>
               <w:rPr>
-                <w:rFonts w:ascii="Songti SC" w:hAnsi="Songti SC" w:eastAsia="Songti SC"/>
-                <w:sz w:val="17"/>
-              </w:rPr>
-            </w:r>
-            <w:r>
-              <w:rPr>
-                <w:rFonts w:ascii="Songti SC" w:hAnsi="Songti SC" w:eastAsia="Songti SC"/>
+                <w:rFonts w:ascii="Arial Unicode MS" w:hAnsi="Arial Unicode MS" w:eastAsia="Arial Unicode MS"/>
+                <w:sz w:val="17"/>
+              </w:rPr>
+            </w:r>
+            <w:r>
+              <w:rPr>
+                <w:rFonts w:ascii="Arial Unicode MS" w:hAnsi="Arial Unicode MS" w:eastAsia="Arial Unicode MS"/>
                 <w:b w:val="0"/>
                 <w:i w:val="0"/>
                 <w:sz w:val="17"/>
@@ -11178,13 +11101,13 @@
             </w:pPr>
             <w:r>
               <w:rPr>
-                <w:rFonts w:ascii="Songti SC" w:hAnsi="Songti SC" w:eastAsia="Songti SC"/>
-                <w:sz w:val="17"/>
-              </w:rPr>
-            </w:r>
-            <w:r>
-              <w:rPr>
-                <w:rFonts w:ascii="Songti SC" w:hAnsi="Songti SC" w:eastAsia="Songti SC"/>
+                <w:rFonts w:ascii="Arial Unicode MS" w:hAnsi="Arial Unicode MS" w:eastAsia="Arial Unicode MS"/>
+                <w:sz w:val="17"/>
+              </w:rPr>
+            </w:r>
+            <w:r>
+              <w:rPr>
+                <w:rFonts w:ascii="Arial Unicode MS" w:hAnsi="Arial Unicode MS" w:eastAsia="Arial Unicode MS"/>
                 <w:b w:val="0"/>
                 <w:i w:val="0"/>
                 <w:sz w:val="17"/>
@@ -11205,13 +11128,13 @@
             </w:pPr>
             <w:r>
               <w:rPr>
-                <w:rFonts w:ascii="Songti SC" w:hAnsi="Songti SC" w:eastAsia="Songti SC"/>
-                <w:sz w:val="17"/>
-              </w:rPr>
-            </w:r>
-            <w:r>
-              <w:rPr>
-                <w:rFonts w:ascii="Songti SC" w:hAnsi="Songti SC" w:eastAsia="Songti SC"/>
+                <w:rFonts w:ascii="Arial Unicode MS" w:hAnsi="Arial Unicode MS" w:eastAsia="Arial Unicode MS"/>
+                <w:sz w:val="17"/>
+              </w:rPr>
+            </w:r>
+            <w:r>
+              <w:rPr>
+                <w:rFonts w:ascii="Arial Unicode MS" w:hAnsi="Arial Unicode MS" w:eastAsia="Arial Unicode MS"/>
                 <w:b w:val="0"/>
                 <w:i w:val="0"/>
                 <w:sz w:val="17"/>
@@ -11232,13 +11155,13 @@
             </w:pPr>
             <w:r>
               <w:rPr>
-                <w:rFonts w:ascii="Songti SC" w:hAnsi="Songti SC" w:eastAsia="Songti SC"/>
-                <w:sz w:val="17"/>
-              </w:rPr>
-            </w:r>
-            <w:r>
-              <w:rPr>
-                <w:rFonts w:ascii="Songti SC" w:hAnsi="Songti SC" w:eastAsia="Songti SC"/>
+                <w:rFonts w:ascii="Arial Unicode MS" w:hAnsi="Arial Unicode MS" w:eastAsia="Arial Unicode MS"/>
+                <w:sz w:val="17"/>
+              </w:rPr>
+            </w:r>
+            <w:r>
+              <w:rPr>
+                <w:rFonts w:ascii="Arial Unicode MS" w:hAnsi="Arial Unicode MS" w:eastAsia="Arial Unicode MS"/>
                 <w:b w:val="0"/>
                 <w:i w:val="0"/>
                 <w:sz w:val="17"/>
@@ -11349,14 +11272,14 @@
             </w:pPr>
             <w:r>
               <w:rPr>
-                <w:rFonts w:ascii="Songti SC" w:hAnsi="Songti SC" w:eastAsia="Songti SC"/>
+                <w:rFonts w:ascii="Arial Unicode MS" w:hAnsi="Arial Unicode MS" w:eastAsia="Arial Unicode MS"/>
                 <w:b/>
                 <w:sz w:val="17"/>
               </w:rPr>
             </w:r>
             <w:r>
               <w:rPr>
-                <w:rFonts w:ascii="Songti SC" w:hAnsi="Songti SC" w:eastAsia="Songti SC"/>
+                <w:rFonts w:ascii="Arial Unicode MS" w:hAnsi="Arial Unicode MS" w:eastAsia="Arial Unicode MS"/>
                 <w:b/>
                 <w:i w:val="0"/>
                 <w:sz w:val="17"/>
@@ -11378,14 +11301,14 @@
             </w:pPr>
             <w:r>
               <w:rPr>
-                <w:rFonts w:ascii="Songti SC" w:hAnsi="Songti SC" w:eastAsia="Songti SC"/>
+                <w:rFonts w:ascii="Arial Unicode MS" w:hAnsi="Arial Unicode MS" w:eastAsia="Arial Unicode MS"/>
                 <w:b/>
                 <w:sz w:val="17"/>
               </w:rPr>
             </w:r>
             <w:r>
               <w:rPr>
-                <w:rFonts w:ascii="Songti SC" w:hAnsi="Songti SC" w:eastAsia="Songti SC"/>
+                <w:rFonts w:ascii="Arial Unicode MS" w:hAnsi="Arial Unicode MS" w:eastAsia="Arial Unicode MS"/>
                 <w:b/>
                 <w:i w:val="0"/>
                 <w:sz w:val="17"/>
@@ -11407,14 +11330,14 @@
             </w:pPr>
             <w:r>
               <w:rPr>
-                <w:rFonts w:ascii="Songti SC" w:hAnsi="Songti SC" w:eastAsia="Songti SC"/>
+                <w:rFonts w:ascii="Arial Unicode MS" w:hAnsi="Arial Unicode MS" w:eastAsia="Arial Unicode MS"/>
                 <w:b/>
                 <w:sz w:val="17"/>
               </w:rPr>
             </w:r>
             <w:r>
               <w:rPr>
-                <w:rFonts w:ascii="Songti SC" w:hAnsi="Songti SC" w:eastAsia="Songti SC"/>
+                <w:rFonts w:ascii="Arial Unicode MS" w:hAnsi="Arial Unicode MS" w:eastAsia="Arial Unicode MS"/>
                 <w:b/>
                 <w:i w:val="0"/>
                 <w:sz w:val="17"/>
@@ -11440,13 +11363,13 @@
             </w:pPr>
             <w:r>
               <w:rPr>
-                <w:rFonts w:ascii="Songti SC" w:hAnsi="Songti SC" w:eastAsia="Songti SC"/>
-                <w:sz w:val="17"/>
-              </w:rPr>
-            </w:r>
-            <w:r>
-              <w:rPr>
-                <w:rFonts w:ascii="Songti SC" w:hAnsi="Songti SC" w:eastAsia="Songti SC"/>
+                <w:rFonts w:ascii="Arial Unicode MS" w:hAnsi="Arial Unicode MS" w:eastAsia="Arial Unicode MS"/>
+                <w:sz w:val="17"/>
+              </w:rPr>
+            </w:r>
+            <w:r>
+              <w:rPr>
+                <w:rFonts w:ascii="Arial Unicode MS" w:hAnsi="Arial Unicode MS" w:eastAsia="Arial Unicode MS"/>
                 <w:b w:val="0"/>
                 <w:i w:val="0"/>
                 <w:sz w:val="17"/>
@@ -11467,13 +11390,13 @@
             </w:pPr>
             <w:r>
               <w:rPr>
-                <w:rFonts w:ascii="Songti SC" w:hAnsi="Songti SC" w:eastAsia="Songti SC"/>
-                <w:sz w:val="17"/>
-              </w:rPr>
-            </w:r>
-            <w:r>
-              <w:rPr>
-                <w:rFonts w:ascii="Songti SC" w:hAnsi="Songti SC" w:eastAsia="Songti SC"/>
+                <w:rFonts w:ascii="Arial Unicode MS" w:hAnsi="Arial Unicode MS" w:eastAsia="Arial Unicode MS"/>
+                <w:sz w:val="17"/>
+              </w:rPr>
+            </w:r>
+            <w:r>
+              <w:rPr>
+                <w:rFonts w:ascii="Arial Unicode MS" w:hAnsi="Arial Unicode MS" w:eastAsia="Arial Unicode MS"/>
                 <w:b w:val="0"/>
                 <w:i w:val="0"/>
                 <w:sz w:val="17"/>
@@ -11494,13 +11417,13 @@
             </w:pPr>
             <w:r>
               <w:rPr>
-                <w:rFonts w:ascii="Songti SC" w:hAnsi="Songti SC" w:eastAsia="Songti SC"/>
-                <w:sz w:val="17"/>
-              </w:rPr>
-            </w:r>
-            <w:r>
-              <w:rPr>
-                <w:rFonts w:ascii="Songti SC" w:hAnsi="Songti SC" w:eastAsia="Songti SC"/>
+                <w:rFonts w:ascii="Arial Unicode MS" w:hAnsi="Arial Unicode MS" w:eastAsia="Arial Unicode MS"/>
+                <w:sz w:val="17"/>
+              </w:rPr>
+            </w:r>
+            <w:r>
+              <w:rPr>
+                <w:rFonts w:ascii="Arial Unicode MS" w:hAnsi="Arial Unicode MS" w:eastAsia="Arial Unicode MS"/>
                 <w:b w:val="0"/>
                 <w:i w:val="0"/>
                 <w:sz w:val="17"/>
@@ -11526,13 +11449,13 @@
             </w:pPr>
             <w:r>
               <w:rPr>
-                <w:rFonts w:ascii="Songti SC" w:hAnsi="Songti SC" w:eastAsia="Songti SC"/>
-                <w:sz w:val="17"/>
-              </w:rPr>
-            </w:r>
-            <w:r>
-              <w:rPr>
-                <w:rFonts w:ascii="Songti SC" w:hAnsi="Songti SC" w:eastAsia="Songti SC"/>
+                <w:rFonts w:ascii="Arial Unicode MS" w:hAnsi="Arial Unicode MS" w:eastAsia="Arial Unicode MS"/>
+                <w:sz w:val="17"/>
+              </w:rPr>
+            </w:r>
+            <w:r>
+              <w:rPr>
+                <w:rFonts w:ascii="Arial Unicode MS" w:hAnsi="Arial Unicode MS" w:eastAsia="Arial Unicode MS"/>
                 <w:b w:val="0"/>
                 <w:i w:val="0"/>
                 <w:sz w:val="17"/>
@@ -11553,13 +11476,13 @@
             </w:pPr>
             <w:r>
               <w:rPr>
-                <w:rFonts w:ascii="Songti SC" w:hAnsi="Songti SC" w:eastAsia="Songti SC"/>
-                <w:sz w:val="17"/>
-              </w:rPr>
-            </w:r>
-            <w:r>
-              <w:rPr>
-                <w:rFonts w:ascii="Songti SC" w:hAnsi="Songti SC" w:eastAsia="Songti SC"/>
+                <w:rFonts w:ascii="Arial Unicode MS" w:hAnsi="Arial Unicode MS" w:eastAsia="Arial Unicode MS"/>
+                <w:sz w:val="17"/>
+              </w:rPr>
+            </w:r>
+            <w:r>
+              <w:rPr>
+                <w:rFonts w:ascii="Arial Unicode MS" w:hAnsi="Arial Unicode MS" w:eastAsia="Arial Unicode MS"/>
                 <w:b w:val="0"/>
                 <w:i w:val="0"/>
                 <w:sz w:val="17"/>
@@ -11580,13 +11503,13 @@
             </w:pPr>
             <w:r>
               <w:rPr>
-                <w:rFonts w:ascii="Songti SC" w:hAnsi="Songti SC" w:eastAsia="Songti SC"/>
-                <w:sz w:val="17"/>
-              </w:rPr>
-            </w:r>
-            <w:r>
-              <w:rPr>
-                <w:rFonts w:ascii="Songti SC" w:hAnsi="Songti SC" w:eastAsia="Songti SC"/>
+                <w:rFonts w:ascii="Arial Unicode MS" w:hAnsi="Arial Unicode MS" w:eastAsia="Arial Unicode MS"/>
+                <w:sz w:val="17"/>
+              </w:rPr>
+            </w:r>
+            <w:r>
+              <w:rPr>
+                <w:rFonts w:ascii="Arial Unicode MS" w:hAnsi="Arial Unicode MS" w:eastAsia="Arial Unicode MS"/>
                 <w:b w:val="0"/>
                 <w:i w:val="0"/>
                 <w:sz w:val="17"/>
@@ -11612,13 +11535,13 @@
             </w:pPr>
             <w:r>
               <w:rPr>
-                <w:rFonts w:ascii="Songti SC" w:hAnsi="Songti SC" w:eastAsia="Songti SC"/>
-                <w:sz w:val="17"/>
-              </w:rPr>
-            </w:r>
-            <w:r>
-              <w:rPr>
-                <w:rFonts w:ascii="Songti SC" w:hAnsi="Songti SC" w:eastAsia="Songti SC"/>
+                <w:rFonts w:ascii="Arial Unicode MS" w:hAnsi="Arial Unicode MS" w:eastAsia="Arial Unicode MS"/>
+                <w:sz w:val="17"/>
+              </w:rPr>
+            </w:r>
+            <w:r>
+              <w:rPr>
+                <w:rFonts w:ascii="Arial Unicode MS" w:hAnsi="Arial Unicode MS" w:eastAsia="Arial Unicode MS"/>
                 <w:b w:val="0"/>
                 <w:i w:val="0"/>
                 <w:sz w:val="17"/>
@@ -11639,18 +11562,18 @@
             </w:pPr>
             <w:r>
               <w:rPr>
-                <w:rFonts w:ascii="Songti SC" w:hAnsi="Songti SC" w:eastAsia="Songti SC"/>
-                <w:sz w:val="17"/>
-              </w:rPr>
-            </w:r>
-            <w:r>
-              <w:rPr>
-                <w:rFonts w:ascii="Songti SC" w:hAnsi="Songti SC" w:eastAsia="Songti SC"/>
-                <w:b w:val="0"/>
-                <w:i w:val="0"/>
-                <w:sz w:val="17"/>
-              </w:rPr>
-              <w:t>V11频次取最大值</w:t>
+                <w:rFonts w:ascii="Arial Unicode MS" w:hAnsi="Arial Unicode MS" w:eastAsia="Arial Unicode MS"/>
+                <w:sz w:val="17"/>
+              </w:rPr>
+            </w:r>
+            <w:r>
+              <w:rPr>
+                <w:rFonts w:ascii="Arial Unicode MS" w:hAnsi="Arial Unicode MS" w:eastAsia="Arial Unicode MS"/>
+                <w:b w:val="0"/>
+                <w:i w:val="0"/>
+                <w:sz w:val="17"/>
+              </w:rPr>
+              <w:t>V7频次取最大值</w:t>
             </w:r>
           </w:p>
         </w:tc>
@@ -11666,13 +11589,13 @@
             </w:pPr>
             <w:r>
               <w:rPr>
-                <w:rFonts w:ascii="Songti SC" w:hAnsi="Songti SC" w:eastAsia="Songti SC"/>
-                <w:sz w:val="17"/>
-              </w:rPr>
-            </w:r>
-            <w:r>
-              <w:rPr>
-                <w:rFonts w:ascii="Songti SC" w:hAnsi="Songti SC" w:eastAsia="Songti SC"/>
+                <w:rFonts w:ascii="Arial Unicode MS" w:hAnsi="Arial Unicode MS" w:eastAsia="Arial Unicode MS"/>
+                <w:sz w:val="17"/>
+              </w:rPr>
+            </w:r>
+            <w:r>
+              <w:rPr>
+                <w:rFonts w:ascii="Arial Unicode MS" w:hAnsi="Arial Unicode MS" w:eastAsia="Arial Unicode MS"/>
                 <w:b w:val="0"/>
                 <w:i w:val="0"/>
                 <w:sz w:val="17"/>
@@ -11698,13 +11621,13 @@
             </w:pPr>
             <w:r>
               <w:rPr>
-                <w:rFonts w:ascii="Songti SC" w:hAnsi="Songti SC" w:eastAsia="Songti SC"/>
-                <w:sz w:val="17"/>
-              </w:rPr>
-            </w:r>
-            <w:r>
-              <w:rPr>
-                <w:rFonts w:ascii="Songti SC" w:hAnsi="Songti SC" w:eastAsia="Songti SC"/>
+                <w:rFonts w:ascii="Arial Unicode MS" w:hAnsi="Arial Unicode MS" w:eastAsia="Arial Unicode MS"/>
+                <w:sz w:val="17"/>
+              </w:rPr>
+            </w:r>
+            <w:r>
+              <w:rPr>
+                <w:rFonts w:ascii="Arial Unicode MS" w:hAnsi="Arial Unicode MS" w:eastAsia="Arial Unicode MS"/>
                 <w:b w:val="0"/>
                 <w:i w:val="0"/>
                 <w:sz w:val="17"/>
@@ -11725,13 +11648,13 @@
             </w:pPr>
             <w:r>
               <w:rPr>
-                <w:rFonts w:ascii="Songti SC" w:hAnsi="Songti SC" w:eastAsia="Songti SC"/>
-                <w:sz w:val="17"/>
-              </w:rPr>
-            </w:r>
-            <w:r>
-              <w:rPr>
-                <w:rFonts w:ascii="Songti SC" w:hAnsi="Songti SC" w:eastAsia="Songti SC"/>
+                <w:rFonts w:ascii="Arial Unicode MS" w:hAnsi="Arial Unicode MS" w:eastAsia="Arial Unicode MS"/>
+                <w:sz w:val="17"/>
+              </w:rPr>
+            </w:r>
+            <w:r>
+              <w:rPr>
+                <w:rFonts w:ascii="Arial Unicode MS" w:hAnsi="Arial Unicode MS" w:eastAsia="Arial Unicode MS"/>
                 <w:b w:val="0"/>
                 <w:i w:val="0"/>
                 <w:sz w:val="17"/>
@@ -11752,13 +11675,13 @@
             </w:pPr>
             <w:r>
               <w:rPr>
-                <w:rFonts w:ascii="Songti SC" w:hAnsi="Songti SC" w:eastAsia="Songti SC"/>
-                <w:sz w:val="17"/>
-              </w:rPr>
-            </w:r>
-            <w:r>
-              <w:rPr>
-                <w:rFonts w:ascii="Songti SC" w:hAnsi="Songti SC" w:eastAsia="Songti SC"/>
+                <w:rFonts w:ascii="Arial Unicode MS" w:hAnsi="Arial Unicode MS" w:eastAsia="Arial Unicode MS"/>
+                <w:sz w:val="17"/>
+              </w:rPr>
+            </w:r>
+            <w:r>
+              <w:rPr>
+                <w:rFonts w:ascii="Arial Unicode MS" w:hAnsi="Arial Unicode MS" w:eastAsia="Arial Unicode MS"/>
                 <w:b w:val="0"/>
                 <w:i w:val="0"/>
                 <w:sz w:val="17"/>
@@ -11784,13 +11707,13 @@
             </w:pPr>
             <w:r>
               <w:rPr>
-                <w:rFonts w:ascii="Songti SC" w:hAnsi="Songti SC" w:eastAsia="Songti SC"/>
-                <w:sz w:val="17"/>
-              </w:rPr>
-            </w:r>
-            <w:r>
-              <w:rPr>
-                <w:rFonts w:ascii="Songti SC" w:hAnsi="Songti SC" w:eastAsia="Songti SC"/>
+                <w:rFonts w:ascii="Arial Unicode MS" w:hAnsi="Arial Unicode MS" w:eastAsia="Arial Unicode MS"/>
+                <w:sz w:val="17"/>
+              </w:rPr>
+            </w:r>
+            <w:r>
+              <w:rPr>
+                <w:rFonts w:ascii="Arial Unicode MS" w:hAnsi="Arial Unicode MS" w:eastAsia="Arial Unicode MS"/>
                 <w:b w:val="0"/>
                 <w:i w:val="0"/>
                 <w:sz w:val="17"/>
@@ -11811,13 +11734,13 @@
             </w:pPr>
             <w:r>
               <w:rPr>
-                <w:rFonts w:ascii="Songti SC" w:hAnsi="Songti SC" w:eastAsia="Songti SC"/>
-                <w:sz w:val="17"/>
-              </w:rPr>
-            </w:r>
-            <w:r>
-              <w:rPr>
-                <w:rFonts w:ascii="Songti SC" w:hAnsi="Songti SC" w:eastAsia="Songti SC"/>
+                <w:rFonts w:ascii="Arial Unicode MS" w:hAnsi="Arial Unicode MS" w:eastAsia="Arial Unicode MS"/>
+                <w:sz w:val="17"/>
+              </w:rPr>
+            </w:r>
+            <w:r>
+              <w:rPr>
+                <w:rFonts w:ascii="Arial Unicode MS" w:hAnsi="Arial Unicode MS" w:eastAsia="Arial Unicode MS"/>
                 <w:b w:val="0"/>
                 <w:i w:val="0"/>
                 <w:sz w:val="17"/>
@@ -11838,13 +11761,13 @@
             </w:pPr>
             <w:r>
               <w:rPr>
-                <w:rFonts w:ascii="Songti SC" w:hAnsi="Songti SC" w:eastAsia="Songti SC"/>
-                <w:sz w:val="17"/>
-              </w:rPr>
-            </w:r>
-            <w:r>
-              <w:rPr>
-                <w:rFonts w:ascii="Songti SC" w:hAnsi="Songti SC" w:eastAsia="Songti SC"/>
+                <w:rFonts w:ascii="Arial Unicode MS" w:hAnsi="Arial Unicode MS" w:eastAsia="Arial Unicode MS"/>
+                <w:sz w:val="17"/>
+              </w:rPr>
+            </w:r>
+            <w:r>
+              <w:rPr>
+                <w:rFonts w:ascii="Arial Unicode MS" w:hAnsi="Arial Unicode MS" w:eastAsia="Arial Unicode MS"/>
                 <w:b w:val="0"/>
                 <w:i w:val="0"/>
                 <w:sz w:val="17"/>
@@ -11870,13 +11793,13 @@
             </w:pPr>
             <w:r>
               <w:rPr>
-                <w:rFonts w:ascii="Songti SC" w:hAnsi="Songti SC" w:eastAsia="Songti SC"/>
-                <w:sz w:val="17"/>
-              </w:rPr>
-            </w:r>
-            <w:r>
-              <w:rPr>
-                <w:rFonts w:ascii="Songti SC" w:hAnsi="Songti SC" w:eastAsia="Songti SC"/>
+                <w:rFonts w:ascii="Arial Unicode MS" w:hAnsi="Arial Unicode MS" w:eastAsia="Arial Unicode MS"/>
+                <w:sz w:val="17"/>
+              </w:rPr>
+            </w:r>
+            <w:r>
+              <w:rPr>
+                <w:rFonts w:ascii="Arial Unicode MS" w:hAnsi="Arial Unicode MS" w:eastAsia="Arial Unicode MS"/>
                 <w:b w:val="0"/>
                 <w:i w:val="0"/>
                 <w:sz w:val="17"/>
@@ -11897,13 +11820,13 @@
             </w:pPr>
             <w:r>
               <w:rPr>
-                <w:rFonts w:ascii="Songti SC" w:hAnsi="Songti SC" w:eastAsia="Songti SC"/>
-                <w:sz w:val="17"/>
-              </w:rPr>
-            </w:r>
-            <w:r>
-              <w:rPr>
-                <w:rFonts w:ascii="Songti SC" w:hAnsi="Songti SC" w:eastAsia="Songti SC"/>
+                <w:rFonts w:ascii="Arial Unicode MS" w:hAnsi="Arial Unicode MS" w:eastAsia="Arial Unicode MS"/>
+                <w:sz w:val="17"/>
+              </w:rPr>
+            </w:r>
+            <w:r>
+              <w:rPr>
+                <w:rFonts w:ascii="Arial Unicode MS" w:hAnsi="Arial Unicode MS" w:eastAsia="Arial Unicode MS"/>
                 <w:b w:val="0"/>
                 <w:i w:val="0"/>
                 <w:sz w:val="17"/>
@@ -11924,13 +11847,13 @@
             </w:pPr>
             <w:r>
               <w:rPr>
-                <w:rFonts w:ascii="Songti SC" w:hAnsi="Songti SC" w:eastAsia="Songti SC"/>
-                <w:sz w:val="17"/>
-              </w:rPr>
-            </w:r>
-            <w:r>
-              <w:rPr>
-                <w:rFonts w:ascii="Songti SC" w:hAnsi="Songti SC" w:eastAsia="Songti SC"/>
+                <w:rFonts w:ascii="Arial Unicode MS" w:hAnsi="Arial Unicode MS" w:eastAsia="Arial Unicode MS"/>
+                <w:sz w:val="17"/>
+              </w:rPr>
+            </w:r>
+            <w:r>
+              <w:rPr>
+                <w:rFonts w:ascii="Arial Unicode MS" w:hAnsi="Arial Unicode MS" w:eastAsia="Arial Unicode MS"/>
                 <w:b w:val="0"/>
                 <w:i w:val="0"/>
                 <w:sz w:val="17"/>
@@ -11979,7 +11902,21 @@
           <w:b w:val="0"/>
           <w:i w:val="0"/>
         </w:rPr>
-        <w:t>SRM采用双层结构：SRM_L1（4×2，策略→资源大类）和SRM_L2（4×9，策略→资源亚类）。V1四种策略均为0/1字段，行内不同资源比例之和不要求等于1。</w:t>
+        <w:t>SRM采用双层结构：SRM_L1（4×2，策略→资源大类）和SRM_L2（4×9，策略→资源亚类）。V3四种策略均为0/1字段，行内不同资源比例之和不要求等于1。</w:t>
+      </w:r>
+    </w:p>
+    <w:p>
+      <w:pPr>
+        <w:spacing w:before="120" w:after="160"/>
+        <w:ind w:firstLine="0"/>
+        <w:jc w:val="center"/>
+      </w:pPr>
+      <w:r>
+        <w:rPr>
+          <w:rFonts w:ascii="Arial Unicode MS" w:hAnsi="Arial Unicode MS" w:eastAsia="Arial Unicode MS"/>
+          <w:sz w:val="22"/>
+        </w:rPr>
+        <w:t>SRM[CS-X][RS-Y] = COUNT(片段中 CS-X=1 且 RS-Y=1) / COUNT(片段中 CS-X=1)</w:t>
       </w:r>
     </w:p>
     <w:p>
@@ -11989,37 +11926,65 @@
           <w:b w:val="0"/>
           <w:i w:val="0"/>
         </w:rPr>
-        <w:t>$$SRM[CS\text{-}X][RS\text{-}Y] = \frac{COUNT(片段中有\ CS\text{-}X\ 且\ RS\text{-}Y=1)}{COUNT(片段中有\ CS\text{-}X)}$$</w:t>
+        <w:t>SRM衡量条件比例P(RS-Y=1|CS-X)，即给定片段出现策略X时同时调用资源Y的比例。箭头表示条件化方向，不表示因果传导。</w:t>
       </w:r>
     </w:p>
     <w:p>
       <w:pPr/>
       <w:r>
         <w:rPr>
-          <w:b w:val="0"/>
-          <w:i w:val="0"/>
-        </w:rPr>
-        <w:t>SRM衡量条件比例P(RS-Y=1|CS-X)，即给定片段出现策略X时同时调用资源Y的比例。箭头表示条件化方向，不表示因果传导。</w:t>
+          <w:b/>
+          <w:i w:val="0"/>
+        </w:rPr>
+        <w:t>SAM（资源→语言功能共现矩阵）：</w:t>
       </w:r>
     </w:p>
     <w:p>
       <w:pPr/>
       <w:r>
         <w:rPr>
-          <w:b/>
-          <w:i w:val="0"/>
-        </w:rPr>
-        <w:t>SAM（资源→语言功能共现矩阵）：</w:t>
+          <w:b w:val="0"/>
+          <w:i w:val="0"/>
+        </w:rPr>
+        <w:t>SAM同样采用双层结构：SAM_L1（2×3，资源大类→语言功能）和SAM_L2（9×3，资源亚类→语言功能）。V5三种语言功能可共现，行内比例之和不要求等于1。</w:t>
+      </w:r>
+    </w:p>
+    <w:p>
+      <w:pPr>
+        <w:spacing w:before="120" w:after="160"/>
+        <w:ind w:firstLine="0"/>
+        <w:jc w:val="center"/>
+      </w:pPr>
+      <w:r>
+        <w:rPr>
+          <w:rFonts w:ascii="Arial Unicode MS" w:hAnsi="Arial Unicode MS" w:eastAsia="Arial Unicode MS"/>
+          <w:sz w:val="22"/>
+        </w:rPr>
+        <w:t>SAM[RS-Y][AT-Z] = COUNT(片段中 RS-Y=1 且 AT-Z=1) / COUNT(片段中 RS-Y=1)</w:t>
       </w:r>
     </w:p>
     <w:p>
       <w:pPr/>
       <w:r>
         <w:rPr>
-          <w:b w:val="0"/>
-          <w:i w:val="0"/>
-        </w:rPr>
-        <w:t>SAM同样采用双层结构：SAM_L1（2×3，资源大类→语言功能）和SAM_L2（9×3，资源亚类→语言功能）。V3三种语言功能可共现，行内比例之和不要求等于1。</w:t>
+          <w:b/>
+          <w:i w:val="0"/>
+        </w:rPr>
+        <w:t>COD（共现密度）：</w:t>
+      </w:r>
+    </w:p>
+    <w:p>
+      <w:pPr>
+        <w:spacing w:before="120" w:after="160"/>
+        <w:ind w:firstLine="0"/>
+        <w:jc w:val="center"/>
+      </w:pPr>
+      <w:r>
+        <w:rPr>
+          <w:rFonts w:ascii="Arial Unicode MS" w:hAnsi="Arial Unicode MS" w:eastAsia="Arial Unicode MS"/>
+          <w:sz w:val="22"/>
+        </w:rPr>
+        <w:t>COD_A,B = Σᵢ₌₁ⁿ(Aᵢ × Bᵢ) / segment_count</w:t>
       </w:r>
     </w:p>
     <w:p>
@@ -12029,7 +11994,7 @@
           <w:b w:val="0"/>
           <w:i w:val="0"/>
         </w:rPr>
-        <w:t>$$SAM[RS\text{-}Y][AT\text{-}Z] = \frac{COUNT(片段中有\ RS\text{-}Y=1\ 且\ AT\text{-}Z)}{COUNT(片段中有\ RS\text{-}Y=1)}$$</w:t>
+        <w:t>COD仅衡量两个维度在同一片段中共现的联合概率。它不能证明信息与评价的融合具有更强说服力；本文没有受众实验或行为结果，ELM只能作为后续研究的解释视角。</w:t>
       </w:r>
     </w:p>
     <w:p>
@@ -12039,47 +12004,21 @@
           <w:b/>
           <w:i w:val="0"/>
         </w:rPr>
-        <w:t>COD（共现密度）：</w:t>
+        <w:t>IFD（融合深度）：</w:t>
       </w:r>
     </w:p>
     <w:p>
-      <w:pPr/>
-      <w:r>
-        <w:rPr>
-          <w:b w:val="0"/>
-          <w:i w:val="0"/>
-        </w:rPr>
-        <w:t>$$COD_{A,B} = \frac{\sum_{i=1}^{n}(A_i \times B_i)}{segment\_count}$$</w:t>
-      </w:r>
-    </w:p>
-    <w:p>
-      <w:pPr/>
-      <w:r>
-        <w:rPr>
-          <w:b w:val="0"/>
-          <w:i w:val="0"/>
-        </w:rPr>
-        <w:t>COD仅衡量两个维度在同一片段中共现的联合概率。它不能证明信息与评价的融合具有更强说服力；本文没有受众实验或行为结果，ELM只能作为后续研究的解释视角。</w:t>
-      </w:r>
-    </w:p>
-    <w:p>
-      <w:pPr/>
-      <w:r>
-        <w:rPr>
-          <w:b/>
-          <w:i w:val="0"/>
-        </w:rPr>
-        <w:t>IFD（融合深度）：</w:t>
-      </w:r>
-    </w:p>
-    <w:p>
-      <w:pPr/>
-      <w:r>
-        <w:rPr>
-          <w:b w:val="0"/>
-          <w:i w:val="0"/>
-        </w:rPr>
-        <w:t>$$IFD = \frac{\sum rs\_depth}{segment\_count}$$</w:t>
+      <w:pPr>
+        <w:spacing w:before="120" w:after="160"/>
+        <w:ind w:firstLine="0"/>
+        <w:jc w:val="center"/>
+      </w:pPr>
+      <w:r>
+        <w:rPr>
+          <w:rFonts w:ascii="Arial Unicode MS" w:hAnsi="Arial Unicode MS" w:eastAsia="Arial Unicode MS"/>
+          <w:sz w:val="22"/>
+        </w:rPr>
+        <w:t>IFD = Σ rs_depth / segment_count</w:t>
       </w:r>
     </w:p>
     <w:p>
@@ -12133,14 +12072,14 @@
             </w:pPr>
             <w:r>
               <w:rPr>
-                <w:rFonts w:ascii="Songti SC" w:hAnsi="Songti SC" w:eastAsia="Songti SC"/>
+                <w:rFonts w:ascii="Arial Unicode MS" w:hAnsi="Arial Unicode MS" w:eastAsia="Arial Unicode MS"/>
                 <w:b/>
                 <w:sz w:val="17"/>
               </w:rPr>
             </w:r>
             <w:r>
               <w:rPr>
-                <w:rFonts w:ascii="Songti SC" w:hAnsi="Songti SC" w:eastAsia="Songti SC"/>
+                <w:rFonts w:ascii="Arial Unicode MS" w:hAnsi="Arial Unicode MS" w:eastAsia="Arial Unicode MS"/>
                 <w:b/>
                 <w:i w:val="0"/>
                 <w:sz w:val="17"/>
@@ -12162,14 +12101,14 @@
             </w:pPr>
             <w:r>
               <w:rPr>
-                <w:rFonts w:ascii="Songti SC" w:hAnsi="Songti SC" w:eastAsia="Songti SC"/>
+                <w:rFonts w:ascii="Arial Unicode MS" w:hAnsi="Arial Unicode MS" w:eastAsia="Arial Unicode MS"/>
                 <w:b/>
                 <w:sz w:val="17"/>
               </w:rPr>
             </w:r>
             <w:r>
               <w:rPr>
-                <w:rFonts w:ascii="Songti SC" w:hAnsi="Songti SC" w:eastAsia="Songti SC"/>
+                <w:rFonts w:ascii="Arial Unicode MS" w:hAnsi="Arial Unicode MS" w:eastAsia="Arial Unicode MS"/>
                 <w:b/>
                 <w:i w:val="0"/>
                 <w:sz w:val="17"/>
@@ -12191,14 +12130,14 @@
             </w:pPr>
             <w:r>
               <w:rPr>
-                <w:rFonts w:ascii="Songti SC" w:hAnsi="Songti SC" w:eastAsia="Songti SC"/>
+                <w:rFonts w:ascii="Arial Unicode MS" w:hAnsi="Arial Unicode MS" w:eastAsia="Arial Unicode MS"/>
                 <w:b/>
                 <w:sz w:val="17"/>
               </w:rPr>
             </w:r>
             <w:r>
               <w:rPr>
-                <w:rFonts w:ascii="Songti SC" w:hAnsi="Songti SC" w:eastAsia="Songti SC"/>
+                <w:rFonts w:ascii="Arial Unicode MS" w:hAnsi="Arial Unicode MS" w:eastAsia="Arial Unicode MS"/>
                 <w:b/>
                 <w:i w:val="0"/>
                 <w:sz w:val="17"/>
@@ -12224,13 +12163,13 @@
             </w:pPr>
             <w:r>
               <w:rPr>
-                <w:rFonts w:ascii="Songti SC" w:hAnsi="Songti SC" w:eastAsia="Songti SC"/>
-                <w:sz w:val="17"/>
-              </w:rPr>
-            </w:r>
-            <w:r>
-              <w:rPr>
-                <w:rFonts w:ascii="Songti SC" w:hAnsi="Songti SC" w:eastAsia="Songti SC"/>
+                <w:rFonts w:ascii="Arial Unicode MS" w:hAnsi="Arial Unicode MS" w:eastAsia="Arial Unicode MS"/>
+                <w:sz w:val="17"/>
+              </w:rPr>
+            </w:r>
+            <w:r>
+              <w:rPr>
+                <w:rFonts w:ascii="Arial Unicode MS" w:hAnsi="Arial Unicode MS" w:eastAsia="Arial Unicode MS"/>
                 <w:b w:val="0"/>
                 <w:i w:val="0"/>
                 <w:sz w:val="17"/>
@@ -12251,13 +12190,13 @@
             </w:pPr>
             <w:r>
               <w:rPr>
-                <w:rFonts w:ascii="Songti SC" w:hAnsi="Songti SC" w:eastAsia="Songti SC"/>
-                <w:sz w:val="17"/>
-              </w:rPr>
-            </w:r>
-            <w:r>
-              <w:rPr>
-                <w:rFonts w:ascii="Songti SC" w:hAnsi="Songti SC" w:eastAsia="Songti SC"/>
+                <w:rFonts w:ascii="Arial Unicode MS" w:hAnsi="Arial Unicode MS" w:eastAsia="Arial Unicode MS"/>
+                <w:sz w:val="17"/>
+              </w:rPr>
+            </w:r>
+            <w:r>
+              <w:rPr>
+                <w:rFonts w:ascii="Arial Unicode MS" w:hAnsi="Arial Unicode MS" w:eastAsia="Arial Unicode MS"/>
                 <w:b w:val="0"/>
                 <w:i w:val="0"/>
                 <w:sz w:val="17"/>
@@ -12278,13 +12217,13 @@
             </w:pPr>
             <w:r>
               <w:rPr>
-                <w:rFonts w:ascii="Songti SC" w:hAnsi="Songti SC" w:eastAsia="Songti SC"/>
-                <w:sz w:val="17"/>
-              </w:rPr>
-            </w:r>
-            <w:r>
-              <w:rPr>
-                <w:rFonts w:ascii="Songti SC" w:hAnsi="Songti SC" w:eastAsia="Songti SC"/>
+                <w:rFonts w:ascii="Arial Unicode MS" w:hAnsi="Arial Unicode MS" w:eastAsia="Arial Unicode MS"/>
+                <w:sz w:val="17"/>
+              </w:rPr>
+            </w:r>
+            <w:r>
+              <w:rPr>
+                <w:rFonts w:ascii="Arial Unicode MS" w:hAnsi="Arial Unicode MS" w:eastAsia="Arial Unicode MS"/>
                 <w:b w:val="0"/>
                 <w:i w:val="0"/>
                 <w:sz w:val="17"/>
@@ -12335,7 +12274,7 @@
           <w:b w:val="0"/>
           <w:i w:val="0"/>
         </w:rPr>
-        <w:t>现有方法文献并不存在“单一样本最多只能编码4—5个标签”的通行上限；代码数量应由研究问题和资料决定，但代码过多、低频标签和边界模糊会增加认知负荷并降低一致性（O'Connor &amp; Joffe, 2020）。因此，本研究按V1、V2、V3和V4分模块与颜色呈现判断，每个标签紧邻自身置信度列；所有实质性阳性判断使用统一文本证据跨度；跨字段逻辑只作复核，不自动覆盖记录。集合型标注可补充使用MASI距离刻画部分一致（Passonneau, 2006）。</w:t>
+        <w:t>现有方法文献并不存在“单一样本最多只能编码4—5个标签”的通行上限；代码数量应由研究问题和资料决定，但代码过多、低频标签和边界模糊会增加认知负荷并降低一致性（O'Connor &amp; Joffe, 2020）。因此，本研究按V3、V4、V5和V6分模块与颜色呈现判断，每个标签紧邻自身置信度列；所有实质性阳性判断使用统一文本证据跨度；跨字段逻辑只作复核，不自动覆盖记录。集合型标注可补充使用MASI距离刻画部分一致（Passonneau, 2006）。</w:t>
       </w:r>
     </w:p>
     <w:p>
@@ -12643,7 +12582,7 @@
           <w:b w:val="0"/>
           <w:i w:val="0"/>
         </w:rPr>
-        <w:t>初始文本模型采用中文预训练Transformer的多任务输出：V1的5个父类与22个子项；V2的2个Layer 1父类、10个Layer 2资源亚类及4个Layer 3事件子类（</w:t>
+        <w:t>初始文本模型采用中文预训练Transformer的多任务输出：V3的5个父类与22个子项；V4的2个Layer 1父类、10个Layer 2资源亚类及4个Layer 3事件子类（</w:t>
       </w:r>
       <w:r>
         <w:rPr>
@@ -12675,7 +12614,7 @@
           <w:b w:val="0"/>
           <w:i w:val="0"/>
         </w:rPr>
-        <w:t>派生，不设独立输出）；V3语言功能/评价亚类/方向/双向强度，以及V4适用性/父类/子类/其他项均保留对应输出。可共现字段使用Sigmoid，条件类别和强度使用与冻结值域匹配的分类或序数头；结构性</w:t>
+        <w:t>派生，不设独立输出）；V5语言功能/评价亚类/方向/双向强度，以及V6适用性/父类/子类/其他项均保留对应输出。可共现字段使用Sigmoid，条件类别和强度使用与冻结值域匹配的分类或序数头；结构性</w:t>
       </w:r>
       <w:r>
         <w:rPr>
@@ -12773,14 +12712,14 @@
             </w:pPr>
             <w:r>
               <w:rPr>
-                <w:rFonts w:ascii="Songti SC" w:hAnsi="Songti SC" w:eastAsia="Songti SC"/>
+                <w:rFonts w:ascii="Arial Unicode MS" w:hAnsi="Arial Unicode MS" w:eastAsia="Arial Unicode MS"/>
                 <w:b/>
                 <w:sz w:val="17"/>
               </w:rPr>
             </w:r>
             <w:r>
               <w:rPr>
-                <w:rFonts w:ascii="Songti SC" w:hAnsi="Songti SC" w:eastAsia="Songti SC"/>
+                <w:rFonts w:ascii="Arial Unicode MS" w:hAnsi="Arial Unicode MS" w:eastAsia="Arial Unicode MS"/>
                 <w:b/>
                 <w:i w:val="0"/>
                 <w:sz w:val="17"/>
@@ -12802,14 +12741,14 @@
             </w:pPr>
             <w:r>
               <w:rPr>
-                <w:rFonts w:ascii="Songti SC" w:hAnsi="Songti SC" w:eastAsia="Songti SC"/>
+                <w:rFonts w:ascii="Arial Unicode MS" w:hAnsi="Arial Unicode MS" w:eastAsia="Arial Unicode MS"/>
                 <w:b/>
                 <w:sz w:val="17"/>
               </w:rPr>
             </w:r>
             <w:r>
               <w:rPr>
-                <w:rFonts w:ascii="Songti SC" w:hAnsi="Songti SC" w:eastAsia="Songti SC"/>
+                <w:rFonts w:ascii="Arial Unicode MS" w:hAnsi="Arial Unicode MS" w:eastAsia="Arial Unicode MS"/>
                 <w:b/>
                 <w:i w:val="0"/>
                 <w:sz w:val="17"/>
@@ -12831,14 +12770,14 @@
             </w:pPr>
             <w:r>
               <w:rPr>
-                <w:rFonts w:ascii="Songti SC" w:hAnsi="Songti SC" w:eastAsia="Songti SC"/>
+                <w:rFonts w:ascii="Arial Unicode MS" w:hAnsi="Arial Unicode MS" w:eastAsia="Arial Unicode MS"/>
                 <w:b/>
                 <w:sz w:val="17"/>
               </w:rPr>
             </w:r>
             <w:r>
               <w:rPr>
-                <w:rFonts w:ascii="Songti SC" w:hAnsi="Songti SC" w:eastAsia="Songti SC"/>
+                <w:rFonts w:ascii="Arial Unicode MS" w:hAnsi="Arial Unicode MS" w:eastAsia="Arial Unicode MS"/>
                 <w:b/>
                 <w:i w:val="0"/>
                 <w:sz w:val="17"/>
@@ -12864,13 +12803,13 @@
             </w:pPr>
             <w:r>
               <w:rPr>
-                <w:rFonts w:ascii="Songti SC" w:hAnsi="Songti SC" w:eastAsia="Songti SC"/>
-                <w:sz w:val="17"/>
-              </w:rPr>
-            </w:r>
-            <w:r>
-              <w:rPr>
-                <w:rFonts w:ascii="Songti SC" w:hAnsi="Songti SC" w:eastAsia="Songti SC"/>
+                <w:rFonts w:ascii="Arial Unicode MS" w:hAnsi="Arial Unicode MS" w:eastAsia="Arial Unicode MS"/>
+                <w:sz w:val="17"/>
+              </w:rPr>
+            </w:r>
+            <w:r>
+              <w:rPr>
+                <w:rFonts w:ascii="Arial Unicode MS" w:hAnsi="Arial Unicode MS" w:eastAsia="Arial Unicode MS"/>
                 <w:b w:val="0"/>
                 <w:i w:val="0"/>
                 <w:sz w:val="17"/>
@@ -12891,13 +12830,13 @@
             </w:pPr>
             <w:r>
               <w:rPr>
-                <w:rFonts w:ascii="Songti SC" w:hAnsi="Songti SC" w:eastAsia="Songti SC"/>
-                <w:sz w:val="17"/>
-              </w:rPr>
-            </w:r>
-            <w:r>
-              <w:rPr>
-                <w:rFonts w:ascii="Songti SC" w:hAnsi="Songti SC" w:eastAsia="Songti SC"/>
+                <w:rFonts w:ascii="Arial Unicode MS" w:hAnsi="Arial Unicode MS" w:eastAsia="Arial Unicode MS"/>
+                <w:sz w:val="17"/>
+              </w:rPr>
+            </w:r>
+            <w:r>
+              <w:rPr>
+                <w:rFonts w:ascii="Arial Unicode MS" w:hAnsi="Arial Unicode MS" w:eastAsia="Arial Unicode MS"/>
                 <w:b w:val="0"/>
                 <w:i w:val="0"/>
                 <w:sz w:val="17"/>
@@ -12918,22 +12857,22 @@
             </w:pPr>
             <w:r>
               <w:rPr>
-                <w:rFonts w:ascii="Songti SC" w:hAnsi="Songti SC" w:eastAsia="Songti SC"/>
-                <w:sz w:val="17"/>
-              </w:rPr>
-            </w:r>
-            <w:r>
-              <w:rPr>
-                <w:rFonts w:ascii="Songti SC" w:hAnsi="Songti SC" w:eastAsia="Songti SC"/>
-                <w:b w:val="0"/>
-                <w:i w:val="0"/>
-                <w:sz w:val="17"/>
-              </w:rPr>
-              <w:t>对V1/V2/V3/V4每个二值原子标签分别计算；目标</w:t>
-            </w:r>
-            <w:r>
-              <w:rPr>
-                <w:rFonts w:ascii="Songti SC" w:hAnsi="Songti SC" w:eastAsia="Songti SC"/>
+                <w:rFonts w:ascii="Arial Unicode MS" w:hAnsi="Arial Unicode MS" w:eastAsia="Arial Unicode MS"/>
+                <w:sz w:val="17"/>
+              </w:rPr>
+            </w:r>
+            <w:r>
+              <w:rPr>
+                <w:rFonts w:ascii="Arial Unicode MS" w:hAnsi="Arial Unicode MS" w:eastAsia="Arial Unicode MS"/>
+                <w:b w:val="0"/>
+                <w:i w:val="0"/>
+                <w:sz w:val="17"/>
+              </w:rPr>
+              <w:t>对V3/V4/V5/V6每个二值原子标签分别计算；目标</w:t>
+            </w:r>
+            <w:r>
+              <w:rPr>
+                <w:rFonts w:ascii="Arial Unicode MS" w:hAnsi="Arial Unicode MS" w:eastAsia="Arial Unicode MS"/>
                 <w:b w:val="0"/>
                 <w:i w:val="0"/>
                 <w:sz w:val="17"/>
@@ -12942,7 +12881,7 @@
             </w:r>
             <w:r>
               <w:rPr>
-                <w:rFonts w:ascii="Songti SC" w:hAnsi="Songti SC" w:eastAsia="Songti SC"/>
+                <w:rFonts w:ascii="Arial Unicode MS" w:hAnsi="Arial Unicode MS" w:eastAsia="Arial Unicode MS"/>
                 <w:b w:val="0"/>
                 <w:i w:val="0"/>
                 <w:sz w:val="17"/>
@@ -12951,7 +12890,7 @@
             </w:r>
             <w:r>
               <w:rPr>
-                <w:rFonts w:ascii="Songti SC" w:hAnsi="Songti SC" w:eastAsia="Songti SC"/>
+                <w:rFonts w:ascii="Arial Unicode MS" w:hAnsi="Arial Unicode MS" w:eastAsia="Arial Unicode MS"/>
                 <w:b w:val="0"/>
                 <w:i w:val="0"/>
                 <w:sz w:val="17"/>
@@ -12960,7 +12899,7 @@
             </w:r>
             <w:r>
               <w:rPr>
-                <w:rFonts w:ascii="Songti SC" w:hAnsi="Songti SC" w:eastAsia="Songti SC"/>
+                <w:rFonts w:ascii="Arial Unicode MS" w:hAnsi="Arial Unicode MS" w:eastAsia="Arial Unicode MS"/>
                 <w:b w:val="0"/>
                 <w:i w:val="0"/>
                 <w:sz w:val="17"/>
@@ -12986,13 +12925,13 @@
             </w:pPr>
             <w:r>
               <w:rPr>
-                <w:rFonts w:ascii="Songti SC" w:hAnsi="Songti SC" w:eastAsia="Songti SC"/>
-                <w:sz w:val="17"/>
-              </w:rPr>
-            </w:r>
-            <w:r>
-              <w:rPr>
-                <w:rFonts w:ascii="Songti SC" w:hAnsi="Songti SC" w:eastAsia="Songti SC"/>
+                <w:rFonts w:ascii="Arial Unicode MS" w:hAnsi="Arial Unicode MS" w:eastAsia="Arial Unicode MS"/>
+                <w:sz w:val="17"/>
+              </w:rPr>
+            </w:r>
+            <w:r>
+              <w:rPr>
+                <w:rFonts w:ascii="Arial Unicode MS" w:hAnsi="Arial Unicode MS" w:eastAsia="Arial Unicode MS"/>
                 <w:b w:val="0"/>
                 <w:i w:val="0"/>
                 <w:sz w:val="17"/>
@@ -13013,13 +12952,13 @@
             </w:pPr>
             <w:r>
               <w:rPr>
-                <w:rFonts w:ascii="Songti SC" w:hAnsi="Songti SC" w:eastAsia="Songti SC"/>
-                <w:sz w:val="17"/>
-              </w:rPr>
-            </w:r>
-            <w:r>
-              <w:rPr>
-                <w:rFonts w:ascii="Songti SC" w:hAnsi="Songti SC" w:eastAsia="Songti SC"/>
+                <w:rFonts w:ascii="Arial Unicode MS" w:hAnsi="Arial Unicode MS" w:eastAsia="Arial Unicode MS"/>
+                <w:sz w:val="17"/>
+              </w:rPr>
+            </w:r>
+            <w:r>
+              <w:rPr>
+                <w:rFonts w:ascii="Arial Unicode MS" w:hAnsi="Arial Unicode MS" w:eastAsia="Arial Unicode MS"/>
                 <w:b w:val="0"/>
                 <w:i w:val="0"/>
                 <w:sz w:val="17"/>
@@ -13040,13 +12979,13 @@
             </w:pPr>
             <w:r>
               <w:rPr>
-                <w:rFonts w:ascii="Songti SC" w:hAnsi="Songti SC" w:eastAsia="Songti SC"/>
-                <w:sz w:val="17"/>
-              </w:rPr>
-            </w:r>
-            <w:r>
-              <w:rPr>
-                <w:rFonts w:ascii="Songti SC" w:hAnsi="Songti SC" w:eastAsia="Songti SC"/>
+                <w:rFonts w:ascii="Arial Unicode MS" w:hAnsi="Arial Unicode MS" w:eastAsia="Arial Unicode MS"/>
+                <w:sz w:val="17"/>
+              </w:rPr>
+            </w:r>
+            <w:r>
+              <w:rPr>
+                <w:rFonts w:ascii="Arial Unicode MS" w:hAnsi="Arial Unicode MS" w:eastAsia="Arial Unicode MS"/>
                 <w:b w:val="0"/>
                 <w:i w:val="0"/>
                 <w:sz w:val="17"/>
@@ -13055,7 +12994,7 @@
             </w:r>
             <w:r>
               <w:rPr>
-                <w:rFonts w:ascii="Songti SC" w:hAnsi="Songti SC" w:eastAsia="Songti SC"/>
+                <w:rFonts w:ascii="Arial Unicode MS" w:hAnsi="Arial Unicode MS" w:eastAsia="Arial Unicode MS"/>
                 <w:b w:val="0"/>
                 <w:i w:val="0"/>
                 <w:sz w:val="17"/>
@@ -13064,7 +13003,7 @@
             </w:r>
             <w:r>
               <w:rPr>
-                <w:rFonts w:ascii="Songti SC" w:hAnsi="Songti SC" w:eastAsia="Songti SC"/>
+                <w:rFonts w:ascii="Arial Unicode MS" w:hAnsi="Arial Unicode MS" w:eastAsia="Arial Unicode MS"/>
                 <w:b w:val="0"/>
                 <w:i w:val="0"/>
                 <w:sz w:val="17"/>
@@ -13073,7 +13012,7 @@
             </w:r>
             <w:r>
               <w:rPr>
-                <w:rFonts w:ascii="Songti SC" w:hAnsi="Songti SC" w:eastAsia="Songti SC"/>
+                <w:rFonts w:ascii="Arial Unicode MS" w:hAnsi="Arial Unicode MS" w:eastAsia="Arial Unicode MS"/>
                 <w:b w:val="0"/>
                 <w:i w:val="0"/>
                 <w:sz w:val="17"/>
@@ -13099,13 +13038,13 @@
             </w:pPr>
             <w:r>
               <w:rPr>
-                <w:rFonts w:ascii="Songti SC" w:hAnsi="Songti SC" w:eastAsia="Songti SC"/>
-                <w:sz w:val="17"/>
-              </w:rPr>
-            </w:r>
-            <w:r>
-              <w:rPr>
-                <w:rFonts w:ascii="Songti SC" w:hAnsi="Songti SC" w:eastAsia="Songti SC"/>
+                <w:rFonts w:ascii="Arial Unicode MS" w:hAnsi="Arial Unicode MS" w:eastAsia="Arial Unicode MS"/>
+                <w:sz w:val="17"/>
+              </w:rPr>
+            </w:r>
+            <w:r>
+              <w:rPr>
+                <w:rFonts w:ascii="Arial Unicode MS" w:hAnsi="Arial Unicode MS" w:eastAsia="Arial Unicode MS"/>
                 <w:b w:val="0"/>
                 <w:i w:val="0"/>
                 <w:sz w:val="17"/>
@@ -13126,13 +13065,13 @@
             </w:pPr>
             <w:r>
               <w:rPr>
-                <w:rFonts w:ascii="Songti SC" w:hAnsi="Songti SC" w:eastAsia="Songti SC"/>
-                <w:sz w:val="17"/>
-              </w:rPr>
-            </w:r>
-            <w:r>
-              <w:rPr>
-                <w:rFonts w:ascii="Songti SC" w:hAnsi="Songti SC" w:eastAsia="Songti SC"/>
+                <w:rFonts w:ascii="Arial Unicode MS" w:hAnsi="Arial Unicode MS" w:eastAsia="Arial Unicode MS"/>
+                <w:sz w:val="17"/>
+              </w:rPr>
+            </w:r>
+            <w:r>
+              <w:rPr>
+                <w:rFonts w:ascii="Arial Unicode MS" w:hAnsi="Arial Unicode MS" w:eastAsia="Arial Unicode MS"/>
                 <w:b w:val="0"/>
                 <w:i w:val="0"/>
                 <w:sz w:val="17"/>
@@ -13153,13 +13092,13 @@
             </w:pPr>
             <w:r>
               <w:rPr>
-                <w:rFonts w:ascii="Songti SC" w:hAnsi="Songti SC" w:eastAsia="Songti SC"/>
-                <w:sz w:val="17"/>
-              </w:rPr>
-            </w:r>
-            <w:r>
-              <w:rPr>
-                <w:rFonts w:ascii="Songti SC" w:hAnsi="Songti SC" w:eastAsia="Songti SC"/>
+                <w:rFonts w:ascii="Arial Unicode MS" w:hAnsi="Arial Unicode MS" w:eastAsia="Arial Unicode MS"/>
+                <w:sz w:val="17"/>
+              </w:rPr>
+            </w:r>
+            <w:r>
+              <w:rPr>
+                <w:rFonts w:ascii="Arial Unicode MS" w:hAnsi="Arial Unicode MS" w:eastAsia="Arial Unicode MS"/>
                 <w:b w:val="0"/>
                 <w:i w:val="0"/>
                 <w:sz w:val="17"/>
@@ -13185,13 +13124,13 @@
             </w:pPr>
             <w:r>
               <w:rPr>
-                <w:rFonts w:ascii="Songti SC" w:hAnsi="Songti SC" w:eastAsia="Songti SC"/>
-                <w:sz w:val="17"/>
-              </w:rPr>
-            </w:r>
-            <w:r>
-              <w:rPr>
-                <w:rFonts w:ascii="Songti SC" w:hAnsi="Songti SC" w:eastAsia="Songti SC"/>
+                <w:rFonts w:ascii="Arial Unicode MS" w:hAnsi="Arial Unicode MS" w:eastAsia="Arial Unicode MS"/>
+                <w:sz w:val="17"/>
+              </w:rPr>
+            </w:r>
+            <w:r>
+              <w:rPr>
+                <w:rFonts w:ascii="Arial Unicode MS" w:hAnsi="Arial Unicode MS" w:eastAsia="Arial Unicode MS"/>
                 <w:b w:val="0"/>
                 <w:i w:val="0"/>
                 <w:sz w:val="17"/>
@@ -13212,13 +13151,13 @@
             </w:pPr>
             <w:r>
               <w:rPr>
-                <w:rFonts w:ascii="Songti SC" w:hAnsi="Songti SC" w:eastAsia="Songti SC"/>
-                <w:sz w:val="17"/>
-              </w:rPr>
-            </w:r>
-            <w:r>
-              <w:rPr>
-                <w:rFonts w:ascii="Songti SC" w:hAnsi="Songti SC" w:eastAsia="Songti SC"/>
+                <w:rFonts w:ascii="Arial Unicode MS" w:hAnsi="Arial Unicode MS" w:eastAsia="Arial Unicode MS"/>
+                <w:sz w:val="17"/>
+              </w:rPr>
+            </w:r>
+            <w:r>
+              <w:rPr>
+                <w:rFonts w:ascii="Arial Unicode MS" w:hAnsi="Arial Unicode MS" w:eastAsia="Arial Unicode MS"/>
                 <w:b w:val="0"/>
                 <w:i w:val="0"/>
                 <w:sz w:val="17"/>
@@ -13239,13 +13178,13 @@
             </w:pPr>
             <w:r>
               <w:rPr>
-                <w:rFonts w:ascii="Songti SC" w:hAnsi="Songti SC" w:eastAsia="Songti SC"/>
-                <w:sz w:val="17"/>
-              </w:rPr>
-            </w:r>
-            <w:r>
-              <w:rPr>
-                <w:rFonts w:ascii="Songti SC" w:hAnsi="Songti SC" w:eastAsia="Songti SC"/>
+                <w:rFonts w:ascii="Arial Unicode MS" w:hAnsi="Arial Unicode MS" w:eastAsia="Arial Unicode MS"/>
+                <w:sz w:val="17"/>
+              </w:rPr>
+            </w:r>
+            <w:r>
+              <w:rPr>
+                <w:rFonts w:ascii="Arial Unicode MS" w:hAnsi="Arial Unicode MS" w:eastAsia="Arial Unicode MS"/>
                 <w:b w:val="0"/>
                 <w:i w:val="0"/>
                 <w:sz w:val="17"/>
@@ -13271,13 +13210,13 @@
             </w:pPr>
             <w:r>
               <w:rPr>
-                <w:rFonts w:ascii="Songti SC" w:hAnsi="Songti SC" w:eastAsia="Songti SC"/>
-                <w:sz w:val="17"/>
-              </w:rPr>
-            </w:r>
-            <w:r>
-              <w:rPr>
-                <w:rFonts w:ascii="Songti SC" w:hAnsi="Songti SC" w:eastAsia="Songti SC"/>
+                <w:rFonts w:ascii="Arial Unicode MS" w:hAnsi="Arial Unicode MS" w:eastAsia="Arial Unicode MS"/>
+                <w:sz w:val="17"/>
+              </w:rPr>
+            </w:r>
+            <w:r>
+              <w:rPr>
+                <w:rFonts w:ascii="Arial Unicode MS" w:hAnsi="Arial Unicode MS" w:eastAsia="Arial Unicode MS"/>
                 <w:b w:val="0"/>
                 <w:i w:val="0"/>
                 <w:sz w:val="17"/>
@@ -13298,13 +13237,13 @@
             </w:pPr>
             <w:r>
               <w:rPr>
-                <w:rFonts w:ascii="Songti SC" w:hAnsi="Songti SC" w:eastAsia="Songti SC"/>
-                <w:sz w:val="17"/>
-              </w:rPr>
-            </w:r>
-            <w:r>
-              <w:rPr>
-                <w:rFonts w:ascii="Songti SC" w:hAnsi="Songti SC" w:eastAsia="Songti SC"/>
+                <w:rFonts w:ascii="Arial Unicode MS" w:hAnsi="Arial Unicode MS" w:eastAsia="Arial Unicode MS"/>
+                <w:sz w:val="17"/>
+              </w:rPr>
+            </w:r>
+            <w:r>
+              <w:rPr>
+                <w:rFonts w:ascii="Arial Unicode MS" w:hAnsi="Arial Unicode MS" w:eastAsia="Arial Unicode MS"/>
                 <w:b w:val="0"/>
                 <w:i w:val="0"/>
                 <w:sz w:val="17"/>
@@ -13325,13 +13264,13 @@
             </w:pPr>
             <w:r>
               <w:rPr>
-                <w:rFonts w:ascii="Songti SC" w:hAnsi="Songti SC" w:eastAsia="Songti SC"/>
-                <w:sz w:val="17"/>
-              </w:rPr>
-            </w:r>
-            <w:r>
-              <w:rPr>
-                <w:rFonts w:ascii="Songti SC" w:hAnsi="Songti SC" w:eastAsia="Songti SC"/>
+                <w:rFonts w:ascii="Arial Unicode MS" w:hAnsi="Arial Unicode MS" w:eastAsia="Arial Unicode MS"/>
+                <w:sz w:val="17"/>
+              </w:rPr>
+            </w:r>
+            <w:r>
+              <w:rPr>
+                <w:rFonts w:ascii="Arial Unicode MS" w:hAnsi="Arial Unicode MS" w:eastAsia="Arial Unicode MS"/>
                 <w:b w:val="0"/>
                 <w:i w:val="0"/>
                 <w:sz w:val="17"/>
@@ -13357,13 +13296,13 @@
             </w:pPr>
             <w:r>
               <w:rPr>
-                <w:rFonts w:ascii="Songti SC" w:hAnsi="Songti SC" w:eastAsia="Songti SC"/>
-                <w:sz w:val="17"/>
-              </w:rPr>
-            </w:r>
-            <w:r>
-              <w:rPr>
-                <w:rFonts w:ascii="Songti SC" w:hAnsi="Songti SC" w:eastAsia="Songti SC"/>
+                <w:rFonts w:ascii="Arial Unicode MS" w:hAnsi="Arial Unicode MS" w:eastAsia="Arial Unicode MS"/>
+                <w:sz w:val="17"/>
+              </w:rPr>
+            </w:r>
+            <w:r>
+              <w:rPr>
+                <w:rFonts w:ascii="Arial Unicode MS" w:hAnsi="Arial Unicode MS" w:eastAsia="Arial Unicode MS"/>
                 <w:b w:val="0"/>
                 <w:i w:val="0"/>
                 <w:sz w:val="17"/>
@@ -13384,13 +13323,13 @@
             </w:pPr>
             <w:r>
               <w:rPr>
-                <w:rFonts w:ascii="Songti SC" w:hAnsi="Songti SC" w:eastAsia="Songti SC"/>
-                <w:sz w:val="17"/>
-              </w:rPr>
-            </w:r>
-            <w:r>
-              <w:rPr>
-                <w:rFonts w:ascii="Songti SC" w:hAnsi="Songti SC" w:eastAsia="Songti SC"/>
+                <w:rFonts w:ascii="Arial Unicode MS" w:hAnsi="Arial Unicode MS" w:eastAsia="Arial Unicode MS"/>
+                <w:sz w:val="17"/>
+              </w:rPr>
+            </w:r>
+            <w:r>
+              <w:rPr>
+                <w:rFonts w:ascii="Arial Unicode MS" w:hAnsi="Arial Unicode MS" w:eastAsia="Arial Unicode MS"/>
                 <w:b w:val="0"/>
                 <w:i w:val="0"/>
                 <w:sz w:val="17"/>
@@ -13411,13 +13350,13 @@
             </w:pPr>
             <w:r>
               <w:rPr>
-                <w:rFonts w:ascii="Songti SC" w:hAnsi="Songti SC" w:eastAsia="Songti SC"/>
-                <w:sz w:val="17"/>
-              </w:rPr>
-            </w:r>
-            <w:r>
-              <w:rPr>
-                <w:rFonts w:ascii="Songti SC" w:hAnsi="Songti SC" w:eastAsia="Songti SC"/>
+                <w:rFonts w:ascii="Arial Unicode MS" w:hAnsi="Arial Unicode MS" w:eastAsia="Arial Unicode MS"/>
+                <w:sz w:val="17"/>
+              </w:rPr>
+            </w:r>
+            <w:r>
+              <w:rPr>
+                <w:rFonts w:ascii="Arial Unicode MS" w:hAnsi="Arial Unicode MS" w:eastAsia="Arial Unicode MS"/>
                 <w:b w:val="0"/>
                 <w:i w:val="0"/>
                 <w:sz w:val="17"/>
@@ -13443,13 +13382,13 @@
             </w:pPr>
             <w:r>
               <w:rPr>
-                <w:rFonts w:ascii="Songti SC" w:hAnsi="Songti SC" w:eastAsia="Songti SC"/>
-                <w:sz w:val="17"/>
-              </w:rPr>
-            </w:r>
-            <w:r>
-              <w:rPr>
-                <w:rFonts w:ascii="Songti SC" w:hAnsi="Songti SC" w:eastAsia="Songti SC"/>
+                <w:rFonts w:ascii="Arial Unicode MS" w:hAnsi="Arial Unicode MS" w:eastAsia="Arial Unicode MS"/>
+                <w:sz w:val="17"/>
+              </w:rPr>
+            </w:r>
+            <w:r>
+              <w:rPr>
+                <w:rFonts w:ascii="Arial Unicode MS" w:hAnsi="Arial Unicode MS" w:eastAsia="Arial Unicode MS"/>
                 <w:b w:val="0"/>
                 <w:i w:val="0"/>
                 <w:sz w:val="17"/>
@@ -13470,13 +13409,13 @@
             </w:pPr>
             <w:r>
               <w:rPr>
-                <w:rFonts w:ascii="Songti SC" w:hAnsi="Songti SC" w:eastAsia="Songti SC"/>
-                <w:sz w:val="17"/>
-              </w:rPr>
-            </w:r>
-            <w:r>
-              <w:rPr>
-                <w:rFonts w:ascii="Songti SC" w:hAnsi="Songti SC" w:eastAsia="Songti SC"/>
+                <w:rFonts w:ascii="Arial Unicode MS" w:hAnsi="Arial Unicode MS" w:eastAsia="Arial Unicode MS"/>
+                <w:sz w:val="17"/>
+              </w:rPr>
+            </w:r>
+            <w:r>
+              <w:rPr>
+                <w:rFonts w:ascii="Arial Unicode MS" w:hAnsi="Arial Unicode MS" w:eastAsia="Arial Unicode MS"/>
                 <w:b w:val="0"/>
                 <w:i w:val="0"/>
                 <w:sz w:val="17"/>
@@ -13497,13 +13436,13 @@
             </w:pPr>
             <w:r>
               <w:rPr>
-                <w:rFonts w:ascii="Songti SC" w:hAnsi="Songti SC" w:eastAsia="Songti SC"/>
-                <w:sz w:val="17"/>
-              </w:rPr>
-            </w:r>
-            <w:r>
-              <w:rPr>
-                <w:rFonts w:ascii="Songti SC" w:hAnsi="Songti SC" w:eastAsia="Songti SC"/>
+                <w:rFonts w:ascii="Arial Unicode MS" w:hAnsi="Arial Unicode MS" w:eastAsia="Arial Unicode MS"/>
+                <w:sz w:val="17"/>
+              </w:rPr>
+            </w:r>
+            <w:r>
+              <w:rPr>
+                <w:rFonts w:ascii="Arial Unicode MS" w:hAnsi="Arial Unicode MS" w:eastAsia="Arial Unicode MS"/>
                 <w:b w:val="0"/>
                 <w:i w:val="0"/>
                 <w:sz w:val="17"/>
@@ -13512,7 +13451,7 @@
             </w:r>
             <w:r>
               <w:rPr>
-                <w:rFonts w:ascii="Songti SC" w:hAnsi="Songti SC" w:eastAsia="Songti SC"/>
+                <w:rFonts w:ascii="Arial Unicode MS" w:hAnsi="Arial Unicode MS" w:eastAsia="Arial Unicode MS"/>
                 <w:b w:val="0"/>
                 <w:i w:val="0"/>
                 <w:sz w:val="17"/>
@@ -13521,7 +13460,7 @@
             </w:r>
             <w:r>
               <w:rPr>
-                <w:rFonts w:ascii="Songti SC" w:hAnsi="Songti SC" w:eastAsia="Songti SC"/>
+                <w:rFonts w:ascii="Arial Unicode MS" w:hAnsi="Arial Unicode MS" w:eastAsia="Arial Unicode MS"/>
                 <w:b w:val="0"/>
                 <w:i w:val="0"/>
                 <w:sz w:val="17"/>
@@ -13566,7 +13505,7 @@
           <w:b w:val="0"/>
           <w:i w:val="0"/>
         </w:rPr>
-        <w:t>。初始类目由理论、标准、既有研究和预设研究问题形成；共同校准与独立盲试标用于登记框架遗漏、边界案例和反例并冻结规则；正式编码后以描述统计、共现和组间比较回答研究问题。校准期的语境解释和备忘只用于开发测量工具，不构成并列的质性方法；主题分析不属于本研究的正式方法，V1—V16不得称为主题。</w:t>
+        <w:t>。初始类目由理论、标准、既有研究和预设研究问题形成；共同校准与独立盲试标用于登记框架遗漏、边界案例和反例并冻结规则；正式编码后以描述统计、共现和组间比较回答研究问题。校准期的语境解释和备忘只用于开发测量工具，不构成并列的质性方法；主题分析不属于本研究的正式方法，V0—V11不得称为主题。</w:t>
       </w:r>
     </w:p>
     <w:p>
@@ -13738,7 +13677,7 @@
           <w:b w:val="0"/>
           <w:i w:val="0"/>
         </w:rPr>
-        <w:t>4.6 V1-CS-INT互动实现方式轮廓差异（ISP，H5）</w:t>
+        <w:t>4.6 V3-CS-INT互动实现方式轮廓差异（ISP，H5）</w:t>
       </w:r>
     </w:p>
     <w:p>
@@ -13903,14 +13842,15 @@
     </w:p>
     <w:p>
       <w:pPr>
-        <w:pStyle w:val="a"/>
+        <w:spacing w:after="80"/>
+        <w:ind w:left="403" w:hanging="403"/>
       </w:pPr>
       <w:r>
         <w:rPr>
           <w:b w:val="0"/>
           <w:i w:val="0"/>
         </w:rPr>
-        <w:t xml:space="preserve">Akram, S., &amp; Majeed, R. (2026). Influencer marketing in the tourism industry: A systematic review. </w:t>
+        <w:t xml:space="preserve">1. Akram, S., &amp; Majeed, R. (2026). Influencer marketing in the tourism industry: A systematic review. </w:t>
       </w:r>
       <w:r>
         <w:rPr>
@@ -13929,14 +13869,15 @@
     </w:p>
     <w:p>
       <w:pPr>
-        <w:pStyle w:val="a"/>
+        <w:spacing w:after="80"/>
+        <w:ind w:left="403" w:hanging="403"/>
       </w:pPr>
       <w:r>
         <w:rPr>
           <w:b w:val="0"/>
           <w:i w:val="0"/>
         </w:rPr>
-        <w:t xml:space="preserve">Babu, M. A., et al. (2025). The impact of influencer marketing in the tourism industry: A digital marketing perspective. </w:t>
+        <w:t xml:space="preserve">2. Babu, M. A., et al. (2025). The impact of influencer marketing in the tourism industry: A digital marketing perspective. </w:t>
       </w:r>
       <w:r>
         <w:rPr>
@@ -13955,14 +13896,15 @@
     </w:p>
     <w:p>
       <w:pPr>
-        <w:pStyle w:val="a"/>
+        <w:spacing w:after="80"/>
+        <w:ind w:left="403" w:hanging="403"/>
       </w:pPr>
       <w:r>
         <w:rPr>
           <w:b w:val="0"/>
           <w:i w:val="0"/>
         </w:rPr>
-        <w:t xml:space="preserve">Baloglu, S., &amp; McCleary, K. W. (1999). A model of destination image formation. </w:t>
+        <w:t xml:space="preserve">3. Baloglu, S., &amp; McCleary, K. W. (1999). A model of destination image formation. </w:t>
       </w:r>
       <w:r>
         <w:rPr>
@@ -13981,14 +13923,15 @@
     </w:p>
     <w:p>
       <w:pPr>
-        <w:pStyle w:val="a"/>
+        <w:spacing w:after="80"/>
+        <w:ind w:left="403" w:hanging="403"/>
       </w:pPr>
       <w:r>
         <w:rPr>
           <w:b w:val="0"/>
           <w:i w:val="0"/>
         </w:rPr>
-        <w:t xml:space="preserve">Beerli, A., &amp; Martín, J. D. (2004). Factors influencing destination image. </w:t>
+        <w:t xml:space="preserve">4. Beerli, A., &amp; Martín, J. D. (2004). Factors influencing destination image. </w:t>
       </w:r>
       <w:r>
         <w:rPr>
@@ -14007,14 +13950,15 @@
     </w:p>
     <w:p>
       <w:pPr>
-        <w:pStyle w:val="a"/>
+        <w:spacing w:after="80"/>
+        <w:ind w:left="403" w:hanging="403"/>
       </w:pPr>
       <w:r>
         <w:rPr>
           <w:b w:val="0"/>
           <w:i w:val="0"/>
         </w:rPr>
-        <w:t xml:space="preserve">Brown, D., &amp; Hayes, N. (2008). </w:t>
+        <w:t xml:space="preserve">5. Brown, D., &amp; Hayes, N. (2008). </w:t>
       </w:r>
       <w:r>
         <w:rPr>
@@ -14033,14 +13977,15 @@
     </w:p>
     <w:p>
       <w:pPr>
-        <w:pStyle w:val="a"/>
+        <w:spacing w:after="80"/>
+        <w:ind w:left="403" w:hanging="403"/>
       </w:pPr>
       <w:r>
         <w:rPr>
           <w:b w:val="0"/>
           <w:i w:val="0"/>
         </w:rPr>
-        <w:t xml:space="preserve">Cachulo Pereira, M., &amp; Bacalhau, L. M. (2026). Scroll, watch, travel: An integrative framework of short-form video influence. </w:t>
+        <w:t xml:space="preserve">6. Cachulo Pereira, M., &amp; Bacalhau, L. M. (2026). Scroll, watch, travel: An integrative framework of short-form video influence. </w:t>
       </w:r>
       <w:r>
         <w:rPr>
@@ -14059,14 +14004,15 @@
     </w:p>
     <w:p>
       <w:pPr>
-        <w:pStyle w:val="a"/>
+        <w:spacing w:after="80"/>
+        <w:ind w:left="403" w:hanging="403"/>
       </w:pPr>
       <w:r>
         <w:rPr>
           <w:b w:val="0"/>
           <w:i w:val="0"/>
         </w:rPr>
-        <w:t xml:space="preserve">Chen, J., et al. (2021). Key opinion leaders and their impact on consumer behavior in social media. </w:t>
+        <w:t xml:space="preserve">7. Chen, J., et al. (2021). Key opinion leaders and their impact on consumer behavior in social media. </w:t>
       </w:r>
       <w:r>
         <w:rPr>
@@ -14085,14 +14031,15 @@
     </w:p>
     <w:p>
       <w:pPr>
-        <w:pStyle w:val="a"/>
+        <w:spacing w:after="80"/>
+        <w:ind w:left="403" w:hanging="403"/>
       </w:pPr>
       <w:r>
         <w:rPr>
           <w:b w:val="0"/>
           <w:i w:val="0"/>
         </w:rPr>
-        <w:t xml:space="preserve">Chen, S., et al. (2024). Unveiling UGC: A knowledge graph-driven analysis of tourist destination image. </w:t>
+        <w:t xml:space="preserve">8. Chen, S., et al. (2024). Unveiling UGC: A knowledge graph-driven analysis of tourist destination image. </w:t>
       </w:r>
       <w:r>
         <w:rPr>
@@ -14111,14 +14058,15 @@
     </w:p>
     <w:p>
       <w:pPr>
-        <w:pStyle w:val="a"/>
+        <w:spacing w:after="80"/>
+        <w:ind w:left="403" w:hanging="403"/>
       </w:pPr>
       <w:r>
         <w:rPr>
           <w:b w:val="0"/>
           <w:i w:val="0"/>
         </w:rPr>
-        <w:t xml:space="preserve">Chu, C.-P. (2018). The influence of social media use and travel motivation on the perceived destination image. </w:t>
+        <w:t xml:space="preserve">9. Chu, C.-P. (2018). The influence of social media use and travel motivation on the perceived destination image. </w:t>
       </w:r>
       <w:r>
         <w:rPr>
@@ -14137,14 +14085,15 @@
     </w:p>
     <w:p>
       <w:pPr>
-        <w:pStyle w:val="a"/>
+        <w:spacing w:after="80"/>
+        <w:ind w:left="403" w:hanging="403"/>
       </w:pPr>
       <w:r>
         <w:rPr>
           <w:b w:val="0"/>
           <w:i w:val="0"/>
         </w:rPr>
-        <w:t xml:space="preserve">Citra, K., et al. (2025). The role of influencers in the digital era as an effort to promote Indonesian tourism destinations. </w:t>
+        <w:t xml:space="preserve">10. Citra, K., et al. (2025). The role of influencers in the digital era as an effort to promote Indonesian tourism destinations. </w:t>
       </w:r>
       <w:r>
         <w:rPr>
@@ -14163,14 +14112,15 @@
     </w:p>
     <w:p>
       <w:pPr>
-        <w:pStyle w:val="a"/>
+        <w:spacing w:after="80"/>
+        <w:ind w:left="403" w:hanging="403"/>
       </w:pPr>
       <w:r>
         <w:rPr>
           <w:b w:val="0"/>
           <w:i w:val="0"/>
         </w:rPr>
-        <w:t xml:space="preserve">Crompton, J. L. (1979). An assessment of the image of Mexico as a vacation destination. </w:t>
+        <w:t xml:space="preserve">11. Crompton, J. L. (1979). An assessment of the image of Mexico as a vacation destination. </w:t>
       </w:r>
       <w:r>
         <w:rPr>
@@ -14189,14 +14139,15 @@
     </w:p>
     <w:p>
       <w:pPr>
-        <w:pStyle w:val="a"/>
+        <w:spacing w:after="80"/>
+        <w:ind w:left="403" w:hanging="403"/>
       </w:pPr>
       <w:r>
         <w:rPr>
           <w:b w:val="0"/>
           <w:i w:val="0"/>
         </w:rPr>
-        <w:t xml:space="preserve">Echtner, C. M., &amp; Ritchie, J. R. B. (1993). The measurement of destination image. </w:t>
+        <w:t xml:space="preserve">12. Echtner, C. M., &amp; Ritchie, J. R. B. (1993). The measurement of destination image. </w:t>
       </w:r>
       <w:r>
         <w:rPr>
@@ -14215,14 +14166,15 @@
     </w:p>
     <w:p>
       <w:pPr>
-        <w:pStyle w:val="a"/>
+        <w:spacing w:after="80"/>
+        <w:ind w:left="403" w:hanging="403"/>
       </w:pPr>
       <w:r>
         <w:rPr>
           <w:b w:val="0"/>
           <w:i w:val="0"/>
         </w:rPr>
-        <w:t xml:space="preserve">Gartner, W. C. (1994). Image formation process. </w:t>
+        <w:t xml:space="preserve">13. Gartner, W. C. (1994). Image formation process. </w:t>
       </w:r>
       <w:r>
         <w:rPr>
@@ -14241,14 +14193,15 @@
     </w:p>
     <w:p>
       <w:pPr>
-        <w:pStyle w:val="a"/>
+        <w:spacing w:after="80"/>
+        <w:ind w:left="403" w:hanging="403"/>
       </w:pPr>
       <w:r>
         <w:rPr>
           <w:b w:val="0"/>
           <w:i w:val="0"/>
         </w:rPr>
-        <w:t xml:space="preserve">Howard, J., &amp; Ruder, S. (2018). Universal language model fine-tuning for text classification. </w:t>
+        <w:t xml:space="preserve">14. Howard, J., &amp; Ruder, S. (2018). Universal language model fine-tuning for text classification. </w:t>
       </w:r>
       <w:r>
         <w:rPr>
@@ -14267,14 +14220,15 @@
     </w:p>
     <w:p>
       <w:pPr>
-        <w:pStyle w:val="a"/>
+        <w:spacing w:after="80"/>
+        <w:ind w:left="403" w:hanging="403"/>
       </w:pPr>
       <w:r>
         <w:rPr>
           <w:b w:val="0"/>
           <w:i w:val="0"/>
         </w:rPr>
-        <w:t xml:space="preserve">Hwang, K., &amp; Zhang, Q. (2018). Fostering parasocial relationships with celebrities on social media. </w:t>
+        <w:t xml:space="preserve">15. Hwang, K., &amp; Zhang, Q. (2018). Fostering parasocial relationships with celebrities on social media. </w:t>
       </w:r>
       <w:r>
         <w:rPr>
@@ -14293,14 +14247,15 @@
     </w:p>
     <w:p>
       <w:pPr>
-        <w:pStyle w:val="a"/>
+        <w:spacing w:after="80"/>
+        <w:ind w:left="403" w:hanging="403"/>
       </w:pPr>
       <w:r>
         <w:rPr>
           <w:b w:val="0"/>
           <w:i w:val="0"/>
         </w:rPr>
-        <w:t xml:space="preserve">Ki, C. W., &amp; Kim, Y. K. (2020). Influencer marketing: Social media influencers as human brands. </w:t>
+        <w:t xml:space="preserve">16. Ki, C. W., &amp; Kim, Y. K. (2020). Influencer marketing: Social media influencers as human brands. </w:t>
       </w:r>
       <w:r>
         <w:rPr>
@@ -14319,14 +14274,15 @@
     </w:p>
     <w:p>
       <w:pPr>
-        <w:pStyle w:val="a"/>
+        <w:spacing w:after="80"/>
+        <w:ind w:left="403" w:hanging="403"/>
       </w:pPr>
       <w:r>
         <w:rPr>
           <w:b w:val="0"/>
           <w:i w:val="0"/>
         </w:rPr>
-        <w:t xml:space="preserve">Knoll, J., &amp; Matthes, J. (2017). The effectiveness of celebrity endorsements: A meta-analysis. </w:t>
+        <w:t xml:space="preserve">17. Knoll, J., &amp; Matthes, J. (2017). The effectiveness of celebrity endorsements: A meta-analysis. </w:t>
       </w:r>
       <w:r>
         <w:rPr>
@@ -14345,14 +14301,15 @@
     </w:p>
     <w:p>
       <w:pPr>
-        <w:pStyle w:val="a"/>
+        <w:spacing w:after="80"/>
+        <w:ind w:left="403" w:hanging="403"/>
       </w:pPr>
       <w:r>
         <w:rPr>
           <w:b w:val="0"/>
           <w:i w:val="0"/>
         </w:rPr>
-        <w:t xml:space="preserve">Krippendorff, K. (2018). </w:t>
+        <w:t xml:space="preserve">18. Krippendorff, K. (2018). </w:t>
       </w:r>
       <w:r>
         <w:rPr>
@@ -14371,14 +14328,15 @@
     </w:p>
     <w:p>
       <w:pPr>
-        <w:pStyle w:val="a"/>
+        <w:spacing w:after="80"/>
+        <w:ind w:left="403" w:hanging="403"/>
       </w:pPr>
       <w:r>
         <w:rPr>
           <w:b w:val="0"/>
           <w:i w:val="0"/>
         </w:rPr>
-        <w:t xml:space="preserve">Lou, C., &amp; Yuan, S. (2019). Influencer marketing: How message value and credibility affect consumer trust of branded content on social media. </w:t>
+        <w:t xml:space="preserve">19. Lou, C., &amp; Yuan, S. (2019). Influencer marketing: How message value and credibility affect consumer trust of branded content on social media. </w:t>
       </w:r>
       <w:r>
         <w:rPr>
@@ -14397,14 +14355,15 @@
     </w:p>
     <w:p>
       <w:pPr>
-        <w:pStyle w:val="a"/>
+        <w:spacing w:after="80"/>
+        <w:ind w:left="403" w:hanging="403"/>
       </w:pPr>
       <w:r>
         <w:rPr>
           <w:b w:val="0"/>
           <w:i w:val="0"/>
         </w:rPr>
-        <w:t xml:space="preserve">Marchiori, E., et al. (2025). The 'other' tourists: Online destination image projected by digital influencers. </w:t>
+        <w:t xml:space="preserve">20. Marchiori, E., et al. (2025). The 'other' tourists: Online destination image projected by digital influencers. </w:t>
       </w:r>
       <w:r>
         <w:rPr>
@@ -14423,14 +14382,15 @@
     </w:p>
     <w:p>
       <w:pPr>
-        <w:pStyle w:val="a"/>
+        <w:spacing w:after="80"/>
+        <w:ind w:left="403" w:hanging="403"/>
       </w:pPr>
       <w:r>
         <w:rPr>
           <w:b w:val="0"/>
           <w:i w:val="0"/>
         </w:rPr>
-        <w:t xml:space="preserve">Marine-Roig, E. (2017). Measuring destination image through travel reviews. </w:t>
+        <w:t xml:space="preserve">21. Marine-Roig, E. (2017). Measuring destination image through travel reviews. </w:t>
       </w:r>
       <w:r>
         <w:rPr>
@@ -14449,14 +14409,15 @@
     </w:p>
     <w:p>
       <w:pPr>
-        <w:pStyle w:val="a"/>
+        <w:spacing w:after="80"/>
+        <w:ind w:left="403" w:hanging="403"/>
       </w:pPr>
       <w:r>
         <w:rPr>
           <w:b w:val="0"/>
           <w:i w:val="0"/>
         </w:rPr>
-        <w:t xml:space="preserve">McCracken, G. (1989). Who is the celebrity endorser? Cultural foundations of the endorsement process. </w:t>
+        <w:t xml:space="preserve">22. McCracken, G. (1989). Who is the celebrity endorser? Cultural foundations of the endorsement process. </w:t>
       </w:r>
       <w:r>
         <w:rPr>
@@ -14475,14 +14436,15 @@
     </w:p>
     <w:p>
       <w:pPr>
-        <w:pStyle w:val="a"/>
+        <w:spacing w:after="80"/>
+        <w:ind w:left="403" w:hanging="403"/>
       </w:pPr>
       <w:r>
         <w:rPr>
           <w:b w:val="0"/>
           <w:i w:val="0"/>
         </w:rPr>
-        <w:t xml:space="preserve">Mayring, P. (2000). Qualitative content analysis. </w:t>
+        <w:t xml:space="preserve">23. Mayring, P. (2000). Qualitative content analysis. </w:t>
       </w:r>
       <w:r>
         <w:rPr>
@@ -14501,14 +14463,15 @@
     </w:p>
     <w:p>
       <w:pPr>
-        <w:pStyle w:val="a"/>
+        <w:spacing w:after="80"/>
+        <w:ind w:left="403" w:hanging="403"/>
       </w:pPr>
       <w:r>
         <w:rPr>
           <w:b w:val="0"/>
           <w:i w:val="0"/>
         </w:rPr>
-        <w:t xml:space="preserve">Neuendorf, K. A. (2017). </w:t>
+        <w:t xml:space="preserve">24. Neuendorf, K. A. (2017). </w:t>
       </w:r>
       <w:r>
         <w:rPr>
@@ -14527,14 +14490,15 @@
     </w:p>
     <w:p>
       <w:pPr>
-        <w:pStyle w:val="a"/>
+        <w:spacing w:after="80"/>
+        <w:ind w:left="403" w:hanging="403"/>
       </w:pPr>
       <w:r>
         <w:rPr>
           <w:b w:val="0"/>
           <w:i w:val="0"/>
         </w:rPr>
-        <w:t xml:space="preserve">Ohanian, R. (1990). Construction and validation of a scale to measure celebrity endorsers' perceived expertise, trustworthiness, and attractiveness. </w:t>
+        <w:t xml:space="preserve">25. Ohanian, R. (1990). Construction and validation of a scale to measure celebrity endorsers' perceived expertise, trustworthiness, and attractiveness. </w:t>
       </w:r>
       <w:r>
         <w:rPr>
@@ -14553,14 +14517,15 @@
     </w:p>
     <w:p>
       <w:pPr>
-        <w:pStyle w:val="a"/>
+        <w:spacing w:after="80"/>
+        <w:ind w:left="403" w:hanging="403"/>
       </w:pPr>
       <w:r>
         <w:rPr>
           <w:b w:val="0"/>
           <w:i w:val="0"/>
         </w:rPr>
-        <w:t xml:space="preserve">Petty, R. E., &amp; Cacioppo, J. T. (1986). The Elaboration Likelihood Model of persuasion. </w:t>
+        <w:t xml:space="preserve">26. Petty, R. E., &amp; Cacioppo, J. T. (1986). The Elaboration Likelihood Model of persuasion. </w:t>
       </w:r>
       <w:r>
         <w:rPr>
@@ -14579,14 +14544,15 @@
     </w:p>
     <w:p>
       <w:pPr>
-        <w:pStyle w:val="a"/>
+        <w:spacing w:after="80"/>
+        <w:ind w:left="403" w:hanging="403"/>
       </w:pPr>
       <w:r>
         <w:rPr>
           <w:b w:val="0"/>
           <w:i w:val="0"/>
         </w:rPr>
-        <w:t xml:space="preserve">Schouten, A. P., Janssen, L., &amp; Verspaget, M. (2019). Instagram and YouTube bloggers promote it, why should I buy? How credibility and parasocial interaction influence purchase intentions. </w:t>
+        <w:t xml:space="preserve">27. Schouten, A. P., Janssen, L., &amp; Verspaget, M. (2019). Instagram and YouTube bloggers promote it, why should I buy? How credibility and parasocial interaction influence purchase intentions. </w:t>
       </w:r>
       <w:r>
         <w:rPr>
@@ -14605,14 +14571,15 @@
     </w:p>
     <w:p>
       <w:pPr>
-        <w:pStyle w:val="a"/>
+        <w:spacing w:after="80"/>
+        <w:ind w:left="403" w:hanging="403"/>
       </w:pPr>
       <w:r>
         <w:rPr>
           <w:b w:val="0"/>
           <w:i w:val="0"/>
         </w:rPr>
-        <w:t xml:space="preserve">Sesar, V., et al. (2021). Influencer marketing in travel and tourism: Literature review. </w:t>
+        <w:t xml:space="preserve">28. Sesar, V., et al. (2021). Influencer marketing in travel and tourism: Literature review. </w:t>
       </w:r>
       <w:r>
         <w:rPr>
@@ -14631,14 +14598,15 @@
     </w:p>
     <w:p>
       <w:pPr>
-        <w:pStyle w:val="a"/>
+        <w:spacing w:after="80"/>
+        <w:ind w:left="403" w:hanging="403"/>
       </w:pPr>
       <w:r>
         <w:rPr>
           <w:b w:val="0"/>
           <w:i w:val="0"/>
         </w:rPr>
-        <w:t xml:space="preserve">Settles, B. (2012). </w:t>
+        <w:t xml:space="preserve">29. Settles, B. (2012). </w:t>
       </w:r>
       <w:r>
         <w:rPr>
@@ -14657,14 +14625,15 @@
     </w:p>
     <w:p>
       <w:pPr>
-        <w:pStyle w:val="a"/>
+        <w:spacing w:after="80"/>
+        <w:ind w:left="403" w:hanging="403"/>
       </w:pPr>
       <w:r>
         <w:rPr>
           <w:b w:val="0"/>
           <w:i w:val="0"/>
         </w:rPr>
-        <w:t xml:space="preserve">Shorten, C., &amp; Khoshgoftaar, T. M. (2019). A survey on image data augmentation for deep learning. </w:t>
+        <w:t xml:space="preserve">30. Shorten, C., &amp; Khoshgoftaar, T. M. (2019). A survey on image data augmentation for deep learning. </w:t>
       </w:r>
       <w:r>
         <w:rPr>
@@ -14683,14 +14652,15 @@
     </w:p>
     <w:p>
       <w:pPr>
-        <w:pStyle w:val="a"/>
+        <w:spacing w:after="80"/>
+        <w:ind w:left="403" w:hanging="403"/>
       </w:pPr>
       <w:r>
         <w:rPr>
           <w:b w:val="0"/>
           <w:i w:val="0"/>
         </w:rPr>
-        <w:t xml:space="preserve">Siddhant, A., &amp; Lipton, Z. C. (2018). Deep Bayesian active learning for natural language processing. </w:t>
+        <w:t xml:space="preserve">31. Siddhant, A., &amp; Lipton, Z. C. (2018). Deep Bayesian active learning for natural language processing. </w:t>
       </w:r>
       <w:r>
         <w:rPr>
@@ -14709,14 +14679,15 @@
     </w:p>
     <w:p>
       <w:pPr>
-        <w:pStyle w:val="a"/>
+        <w:spacing w:after="80"/>
+        <w:ind w:left="403" w:hanging="403"/>
       </w:pPr>
       <w:r>
         <w:rPr>
           <w:b w:val="0"/>
           <w:i w:val="0"/>
         </w:rPr>
-        <w:t xml:space="preserve">Tajbakhsh, N., et al. (2016). Convolutional neural networks for medical image analysis: Full training or fine tuning? </w:t>
+        <w:t xml:space="preserve">32. Tajbakhsh, N., et al. (2016). Convolutional neural networks for medical image analysis: Full training or fine tuning? </w:t>
       </w:r>
       <w:r>
         <w:rPr>
@@ -14735,14 +14706,15 @@
     </w:p>
     <w:p>
       <w:pPr>
-        <w:pStyle w:val="a"/>
+        <w:spacing w:after="80"/>
+        <w:ind w:left="403" w:hanging="403"/>
       </w:pPr>
       <w:r>
         <w:rPr>
           <w:b w:val="0"/>
           <w:i w:val="0"/>
         </w:rPr>
-        <w:t xml:space="preserve">Wei, J., &amp; Zou, K. (2019). EDA: Easy data augmentation techniques for boosting performance on text classification tasks. </w:t>
+        <w:t xml:space="preserve">33. Wei, J., &amp; Zou, K. (2019). EDA: Easy data augmentation techniques for boosting performance on text classification tasks. </w:t>
       </w:r>
       <w:r>
         <w:rPr>
@@ -14761,14 +14733,15 @@
     </w:p>
     <w:p>
       <w:pPr>
-        <w:pStyle w:val="a"/>
+        <w:spacing w:after="80"/>
+        <w:ind w:left="403" w:hanging="403"/>
       </w:pPr>
       <w:r>
         <w:rPr>
           <w:b w:val="0"/>
           <w:i w:val="0"/>
         </w:rPr>
-        <w:t xml:space="preserve">Xuan, Z., et al. (2025). Internet celebrities' dual-identity and destination image construction. </w:t>
+        <w:t xml:space="preserve">34. Xuan, Z., et al. (2025). Internet celebrities' dual-identity and destination image construction. </w:t>
       </w:r>
       <w:r>
         <w:rPr>
@@ -14787,14 +14760,15 @@
     </w:p>
     <w:p>
       <w:pPr>
-        <w:pStyle w:val="a"/>
+        <w:spacing w:after="80"/>
+        <w:ind w:left="403" w:hanging="403"/>
       </w:pPr>
       <w:r>
         <w:rPr>
           <w:b w:val="0"/>
           <w:i w:val="0"/>
         </w:rPr>
-        <w:t xml:space="preserve">Zeng, X., et al. (2024). Does UGC commercialization discourage platform users' engagement? </w:t>
+        <w:t xml:space="preserve">35. Zeng, X., et al. (2024). Does UGC commercialization discourage platform users' engagement? </w:t>
       </w:r>
       <w:r>
         <w:rPr>
@@ -14813,14 +14787,15 @@
     </w:p>
     <w:p>
       <w:pPr>
-        <w:pStyle w:val="a"/>
+        <w:spacing w:after="80"/>
+        <w:ind w:left="403" w:hanging="403"/>
       </w:pPr>
       <w:r>
         <w:rPr>
           <w:b w:val="0"/>
           <w:i w:val="0"/>
         </w:rPr>
-        <w:t xml:space="preserve">Hsieh, H.-F., &amp; Shannon, S. E. (2005). Three approaches to qualitative content analysis. </w:t>
+        <w:t xml:space="preserve">36. Hsieh, H.-F., &amp; Shannon, S. E. (2005). Three approaches to qualitative content analysis. </w:t>
       </w:r>
       <w:r>
         <w:rPr>
@@ -14839,14 +14814,15 @@
     </w:p>
     <w:p>
       <w:pPr>
-        <w:pStyle w:val="a"/>
+        <w:spacing w:after="80"/>
+        <w:ind w:left="403" w:hanging="403"/>
       </w:pPr>
       <w:r>
         <w:rPr>
           <w:b w:val="0"/>
           <w:i w:val="0"/>
         </w:rPr>
-        <w:t xml:space="preserve">Horton, D., &amp; Wohl, R. R. (1956). Mass communication and para-social interaction: Observations on intimacy at a distance. </w:t>
+        <w:t xml:space="preserve">37. Horton, D., &amp; Wohl, R. R. (1956). Mass communication and para-social interaction: Observations on intimacy at a distance. </w:t>
       </w:r>
       <w:r>
         <w:rPr>
@@ -14865,14 +14841,15 @@
     </w:p>
     <w:p>
       <w:pPr>
-        <w:pStyle w:val="a"/>
+        <w:spacing w:after="80"/>
+        <w:ind w:left="403" w:hanging="403"/>
       </w:pPr>
       <w:r>
         <w:rPr>
           <w:b w:val="0"/>
           <w:i w:val="0"/>
         </w:rPr>
-        <w:t xml:space="preserve">Hovland, C. I., Janis, I. L., &amp; Kelley, H. H. (1953). </w:t>
+        <w:t xml:space="preserve">38. Hovland, C. I., Janis, I. L., &amp; Kelley, H. H. (1953). </w:t>
       </w:r>
       <w:r>
         <w:rPr>
@@ -14891,14 +14868,15 @@
     </w:p>
     <w:p>
       <w:pPr>
-        <w:pStyle w:val="a"/>
+        <w:spacing w:after="80"/>
+        <w:ind w:left="403" w:hanging="403"/>
       </w:pPr>
       <w:r>
         <w:rPr>
           <w:b w:val="0"/>
           <w:i w:val="0"/>
         </w:rPr>
-        <w:t xml:space="preserve">Hughes, C., Swaminathan, V., &amp; Brooks, G. (2019). Driving brand engagement through online social influencers: An empirical investigation of sponsored blogging campaigns. </w:t>
+        <w:t xml:space="preserve">39. Hughes, C., Swaminathan, V., &amp; Brooks, G. (2019). Driving brand engagement through online social influencers: An empirical investigation of sponsored blogging campaigns. </w:t>
       </w:r>
       <w:r>
         <w:rPr>
@@ -14917,14 +14895,15 @@
     </w:p>
     <w:p>
       <w:pPr>
-        <w:pStyle w:val="a"/>
+        <w:spacing w:after="80"/>
+        <w:ind w:left="403" w:hanging="403"/>
       </w:pPr>
       <w:r>
         <w:rPr>
           <w:b w:val="0"/>
           <w:i w:val="0"/>
         </w:rPr>
-        <w:t xml:space="preserve">Kress, G., &amp; van Leeuwen, T. (2006). </w:t>
+        <w:t xml:space="preserve">40. Kress, G., &amp; van Leeuwen, T. (2006). </w:t>
       </w:r>
       <w:r>
         <w:rPr>
@@ -14943,14 +14922,15 @@
     </w:p>
     <w:p>
       <w:pPr>
-        <w:pStyle w:val="a"/>
+        <w:spacing w:after="80"/>
+        <w:ind w:left="403" w:hanging="403"/>
       </w:pPr>
       <w:r>
         <w:rPr>
           <w:b w:val="0"/>
           <w:i w:val="0"/>
         </w:rPr>
-        <w:t xml:space="preserve">Rose, G. (2016). </w:t>
+        <w:t xml:space="preserve">41. Rose, G. (2016). </w:t>
       </w:r>
       <w:r>
         <w:rPr>
@@ -14969,14 +14949,15 @@
     </w:p>
     <w:p>
       <w:pPr>
-        <w:pStyle w:val="a"/>
+        <w:spacing w:after="80"/>
+        <w:ind w:left="403" w:hanging="403"/>
       </w:pPr>
       <w:r>
         <w:rPr>
           <w:b w:val="0"/>
           <w:i w:val="0"/>
         </w:rPr>
-        <w:t xml:space="preserve">Guerreiro, M., et al. (2024). The online destination image as portrayed by UGC on social media. </w:t>
+        <w:t xml:space="preserve">42. Guerreiro, M., et al. (2024). The online destination image as portrayed by UGC on social media. </w:t>
       </w:r>
       <w:r>
         <w:rPr>
@@ -14995,14 +14976,15 @@
     </w:p>
     <w:p>
       <w:pPr>
-        <w:pStyle w:val="a"/>
+        <w:spacing w:after="80"/>
+        <w:ind w:left="403" w:hanging="403"/>
       </w:pPr>
       <w:r>
         <w:rPr>
           <w:b w:val="0"/>
           <w:i w:val="0"/>
         </w:rPr>
-        <w:t xml:space="preserve">邓宁, 刘耀芳, 牛宇, 计卫星. (2019). 不同来源地旅游者对北京目的地形象感知差异——基于深度学习的Flickr图片分析. </w:t>
+        <w:t xml:space="preserve">43. 邓宁, 刘耀芳, 牛宇, 计卫星. (2019). 不同来源地旅游者对北京目的地形象感知差异——基于深度学习的Flickr图片分析. </w:t>
       </w:r>
       <w:r>
         <w:rPr>
@@ -15021,14 +15003,15 @@
     </w:p>
     <w:p>
       <w:pPr>
-        <w:pStyle w:val="a"/>
+        <w:spacing w:after="80"/>
+        <w:ind w:left="403" w:hanging="403"/>
       </w:pPr>
       <w:r>
         <w:rPr>
           <w:b w:val="0"/>
           <w:i w:val="0"/>
         </w:rPr>
-        <w:t xml:space="preserve">黄鸿业, 马燕, 邓沛程. (2025). 网红之谜：城市形象传播视角下微博旅游议题的情绪感染. </w:t>
+        <w:t xml:space="preserve">44. 黄鸿业, 马燕, 邓沛程. (2025). 网红之谜：城市形象传播视角下微博旅游议题的情绪感染. </w:t>
       </w:r>
       <w:r>
         <w:rPr>
@@ -15047,14 +15030,15 @@
     </w:p>
     <w:p>
       <w:pPr>
-        <w:pStyle w:val="a"/>
+        <w:spacing w:after="80"/>
+        <w:ind w:left="403" w:hanging="403"/>
       </w:pPr>
       <w:r>
         <w:rPr>
           <w:b w:val="0"/>
           <w:i w:val="0"/>
         </w:rPr>
-        <w:t xml:space="preserve">黄颖华, 黄福才. (2007). 旅游者感知价值模型、测度与实证研究. </w:t>
+        <w:t xml:space="preserve">45. 黄颖华, 黄福才. (2007). 旅游者感知价值模型、测度与实证研究. </w:t>
       </w:r>
       <w:r>
         <w:rPr>
@@ -15073,14 +15057,15 @@
     </w:p>
     <w:p>
       <w:pPr>
-        <w:pStyle w:val="a"/>
+        <w:spacing w:after="80"/>
+        <w:ind w:left="403" w:hanging="403"/>
       </w:pPr>
       <w:r>
         <w:rPr>
           <w:b w:val="0"/>
           <w:i w:val="0"/>
         </w:rPr>
-        <w:t xml:space="preserve">李春晓, 李辉, 刘艳筝, 梁赛. (2020). 多彩华夏：大数据视角的入境游客体验感知差异深描. </w:t>
+        <w:t xml:space="preserve">46. 李春晓, 李辉, 刘艳筝, 梁赛. (2020). 多彩华夏：大数据视角的入境游客体验感知差异深描. </w:t>
       </w:r>
       <w:r>
         <w:rPr>
@@ -15099,14 +15084,15 @@
     </w:p>
     <w:p>
       <w:pPr>
-        <w:pStyle w:val="a"/>
+        <w:spacing w:after="80"/>
+        <w:ind w:left="403" w:hanging="403"/>
       </w:pPr>
       <w:r>
         <w:rPr>
           <w:b w:val="0"/>
           <w:i w:val="0"/>
         </w:rPr>
-        <w:t xml:space="preserve">罗佳琦, 金贤珠, 黄松山, 冯学能. (2025). 深度学习技术在旅游研究中应用的发展与展望. </w:t>
+        <w:t xml:space="preserve">47. 罗佳琦, 金贤珠, 黄松山, 冯学能. (2025). 深度学习技术在旅游研究中应用的发展与展望. </w:t>
       </w:r>
       <w:r>
         <w:rPr>
@@ -15125,14 +15111,15 @@
     </w:p>
     <w:p>
       <w:pPr>
-        <w:pStyle w:val="a"/>
+        <w:spacing w:after="80"/>
+        <w:ind w:left="403" w:hanging="403"/>
       </w:pPr>
       <w:r>
         <w:rPr>
           <w:b w:val="0"/>
           <w:i w:val="0"/>
         </w:rPr>
-        <w:t xml:space="preserve">潘莉, 高雅雯, 李辉. (2026). 旅游图片大数据研究进展：演进、比较与展望. </w:t>
+        <w:t xml:space="preserve">48. 潘莉, 高雅雯, 李辉. (2026). 旅游图片大数据研究进展：演进、比较与展望. </w:t>
       </w:r>
       <w:r>
         <w:rPr>
@@ -15151,14 +15138,15 @@
     </w:p>
     <w:p>
       <w:pPr>
-        <w:pStyle w:val="a"/>
+        <w:spacing w:after="80"/>
+        <w:ind w:left="403" w:hanging="403"/>
       </w:pPr>
       <w:r>
         <w:rPr>
           <w:b w:val="0"/>
           <w:i w:val="0"/>
         </w:rPr>
-        <w:t xml:space="preserve">索志辉, 梁留科, 苏小燕, 买哲, 张佳莹. (2019). 游客体验视角下开封旅游目的地形象研究——基于网络评论的方法. </w:t>
+        <w:t xml:space="preserve">49. 索志辉, 梁留科, 苏小燕, 买哲, 张佳莹. (2019). 游客体验视角下开封旅游目的地形象研究——基于网络评论的方法. </w:t>
       </w:r>
       <w:r>
         <w:rPr>
@@ -15177,14 +15165,15 @@
     </w:p>
     <w:p>
       <w:pPr>
-        <w:pStyle w:val="a"/>
+        <w:spacing w:after="80"/>
+        <w:ind w:left="403" w:hanging="403"/>
       </w:pPr>
       <w:r>
         <w:rPr>
           <w:b w:val="0"/>
           <w:i w:val="0"/>
         </w:rPr>
-        <w:t xml:space="preserve">王楚涵, 张朝枝. (2026). 文化氛围视角下的文旅融合评测——基于大语言模型辅助内容分析. </w:t>
+        <w:t xml:space="preserve">50. 王楚涵, 张朝枝. (2026). 文化氛围视角下的文旅融合评测——基于大语言模型辅助内容分析. </w:t>
       </w:r>
       <w:r>
         <w:rPr>
@@ -15203,14 +15192,15 @@
     </w:p>
     <w:p>
       <w:pPr>
-        <w:pStyle w:val="a"/>
+        <w:spacing w:after="80"/>
+        <w:ind w:left="403" w:hanging="403"/>
       </w:pPr>
       <w:r>
         <w:rPr>
           <w:b w:val="0"/>
           <w:i w:val="0"/>
         </w:rPr>
-        <w:t xml:space="preserve">肖璐, 李桥兴, 陈怡梦, 沈加升, 张茜, 杨勇. (2024). 基于方面情感三元组抽取的游客评论大数据细粒度情感分析. </w:t>
+        <w:t xml:space="preserve">51. 肖璐, 李桥兴, 陈怡梦, 沈加升, 张茜, 杨勇. (2024). 基于方面情感三元组抽取的游客评论大数据细粒度情感分析. </w:t>
       </w:r>
       <w:r>
         <w:rPr>
@@ -15229,14 +15219,15 @@
     </w:p>
     <w:p>
       <w:pPr>
-        <w:pStyle w:val="a"/>
+        <w:spacing w:after="80"/>
+        <w:ind w:left="403" w:hanging="403"/>
       </w:pPr>
       <w:r>
         <w:rPr>
           <w:b w:val="0"/>
           <w:i w:val="0"/>
         </w:rPr>
-        <w:t xml:space="preserve">郑羽蘅, 赵磊. (2023). 跨文化视角下生态旅游地视觉表征与社会构建——以千岛湖生态功能区为例. </w:t>
+        <w:t xml:space="preserve">52. 郑羽蘅, 赵磊. (2023). 跨文化视角下生态旅游地视觉表征与社会构建——以千岛湖生态功能区为例. </w:t>
       </w:r>
       <w:r>
         <w:rPr>
@@ -15255,14 +15246,15 @@
     </w:p>
     <w:p>
       <w:pPr>
-        <w:pStyle w:val="a"/>
+        <w:spacing w:after="80"/>
+        <w:ind w:left="403" w:hanging="403"/>
       </w:pPr>
       <w:r>
         <w:rPr>
           <w:b w:val="0"/>
           <w:i w:val="0"/>
         </w:rPr>
-        <w:t xml:space="preserve">Campbell, J. L., Quincy, C., Osserman, J., &amp; Pedersen, O. K. (2013). Coding in-depth semistructured interviews: Problems of unitization and intercoder reliability and agreement. </w:t>
+        <w:t xml:space="preserve">53. Campbell, J. L., Quincy, C., Osserman, J., &amp; Pedersen, O. K. (2013). Coding in-depth semistructured interviews: Problems of unitization and intercoder reliability and agreement. </w:t>
       </w:r>
       <w:r>
         <w:rPr>
@@ -15281,14 +15273,15 @@
     </w:p>
     <w:p>
       <w:pPr>
-        <w:pStyle w:val="a"/>
+        <w:spacing w:after="80"/>
+        <w:ind w:left="403" w:hanging="403"/>
       </w:pPr>
       <w:r>
         <w:rPr>
           <w:b w:val="0"/>
           <w:i w:val="0"/>
         </w:rPr>
-        <w:t xml:space="preserve">O'Connor, C., &amp; Joffe, H. (2020). Intercoder reliability in qualitative research: Debates and practical guidelines. </w:t>
+        <w:t xml:space="preserve">54. O'Connor, C., &amp; Joffe, H. (2020). Intercoder reliability in qualitative research: Debates and practical guidelines. </w:t>
       </w:r>
       <w:r>
         <w:rPr>
@@ -15307,14 +15300,15 @@
     </w:p>
     <w:p>
       <w:pPr>
-        <w:pStyle w:val="a"/>
+        <w:spacing w:after="80"/>
+        <w:ind w:left="403" w:hanging="403"/>
       </w:pPr>
       <w:r>
         <w:rPr>
           <w:b w:val="0"/>
           <w:i w:val="0"/>
         </w:rPr>
-        <w:t xml:space="preserve">Passonneau, R. J. (2006). Measuring agreement on set-valued items (MASI) for semantic and pragmatic annotation. </w:t>
+        <w:t xml:space="preserve">55. Passonneau, R. J. (2006). Measuring agreement on set-valued items (MASI) for semantic and pragmatic annotation. </w:t>
       </w:r>
       <w:r>
         <w:rPr>
@@ -15374,14 +15368,14 @@
             </w:pPr>
             <w:r>
               <w:rPr>
-                <w:rFonts w:ascii="Songti SC" w:hAnsi="Songti SC" w:eastAsia="Songti SC"/>
+                <w:rFonts w:ascii="Arial Unicode MS" w:hAnsi="Arial Unicode MS" w:eastAsia="Arial Unicode MS"/>
                 <w:b/>
                 <w:sz w:val="17"/>
               </w:rPr>
             </w:r>
             <w:r>
               <w:rPr>
-                <w:rFonts w:ascii="Songti SC" w:hAnsi="Songti SC" w:eastAsia="Songti SC"/>
+                <w:rFonts w:ascii="Arial Unicode MS" w:hAnsi="Arial Unicode MS" w:eastAsia="Arial Unicode MS"/>
                 <w:b/>
                 <w:i w:val="0"/>
                 <w:sz w:val="17"/>
@@ -15403,14 +15397,14 @@
             </w:pPr>
             <w:r>
               <w:rPr>
-                <w:rFonts w:ascii="Songti SC" w:hAnsi="Songti SC" w:eastAsia="Songti SC"/>
+                <w:rFonts w:ascii="Arial Unicode MS" w:hAnsi="Arial Unicode MS" w:eastAsia="Arial Unicode MS"/>
                 <w:b/>
                 <w:sz w:val="17"/>
               </w:rPr>
             </w:r>
             <w:r>
               <w:rPr>
-                <w:rFonts w:ascii="Songti SC" w:hAnsi="Songti SC" w:eastAsia="Songti SC"/>
+                <w:rFonts w:ascii="Arial Unicode MS" w:hAnsi="Arial Unicode MS" w:eastAsia="Arial Unicode MS"/>
                 <w:b/>
                 <w:i w:val="0"/>
                 <w:sz w:val="17"/>
@@ -15432,14 +15426,14 @@
             </w:pPr>
             <w:r>
               <w:rPr>
-                <w:rFonts w:ascii="Songti SC" w:hAnsi="Songti SC" w:eastAsia="Songti SC"/>
+                <w:rFonts w:ascii="Arial Unicode MS" w:hAnsi="Arial Unicode MS" w:eastAsia="Arial Unicode MS"/>
                 <w:b/>
                 <w:sz w:val="17"/>
               </w:rPr>
             </w:r>
             <w:r>
               <w:rPr>
-                <w:rFonts w:ascii="Songti SC" w:hAnsi="Songti SC" w:eastAsia="Songti SC"/>
+                <w:rFonts w:ascii="Arial Unicode MS" w:hAnsi="Arial Unicode MS" w:eastAsia="Arial Unicode MS"/>
                 <w:b/>
                 <w:i w:val="0"/>
                 <w:sz w:val="17"/>
@@ -15465,13 +15459,13 @@
             </w:pPr>
             <w:r>
               <w:rPr>
-                <w:rFonts w:ascii="Songti SC" w:hAnsi="Songti SC" w:eastAsia="Songti SC"/>
-                <w:sz w:val="17"/>
-              </w:rPr>
-            </w:r>
-            <w:r>
-              <w:rPr>
-                <w:rFonts w:ascii="Songti SC" w:hAnsi="Songti SC" w:eastAsia="Songti SC"/>
+                <w:rFonts w:ascii="Arial Unicode MS" w:hAnsi="Arial Unicode MS" w:eastAsia="Arial Unicode MS"/>
+                <w:sz w:val="17"/>
+              </w:rPr>
+            </w:r>
+            <w:r>
+              <w:rPr>
+                <w:rFonts w:ascii="Arial Unicode MS" w:hAnsi="Arial Unicode MS" w:eastAsia="Arial Unicode MS"/>
                 <w:b w:val="0"/>
                 <w:i w:val="0"/>
                 <w:sz w:val="17"/>
@@ -15492,13 +15486,13 @@
             </w:pPr>
             <w:r>
               <w:rPr>
-                <w:rFonts w:ascii="Songti SC" w:hAnsi="Songti SC" w:eastAsia="Songti SC"/>
-                <w:sz w:val="17"/>
-              </w:rPr>
-            </w:r>
-            <w:r>
-              <w:rPr>
-                <w:rFonts w:ascii="Songti SC" w:hAnsi="Songti SC" w:eastAsia="Songti SC"/>
+                <w:rFonts w:ascii="Arial Unicode MS" w:hAnsi="Arial Unicode MS" w:eastAsia="Arial Unicode MS"/>
+                <w:sz w:val="17"/>
+              </w:rPr>
+            </w:r>
+            <w:r>
+              <w:rPr>
+                <w:rFonts w:ascii="Arial Unicode MS" w:hAnsi="Arial Unicode MS" w:eastAsia="Arial Unicode MS"/>
                 <w:b w:val="0"/>
                 <w:i w:val="0"/>
                 <w:sz w:val="17"/>
@@ -15519,13 +15513,13 @@
             </w:pPr>
             <w:r>
               <w:rPr>
-                <w:rFonts w:ascii="Songti SC" w:hAnsi="Songti SC" w:eastAsia="Songti SC"/>
-                <w:sz w:val="17"/>
-              </w:rPr>
-            </w:r>
-            <w:r>
-              <w:rPr>
-                <w:rFonts w:ascii="Songti SC" w:hAnsi="Songti SC" w:eastAsia="Songti SC"/>
+                <w:rFonts w:ascii="Arial Unicode MS" w:hAnsi="Arial Unicode MS" w:eastAsia="Arial Unicode MS"/>
+                <w:sz w:val="17"/>
+              </w:rPr>
+            </w:r>
+            <w:r>
+              <w:rPr>
+                <w:rFonts w:ascii="Arial Unicode MS" w:hAnsi="Arial Unicode MS" w:eastAsia="Arial Unicode MS"/>
                 <w:b w:val="0"/>
                 <w:i w:val="0"/>
                 <w:sz w:val="17"/>
@@ -15551,13 +15545,13 @@
             </w:pPr>
             <w:r>
               <w:rPr>
-                <w:rFonts w:ascii="Songti SC" w:hAnsi="Songti SC" w:eastAsia="Songti SC"/>
-                <w:sz w:val="17"/>
-              </w:rPr>
-            </w:r>
-            <w:r>
-              <w:rPr>
-                <w:rFonts w:ascii="Songti SC" w:hAnsi="Songti SC" w:eastAsia="Songti SC"/>
+                <w:rFonts w:ascii="Arial Unicode MS" w:hAnsi="Arial Unicode MS" w:eastAsia="Arial Unicode MS"/>
+                <w:sz w:val="17"/>
+              </w:rPr>
+            </w:r>
+            <w:r>
+              <w:rPr>
+                <w:rFonts w:ascii="Arial Unicode MS" w:hAnsi="Arial Unicode MS" w:eastAsia="Arial Unicode MS"/>
                 <w:b w:val="0"/>
                 <w:i w:val="0"/>
                 <w:sz w:val="17"/>
@@ -15578,13 +15572,13 @@
             </w:pPr>
             <w:r>
               <w:rPr>
-                <w:rFonts w:ascii="Songti SC" w:hAnsi="Songti SC" w:eastAsia="Songti SC"/>
-                <w:sz w:val="17"/>
-              </w:rPr>
-            </w:r>
-            <w:r>
-              <w:rPr>
-                <w:rFonts w:ascii="Songti SC" w:hAnsi="Songti SC" w:eastAsia="Songti SC"/>
+                <w:rFonts w:ascii="Arial Unicode MS" w:hAnsi="Arial Unicode MS" w:eastAsia="Arial Unicode MS"/>
+                <w:sz w:val="17"/>
+              </w:rPr>
+            </w:r>
+            <w:r>
+              <w:rPr>
+                <w:rFonts w:ascii="Arial Unicode MS" w:hAnsi="Arial Unicode MS" w:eastAsia="Arial Unicode MS"/>
                 <w:b w:val="0"/>
                 <w:i w:val="0"/>
                 <w:sz w:val="17"/>
@@ -15605,13 +15599,13 @@
             </w:pPr>
             <w:r>
               <w:rPr>
-                <w:rFonts w:ascii="Songti SC" w:hAnsi="Songti SC" w:eastAsia="Songti SC"/>
-                <w:sz w:val="17"/>
-              </w:rPr>
-            </w:r>
-            <w:r>
-              <w:rPr>
-                <w:rFonts w:ascii="Songti SC" w:hAnsi="Songti SC" w:eastAsia="Songti SC"/>
+                <w:rFonts w:ascii="Arial Unicode MS" w:hAnsi="Arial Unicode MS" w:eastAsia="Arial Unicode MS"/>
+                <w:sz w:val="17"/>
+              </w:rPr>
+            </w:r>
+            <w:r>
+              <w:rPr>
+                <w:rFonts w:ascii="Arial Unicode MS" w:hAnsi="Arial Unicode MS" w:eastAsia="Arial Unicode MS"/>
                 <w:b w:val="0"/>
                 <w:i w:val="0"/>
                 <w:sz w:val="17"/>
@@ -15637,13 +15631,13 @@
             </w:pPr>
             <w:r>
               <w:rPr>
-                <w:rFonts w:ascii="Songti SC" w:hAnsi="Songti SC" w:eastAsia="Songti SC"/>
-                <w:sz w:val="17"/>
-              </w:rPr>
-            </w:r>
-            <w:r>
-              <w:rPr>
-                <w:rFonts w:ascii="Songti SC" w:hAnsi="Songti SC" w:eastAsia="Songti SC"/>
+                <w:rFonts w:ascii="Arial Unicode MS" w:hAnsi="Arial Unicode MS" w:eastAsia="Arial Unicode MS"/>
+                <w:sz w:val="17"/>
+              </w:rPr>
+            </w:r>
+            <w:r>
+              <w:rPr>
+                <w:rFonts w:ascii="Arial Unicode MS" w:hAnsi="Arial Unicode MS" w:eastAsia="Arial Unicode MS"/>
                 <w:b w:val="0"/>
                 <w:i w:val="0"/>
                 <w:sz w:val="17"/>
@@ -15664,13 +15658,13 @@
             </w:pPr>
             <w:r>
               <w:rPr>
-                <w:rFonts w:ascii="Songti SC" w:hAnsi="Songti SC" w:eastAsia="Songti SC"/>
-                <w:sz w:val="17"/>
-              </w:rPr>
-            </w:r>
-            <w:r>
-              <w:rPr>
-                <w:rFonts w:ascii="Songti SC" w:hAnsi="Songti SC" w:eastAsia="Songti SC"/>
+                <w:rFonts w:ascii="Arial Unicode MS" w:hAnsi="Arial Unicode MS" w:eastAsia="Arial Unicode MS"/>
+                <w:sz w:val="17"/>
+              </w:rPr>
+            </w:r>
+            <w:r>
+              <w:rPr>
+                <w:rFonts w:ascii="Arial Unicode MS" w:hAnsi="Arial Unicode MS" w:eastAsia="Arial Unicode MS"/>
                 <w:b w:val="0"/>
                 <w:i w:val="0"/>
                 <w:sz w:val="17"/>
@@ -15691,13 +15685,13 @@
             </w:pPr>
             <w:r>
               <w:rPr>
-                <w:rFonts w:ascii="Songti SC" w:hAnsi="Songti SC" w:eastAsia="Songti SC"/>
-                <w:sz w:val="17"/>
-              </w:rPr>
-            </w:r>
-            <w:r>
-              <w:rPr>
-                <w:rFonts w:ascii="Songti SC" w:hAnsi="Songti SC" w:eastAsia="Songti SC"/>
+                <w:rFonts w:ascii="Arial Unicode MS" w:hAnsi="Arial Unicode MS" w:eastAsia="Arial Unicode MS"/>
+                <w:sz w:val="17"/>
+              </w:rPr>
+            </w:r>
+            <w:r>
+              <w:rPr>
+                <w:rFonts w:ascii="Arial Unicode MS" w:hAnsi="Arial Unicode MS" w:eastAsia="Arial Unicode MS"/>
                 <w:b w:val="0"/>
                 <w:i w:val="0"/>
                 <w:sz w:val="17"/>
@@ -15723,13 +15717,13 @@
             </w:pPr>
             <w:r>
               <w:rPr>
-                <w:rFonts w:ascii="Songti SC" w:hAnsi="Songti SC" w:eastAsia="Songti SC"/>
-                <w:sz w:val="17"/>
-              </w:rPr>
-            </w:r>
-            <w:r>
-              <w:rPr>
-                <w:rFonts w:ascii="Songti SC" w:hAnsi="Songti SC" w:eastAsia="Songti SC"/>
+                <w:rFonts w:ascii="Arial Unicode MS" w:hAnsi="Arial Unicode MS" w:eastAsia="Arial Unicode MS"/>
+                <w:sz w:val="17"/>
+              </w:rPr>
+            </w:r>
+            <w:r>
+              <w:rPr>
+                <w:rFonts w:ascii="Arial Unicode MS" w:hAnsi="Arial Unicode MS" w:eastAsia="Arial Unicode MS"/>
                 <w:b w:val="0"/>
                 <w:i w:val="0"/>
                 <w:sz w:val="17"/>
@@ -15750,13 +15744,13 @@
             </w:pPr>
             <w:r>
               <w:rPr>
-                <w:rFonts w:ascii="Songti SC" w:hAnsi="Songti SC" w:eastAsia="Songti SC"/>
-                <w:sz w:val="17"/>
-              </w:rPr>
-            </w:r>
-            <w:r>
-              <w:rPr>
-                <w:rFonts w:ascii="Songti SC" w:hAnsi="Songti SC" w:eastAsia="Songti SC"/>
+                <w:rFonts w:ascii="Arial Unicode MS" w:hAnsi="Arial Unicode MS" w:eastAsia="Arial Unicode MS"/>
+                <w:sz w:val="17"/>
+              </w:rPr>
+            </w:r>
+            <w:r>
+              <w:rPr>
+                <w:rFonts w:ascii="Arial Unicode MS" w:hAnsi="Arial Unicode MS" w:eastAsia="Arial Unicode MS"/>
                 <w:b w:val="0"/>
                 <w:i w:val="0"/>
                 <w:sz w:val="17"/>
@@ -15777,13 +15771,13 @@
             </w:pPr>
             <w:r>
               <w:rPr>
-                <w:rFonts w:ascii="Songti SC" w:hAnsi="Songti SC" w:eastAsia="Songti SC"/>
-                <w:sz w:val="17"/>
-              </w:rPr>
-            </w:r>
-            <w:r>
-              <w:rPr>
-                <w:rFonts w:ascii="Songti SC" w:hAnsi="Songti SC" w:eastAsia="Songti SC"/>
+                <w:rFonts w:ascii="Arial Unicode MS" w:hAnsi="Arial Unicode MS" w:eastAsia="Arial Unicode MS"/>
+                <w:sz w:val="17"/>
+              </w:rPr>
+            </w:r>
+            <w:r>
+              <w:rPr>
+                <w:rFonts w:ascii="Arial Unicode MS" w:hAnsi="Arial Unicode MS" w:eastAsia="Arial Unicode MS"/>
                 <w:b w:val="0"/>
                 <w:i w:val="0"/>
                 <w:sz w:val="17"/>
@@ -15809,13 +15803,13 @@
             </w:pPr>
             <w:r>
               <w:rPr>
-                <w:rFonts w:ascii="Songti SC" w:hAnsi="Songti SC" w:eastAsia="Songti SC"/>
-                <w:sz w:val="17"/>
-              </w:rPr>
-            </w:r>
-            <w:r>
-              <w:rPr>
-                <w:rFonts w:ascii="Songti SC" w:hAnsi="Songti SC" w:eastAsia="Songti SC"/>
+                <w:rFonts w:ascii="Arial Unicode MS" w:hAnsi="Arial Unicode MS" w:eastAsia="Arial Unicode MS"/>
+                <w:sz w:val="17"/>
+              </w:rPr>
+            </w:r>
+            <w:r>
+              <w:rPr>
+                <w:rFonts w:ascii="Arial Unicode MS" w:hAnsi="Arial Unicode MS" w:eastAsia="Arial Unicode MS"/>
                 <w:b w:val="0"/>
                 <w:i w:val="0"/>
                 <w:sz w:val="17"/>
@@ -15836,13 +15830,13 @@
             </w:pPr>
             <w:r>
               <w:rPr>
-                <w:rFonts w:ascii="Songti SC" w:hAnsi="Songti SC" w:eastAsia="Songti SC"/>
-                <w:sz w:val="17"/>
-              </w:rPr>
-            </w:r>
-            <w:r>
-              <w:rPr>
-                <w:rFonts w:ascii="Songti SC" w:hAnsi="Songti SC" w:eastAsia="Songti SC"/>
+                <w:rFonts w:ascii="Arial Unicode MS" w:hAnsi="Arial Unicode MS" w:eastAsia="Arial Unicode MS"/>
+                <w:sz w:val="17"/>
+              </w:rPr>
+            </w:r>
+            <w:r>
+              <w:rPr>
+                <w:rFonts w:ascii="Arial Unicode MS" w:hAnsi="Arial Unicode MS" w:eastAsia="Arial Unicode MS"/>
                 <w:b w:val="0"/>
                 <w:i w:val="0"/>
                 <w:sz w:val="17"/>
@@ -15863,13 +15857,13 @@
             </w:pPr>
             <w:r>
               <w:rPr>
-                <w:rFonts w:ascii="Songti SC" w:hAnsi="Songti SC" w:eastAsia="Songti SC"/>
-                <w:sz w:val="17"/>
-              </w:rPr>
-            </w:r>
-            <w:r>
-              <w:rPr>
-                <w:rFonts w:ascii="Songti SC" w:hAnsi="Songti SC" w:eastAsia="Songti SC"/>
+                <w:rFonts w:ascii="Arial Unicode MS" w:hAnsi="Arial Unicode MS" w:eastAsia="Arial Unicode MS"/>
+                <w:sz w:val="17"/>
+              </w:rPr>
+            </w:r>
+            <w:r>
+              <w:rPr>
+                <w:rFonts w:ascii="Arial Unicode MS" w:hAnsi="Arial Unicode MS" w:eastAsia="Arial Unicode MS"/>
                 <w:b w:val="0"/>
                 <w:i w:val="0"/>
                 <w:sz w:val="17"/>
@@ -15895,13 +15889,13 @@
             </w:pPr>
             <w:r>
               <w:rPr>
-                <w:rFonts w:ascii="Songti SC" w:hAnsi="Songti SC" w:eastAsia="Songti SC"/>
-                <w:sz w:val="17"/>
-              </w:rPr>
-            </w:r>
-            <w:r>
-              <w:rPr>
-                <w:rFonts w:ascii="Songti SC" w:hAnsi="Songti SC" w:eastAsia="Songti SC"/>
+                <w:rFonts w:ascii="Arial Unicode MS" w:hAnsi="Arial Unicode MS" w:eastAsia="Arial Unicode MS"/>
+                <w:sz w:val="17"/>
+              </w:rPr>
+            </w:r>
+            <w:r>
+              <w:rPr>
+                <w:rFonts w:ascii="Arial Unicode MS" w:hAnsi="Arial Unicode MS" w:eastAsia="Arial Unicode MS"/>
                 <w:b w:val="0"/>
                 <w:i w:val="0"/>
                 <w:sz w:val="17"/>
@@ -15922,13 +15916,13 @@
             </w:pPr>
             <w:r>
               <w:rPr>
-                <w:rFonts w:ascii="Songti SC" w:hAnsi="Songti SC" w:eastAsia="Songti SC"/>
-                <w:sz w:val="17"/>
-              </w:rPr>
-            </w:r>
-            <w:r>
-              <w:rPr>
-                <w:rFonts w:ascii="Songti SC" w:hAnsi="Songti SC" w:eastAsia="Songti SC"/>
+                <w:rFonts w:ascii="Arial Unicode MS" w:hAnsi="Arial Unicode MS" w:eastAsia="Arial Unicode MS"/>
+                <w:sz w:val="17"/>
+              </w:rPr>
+            </w:r>
+            <w:r>
+              <w:rPr>
+                <w:rFonts w:ascii="Arial Unicode MS" w:hAnsi="Arial Unicode MS" w:eastAsia="Arial Unicode MS"/>
                 <w:b w:val="0"/>
                 <w:i w:val="0"/>
                 <w:sz w:val="17"/>
@@ -15949,13 +15943,13 @@
             </w:pPr>
             <w:r>
               <w:rPr>
-                <w:rFonts w:ascii="Songti SC" w:hAnsi="Songti SC" w:eastAsia="Songti SC"/>
-                <w:sz w:val="17"/>
-              </w:rPr>
-            </w:r>
-            <w:r>
-              <w:rPr>
-                <w:rFonts w:ascii="Songti SC" w:hAnsi="Songti SC" w:eastAsia="Songti SC"/>
+                <w:rFonts w:ascii="Arial Unicode MS" w:hAnsi="Arial Unicode MS" w:eastAsia="Arial Unicode MS"/>
+                <w:sz w:val="17"/>
+              </w:rPr>
+            </w:r>
+            <w:r>
+              <w:rPr>
+                <w:rFonts w:ascii="Arial Unicode MS" w:hAnsi="Arial Unicode MS" w:eastAsia="Arial Unicode MS"/>
                 <w:b w:val="0"/>
                 <w:i w:val="0"/>
                 <w:sz w:val="17"/>
@@ -15981,13 +15975,13 @@
             </w:pPr>
             <w:r>
               <w:rPr>
-                <w:rFonts w:ascii="Songti SC" w:hAnsi="Songti SC" w:eastAsia="Songti SC"/>
-                <w:sz w:val="17"/>
-              </w:rPr>
-            </w:r>
-            <w:r>
-              <w:rPr>
-                <w:rFonts w:ascii="Songti SC" w:hAnsi="Songti SC" w:eastAsia="Songti SC"/>
+                <w:rFonts w:ascii="Arial Unicode MS" w:hAnsi="Arial Unicode MS" w:eastAsia="Arial Unicode MS"/>
+                <w:sz w:val="17"/>
+              </w:rPr>
+            </w:r>
+            <w:r>
+              <w:rPr>
+                <w:rFonts w:ascii="Arial Unicode MS" w:hAnsi="Arial Unicode MS" w:eastAsia="Arial Unicode MS"/>
                 <w:b w:val="0"/>
                 <w:i w:val="0"/>
                 <w:sz w:val="17"/>
@@ -16008,13 +16002,13 @@
             </w:pPr>
             <w:r>
               <w:rPr>
-                <w:rFonts w:ascii="Songti SC" w:hAnsi="Songti SC" w:eastAsia="Songti SC"/>
-                <w:sz w:val="17"/>
-              </w:rPr>
-            </w:r>
-            <w:r>
-              <w:rPr>
-                <w:rFonts w:ascii="Songti SC" w:hAnsi="Songti SC" w:eastAsia="Songti SC"/>
+                <w:rFonts w:ascii="Arial Unicode MS" w:hAnsi="Arial Unicode MS" w:eastAsia="Arial Unicode MS"/>
+                <w:sz w:val="17"/>
+              </w:rPr>
+            </w:r>
+            <w:r>
+              <w:rPr>
+                <w:rFonts w:ascii="Arial Unicode MS" w:hAnsi="Arial Unicode MS" w:eastAsia="Arial Unicode MS"/>
                 <w:b w:val="0"/>
                 <w:i w:val="0"/>
                 <w:sz w:val="17"/>
@@ -16035,13 +16029,13 @@
             </w:pPr>
             <w:r>
               <w:rPr>
-                <w:rFonts w:ascii="Songti SC" w:hAnsi="Songti SC" w:eastAsia="Songti SC"/>
-                <w:sz w:val="17"/>
-              </w:rPr>
-            </w:r>
-            <w:r>
-              <w:rPr>
-                <w:rFonts w:ascii="Songti SC" w:hAnsi="Songti SC" w:eastAsia="Songti SC"/>
+                <w:rFonts w:ascii="Arial Unicode MS" w:hAnsi="Arial Unicode MS" w:eastAsia="Arial Unicode MS"/>
+                <w:sz w:val="17"/>
+              </w:rPr>
+            </w:r>
+            <w:r>
+              <w:rPr>
+                <w:rFonts w:ascii="Arial Unicode MS" w:hAnsi="Arial Unicode MS" w:eastAsia="Arial Unicode MS"/>
                 <w:b w:val="0"/>
                 <w:i w:val="0"/>
                 <w:sz w:val="17"/>
@@ -16067,13 +16061,13 @@
             </w:pPr>
             <w:r>
               <w:rPr>
-                <w:rFonts w:ascii="Songti SC" w:hAnsi="Songti SC" w:eastAsia="Songti SC"/>
-                <w:sz w:val="17"/>
-              </w:rPr>
-            </w:r>
-            <w:r>
-              <w:rPr>
-                <w:rFonts w:ascii="Songti SC" w:hAnsi="Songti SC" w:eastAsia="Songti SC"/>
+                <w:rFonts w:ascii="Arial Unicode MS" w:hAnsi="Arial Unicode MS" w:eastAsia="Arial Unicode MS"/>
+                <w:sz w:val="17"/>
+              </w:rPr>
+            </w:r>
+            <w:r>
+              <w:rPr>
+                <w:rFonts w:ascii="Arial Unicode MS" w:hAnsi="Arial Unicode MS" w:eastAsia="Arial Unicode MS"/>
                 <w:b w:val="0"/>
                 <w:i w:val="0"/>
                 <w:sz w:val="17"/>
@@ -16094,13 +16088,13 @@
             </w:pPr>
             <w:r>
               <w:rPr>
-                <w:rFonts w:ascii="Songti SC" w:hAnsi="Songti SC" w:eastAsia="Songti SC"/>
-                <w:sz w:val="17"/>
-              </w:rPr>
-            </w:r>
-            <w:r>
-              <w:rPr>
-                <w:rFonts w:ascii="Songti SC" w:hAnsi="Songti SC" w:eastAsia="Songti SC"/>
+                <w:rFonts w:ascii="Arial Unicode MS" w:hAnsi="Arial Unicode MS" w:eastAsia="Arial Unicode MS"/>
+                <w:sz w:val="17"/>
+              </w:rPr>
+            </w:r>
+            <w:r>
+              <w:rPr>
+                <w:rFonts w:ascii="Arial Unicode MS" w:hAnsi="Arial Unicode MS" w:eastAsia="Arial Unicode MS"/>
                 <w:b w:val="0"/>
                 <w:i w:val="0"/>
                 <w:sz w:val="17"/>
@@ -16121,13 +16115,13 @@
             </w:pPr>
             <w:r>
               <w:rPr>
-                <w:rFonts w:ascii="Songti SC" w:hAnsi="Songti SC" w:eastAsia="Songti SC"/>
-                <w:sz w:val="17"/>
-              </w:rPr>
-            </w:r>
-            <w:r>
-              <w:rPr>
-                <w:rFonts w:ascii="Songti SC" w:hAnsi="Songti SC" w:eastAsia="Songti SC"/>
+                <w:rFonts w:ascii="Arial Unicode MS" w:hAnsi="Arial Unicode MS" w:eastAsia="Arial Unicode MS"/>
+                <w:sz w:val="17"/>
+              </w:rPr>
+            </w:r>
+            <w:r>
+              <w:rPr>
+                <w:rFonts w:ascii="Arial Unicode MS" w:hAnsi="Arial Unicode MS" w:eastAsia="Arial Unicode MS"/>
                 <w:b w:val="0"/>
                 <w:i w:val="0"/>
                 <w:sz w:val="17"/>
@@ -16153,13 +16147,13 @@
             </w:pPr>
             <w:r>
               <w:rPr>
-                <w:rFonts w:ascii="Songti SC" w:hAnsi="Songti SC" w:eastAsia="Songti SC"/>
-                <w:sz w:val="17"/>
-              </w:rPr>
-            </w:r>
-            <w:r>
-              <w:rPr>
-                <w:rFonts w:ascii="Songti SC" w:hAnsi="Songti SC" w:eastAsia="Songti SC"/>
+                <w:rFonts w:ascii="Arial Unicode MS" w:hAnsi="Arial Unicode MS" w:eastAsia="Arial Unicode MS"/>
+                <w:sz w:val="17"/>
+              </w:rPr>
+            </w:r>
+            <w:r>
+              <w:rPr>
+                <w:rFonts w:ascii="Arial Unicode MS" w:hAnsi="Arial Unicode MS" w:eastAsia="Arial Unicode MS"/>
                 <w:b w:val="0"/>
                 <w:i w:val="0"/>
                 <w:sz w:val="17"/>
@@ -16180,13 +16174,13 @@
             </w:pPr>
             <w:r>
               <w:rPr>
-                <w:rFonts w:ascii="Songti SC" w:hAnsi="Songti SC" w:eastAsia="Songti SC"/>
-                <w:sz w:val="17"/>
-              </w:rPr>
-            </w:r>
-            <w:r>
-              <w:rPr>
-                <w:rFonts w:ascii="Songti SC" w:hAnsi="Songti SC" w:eastAsia="Songti SC"/>
+                <w:rFonts w:ascii="Arial Unicode MS" w:hAnsi="Arial Unicode MS" w:eastAsia="Arial Unicode MS"/>
+                <w:sz w:val="17"/>
+              </w:rPr>
+            </w:r>
+            <w:r>
+              <w:rPr>
+                <w:rFonts w:ascii="Arial Unicode MS" w:hAnsi="Arial Unicode MS" w:eastAsia="Arial Unicode MS"/>
                 <w:b w:val="0"/>
                 <w:i w:val="0"/>
                 <w:sz w:val="17"/>
@@ -16207,18 +16201,104 @@
             </w:pPr>
             <w:r>
               <w:rPr>
-                <w:rFonts w:ascii="Songti SC" w:hAnsi="Songti SC" w:eastAsia="Songti SC"/>
-                <w:sz w:val="17"/>
-              </w:rPr>
-            </w:r>
-            <w:r>
-              <w:rPr>
-                <w:rFonts w:ascii="Songti SC" w:hAnsi="Songti SC" w:eastAsia="Songti SC"/>
+                <w:rFonts w:ascii="Arial Unicode MS" w:hAnsi="Arial Unicode MS" w:eastAsia="Arial Unicode MS"/>
+                <w:sz w:val="17"/>
+              </w:rPr>
+            </w:r>
+            <w:r>
+              <w:rPr>
+                <w:rFonts w:ascii="Arial Unicode MS" w:hAnsi="Arial Unicode MS" w:eastAsia="Arial Unicode MS"/>
                 <w:b w:val="0"/>
                 <w:i w:val="0"/>
                 <w:sz w:val="17"/>
               </w:rPr>
               <w:t>修正模型说明中的V2十个Layer 2亚类口径，并据此重建投稿目录的论文草稿DOCX；保持V2事件子类与分析汇总边界。</w:t>
+            </w:r>
+          </w:p>
+        </w:tc>
+      </w:tr>
+      <w:tr>
+        <w:trPr>
+          <w:cantSplit/>
+        </w:trPr>
+        <w:tc>
+          <w:tcPr>
+            <w:tcW w:type="dxa" w:w="2218"/>
+            <w:vAlign w:val="center"/>
+          </w:tcPr>
+          <w:p>
+            <w:pPr>
+              <w:spacing w:after="20" w:line="252" w:lineRule="auto"/>
+              <w:jc w:val="left"/>
+            </w:pPr>
+            <w:r>
+              <w:rPr>
+                <w:rFonts w:ascii="Arial Unicode MS" w:hAnsi="Arial Unicode MS" w:eastAsia="Arial Unicode MS"/>
+                <w:sz w:val="17"/>
+              </w:rPr>
+            </w:r>
+            <w:r>
+              <w:rPr>
+                <w:rFonts w:ascii="Arial Unicode MS" w:hAnsi="Arial Unicode MS" w:eastAsia="Arial Unicode MS"/>
+                <w:b w:val="0"/>
+                <w:i w:val="0"/>
+                <w:sz w:val="17"/>
+              </w:rPr>
+              <w:t>v3.11.0-alignment.1</w:t>
+            </w:r>
+          </w:p>
+        </w:tc>
+        <w:tc>
+          <w:tcPr>
+            <w:tcW w:type="dxa" w:w="1517"/>
+            <w:vAlign w:val="center"/>
+          </w:tcPr>
+          <w:p>
+            <w:pPr>
+              <w:spacing w:after="20" w:line="252" w:lineRule="auto"/>
+              <w:jc w:val="left"/>
+            </w:pPr>
+            <w:r>
+              <w:rPr>
+                <w:rFonts w:ascii="Arial Unicode MS" w:hAnsi="Arial Unicode MS" w:eastAsia="Arial Unicode MS"/>
+                <w:sz w:val="17"/>
+              </w:rPr>
+            </w:r>
+            <w:r>
+              <w:rPr>
+                <w:rFonts w:ascii="Arial Unicode MS" w:hAnsi="Arial Unicode MS" w:eastAsia="Arial Unicode MS"/>
+                <w:b w:val="0"/>
+                <w:i w:val="0"/>
+                <w:sz w:val="17"/>
+              </w:rPr>
+              <w:t>2026-08-22</w:t>
+            </w:r>
+          </w:p>
+        </w:tc>
+        <w:tc>
+          <w:tcPr>
+            <w:tcW w:type="dxa" w:w="4903"/>
+            <w:vAlign w:val="center"/>
+          </w:tcPr>
+          <w:p>
+            <w:pPr>
+              <w:spacing w:after="20" w:line="252" w:lineRule="auto"/>
+              <w:jc w:val="left"/>
+            </w:pPr>
+            <w:r>
+              <w:rPr>
+                <w:rFonts w:ascii="Arial Unicode MS" w:hAnsi="Arial Unicode MS" w:eastAsia="Arial Unicode MS"/>
+                <w:sz w:val="17"/>
+              </w:rPr>
+            </w:r>
+            <w:r>
+              <w:rPr>
+                <w:rFonts w:ascii="Arial Unicode MS" w:hAnsi="Arial Unicode MS" w:eastAsia="Arial Unicode MS"/>
+                <w:b w:val="0"/>
+                <w:i w:val="0"/>
+                <w:sz w:val="17"/>
+              </w:rPr>
+              <w:t>将现行12个大类按作者/帖子、文本、图像连续编号为V0—V11；字段和值域不变；投稿DOCX待本轮文档核验后重建。</w:t>
             </w:r>
           </w:p>
         </w:tc>
@@ -16232,7 +16312,7 @@
           <w:b w:val="0"/>
           <w:i/>
         </w:rPr>
-        <w:t>唯一上位标准：`docs/data-dictionary/编码表.md` v3.10.0；固定Excel编码簿内部模板2.4仅为下游执行镜像。文件名保持稳定，版本与迭代记录只写在文档内部。</w:t>
+        <w:t>唯一上位标准：`docs/data-dictionary/编码表.md` v3.11.0；固定Excel编码簿内部模板2.5仅为下游执行镜像。文件名保持稳定，版本与迭代记录只写在文档内部。</w:t>
       </w:r>
     </w:p>
     <w:sectPr>
@@ -16843,7 +16923,7 @@
       <w:ind w:firstLine="480"/>
     </w:pPr>
     <w:rPr>
-      <w:rFonts w:ascii="Songti SC" w:hAnsi="Songti SC" w:eastAsia="Songti SC"/>
+      <w:rFonts w:ascii="Arial Unicode MS" w:hAnsi="Arial Unicode MS" w:eastAsia="Arial Unicode MS"/>
       <w:sz w:val="24"/>
     </w:rPr>
   </w:style>
@@ -16863,7 +16943,7 @@
       <w:outlineLvl w:val="0"/>
     </w:pPr>
     <w:rPr>
-      <w:rFonts w:asciiTheme="majorHAnsi" w:eastAsiaTheme="majorEastAsia" w:hAnsiTheme="majorHAnsi" w:cstheme="majorBidi" w:ascii="Heiti SC" w:hAnsi="Heiti SC" w:eastAsia="Heiti SC"/>
+      <w:rFonts w:asciiTheme="majorHAnsi" w:eastAsiaTheme="majorEastAsia" w:hAnsiTheme="majorHAnsi" w:cstheme="majorBidi" w:ascii="Arial Unicode MS" w:hAnsi="Arial Unicode MS" w:eastAsia="Arial Unicode MS"/>
       <w:b/>
       <w:bCs/>
       <w:color w:val="000000"/>
@@ -16888,7 +16968,7 @@
       <w:outlineLvl w:val="1"/>
     </w:pPr>
     <w:rPr>
-      <w:rFonts w:asciiTheme="majorHAnsi" w:eastAsiaTheme="majorEastAsia" w:hAnsiTheme="majorHAnsi" w:cstheme="majorBidi" w:ascii="Heiti SC" w:hAnsi="Heiti SC" w:eastAsia="Heiti SC"/>
+      <w:rFonts w:asciiTheme="majorHAnsi" w:eastAsiaTheme="majorEastAsia" w:hAnsiTheme="majorHAnsi" w:cstheme="majorBidi" w:ascii="Arial Unicode MS" w:hAnsi="Arial Unicode MS" w:eastAsia="Arial Unicode MS"/>
       <w:b/>
       <w:bCs/>
       <w:color w:val="000000"/>
@@ -16913,7 +16993,7 @@
       <w:outlineLvl w:val="2"/>
     </w:pPr>
     <w:rPr>
-      <w:rFonts w:asciiTheme="majorHAnsi" w:eastAsiaTheme="majorEastAsia" w:hAnsiTheme="majorHAnsi" w:cstheme="majorBidi" w:ascii="Heiti SC" w:hAnsi="Heiti SC" w:eastAsia="Heiti SC"/>
+      <w:rFonts w:asciiTheme="majorHAnsi" w:eastAsiaTheme="majorEastAsia" w:hAnsiTheme="majorHAnsi" w:cstheme="majorBidi" w:ascii="Arial Unicode MS" w:hAnsi="Arial Unicode MS" w:eastAsia="Arial Unicode MS"/>
       <w:b/>
       <w:bCs/>
       <w:color w:val="000000"/>
@@ -17201,7 +17281,7 @@
       <w:jc w:val="center"/>
     </w:pPr>
     <w:rPr>
-      <w:rFonts w:asciiTheme="majorHAnsi" w:eastAsiaTheme="majorEastAsia" w:hAnsiTheme="majorHAnsi" w:cstheme="majorBidi" w:ascii="Heiti SC" w:hAnsi="Heiti SC" w:eastAsia="Heiti SC"/>
+      <w:rFonts w:asciiTheme="majorHAnsi" w:eastAsiaTheme="majorEastAsia" w:hAnsiTheme="majorHAnsi" w:cstheme="majorBidi" w:ascii="Arial Unicode MS" w:hAnsi="Arial Unicode MS" w:eastAsia="Arial Unicode MS"/>
       <w:b/>
       <w:color w:val="17365D" w:themeColor="text2" w:themeShade="BF"/>
       <w:spacing w:val="5"/>
@@ -17242,7 +17322,7 @@
       <w:jc w:val="center"/>
     </w:pPr>
     <w:rPr>
-      <w:rFonts w:asciiTheme="majorHAnsi" w:eastAsiaTheme="majorEastAsia" w:hAnsiTheme="majorHAnsi" w:cstheme="majorBidi" w:ascii="Songti SC" w:hAnsi="Songti SC" w:eastAsia="Songti SC"/>
+      <w:rFonts w:asciiTheme="majorHAnsi" w:eastAsiaTheme="majorEastAsia" w:hAnsiTheme="majorHAnsi" w:cstheme="majorBidi" w:ascii="Arial Unicode MS" w:hAnsi="Arial Unicode MS" w:eastAsia="Arial Unicode MS"/>
       <w:i/>
       <w:iCs/>
       <w:color w:val="4F81BD" w:themeColor="accent1"/>
@@ -17526,7 +17606,7 @@
       <w:ind w:left="461" w:right="216" w:firstLine="0"/>
     </w:pPr>
     <w:rPr>
-      <w:rFonts w:ascii="Songti SC" w:hAnsi="Songti SC" w:eastAsia="Songti SC"/>
+      <w:rFonts w:ascii="Arial Unicode MS" w:hAnsi="Arial Unicode MS" w:eastAsia="Arial Unicode MS"/>
       <w:i w:val="0"/>
       <w:iCs/>
       <w:color w:val="000000" w:themeColor="text1"/>
